--- a/deliverables/qc_gap_analysis/specs/QCSP_001_ImB/DOCX/QCSP_001_BSS-I_v.01_Blue_Sunset_Sherbet_Grade_I.docx
+++ b/deliverables/qc_gap_analysis/specs/QCSP_001_ImB/DOCX/QCSP_001_BSS-I_v.01_Blue_Sunset_Sherbet_Grade_I.docx
@@ -52,7 +52,7 @@
     </w:p>
     <w:p>
       <w:pPr>
-        <w:framePr w:w="6209" w:hRule="auto" w:wrap="none" w:vAnchor="page" w:hAnchor="page" w:x="2918" w:y="602"/>
+        <w:framePr w:w="6183" w:hRule="auto" w:wrap="none" w:vAnchor="page" w:hAnchor="page" w:x="2928" w:y="602"/>
         <w:spacing w:before="0" w:after="0" w:line="350" w:lineRule="exact"/>
         <w:ind w:left="0" w:right="0" w:firstLine="0"/>
         <w:jc w:val="left"/>
@@ -63,30 +63,16 @@
           <w:b w:val="0"/>
           <w:i w:val="0"/>
           <w:color w:val="16324F"/>
-          <w:spacing w:val="53"/>
           <w:kern w:val="0"/>
           <w:sz w:val="35"/>
           <w:szCs w:val="35"/>
         </w:rPr>
-        <w:t>PR</w:t>
-      </w:r>
-      <w:r>
-        <w:rPr>
-          <w:rFonts w:ascii="Orbitron ExtraBold" w:hAnsi="Orbitron ExtraBold" w:cs="Orbitron ExtraBold" w:eastAsia="Orbitron ExtraBold"/>
-          <w:b w:val="0"/>
-          <w:i w:val="0"/>
-          <w:color w:val="16324F"/>
-          <w:spacing w:val="52"/>
-          <w:kern w:val="0"/>
-          <w:sz w:val="35"/>
-          <w:szCs w:val="35"/>
-        </w:rPr>
-        <w:t>ODUCT SPECIFICATION</w:t>
+        <w:t>PRODUCT SPECIFICATION</w:t>
       </w:r>
     </w:p>
     <w:p>
       <w:pPr>
-        <w:framePr w:w="3504" w:hRule="auto" w:wrap="none" w:vAnchor="page" w:hAnchor="page" w:x="4276" w:y="1052"/>
+        <w:framePr w:w="3518" w:hRule="auto" w:wrap="none" w:vAnchor="page" w:hAnchor="page" w:x="4273" w:y="1052"/>
         <w:spacing w:before="0" w:after="0" w:line="140" w:lineRule="exact"/>
         <w:ind w:left="0" w:right="0" w:firstLine="0"/>
         <w:jc w:val="left"/>
@@ -97,30 +83,16 @@
           <w:b/>
           <w:i/>
           <w:color w:val="5A7391"/>
-          <w:spacing w:val="36"/>
           <w:kern w:val="0"/>
           <w:sz w:val="14"/>
           <w:szCs w:val="14"/>
         </w:rPr>
-        <w:t>СП</w:t>
-      </w:r>
-      <w:r>
-        <w:rPr>
-          <w:rFonts w:ascii="Montserrat" w:hAnsi="Montserrat" w:cs="Montserrat" w:eastAsia="Montserrat"/>
-          <w:b/>
-          <w:i/>
-          <w:color w:val="5A7391"/>
-          <w:spacing w:val="35"/>
-          <w:kern w:val="0"/>
-          <w:sz w:val="14"/>
-          <w:szCs w:val="14"/>
-        </w:rPr>
-        <w:t>ЕЦИФИКАЦИЈА НА ПРОИЗВОД</w:t>
+        <w:t>СПЕЦИФИКАЦИЈА НА ПРОИЗВОД</w:t>
       </w:r>
     </w:p>
     <w:p>
       <w:pPr>
-        <w:framePr w:w="5473" w:hRule="auto" w:wrap="none" w:vAnchor="page" w:hAnchor="page" w:x="3305" w:y="1620"/>
+        <w:framePr w:w="5495" w:hRule="auto" w:wrap="none" w:vAnchor="page" w:hAnchor="page" w:x="3292" w:y="1620"/>
         <w:spacing w:before="0" w:after="0" w:line="110" w:lineRule="exact"/>
         <w:ind w:left="0" w:right="0" w:firstLine="0"/>
         <w:jc w:val="left"/>
@@ -131,30 +103,16 @@
           <w:b w:val="0"/>
           <w:i/>
           <w:color w:val="5A7391"/>
-          <w:spacing w:val="14"/>
           <w:kern w:val="0"/>
           <w:sz w:val="11"/>
           <w:szCs w:val="11"/>
         </w:rPr>
-        <w:t>ИНТЕРМЕДИЕР БАЛК — СУВ ЦВЕТ ОД КАНАБИС ЗА МЕД</w:t>
-      </w:r>
-      <w:r>
-        <w:rPr>
-          <w:rFonts w:ascii="Montserrat Medium" w:hAnsi="Montserrat Medium" w:cs="Montserrat Medium" w:eastAsia="Montserrat Medium"/>
-          <w:b w:val="0"/>
-          <w:i/>
-          <w:color w:val="5A7391"/>
-          <w:spacing w:val="13"/>
-          <w:kern w:val="0"/>
-          <w:sz w:val="11"/>
-          <w:szCs w:val="11"/>
-        </w:rPr>
-        <w:t>ИЦИНСКА УПОТРЕБА</w:t>
+        <w:t>ИНТЕРМЕДИЕР БАЛК — СУВ ЦВЕТ ОД КАНАБИС ЗА МЕДИЦИНСКА УПОТРЕБА</w:t>
       </w:r>
     </w:p>
     <w:p>
       <w:pPr>
-        <w:framePr w:w="6294" w:hRule="auto" w:wrap="none" w:vAnchor="page" w:hAnchor="page" w:x="2887" w:y="1412"/>
+        <w:framePr w:w="6253" w:hRule="auto" w:wrap="none" w:vAnchor="page" w:hAnchor="page" w:x="2908" w:y="1412"/>
         <w:spacing w:before="0" w:after="0" w:line="140" w:lineRule="exact"/>
         <w:ind w:left="0" w:right="0" w:firstLine="0"/>
         <w:jc w:val="left"/>
@@ -165,30 +123,16 @@
           <w:b w:val="0"/>
           <w:i w:val="0"/>
           <w:color w:val="46617F"/>
-          <w:spacing w:val="24"/>
           <w:kern w:val="0"/>
           <w:sz w:val="14"/>
           <w:szCs w:val="14"/>
         </w:rPr>
-        <w:t>INTERMEDIATE BULK — DRY CANNABIS FLOWE</w:t>
-      </w:r>
-      <w:r>
-        <w:rPr>
-          <w:rFonts w:ascii="Montserrat SemiBold" w:hAnsi="Montserrat SemiBold" w:cs="Montserrat SemiBold" w:eastAsia="Montserrat SemiBold"/>
-          <w:b w:val="0"/>
-          <w:i w:val="0"/>
-          <w:color w:val="46617F"/>
-          <w:spacing w:val="23"/>
-          <w:kern w:val="0"/>
-          <w:sz w:val="14"/>
-          <w:szCs w:val="14"/>
-        </w:rPr>
-        <w:t>R FOR MEDICAL USE</w:t>
+        <w:t>INTERMEDIATE BULK — DRY CANNABIS FLOWER FOR MEDICAL USE</w:t>
       </w:r>
     </w:p>
     <w:p>
       <w:pPr>
-        <w:framePr w:w="5325" w:hRule="auto" w:wrap="none" w:vAnchor="page" w:hAnchor="page" w:x="916" w:y="2385"/>
+        <w:framePr w:w="5232" w:hRule="auto" w:wrap="none" w:vAnchor="page" w:hAnchor="page" w:x="911" w:y="2385"/>
         <w:spacing w:before="0" w:after="0" w:line="150" w:lineRule="exact"/>
         <w:ind w:left="0" w:right="0" w:firstLine="0"/>
         <w:jc w:val="left"/>
@@ -199,30 +143,16 @@
           <w:b w:val="0"/>
           <w:i w:val="0"/>
           <w:color w:val="173654"/>
-          <w:spacing w:val="3"/>
           <w:kern w:val="0"/>
           <w:sz w:val="15"/>
           <w:szCs w:val="15"/>
         </w:rPr>
-        <w:t>CULTIVAR &amp; G</w:t>
-      </w:r>
-      <w:r>
-        <w:rPr>
-          <w:rFonts w:ascii="Orbitron ExtraBold" w:hAnsi="Orbitron ExtraBold" w:cs="Orbitron ExtraBold" w:eastAsia="Orbitron ExtraBold"/>
-          <w:b w:val="0"/>
-          <w:i w:val="0"/>
-          <w:color w:val="173654"/>
-          <w:spacing w:val="2"/>
-          <w:kern w:val="0"/>
-          <w:sz w:val="15"/>
-          <w:szCs w:val="15"/>
-        </w:rPr>
-        <w:t>ENERAL PRODUCT SPECIFICATION SUMMARY</w:t>
+        <w:t>CULTIVAR &amp; GENERAL PRODUCT SPECIFICATION SUMMARY</w:t>
       </w:r>
     </w:p>
     <w:p>
       <w:pPr>
-        <w:framePr w:w="5690" w:hRule="auto" w:wrap="none" w:vAnchor="page" w:hAnchor="page" w:x="1508" w:y="2912"/>
+        <w:framePr w:w="5697" w:hRule="auto" w:wrap="none" w:vAnchor="page" w:hAnchor="page" w:x="1484" w:y="2912"/>
         <w:spacing w:before="0" w:after="0" w:line="390" w:lineRule="exact"/>
         <w:ind w:left="0" w:right="0" w:firstLine="0"/>
         <w:jc w:val="left"/>
@@ -233,30 +163,16 @@
           <w:b/>
           <w:i w:val="0"/>
           <w:color w:val="1B3A5C"/>
-          <w:spacing w:val="5"/>
           <w:kern w:val="0"/>
           <w:sz w:val="39"/>
           <w:szCs w:val="39"/>
         </w:rPr>
-        <w:t>BLUE SUNS</w:t>
-      </w:r>
-      <w:r>
-        <w:rPr>
-          <w:rFonts w:ascii="Orbitron" w:hAnsi="Orbitron" w:cs="Orbitron" w:eastAsia="Orbitron"/>
-          <w:b/>
-          <w:i w:val="0"/>
-          <w:color w:val="1B3A5C"/>
-          <w:spacing w:val="4"/>
-          <w:kern w:val="0"/>
-          <w:sz w:val="39"/>
-          <w:szCs w:val="39"/>
-        </w:rPr>
-        <w:t>ET SHERBET</w:t>
+        <w:t>BLUE SUNSET SHERBET</w:t>
       </w:r>
     </w:p>
     <w:p>
       <w:pPr>
-        <w:framePr w:w="1842" w:hRule="auto" w:wrap="none" w:vAnchor="page" w:hAnchor="page" w:x="7673" w:y="2912"/>
+        <w:framePr w:w="1864" w:hRule="auto" w:wrap="none" w:vAnchor="page" w:hAnchor="page" w:x="7660" w:y="2912"/>
         <w:spacing w:before="0" w:after="0" w:line="390" w:lineRule="exact"/>
         <w:ind w:left="0" w:right="0" w:firstLine="0"/>
         <w:jc w:val="left"/>
@@ -267,30 +183,36 @@
           <w:b/>
           <w:i w:val="0"/>
           <w:color w:val="7A5C1E"/>
-          <w:spacing w:val="8"/>
           <w:kern w:val="0"/>
           <w:sz w:val="39"/>
           <w:szCs w:val="39"/>
         </w:rPr>
-        <w:t>28.</w:t>
-      </w:r>
-      <w:r>
-        <w:rPr>
-          <w:rFonts w:ascii="Orbitron" w:hAnsi="Orbitron" w:cs="Orbitron" w:eastAsia="Orbitron"/>
-          <w:b/>
-          <w:i w:val="0"/>
-          <w:color w:val="7A5C1E"/>
-          <w:spacing w:val="7"/>
-          <w:kern w:val="0"/>
-          <w:sz w:val="39"/>
-          <w:szCs w:val="39"/>
-        </w:rPr>
-        <w:t>00%</w:t>
+        <w:t>28.00%</w:t>
       </w:r>
     </w:p>
     <w:p>
       <w:pPr>
-        <w:framePr w:w="749" w:hRule="auto" w:wrap="none" w:vAnchor="page" w:hAnchor="page" w:x="9684" w:y="3070"/>
+        <w:framePr w:w="152" w:hRule="auto" w:wrap="none" w:vAnchor="page" w:hAnchor="page" w:x="9580" w:y="3098"/>
+        <w:spacing w:before="0" w:after="0" w:line="200" w:lineRule="exact"/>
+        <w:ind w:left="0" w:right="0" w:firstLine="0"/>
+        <w:jc w:val="left"/>
+      </w:pPr>
+      <w:r>
+        <w:rPr>
+          <w:rFonts w:ascii="Montserrat" w:hAnsi="Montserrat" w:cs="Montserrat" w:eastAsia="Montserrat"/>
+          <w:b w:val="0"/>
+          <w:i w:val="0"/>
+          <w:color w:val="1B3A5C"/>
+          <w:kern w:val="0"/>
+          <w:sz w:val="20"/>
+          <w:szCs w:val="20"/>
+        </w:rPr>
+        <w:t>±</w:t>
+      </w:r>
+    </w:p>
+    <w:p>
+      <w:pPr>
+        <w:framePr w:w="761" w:hRule="auto" w:wrap="none" w:vAnchor="page" w:hAnchor="page" w:x="9689" w:y="3070"/>
         <w:spacing w:before="0" w:after="0" w:line="200" w:lineRule="exact"/>
         <w:ind w:left="0" w:right="0" w:firstLine="0"/>
         <w:jc w:val="left"/>
@@ -301,7 +223,6 @@
           <w:b w:val="0"/>
           <w:i w:val="0"/>
           <w:color w:val="1B3A5C"/>
-          <w:spacing w:val="1"/>
           <w:kern w:val="0"/>
           <w:sz w:val="20"/>
           <w:szCs w:val="20"/>
@@ -311,41 +232,7 @@
     </w:p>
     <w:p>
       <w:pPr>
-        <w:framePr w:w="518" w:hRule="auto" w:wrap="none" w:vAnchor="page" w:hAnchor="page" w:x="2012" w:y="3692"/>
-        <w:spacing w:before="0" w:after="0" w:line="110" w:lineRule="exact"/>
-        <w:ind w:left="0" w:right="0" w:firstLine="0"/>
-        <w:jc w:val="left"/>
-      </w:pPr>
-      <w:r>
-        <w:rPr>
-          <w:rFonts w:ascii="Roboto Mono SemiBold" w:hAnsi="Roboto Mono SemiBold" w:cs="Roboto Mono SemiBold" w:eastAsia="Roboto Mono SemiBold"/>
-          <w:b w:val="0"/>
-          <w:i w:val="0"/>
-          <w:color w:val="FFFFFF"/>
-          <w:spacing w:val="3"/>
-          <w:kern w:val="0"/>
-          <w:sz w:val="11"/>
-          <w:szCs w:val="11"/>
-        </w:rPr>
-        <w:t xml:space="preserve"> HYB</w:t>
-      </w:r>
-      <w:r>
-        <w:rPr>
-          <w:rFonts w:ascii="Roboto Mono SemiBold" w:hAnsi="Roboto Mono SemiBold" w:cs="Roboto Mono SemiBold" w:eastAsia="Roboto Mono SemiBold"/>
-          <w:b w:val="0"/>
-          <w:i w:val="0"/>
-          <w:color w:val="FFFFFF"/>
-          <w:spacing w:val="2"/>
-          <w:kern w:val="0"/>
-          <w:sz w:val="11"/>
-          <w:szCs w:val="11"/>
-        </w:rPr>
-        <w:t>RID</w:t>
-      </w:r>
-    </w:p>
-    <w:p>
-      <w:pPr>
-        <w:framePr w:w="518" w:hRule="auto" w:wrap="none" w:vAnchor="page" w:hAnchor="page" w:x="2012" w:y="3677"/>
+        <w:framePr w:w="484" w:hRule="auto" w:wrap="none" w:vAnchor="page" w:hAnchor="page" w:x="2030" w:y="3677"/>
         <w:spacing w:before="0" w:after="0" w:line="110" w:lineRule="exact"/>
         <w:ind w:left="0" w:right="0" w:firstLine="0"/>
         <w:jc w:val="left"/>
@@ -356,64 +243,36 @@
           <w:b w:val="0"/>
           <w:i w:val="0"/>
           <w:color w:val="93A6B8"/>
-          <w:spacing w:val="3"/>
           <w:kern w:val="0"/>
           <w:sz w:val="11"/>
           <w:szCs w:val="11"/>
         </w:rPr>
-        <w:t xml:space="preserve"> HYB</w:t>
+        <w:t xml:space="preserve"> HYBRID</w:t>
       </w:r>
+    </w:p>
+    <w:p>
+      <w:pPr>
+        <w:framePr w:w="484" w:hRule="auto" w:wrap="none" w:vAnchor="page" w:hAnchor="page" w:x="2030" w:y="3902"/>
+        <w:spacing w:before="0" w:after="0" w:line="110" w:lineRule="exact"/>
+        <w:ind w:left="0" w:right="0" w:firstLine="0"/>
+        <w:jc w:val="left"/>
+      </w:pPr>
       <w:r>
         <w:rPr>
           <w:rFonts w:ascii="Roboto Mono SemiBold" w:hAnsi="Roboto Mono SemiBold" w:cs="Roboto Mono SemiBold" w:eastAsia="Roboto Mono SemiBold"/>
           <w:b w:val="0"/>
           <w:i w:val="0"/>
           <w:color w:val="93A6B8"/>
-          <w:spacing w:val="2"/>
           <w:kern w:val="0"/>
           <w:sz w:val="11"/>
           <w:szCs w:val="11"/>
         </w:rPr>
-        <w:t>RID</w:t>
+        <w:t xml:space="preserve"> INDICA</w:t>
       </w:r>
     </w:p>
     <w:p>
       <w:pPr>
-        <w:framePr w:w="518" w:hRule="auto" w:wrap="none" w:vAnchor="page" w:hAnchor="page" w:x="2012" w:y="3917"/>
-        <w:spacing w:before="0" w:after="0" w:line="110" w:lineRule="exact"/>
-        <w:ind w:left="0" w:right="0" w:firstLine="0"/>
-        <w:jc w:val="left"/>
-      </w:pPr>
-      <w:r>
-        <w:rPr>
-          <w:rFonts w:ascii="Roboto Mono SemiBold" w:hAnsi="Roboto Mono SemiBold" w:cs="Roboto Mono SemiBold" w:eastAsia="Roboto Mono SemiBold"/>
-          <w:b w:val="0"/>
-          <w:i w:val="0"/>
-          <w:color w:val="FFFFFF"/>
-          <w:spacing w:val="3"/>
-          <w:kern w:val="0"/>
-          <w:sz w:val="11"/>
-          <w:szCs w:val="11"/>
-        </w:rPr>
-        <w:t xml:space="preserve"> IND</w:t>
-      </w:r>
-      <w:r>
-        <w:rPr>
-          <w:rFonts w:ascii="Roboto Mono SemiBold" w:hAnsi="Roboto Mono SemiBold" w:cs="Roboto Mono SemiBold" w:eastAsia="Roboto Mono SemiBold"/>
-          <w:b w:val="0"/>
-          <w:i w:val="0"/>
-          <w:color w:val="FFFFFF"/>
-          <w:spacing w:val="2"/>
-          <w:kern w:val="0"/>
-          <w:sz w:val="11"/>
-          <w:szCs w:val="11"/>
-        </w:rPr>
-        <w:t>ICA</w:t>
-      </w:r>
-    </w:p>
-    <w:p>
-      <w:pPr>
-        <w:framePr w:w="518" w:hRule="auto" w:wrap="none" w:vAnchor="page" w:hAnchor="page" w:x="2012" w:y="3902"/>
+        <w:framePr w:w="484" w:hRule="auto" w:wrap="none" w:vAnchor="page" w:hAnchor="page" w:x="3146" w:y="3902"/>
         <w:spacing w:before="0" w:after="0" w:line="110" w:lineRule="exact"/>
         <w:ind w:left="0" w:right="0" w:firstLine="0"/>
         <w:jc w:val="left"/>
@@ -424,64 +283,36 @@
           <w:b w:val="0"/>
           <w:i w:val="0"/>
           <w:color w:val="93A6B8"/>
-          <w:spacing w:val="3"/>
           <w:kern w:val="0"/>
           <w:sz w:val="11"/>
           <w:szCs w:val="11"/>
         </w:rPr>
-        <w:t xml:space="preserve"> IND</w:t>
+        <w:t xml:space="preserve"> SATIVA</w:t>
       </w:r>
+    </w:p>
+    <w:p>
+      <w:pPr>
+        <w:framePr w:w="295" w:hRule="auto" w:wrap="none" w:vAnchor="page" w:hAnchor="page" w:x="7010" w:y="3677"/>
+        <w:spacing w:before="0" w:after="0" w:line="110" w:lineRule="exact"/>
+        <w:ind w:left="0" w:right="0" w:firstLine="0"/>
+        <w:jc w:val="left"/>
+      </w:pPr>
       <w:r>
         <w:rPr>
           <w:rFonts w:ascii="Roboto Mono SemiBold" w:hAnsi="Roboto Mono SemiBold" w:cs="Roboto Mono SemiBold" w:eastAsia="Roboto Mono SemiBold"/>
           <w:b w:val="0"/>
           <w:i w:val="0"/>
           <w:color w:val="93A6B8"/>
-          <w:spacing w:val="2"/>
           <w:kern w:val="0"/>
           <w:sz w:val="11"/>
           <w:szCs w:val="11"/>
         </w:rPr>
-        <w:t>ICA</w:t>
+        <w:t xml:space="preserve"> THC</w:t>
       </w:r>
     </w:p>
     <w:p>
       <w:pPr>
-        <w:framePr w:w="518" w:hRule="auto" w:wrap="none" w:vAnchor="page" w:hAnchor="page" w:x="2945" w:y="3917"/>
-        <w:spacing w:before="0" w:after="0" w:line="110" w:lineRule="exact"/>
-        <w:ind w:left="0" w:right="0" w:firstLine="0"/>
-        <w:jc w:val="left"/>
-      </w:pPr>
-      <w:r>
-        <w:rPr>
-          <w:rFonts w:ascii="Roboto Mono SemiBold" w:hAnsi="Roboto Mono SemiBold" w:cs="Roboto Mono SemiBold" w:eastAsia="Roboto Mono SemiBold"/>
-          <w:b w:val="0"/>
-          <w:i w:val="0"/>
-          <w:color w:val="FFFFFF"/>
-          <w:spacing w:val="3"/>
-          <w:kern w:val="0"/>
-          <w:sz w:val="11"/>
-          <w:szCs w:val="11"/>
-        </w:rPr>
-        <w:t xml:space="preserve"> SAT</w:t>
-      </w:r>
-      <w:r>
-        <w:rPr>
-          <w:rFonts w:ascii="Roboto Mono SemiBold" w:hAnsi="Roboto Mono SemiBold" w:cs="Roboto Mono SemiBold" w:eastAsia="Roboto Mono SemiBold"/>
-          <w:b w:val="0"/>
-          <w:i w:val="0"/>
-          <w:color w:val="FFFFFF"/>
-          <w:spacing w:val="2"/>
-          <w:kern w:val="0"/>
-          <w:sz w:val="11"/>
-          <w:szCs w:val="11"/>
-        </w:rPr>
-        <w:t>IVA</w:t>
-      </w:r>
-    </w:p>
-    <w:p>
-      <w:pPr>
-        <w:framePr w:w="518" w:hRule="auto" w:wrap="none" w:vAnchor="page" w:hAnchor="page" w:x="2945" w:y="3902"/>
+        <w:framePr w:w="295" w:hRule="auto" w:wrap="none" w:vAnchor="page" w:hAnchor="page" w:x="7010" w:y="3887"/>
         <w:spacing w:before="0" w:after="0" w:line="110" w:lineRule="exact"/>
         <w:ind w:left="0" w:right="0" w:firstLine="0"/>
         <w:jc w:val="left"/>
@@ -492,64 +323,36 @@
           <w:b w:val="0"/>
           <w:i w:val="0"/>
           <w:color w:val="93A6B8"/>
-          <w:spacing w:val="3"/>
           <w:kern w:val="0"/>
           <w:sz w:val="11"/>
           <w:szCs w:val="11"/>
         </w:rPr>
-        <w:t xml:space="preserve"> SAT</w:t>
+        <w:t xml:space="preserve"> CBD</w:t>
       </w:r>
+    </w:p>
+    <w:p>
+      <w:pPr>
+        <w:framePr w:w="547" w:hRule="auto" w:wrap="none" w:vAnchor="page" w:hAnchor="page" w:x="10709" w:y="3677"/>
+        <w:spacing w:before="0" w:after="0" w:line="110" w:lineRule="exact"/>
+        <w:ind w:left="0" w:right="0" w:firstLine="0"/>
+        <w:jc w:val="left"/>
+      </w:pPr>
       <w:r>
         <w:rPr>
           <w:rFonts w:ascii="Roboto Mono SemiBold" w:hAnsi="Roboto Mono SemiBold" w:cs="Roboto Mono SemiBold" w:eastAsia="Roboto Mono SemiBold"/>
           <w:b w:val="0"/>
           <w:i w:val="0"/>
           <w:color w:val="93A6B8"/>
-          <w:spacing w:val="2"/>
           <w:kern w:val="0"/>
           <w:sz w:val="11"/>
           <w:szCs w:val="11"/>
         </w:rPr>
-        <w:t>IVA</w:t>
+        <w:t xml:space="preserve"> MACHINE</w:t>
       </w:r>
     </w:p>
     <w:p>
       <w:pPr>
-        <w:framePr w:w="312" w:hRule="auto" w:wrap="none" w:vAnchor="page" w:hAnchor="page" w:x="6888" w:y="3692"/>
-        <w:spacing w:before="0" w:after="0" w:line="110" w:lineRule="exact"/>
-        <w:ind w:left="0" w:right="0" w:firstLine="0"/>
-        <w:jc w:val="left"/>
-      </w:pPr>
-      <w:r>
-        <w:rPr>
-          <w:rFonts w:ascii="Roboto Mono SemiBold" w:hAnsi="Roboto Mono SemiBold" w:cs="Roboto Mono SemiBold" w:eastAsia="Roboto Mono SemiBold"/>
-          <w:b w:val="0"/>
-          <w:i w:val="0"/>
-          <w:color w:val="FFFFFF"/>
-          <w:spacing w:val="3"/>
-          <w:kern w:val="0"/>
-          <w:sz w:val="11"/>
-          <w:szCs w:val="11"/>
-        </w:rPr>
-        <w:t xml:space="preserve"> T</w:t>
-      </w:r>
-      <w:r>
-        <w:rPr>
-          <w:rFonts w:ascii="Roboto Mono SemiBold" w:hAnsi="Roboto Mono SemiBold" w:cs="Roboto Mono SemiBold" w:eastAsia="Roboto Mono SemiBold"/>
-          <w:b w:val="0"/>
-          <w:i w:val="0"/>
-          <w:color w:val="FFFFFF"/>
-          <w:spacing w:val="2"/>
-          <w:kern w:val="0"/>
-          <w:sz w:val="11"/>
-          <w:szCs w:val="11"/>
-        </w:rPr>
-        <w:t>HC</w:t>
-      </w:r>
-    </w:p>
-    <w:p>
-      <w:pPr>
-        <w:framePr w:w="312" w:hRule="auto" w:wrap="none" w:vAnchor="page" w:hAnchor="page" w:x="6888" w:y="3677"/>
+        <w:framePr w:w="358" w:hRule="auto" w:wrap="none" w:vAnchor="page" w:hAnchor="page" w:x="10803" w:y="3887"/>
         <w:spacing w:before="0" w:after="0" w:line="110" w:lineRule="exact"/>
         <w:ind w:left="0" w:right="0" w:firstLine="0"/>
         <w:jc w:val="left"/>
@@ -560,234 +363,96 @@
           <w:b w:val="0"/>
           <w:i w:val="0"/>
           <w:color w:val="93A6B8"/>
-          <w:spacing w:val="3"/>
           <w:kern w:val="0"/>
           <w:sz w:val="11"/>
           <w:szCs w:val="11"/>
         </w:rPr>
-        <w:t xml:space="preserve"> T</w:t>
+        <w:t xml:space="preserve"> HAND</w:t>
       </w:r>
+    </w:p>
+    <w:p>
+      <w:pPr>
+        <w:framePr w:w="1039" w:hRule="auto" w:wrap="none" w:vAnchor="page" w:hAnchor="page" w:x="576" w:y="3737"/>
+        <w:spacing w:before="0" w:after="0" w:line="130" w:lineRule="exact"/>
+        <w:ind w:left="0" w:right="0" w:firstLine="0"/>
+        <w:jc w:val="left"/>
+      </w:pPr>
+      <w:r>
+        <w:rPr>
+          <w:rFonts w:ascii="Orbitron" w:hAnsi="Orbitron" w:cs="Orbitron" w:eastAsia="Orbitron"/>
+          <w:b/>
+          <w:i w:val="0"/>
+          <w:color w:val="7A5C1E"/>
+          <w:kern w:val="0"/>
+          <w:sz w:val="13"/>
+          <w:szCs w:val="13"/>
+        </w:rPr>
+        <w:t>PHENOTYPE</w:t>
+      </w:r>
+    </w:p>
+    <w:p>
+      <w:pPr>
+        <w:framePr w:w="652" w:hRule="auto" w:wrap="none" w:vAnchor="page" w:hAnchor="page" w:x="576" w:y="3870"/>
+        <w:spacing w:before="0" w:after="0" w:line="110" w:lineRule="exact"/>
+        <w:ind w:left="0" w:right="0" w:firstLine="0"/>
+        <w:jc w:val="left"/>
+      </w:pPr>
+      <w:r>
+        <w:rPr>
+          <w:rFonts w:ascii="Montserrat" w:hAnsi="Montserrat" w:cs="Montserrat" w:eastAsia="Montserrat"/>
+          <w:b w:val="0"/>
+          <w:i/>
+          <w:color w:val="4E5E74"/>
+          <w:kern w:val="0"/>
+          <w:sz w:val="11"/>
+          <w:szCs w:val="11"/>
+        </w:rPr>
+        <w:t>ФЕНОТИП</w:t>
+      </w:r>
+    </w:p>
+    <w:p>
+      <w:pPr>
+        <w:framePr w:w="598" w:hRule="auto" w:wrap="none" w:vAnchor="page" w:hAnchor="page" w:x="2516" w:y="3678"/>
+        <w:spacing w:before="0" w:after="0" w:line="90" w:lineRule="exact"/>
+        <w:ind w:left="0" w:right="0" w:firstLine="0"/>
+        <w:jc w:val="left"/>
+      </w:pPr>
       <w:r>
         <w:rPr>
           <w:rFonts w:ascii="Roboto Mono SemiBold" w:hAnsi="Roboto Mono SemiBold" w:cs="Roboto Mono SemiBold" w:eastAsia="Roboto Mono SemiBold"/>
           <w:b w:val="0"/>
           <w:i w:val="0"/>
           <w:color w:val="93A6B8"/>
-          <w:spacing w:val="2"/>
           <w:kern w:val="0"/>
-          <w:sz w:val="11"/>
-          <w:szCs w:val="11"/>
+          <w:sz w:val="9"/>
+          <w:szCs w:val="9"/>
         </w:rPr>
-        <w:t>HC</w:t>
+        <w:t xml:space="preserve">· INDICA </w:t>
       </w:r>
     </w:p>
     <w:p>
       <w:pPr>
-        <w:framePr w:w="312" w:hRule="auto" w:wrap="none" w:vAnchor="page" w:hAnchor="page" w:x="6888" w:y="3902"/>
-        <w:spacing w:before="0" w:after="0" w:line="110" w:lineRule="exact"/>
+        <w:framePr w:w="535" w:hRule="auto" w:wrap="none" w:vAnchor="page" w:hAnchor="page" w:x="3083" w:y="3678"/>
+        <w:spacing w:before="0" w:after="0" w:line="90" w:lineRule="exact"/>
         <w:ind w:left="0" w:right="0" w:firstLine="0"/>
         <w:jc w:val="left"/>
       </w:pPr>
       <w:r>
         <w:rPr>
-          <w:rFonts w:ascii="Roboto Mono SemiBold" w:hAnsi="Roboto Mono SemiBold" w:cs="Roboto Mono SemiBold" w:eastAsia="Roboto Mono SemiBold"/>
-          <w:b w:val="0"/>
+          <w:rFonts w:ascii="Roboto Mono" w:hAnsi="Roboto Mono" w:cs="Roboto Mono" w:eastAsia="Roboto Mono"/>
+          <w:b/>
           <w:i w:val="0"/>
-          <w:color w:val="FFFFFF"/>
-          <w:spacing w:val="3"/>
+          <w:color w:val="FFD98A"/>
           <w:kern w:val="0"/>
-          <w:sz w:val="11"/>
-          <w:szCs w:val="11"/>
+          <w:sz w:val="9"/>
+          <w:szCs w:val="9"/>
         </w:rPr>
-        <w:t xml:space="preserve"> C</w:t>
-      </w:r>
-      <w:r>
-        <w:rPr>
-          <w:rFonts w:ascii="Roboto Mono SemiBold" w:hAnsi="Roboto Mono SemiBold" w:cs="Roboto Mono SemiBold" w:eastAsia="Roboto Mono SemiBold"/>
-          <w:b w:val="0"/>
-          <w:i w:val="0"/>
-          <w:color w:val="FFFFFF"/>
-          <w:spacing w:val="2"/>
-          <w:kern w:val="0"/>
-          <w:sz w:val="11"/>
-          <w:szCs w:val="11"/>
-        </w:rPr>
-        <w:t>BD</w:t>
+        <w:t>DOMINANT</w:t>
       </w:r>
     </w:p>
     <w:p>
       <w:pPr>
-        <w:framePr w:w="312" w:hRule="auto" w:wrap="none" w:vAnchor="page" w:hAnchor="page" w:x="6888" w:y="3887"/>
-        <w:spacing w:before="0" w:after="0" w:line="110" w:lineRule="exact"/>
-        <w:ind w:left="0" w:right="0" w:firstLine="0"/>
-        <w:jc w:val="left"/>
-      </w:pPr>
-      <w:r>
-        <w:rPr>
-          <w:rFonts w:ascii="Roboto Mono SemiBold" w:hAnsi="Roboto Mono SemiBold" w:cs="Roboto Mono SemiBold" w:eastAsia="Roboto Mono SemiBold"/>
-          <w:b w:val="0"/>
-          <w:i w:val="0"/>
-          <w:color w:val="93A6B8"/>
-          <w:spacing w:val="3"/>
-          <w:kern w:val="0"/>
-          <w:sz w:val="11"/>
-          <w:szCs w:val="11"/>
-        </w:rPr>
-        <w:t xml:space="preserve"> C</w:t>
-      </w:r>
-      <w:r>
-        <w:rPr>
-          <w:rFonts w:ascii="Roboto Mono SemiBold" w:hAnsi="Roboto Mono SemiBold" w:cs="Roboto Mono SemiBold" w:eastAsia="Roboto Mono SemiBold"/>
-          <w:b w:val="0"/>
-          <w:i w:val="0"/>
-          <w:color w:val="93A6B8"/>
-          <w:spacing w:val="2"/>
-          <w:kern w:val="0"/>
-          <w:sz w:val="11"/>
-          <w:szCs w:val="11"/>
-        </w:rPr>
-        <w:t>BD</w:t>
-      </w:r>
-    </w:p>
-    <w:p>
-      <w:pPr>
-        <w:framePr w:w="586" w:hRule="auto" w:wrap="none" w:vAnchor="page" w:hAnchor="page" w:x="10663" w:y="3692"/>
-        <w:spacing w:before="0" w:after="0" w:line="110" w:lineRule="exact"/>
-        <w:ind w:left="0" w:right="0" w:firstLine="0"/>
-        <w:jc w:val="left"/>
-      </w:pPr>
-      <w:r>
-        <w:rPr>
-          <w:rFonts w:ascii="Roboto Mono SemiBold" w:hAnsi="Roboto Mono SemiBold" w:cs="Roboto Mono SemiBold" w:eastAsia="Roboto Mono SemiBold"/>
-          <w:b w:val="0"/>
-          <w:i w:val="0"/>
-          <w:color w:val="FFFFFF"/>
-          <w:spacing w:val="3"/>
-          <w:kern w:val="0"/>
-          <w:sz w:val="11"/>
-          <w:szCs w:val="11"/>
-        </w:rPr>
-        <w:t xml:space="preserve"> MAC</w:t>
-      </w:r>
-      <w:r>
-        <w:rPr>
-          <w:rFonts w:ascii="Roboto Mono SemiBold" w:hAnsi="Roboto Mono SemiBold" w:cs="Roboto Mono SemiBold" w:eastAsia="Roboto Mono SemiBold"/>
-          <w:b w:val="0"/>
-          <w:i w:val="0"/>
-          <w:color w:val="FFFFFF"/>
-          <w:spacing w:val="2"/>
-          <w:kern w:val="0"/>
-          <w:sz w:val="11"/>
-          <w:szCs w:val="11"/>
-        </w:rPr>
-        <w:t>HINE</w:t>
-      </w:r>
-    </w:p>
-    <w:p>
-      <w:pPr>
-        <w:framePr w:w="586" w:hRule="auto" w:wrap="none" w:vAnchor="page" w:hAnchor="page" w:x="10663" w:y="3677"/>
-        <w:spacing w:before="0" w:after="0" w:line="110" w:lineRule="exact"/>
-        <w:ind w:left="0" w:right="0" w:firstLine="0"/>
-        <w:jc w:val="left"/>
-      </w:pPr>
-      <w:r>
-        <w:rPr>
-          <w:rFonts w:ascii="Roboto Mono SemiBold" w:hAnsi="Roboto Mono SemiBold" w:cs="Roboto Mono SemiBold" w:eastAsia="Roboto Mono SemiBold"/>
-          <w:b w:val="0"/>
-          <w:i w:val="0"/>
-          <w:color w:val="93A6B8"/>
-          <w:spacing w:val="3"/>
-          <w:kern w:val="0"/>
-          <w:sz w:val="11"/>
-          <w:szCs w:val="11"/>
-        </w:rPr>
-        <w:t xml:space="preserve"> MAC</w:t>
-      </w:r>
-      <w:r>
-        <w:rPr>
-          <w:rFonts w:ascii="Roboto Mono SemiBold" w:hAnsi="Roboto Mono SemiBold" w:cs="Roboto Mono SemiBold" w:eastAsia="Roboto Mono SemiBold"/>
-          <w:b w:val="0"/>
-          <w:i w:val="0"/>
-          <w:color w:val="93A6B8"/>
-          <w:spacing w:val="2"/>
-          <w:kern w:val="0"/>
-          <w:sz w:val="11"/>
-          <w:szCs w:val="11"/>
-        </w:rPr>
-        <w:t>HINE</w:t>
-      </w:r>
-    </w:p>
-    <w:p>
-      <w:pPr>
-        <w:framePr w:w="380" w:hRule="auto" w:wrap="none" w:vAnchor="page" w:hAnchor="page" w:x="10766" w:y="3902"/>
-        <w:spacing w:before="0" w:after="0" w:line="110" w:lineRule="exact"/>
-        <w:ind w:left="0" w:right="0" w:firstLine="0"/>
-        <w:jc w:val="left"/>
-      </w:pPr>
-      <w:r>
-        <w:rPr>
-          <w:rFonts w:ascii="Roboto Mono SemiBold" w:hAnsi="Roboto Mono SemiBold" w:cs="Roboto Mono SemiBold" w:eastAsia="Roboto Mono SemiBold"/>
-          <w:b w:val="0"/>
-          <w:i w:val="0"/>
-          <w:color w:val="FFFFFF"/>
-          <w:spacing w:val="3"/>
-          <w:kern w:val="0"/>
-          <w:sz w:val="11"/>
-          <w:szCs w:val="11"/>
-        </w:rPr>
-        <w:t xml:space="preserve"> H</w:t>
-      </w:r>
-      <w:r>
-        <w:rPr>
-          <w:rFonts w:ascii="Roboto Mono SemiBold" w:hAnsi="Roboto Mono SemiBold" w:cs="Roboto Mono SemiBold" w:eastAsia="Roboto Mono SemiBold"/>
-          <w:b w:val="0"/>
-          <w:i w:val="0"/>
-          <w:color w:val="FFFFFF"/>
-          <w:spacing w:val="2"/>
-          <w:kern w:val="0"/>
-          <w:sz w:val="11"/>
-          <w:szCs w:val="11"/>
-        </w:rPr>
-        <w:t>AND</w:t>
-      </w:r>
-    </w:p>
-    <w:p>
-      <w:pPr>
-        <w:framePr w:w="380" w:hRule="auto" w:wrap="none" w:vAnchor="page" w:hAnchor="page" w:x="10766" w:y="3887"/>
-        <w:spacing w:before="0" w:after="0" w:line="110" w:lineRule="exact"/>
-        <w:ind w:left="0" w:right="0" w:firstLine="0"/>
-        <w:jc w:val="left"/>
-      </w:pPr>
-      <w:r>
-        <w:rPr>
-          <w:rFonts w:ascii="Roboto Mono SemiBold" w:hAnsi="Roboto Mono SemiBold" w:cs="Roboto Mono SemiBold" w:eastAsia="Roboto Mono SemiBold"/>
-          <w:b w:val="0"/>
-          <w:i w:val="0"/>
-          <w:color w:val="93A6B8"/>
-          <w:spacing w:val="3"/>
-          <w:kern w:val="0"/>
-          <w:sz w:val="11"/>
-          <w:szCs w:val="11"/>
-        </w:rPr>
-        <w:t xml:space="preserve"> H</w:t>
-      </w:r>
-      <w:r>
-        <w:rPr>
-          <w:rFonts w:ascii="Roboto Mono SemiBold" w:hAnsi="Roboto Mono SemiBold" w:cs="Roboto Mono SemiBold" w:eastAsia="Roboto Mono SemiBold"/>
-          <w:b w:val="0"/>
-          <w:i w:val="0"/>
-          <w:color w:val="93A6B8"/>
-          <w:spacing w:val="2"/>
-          <w:kern w:val="0"/>
-          <w:sz w:val="11"/>
-          <w:szCs w:val="11"/>
-        </w:rPr>
-        <w:t>AND</w:t>
-      </w:r>
-    </w:p>
-    <w:p>
-      <w:pPr>
-        <w:framePr w:w="1027" w:hRule="auto" w:wrap="none" w:vAnchor="page" w:hAnchor="page" w:x="576" w:y="3737"/>
+        <w:framePr w:w="1054" w:hRule="auto" w:wrap="none" w:vAnchor="page" w:hAnchor="page" w:x="5542" w:y="3737"/>
         <w:spacing w:before="0" w:after="0" w:line="130" w:lineRule="exact"/>
         <w:ind w:left="0" w:right="0" w:firstLine="0"/>
         <w:jc w:val="left"/>
@@ -798,30 +463,56 @@
           <w:b/>
           <w:i w:val="0"/>
           <w:color w:val="7A5C1E"/>
-          <w:spacing w:val="7"/>
           <w:kern w:val="0"/>
           <w:sz w:val="13"/>
           <w:szCs w:val="13"/>
         </w:rPr>
-        <w:t>PHEN</w:t>
+        <w:t>CHEMOTYPE</w:t>
       </w:r>
+    </w:p>
+    <w:p>
+      <w:pPr>
+        <w:framePr w:w="637" w:hRule="auto" w:wrap="none" w:vAnchor="page" w:hAnchor="page" w:x="5542" w:y="3870"/>
+        <w:spacing w:before="0" w:after="0" w:line="110" w:lineRule="exact"/>
+        <w:ind w:left="0" w:right="0" w:firstLine="0"/>
+        <w:jc w:val="left"/>
+      </w:pPr>
+      <w:r>
+        <w:rPr>
+          <w:rFonts w:ascii="Montserrat" w:hAnsi="Montserrat" w:cs="Montserrat" w:eastAsia="Montserrat"/>
+          <w:b w:val="0"/>
+          <w:i/>
+          <w:color w:val="4E5E74"/>
+          <w:kern w:val="0"/>
+          <w:sz w:val="11"/>
+          <w:szCs w:val="11"/>
+        </w:rPr>
+        <w:t>ХЕМОТИП</w:t>
+      </w:r>
+    </w:p>
+    <w:p>
+      <w:pPr>
+        <w:framePr w:w="1085" w:hRule="auto" w:wrap="none" w:vAnchor="page" w:hAnchor="page" w:x="9218" w:y="3737"/>
+        <w:spacing w:before="0" w:after="0" w:line="130" w:lineRule="exact"/>
+        <w:ind w:left="0" w:right="0" w:firstLine="0"/>
+        <w:jc w:val="left"/>
+      </w:pPr>
       <w:r>
         <w:rPr>
           <w:rFonts w:ascii="Orbitron" w:hAnsi="Orbitron" w:cs="Orbitron" w:eastAsia="Orbitron"/>
           <w:b/>
           <w:i w:val="0"/>
           <w:color w:val="7A5C1E"/>
-          <w:spacing w:val="6"/>
           <w:kern w:val="0"/>
           <w:sz w:val="13"/>
           <w:szCs w:val="13"/>
         </w:rPr>
-        <w:t>OTYPE</w:t>
+        <w:t>PROCESSING</w:t>
       </w:r>
     </w:p>
     <w:p>
       <w:pPr>
-        <w:framePr w:w="667" w:hRule="auto" w:wrap="none" w:vAnchor="page" w:hAnchor="page" w:x="576" w:y="3870"/>
+        <w:framePr w:w="766" w:hRule="auto" w:wrap="none" w:vAnchor="page" w:hAnchor="page" w:x="9534" w:y="3870"/>
         <w:spacing w:before="0" w:after="0" w:line="110" w:lineRule="exact"/>
         <w:ind w:left="0" w:right="0" w:firstLine="0"/>
         <w:jc w:val="left"/>
@@ -832,30 +523,116 @@
           <w:b w:val="0"/>
           <w:i/>
           <w:color w:val="4E5E74"/>
-          <w:spacing w:val="4"/>
           <w:kern w:val="0"/>
           <w:sz w:val="11"/>
           <w:szCs w:val="11"/>
         </w:rPr>
-        <w:t>ФЕНОТ</w:t>
+        <w:t>ОБРАБОТКА</w:t>
       </w:r>
+    </w:p>
+    <w:p>
+      <w:pPr>
+        <w:framePr w:w="1786" w:hRule="auto" w:wrap="none" w:vAnchor="page" w:hAnchor="page" w:x="2091" w:y="4226"/>
+        <w:spacing w:before="0" w:after="0" w:line="170" w:lineRule="exact"/>
+        <w:ind w:left="0" w:right="0" w:firstLine="0"/>
+        <w:jc w:val="left"/>
+      </w:pPr>
+      <w:r>
+        <w:rPr>
+          <w:rFonts w:ascii="Roboto Mono" w:hAnsi="Roboto Mono" w:cs="Roboto Mono" w:eastAsia="Roboto Mono"/>
+          <w:b/>
+          <w:i w:val="0"/>
+          <w:color w:val="1B3A5C"/>
+          <w:kern w:val="0"/>
+          <w:sz w:val="17"/>
+          <w:szCs w:val="17"/>
+        </w:rPr>
+        <w:t>BSS_THC28 : CBD1</w:t>
+      </w:r>
+    </w:p>
+    <w:p>
+      <w:pPr>
+        <w:framePr w:w="1676" w:hRule="auto" w:wrap="none" w:vAnchor="page" w:hAnchor="page" w:x="5574" w:y="4226"/>
+        <w:spacing w:before="0" w:after="0" w:line="170" w:lineRule="exact"/>
+        <w:ind w:left="0" w:right="0" w:firstLine="0"/>
+        <w:jc w:val="left"/>
+      </w:pPr>
+      <w:r>
+        <w:rPr>
+          <w:rFonts w:ascii="Roboto Mono" w:hAnsi="Roboto Mono" w:cs="Roboto Mono" w:eastAsia="Roboto Mono"/>
+          <w:b/>
+          <w:i w:val="0"/>
+          <w:color w:val="1B3A5C"/>
+          <w:kern w:val="0"/>
+          <w:sz w:val="17"/>
+          <w:szCs w:val="17"/>
+        </w:rPr>
+        <w:t>26.07 – 29.92 %</w:t>
+      </w:r>
+    </w:p>
+    <w:p>
+      <w:pPr>
+        <w:framePr w:w="1790" w:hRule="auto" w:wrap="none" w:vAnchor="page" w:hAnchor="page" w:x="9577" w:y="4231"/>
+        <w:spacing w:before="0" w:after="0" w:line="150" w:lineRule="exact"/>
+        <w:ind w:left="0" w:right="0" w:firstLine="0"/>
+        <w:jc w:val="left"/>
+      </w:pPr>
+      <w:r>
+        <w:rPr>
+          <w:rFonts w:ascii="Roboto Mono" w:hAnsi="Roboto Mono" w:cs="Roboto Mono" w:eastAsia="Roboto Mono"/>
+          <w:b/>
+          <w:i w:val="0"/>
+          <w:color w:val="1B3A5C"/>
+          <w:kern w:val="0"/>
+          <w:sz w:val="15"/>
+          <w:szCs w:val="15"/>
+        </w:rPr>
+        <w:t>QCSP_001_BSS-I_v.01</w:t>
+      </w:r>
+    </w:p>
+    <w:p>
+      <w:pPr>
+        <w:framePr w:w="1316" w:hRule="auto" w:wrap="none" w:vAnchor="page" w:hAnchor="page" w:x="576" w:y="4187"/>
+        <w:spacing w:before="0" w:after="0" w:line="130" w:lineRule="exact"/>
+        <w:ind w:left="0" w:right="0" w:firstLine="0"/>
+        <w:jc w:val="left"/>
+      </w:pPr>
+      <w:r>
+        <w:rPr>
+          <w:rFonts w:ascii="Orbitron" w:hAnsi="Orbitron" w:cs="Orbitron" w:eastAsia="Orbitron"/>
+          <w:b/>
+          <w:i w:val="0"/>
+          <w:color w:val="7A5C1E"/>
+          <w:kern w:val="0"/>
+          <w:sz w:val="13"/>
+          <w:szCs w:val="13"/>
+        </w:rPr>
+        <w:t>PRODUCT CODE</w:t>
+      </w:r>
+    </w:p>
+    <w:p>
+      <w:pPr>
+        <w:framePr w:w="1245" w:hRule="auto" w:wrap="none" w:vAnchor="page" w:hAnchor="page" w:x="576" w:y="4320"/>
+        <w:spacing w:before="0" w:after="0" w:line="110" w:lineRule="exact"/>
+        <w:ind w:left="0" w:right="0" w:firstLine="0"/>
+        <w:jc w:val="left"/>
+      </w:pPr>
       <w:r>
         <w:rPr>
           <w:rFonts w:ascii="Montserrat" w:hAnsi="Montserrat" w:cs="Montserrat" w:eastAsia="Montserrat"/>
           <w:b w:val="0"/>
           <w:i/>
           <w:color w:val="4E5E74"/>
-          <w:spacing w:val="3"/>
           <w:kern w:val="0"/>
           <w:sz w:val="11"/>
           <w:szCs w:val="11"/>
         </w:rPr>
-        <w:t>ИП</w:t>
+        <w:t>КОД НА ПРОИЗВОД</w:t>
       </w:r>
     </w:p>
     <w:p>
       <w:pPr>
-        <w:framePr w:w="1043" w:hRule="auto" w:wrap="none" w:vAnchor="page" w:hAnchor="page" w:x="5436" w:y="3737"/>
+        <w:framePr w:w="819" w:hRule="auto" w:wrap="none" w:vAnchor="page" w:hAnchor="page" w:x="4561" w:y="4187"/>
         <w:spacing w:before="0" w:after="0" w:line="130" w:lineRule="exact"/>
         <w:ind w:left="0" w:right="0" w:firstLine="0"/>
         <w:jc w:val="left"/>
@@ -866,30 +643,56 @@
           <w:b/>
           <w:i w:val="0"/>
           <w:color w:val="7A5C1E"/>
-          <w:spacing w:val="7"/>
           <w:kern w:val="0"/>
           <w:sz w:val="13"/>
           <w:szCs w:val="13"/>
         </w:rPr>
-        <w:t>CHEM</w:t>
+        <w:t>POTENCY</w:t>
       </w:r>
+    </w:p>
+    <w:p>
+      <w:pPr>
+        <w:framePr w:w="536" w:hRule="auto" w:wrap="none" w:vAnchor="page" w:hAnchor="page" w:x="4561" w:y="4320"/>
+        <w:spacing w:before="0" w:after="0" w:line="110" w:lineRule="exact"/>
+        <w:ind w:left="0" w:right="0" w:firstLine="0"/>
+        <w:jc w:val="left"/>
+      </w:pPr>
+      <w:r>
+        <w:rPr>
+          <w:rFonts w:ascii="Montserrat" w:hAnsi="Montserrat" w:cs="Montserrat" w:eastAsia="Montserrat"/>
+          <w:b w:val="0"/>
+          <w:i/>
+          <w:color w:val="4E5E74"/>
+          <w:kern w:val="0"/>
+          <w:sz w:val="11"/>
+          <w:szCs w:val="11"/>
+        </w:rPr>
+        <w:t>ЈАЧИНА</w:t>
+      </w:r>
+    </w:p>
+    <w:p>
+      <w:pPr>
+        <w:framePr w:w="1444" w:hRule="auto" w:wrap="none" w:vAnchor="page" w:hAnchor="page" w:x="7934" w:y="4187"/>
+        <w:spacing w:before="0" w:after="0" w:line="130" w:lineRule="exact"/>
+        <w:ind w:left="0" w:right="0" w:firstLine="0"/>
+        <w:jc w:val="left"/>
+      </w:pPr>
       <w:r>
         <w:rPr>
           <w:rFonts w:ascii="Orbitron" w:hAnsi="Orbitron" w:cs="Orbitron" w:eastAsia="Orbitron"/>
           <w:b/>
           <w:i w:val="0"/>
           <w:color w:val="7A5C1E"/>
-          <w:spacing w:val="6"/>
           <w:kern w:val="0"/>
           <w:sz w:val="13"/>
           <w:szCs w:val="13"/>
         </w:rPr>
-        <w:t>OTYPE</w:t>
+        <w:t>SPEC. DOC. CODE</w:t>
       </w:r>
     </w:p>
     <w:p>
       <w:pPr>
-        <w:framePr w:w="653" w:hRule="auto" w:wrap="none" w:vAnchor="page" w:hAnchor="page" w:x="5436" w:y="3870"/>
+        <w:framePr w:w="1034" w:hRule="auto" w:wrap="none" w:vAnchor="page" w:hAnchor="page" w:x="7934" w:y="4320"/>
         <w:spacing w:before="0" w:after="0" w:line="110" w:lineRule="exact"/>
         <w:ind w:left="0" w:right="0" w:firstLine="0"/>
         <w:jc w:val="left"/>
@@ -900,30 +703,236 @@
           <w:b w:val="0"/>
           <w:i/>
           <w:color w:val="4E5E74"/>
-          <w:spacing w:val="4"/>
           <w:kern w:val="0"/>
           <w:sz w:val="11"/>
           <w:szCs w:val="11"/>
         </w:rPr>
-        <w:t>ХЕМО</w:t>
+        <w:t>СПЕЦ. ДОК. КОД</w:t>
       </w:r>
+    </w:p>
+    <w:p>
+      <w:pPr>
+        <w:framePr w:w="1199" w:hRule="auto" w:wrap="none" w:vAnchor="page" w:hAnchor="page" w:x="576" w:y="5078"/>
+        <w:spacing w:before="0" w:after="0" w:line="120" w:lineRule="exact"/>
+        <w:ind w:left="0" w:right="0" w:firstLine="0"/>
+        <w:jc w:val="left"/>
+      </w:pPr>
       <w:r>
         <w:rPr>
-          <w:rFonts w:ascii="Montserrat" w:hAnsi="Montserrat" w:cs="Montserrat" w:eastAsia="Montserrat"/>
+          <w:rFonts w:ascii="Montserrat SemiBold" w:hAnsi="Montserrat SemiBold" w:cs="Montserrat SemiBold" w:eastAsia="Montserrat SemiBold"/>
+          <w:b w:val="0"/>
+          <w:i w:val="0"/>
+          <w:color w:val="0F172A"/>
+          <w:kern w:val="0"/>
+          <w:sz w:val="12"/>
+          <w:szCs w:val="12"/>
+        </w:rPr>
+        <w:t xml:space="preserve">TRIPLEX ALU BAG </w:t>
+      </w:r>
+    </w:p>
+    <w:p>
+      <w:pPr>
+        <w:framePr w:w="1132" w:hRule="auto" w:wrap="none" w:vAnchor="page" w:hAnchor="page" w:x="1806" w:y="5096"/>
+        <w:spacing w:before="0" w:after="0" w:line="90" w:lineRule="exact"/>
+        <w:ind w:left="0" w:right="0" w:firstLine="0"/>
+        <w:jc w:val="left"/>
+      </w:pPr>
+      <w:r>
+        <w:rPr>
+          <w:rFonts w:ascii="Montserrat Medium" w:hAnsi="Montserrat Medium" w:cs="Montserrat Medium" w:eastAsia="Montserrat Medium"/>
           <w:b w:val="0"/>
           <w:i/>
           <w:color w:val="4E5E74"/>
-          <w:spacing w:val="3"/>
           <w:kern w:val="0"/>
-          <w:sz w:val="11"/>
-          <w:szCs w:val="11"/>
+          <w:sz w:val="9"/>
+          <w:szCs w:val="9"/>
         </w:rPr>
-        <w:t>ТИП</w:t>
+        <w:t>ТРИПЛЕКС АЛУ КЕСА</w:t>
       </w:r>
     </w:p>
     <w:p>
       <w:pPr>
-        <w:framePr w:w="1082" w:hRule="auto" w:wrap="none" w:vAnchor="page" w:hAnchor="page" w:x="9172" w:y="3737"/>
+        <w:framePr w:w="2814" w:hRule="auto" w:wrap="none" w:vAnchor="page" w:hAnchor="page" w:x="576" w:y="5226"/>
+        <w:spacing w:before="0" w:after="0" w:line="120" w:lineRule="exact"/>
+        <w:ind w:left="0" w:right="0" w:firstLine="0"/>
+        <w:jc w:val="left"/>
+      </w:pPr>
+      <w:r>
+        <w:rPr>
+          <w:rFonts w:ascii="Roboto Mono SemiBold" w:hAnsi="Roboto Mono SemiBold" w:cs="Roboto Mono SemiBold" w:eastAsia="Roboto Mono SemiBold"/>
+          <w:b w:val="0"/>
+          <w:i w:val="0"/>
+          <w:color w:val="0F172A"/>
+          <w:kern w:val="0"/>
+          <w:sz w:val="12"/>
+          <w:szCs w:val="12"/>
+        </w:rPr>
+        <w:t>PET 12 · ALU 7 · PE 80 · 300 × 500 mm</w:t>
+      </w:r>
+    </w:p>
+    <w:p>
+      <w:pPr>
+        <w:framePr w:w="1239" w:hRule="auto" w:wrap="none" w:vAnchor="page" w:hAnchor="page" w:x="576" w:y="5376"/>
+        <w:spacing w:before="0" w:after="0" w:line="120" w:lineRule="exact"/>
+        <w:ind w:left="0" w:right="0" w:firstLine="0"/>
+        <w:jc w:val="left"/>
+      </w:pPr>
+      <w:r>
+        <w:rPr>
+          <w:rFonts w:ascii="Roboto Mono SemiBold" w:hAnsi="Roboto Mono SemiBold" w:cs="Roboto Mono SemiBold" w:eastAsia="Roboto Mono SemiBold"/>
+          <w:b w:val="0"/>
+          <w:i w:val="0"/>
+          <w:color w:val="0F172A"/>
+          <w:kern w:val="0"/>
+          <w:sz w:val="12"/>
+          <w:szCs w:val="12"/>
+        </w:rPr>
+        <w:t>net. 400.0 g ±3%</w:t>
+      </w:r>
+    </w:p>
+    <w:p>
+      <w:pPr>
+        <w:framePr w:w="1649" w:hRule="auto" w:wrap="none" w:vAnchor="page" w:hAnchor="page" w:x="4869" w:y="5078"/>
+        <w:spacing w:before="0" w:after="0" w:line="120" w:lineRule="exact"/>
+        <w:ind w:left="0" w:right="0" w:firstLine="0"/>
+        <w:jc w:val="left"/>
+      </w:pPr>
+      <w:r>
+        <w:rPr>
+          <w:rFonts w:ascii="Montserrat SemiBold" w:hAnsi="Montserrat SemiBold" w:cs="Montserrat SemiBold" w:eastAsia="Montserrat SemiBold"/>
+          <w:b w:val="0"/>
+          <w:i w:val="0"/>
+          <w:color w:val="0F172A"/>
+          <w:kern w:val="0"/>
+          <w:sz w:val="12"/>
+          <w:szCs w:val="12"/>
+        </w:rPr>
+        <w:t xml:space="preserve">DRY CANNABIS FLOWER </w:t>
+      </w:r>
+    </w:p>
+    <w:p>
+      <w:pPr>
+        <w:framePr w:w="1264" w:hRule="auto" w:wrap="none" w:vAnchor="page" w:hAnchor="page" w:x="6549" w:y="5096"/>
+        <w:spacing w:before="0" w:after="0" w:line="90" w:lineRule="exact"/>
+        <w:ind w:left="0" w:right="0" w:firstLine="0"/>
+        <w:jc w:val="left"/>
+      </w:pPr>
+      <w:r>
+        <w:rPr>
+          <w:rFonts w:ascii="Montserrat Medium" w:hAnsi="Montserrat Medium" w:cs="Montserrat Medium" w:eastAsia="Montserrat Medium"/>
+          <w:b w:val="0"/>
+          <w:i/>
+          <w:color w:val="4E5E74"/>
+          <w:kern w:val="0"/>
+          <w:sz w:val="9"/>
+          <w:szCs w:val="9"/>
+        </w:rPr>
+        <w:t>СУВ ЦВЕТ ОД КАНАБИС</w:t>
+      </w:r>
+    </w:p>
+    <w:p>
+      <w:pPr>
+        <w:framePr w:w="2814" w:hRule="auto" w:wrap="none" w:vAnchor="page" w:hAnchor="page" w:x="4869" w:y="5226"/>
+        <w:spacing w:before="0" w:after="0" w:line="120" w:lineRule="exact"/>
+        <w:ind w:left="0" w:right="0" w:firstLine="0"/>
+        <w:jc w:val="left"/>
+      </w:pPr>
+      <w:r>
+        <w:rPr>
+          <w:rFonts w:ascii="Roboto Mono SemiBold" w:hAnsi="Roboto Mono SemiBold" w:cs="Roboto Mono SemiBold" w:eastAsia="Roboto Mono SemiBold"/>
+          <w:b w:val="0"/>
+          <w:i w:val="0"/>
+          <w:color w:val="0F172A"/>
+          <w:kern w:val="0"/>
+          <w:sz w:val="12"/>
+          <w:szCs w:val="12"/>
+        </w:rPr>
+        <w:t>Cannabis flos. · Ph. Eur. 11.5 (3028)</w:t>
+      </w:r>
+    </w:p>
+    <w:p>
+      <w:pPr>
+        <w:framePr w:w="1764" w:hRule="auto" w:wrap="none" w:vAnchor="page" w:hAnchor="page" w:x="4869" w:y="5376"/>
+        <w:spacing w:before="0" w:after="0" w:line="120" w:lineRule="exact"/>
+        <w:ind w:left="0" w:right="0" w:firstLine="0"/>
+        <w:jc w:val="left"/>
+      </w:pPr>
+      <w:r>
+        <w:rPr>
+          <w:rFonts w:ascii="Roboto Mono SemiBold" w:hAnsi="Roboto Mono SemiBold" w:cs="Roboto Mono SemiBold" w:eastAsia="Roboto Mono SemiBold"/>
+          <w:b w:val="0"/>
+          <w:i w:val="0"/>
+          <w:color w:val="0F172A"/>
+          <w:kern w:val="0"/>
+          <w:sz w:val="12"/>
+          <w:szCs w:val="12"/>
+        </w:rPr>
+        <w:t>Intermediate Bulk (InB)</w:t>
+      </w:r>
+    </w:p>
+    <w:p>
+      <w:pPr>
+        <w:framePr w:w="2289" w:hRule="auto" w:wrap="none" w:vAnchor="page" w:hAnchor="page" w:x="9080" w:y="5061"/>
+        <w:spacing w:before="0" w:after="0" w:line="120" w:lineRule="exact"/>
+        <w:ind w:left="0" w:right="0" w:firstLine="0"/>
+        <w:jc w:val="left"/>
+      </w:pPr>
+      <w:r>
+        <w:rPr>
+          <w:rFonts w:ascii="Roboto Mono SemiBold" w:hAnsi="Roboto Mono SemiBold" w:cs="Roboto Mono SemiBold" w:eastAsia="Roboto Mono SemiBold"/>
+          <w:b w:val="0"/>
+          <w:i w:val="0"/>
+          <w:color w:val="0F172A"/>
+          <w:kern w:val="0"/>
+          <w:sz w:val="12"/>
+          <w:szCs w:val="12"/>
+        </w:rPr>
+        <w:t>15.0 – 25.0 °C · 30 – 60.0 %rH</w:t>
+      </w:r>
+    </w:p>
+    <w:p>
+      <w:pPr>
+        <w:framePr w:w="1520" w:hRule="auto" w:wrap="none" w:vAnchor="page" w:hAnchor="page" w:x="9080" w:y="5216"/>
+        <w:spacing w:before="0" w:after="0" w:line="90" w:lineRule="exact"/>
+        <w:ind w:left="0" w:right="0" w:firstLine="0"/>
+        <w:jc w:val="left"/>
+      </w:pPr>
+      <w:r>
+        <w:rPr>
+          <w:rFonts w:ascii="Montserrat Medium" w:hAnsi="Montserrat Medium" w:cs="Montserrat Medium" w:eastAsia="Montserrat Medium"/>
+          <w:b w:val="0"/>
+          <w:i/>
+          <w:color w:val="4E5E74"/>
+          <w:kern w:val="0"/>
+          <w:sz w:val="9"/>
+          <w:szCs w:val="9"/>
+        </w:rPr>
+        <w:t>PROTECTED FROM SUNLIGHT</w:t>
+      </w:r>
+    </w:p>
+    <w:p>
+      <w:pPr>
+        <w:framePr w:w="1462" w:hRule="auto" w:wrap="none" w:vAnchor="page" w:hAnchor="page" w:x="9080" w:y="5351"/>
+        <w:spacing w:before="0" w:after="0" w:line="90" w:lineRule="exact"/>
+        <w:ind w:left="0" w:right="0" w:firstLine="0"/>
+        <w:jc w:val="left"/>
+      </w:pPr>
+      <w:r>
+        <w:rPr>
+          <w:rFonts w:ascii="Montserrat Medium" w:hAnsi="Montserrat Medium" w:cs="Montserrat Medium" w:eastAsia="Montserrat Medium"/>
+          <w:b w:val="0"/>
+          <w:i/>
+          <w:color w:val="4E5E74"/>
+          <w:kern w:val="0"/>
+          <w:sz w:val="9"/>
+          <w:szCs w:val="9"/>
+        </w:rPr>
+        <w:t>ЗАШТИТЕНО ОД СВЕТЛИНА</w:t>
+      </w:r>
+    </w:p>
+    <w:p>
+      <w:pPr>
+        <w:framePr w:w="1857" w:hRule="auto" w:wrap="none" w:vAnchor="page" w:hAnchor="page" w:x="576" w:y="4877"/>
         <w:spacing w:before="0" w:after="0" w:line="130" w:lineRule="exact"/>
         <w:ind w:left="0" w:right="0" w:firstLine="0"/>
         <w:jc w:val="left"/>
@@ -934,166 +943,76 @@
           <w:b/>
           <w:i w:val="0"/>
           <w:color w:val="7A5C1E"/>
-          <w:spacing w:val="7"/>
           <w:kern w:val="0"/>
           <w:sz w:val="13"/>
           <w:szCs w:val="13"/>
         </w:rPr>
-        <w:t>PROCE</w:t>
+        <w:t xml:space="preserve">CONTACT PACKAGING </w:t>
       </w:r>
+    </w:p>
+    <w:p>
+      <w:pPr>
+        <w:framePr w:w="1273" w:hRule="auto" w:wrap="none" w:vAnchor="page" w:hAnchor="page" w:x="2481" w:y="4916"/>
+        <w:spacing w:before="0" w:after="0" w:line="90" w:lineRule="exact"/>
+        <w:ind w:left="0" w:right="0" w:firstLine="0"/>
+        <w:jc w:val="left"/>
+      </w:pPr>
+      <w:r>
+        <w:rPr>
+          <w:rFonts w:ascii="Montserrat Medium" w:hAnsi="Montserrat Medium" w:cs="Montserrat Medium" w:eastAsia="Montserrat Medium"/>
+          <w:b w:val="0"/>
+          <w:i/>
+          <w:color w:val="4E5E74"/>
+          <w:kern w:val="0"/>
+          <w:sz w:val="9"/>
+          <w:szCs w:val="9"/>
+        </w:rPr>
+        <w:t>КОНТАКТНО ПАКУВАЊЕ</w:t>
+      </w:r>
+    </w:p>
+    <w:p>
+      <w:pPr>
+        <w:framePr w:w="1939" w:hRule="auto" w:wrap="none" w:vAnchor="page" w:hAnchor="page" w:x="4869" w:y="4877"/>
+        <w:spacing w:before="0" w:after="0" w:line="130" w:lineRule="exact"/>
+        <w:ind w:left="0" w:right="0" w:firstLine="0"/>
+        <w:jc w:val="left"/>
+      </w:pPr>
       <w:r>
         <w:rPr>
           <w:rFonts w:ascii="Orbitron" w:hAnsi="Orbitron" w:cs="Orbitron" w:eastAsia="Orbitron"/>
           <w:b/>
           <w:i w:val="0"/>
           <w:color w:val="7A5C1E"/>
-          <w:spacing w:val="6"/>
           <w:kern w:val="0"/>
           <w:sz w:val="13"/>
           <w:szCs w:val="13"/>
         </w:rPr>
-        <w:t>SSING</w:t>
+        <w:t xml:space="preserve">DOSAGE FORM &amp; TYPE </w:t>
       </w:r>
     </w:p>
     <w:p>
       <w:pPr>
-        <w:framePr w:w="802" w:hRule="auto" w:wrap="none" w:vAnchor="page" w:hAnchor="page" w:x="9459" w:y="3870"/>
-        <w:spacing w:before="0" w:after="0" w:line="110" w:lineRule="exact"/>
+        <w:framePr w:w="1348" w:hRule="auto" w:wrap="none" w:vAnchor="page" w:hAnchor="page" w:x="6857" w:y="4916"/>
+        <w:spacing w:before="0" w:after="0" w:line="90" w:lineRule="exact"/>
         <w:ind w:left="0" w:right="0" w:firstLine="0"/>
         <w:jc w:val="left"/>
       </w:pPr>
       <w:r>
         <w:rPr>
-          <w:rFonts w:ascii="Montserrat" w:hAnsi="Montserrat" w:cs="Montserrat" w:eastAsia="Montserrat"/>
+          <w:rFonts w:ascii="Montserrat Medium" w:hAnsi="Montserrat Medium" w:cs="Montserrat Medium" w:eastAsia="Montserrat Medium"/>
           <w:b w:val="0"/>
           <w:i/>
           <w:color w:val="4E5E74"/>
-          <w:spacing w:val="4"/>
           <w:kern w:val="0"/>
-          <w:sz w:val="11"/>
-          <w:szCs w:val="11"/>
+          <w:sz w:val="9"/>
+          <w:szCs w:val="9"/>
         </w:rPr>
-        <w:t>ОБРАБ</w:t>
-      </w:r>
-      <w:r>
-        <w:rPr>
-          <w:rFonts w:ascii="Montserrat" w:hAnsi="Montserrat" w:cs="Montserrat" w:eastAsia="Montserrat"/>
-          <w:b w:val="0"/>
-          <w:i/>
-          <w:color w:val="4E5E74"/>
-          <w:spacing w:val="3"/>
-          <w:kern w:val="0"/>
-          <w:sz w:val="11"/>
-          <w:szCs w:val="11"/>
-        </w:rPr>
-        <w:t>ОТКА</w:t>
+        <w:t>ДОЗАЖНА ФОРМА И ТИП</w:t>
       </w:r>
     </w:p>
     <w:p>
       <w:pPr>
-        <w:framePr w:w="1764" w:hRule="auto" w:wrap="none" w:vAnchor="page" w:hAnchor="page" w:x="2083" w:y="4226"/>
-        <w:spacing w:before="0" w:after="0" w:line="170" w:lineRule="exact"/>
-        <w:ind w:left="0" w:right="0" w:firstLine="0"/>
-        <w:jc w:val="left"/>
-      </w:pPr>
-      <w:r>
-        <w:rPr>
-          <w:rFonts w:ascii="Roboto Mono" w:hAnsi="Roboto Mono" w:cs="Roboto Mono" w:eastAsia="Roboto Mono"/>
-          <w:b/>
-          <w:i w:val="0"/>
-          <w:color w:val="1B3A5C"/>
-          <w:spacing w:val="7"/>
-          <w:kern w:val="0"/>
-          <w:sz w:val="17"/>
-          <w:szCs w:val="17"/>
-        </w:rPr>
-        <w:t>B</w:t>
-      </w:r>
-      <w:r>
-        <w:rPr>
-          <w:rFonts w:ascii="Roboto Mono" w:hAnsi="Roboto Mono" w:cs="Roboto Mono" w:eastAsia="Roboto Mono"/>
-          <w:b/>
-          <w:i w:val="0"/>
-          <w:color w:val="1B3A5C"/>
-          <w:spacing w:val="6"/>
-          <w:kern w:val="0"/>
-          <w:sz w:val="17"/>
-          <w:szCs w:val="17"/>
-        </w:rPr>
-        <w:t>SS_THC28 : CBD1</w:t>
-      </w:r>
-    </w:p>
-    <w:p>
-      <w:pPr>
-        <w:framePr w:w="1656" w:hRule="auto" w:wrap="none" w:vAnchor="page" w:hAnchor="page" w:x="5581" w:y="4226"/>
-        <w:spacing w:before="0" w:after="0" w:line="170" w:lineRule="exact"/>
-        <w:ind w:left="0" w:right="0" w:firstLine="0"/>
-        <w:jc w:val="left"/>
-      </w:pPr>
-      <w:r>
-        <w:rPr>
-          <w:rFonts w:ascii="Roboto Mono" w:hAnsi="Roboto Mono" w:cs="Roboto Mono" w:eastAsia="Roboto Mono"/>
-          <w:b/>
-          <w:i w:val="0"/>
-          <w:color w:val="1B3A5C"/>
-          <w:spacing w:val="7"/>
-          <w:kern w:val="0"/>
-          <w:sz w:val="17"/>
-          <w:szCs w:val="17"/>
-        </w:rPr>
-        <w:t>2</w:t>
-      </w:r>
-      <w:r>
-        <w:rPr>
-          <w:rFonts w:ascii="Roboto Mono" w:hAnsi="Roboto Mono" w:cs="Roboto Mono" w:eastAsia="Roboto Mono"/>
-          <w:b/>
-          <w:i w:val="0"/>
-          <w:color w:val="1B3A5C"/>
-          <w:spacing w:val="6"/>
-          <w:kern w:val="0"/>
-          <w:sz w:val="17"/>
-          <w:szCs w:val="17"/>
-        </w:rPr>
-        <w:t>6.07 – 29.92 %</w:t>
-      </w:r>
-    </w:p>
-    <w:p>
-      <w:pPr>
-        <w:framePr w:w="1770" w:hRule="auto" w:wrap="none" w:vAnchor="page" w:hAnchor="page" w:x="9598" w:y="4231"/>
-        <w:spacing w:before="0" w:after="0" w:line="150" w:lineRule="exact"/>
-        <w:ind w:left="0" w:right="0" w:firstLine="0"/>
-        <w:jc w:val="left"/>
-      </w:pPr>
-      <w:r>
-        <w:rPr>
-          <w:rFonts w:ascii="Roboto Mono" w:hAnsi="Roboto Mono" w:cs="Roboto Mono" w:eastAsia="Roboto Mono"/>
-          <w:b/>
-          <w:i w:val="0"/>
-          <w:color w:val="1B3A5C"/>
-          <w:spacing w:val="2"/>
-          <w:kern w:val="0"/>
-          <w:sz w:val="15"/>
-          <w:szCs w:val="15"/>
-        </w:rPr>
-        <w:t>Q</w:t>
-      </w:r>
-      <w:r>
-        <w:rPr>
-          <w:rFonts w:ascii="Roboto Mono" w:hAnsi="Roboto Mono" w:cs="Roboto Mono" w:eastAsia="Roboto Mono"/>
-          <w:b/>
-          <w:i w:val="0"/>
-          <w:color w:val="1B3A5C"/>
-          <w:spacing w:val="1"/>
-          <w:kern w:val="0"/>
-          <w:sz w:val="15"/>
-          <w:szCs w:val="15"/>
-        </w:rPr>
-        <w:t>CSP_001_BSS-I_v.01</w:t>
-      </w:r>
-    </w:p>
-    <w:p>
-      <w:pPr>
-        <w:framePr w:w="1314" w:hRule="auto" w:wrap="none" w:vAnchor="page" w:hAnchor="page" w:x="576" w:y="4187"/>
+        <w:framePr w:w="867" w:hRule="auto" w:wrap="none" w:vAnchor="page" w:hAnchor="page" w:x="9080" w:y="4877"/>
         <w:spacing w:before="0" w:after="0" w:line="130" w:lineRule="exact"/>
         <w:ind w:left="0" w:right="0" w:firstLine="0"/>
         <w:jc w:val="left"/>
@@ -1104,234 +1023,16 @@
           <w:b/>
           <w:i w:val="0"/>
           <w:color w:val="7A5C1E"/>
-          <w:spacing w:val="7"/>
           <w:kern w:val="0"/>
           <w:sz w:val="13"/>
           <w:szCs w:val="13"/>
         </w:rPr>
-        <w:t>PRODUC</w:t>
-      </w:r>
-      <w:r>
-        <w:rPr>
-          <w:rFonts w:ascii="Orbitron" w:hAnsi="Orbitron" w:cs="Orbitron" w:eastAsia="Orbitron"/>
-          <w:b/>
-          <w:i w:val="0"/>
-          <w:color w:val="7A5C1E"/>
-          <w:spacing w:val="6"/>
-          <w:kern w:val="0"/>
-          <w:sz w:val="13"/>
-          <w:szCs w:val="13"/>
-        </w:rPr>
-        <w:t>T CODE</w:t>
+        <w:t xml:space="preserve">STORAGE </w:t>
       </w:r>
     </w:p>
     <w:p>
       <w:pPr>
-        <w:framePr w:w="1263" w:hRule="auto" w:wrap="none" w:vAnchor="page" w:hAnchor="page" w:x="576" w:y="4320"/>
-        <w:spacing w:before="0" w:after="0" w:line="110" w:lineRule="exact"/>
-        <w:ind w:left="0" w:right="0" w:firstLine="0"/>
-        <w:jc w:val="left"/>
-      </w:pPr>
-      <w:r>
-        <w:rPr>
-          <w:rFonts w:ascii="Montserrat" w:hAnsi="Montserrat" w:cs="Montserrat" w:eastAsia="Montserrat"/>
-          <w:b w:val="0"/>
-          <w:i/>
-          <w:color w:val="4E5E74"/>
-          <w:spacing w:val="4"/>
-          <w:kern w:val="0"/>
-          <w:sz w:val="11"/>
-          <w:szCs w:val="11"/>
-        </w:rPr>
-        <w:t>КОД НА</w:t>
-      </w:r>
-      <w:r>
-        <w:rPr>
-          <w:rFonts w:ascii="Montserrat" w:hAnsi="Montserrat" w:cs="Montserrat" w:eastAsia="Montserrat"/>
-          <w:b w:val="0"/>
-          <w:i/>
-          <w:color w:val="4E5E74"/>
-          <w:spacing w:val="3"/>
-          <w:kern w:val="0"/>
-          <w:sz w:val="11"/>
-          <w:szCs w:val="11"/>
-        </w:rPr>
-        <w:t xml:space="preserve"> ПРОИЗВОД</w:t>
-      </w:r>
-    </w:p>
-    <w:p>
-      <w:pPr>
-        <w:framePr w:w="807" w:hRule="auto" w:wrap="none" w:vAnchor="page" w:hAnchor="page" w:x="4580" w:y="4187"/>
-        <w:spacing w:before="0" w:after="0" w:line="130" w:lineRule="exact"/>
-        <w:ind w:left="0" w:right="0" w:firstLine="0"/>
-        <w:jc w:val="left"/>
-      </w:pPr>
-      <w:r>
-        <w:rPr>
-          <w:rFonts w:ascii="Orbitron" w:hAnsi="Orbitron" w:cs="Orbitron" w:eastAsia="Orbitron"/>
-          <w:b/>
-          <w:i w:val="0"/>
-          <w:color w:val="7A5C1E"/>
-          <w:spacing w:val="7"/>
-          <w:kern w:val="0"/>
-          <w:sz w:val="13"/>
-          <w:szCs w:val="13"/>
-        </w:rPr>
-        <w:t>POT</w:t>
-      </w:r>
-      <w:r>
-        <w:rPr>
-          <w:rFonts w:ascii="Orbitron" w:hAnsi="Orbitron" w:cs="Orbitron" w:eastAsia="Orbitron"/>
-          <w:b/>
-          <w:i w:val="0"/>
-          <w:color w:val="7A5C1E"/>
-          <w:spacing w:val="6"/>
-          <w:kern w:val="0"/>
-          <w:sz w:val="13"/>
-          <w:szCs w:val="13"/>
-        </w:rPr>
-        <w:t>ENCY</w:t>
-      </w:r>
-    </w:p>
-    <w:p>
-      <w:pPr>
-        <w:framePr w:w="541" w:hRule="auto" w:wrap="none" w:vAnchor="page" w:hAnchor="page" w:x="4580" w:y="4320"/>
-        <w:spacing w:before="0" w:after="0" w:line="110" w:lineRule="exact"/>
-        <w:ind w:left="0" w:right="0" w:firstLine="0"/>
-        <w:jc w:val="left"/>
-      </w:pPr>
-      <w:r>
-        <w:rPr>
-          <w:rFonts w:ascii="Montserrat" w:hAnsi="Montserrat" w:cs="Montserrat" w:eastAsia="Montserrat"/>
-          <w:b w:val="0"/>
-          <w:i/>
-          <w:color w:val="4E5E74"/>
-          <w:spacing w:val="4"/>
-          <w:kern w:val="0"/>
-          <w:sz w:val="11"/>
-          <w:szCs w:val="11"/>
-        </w:rPr>
-        <w:t>ЈАЧ</w:t>
-      </w:r>
-      <w:r>
-        <w:rPr>
-          <w:rFonts w:ascii="Montserrat" w:hAnsi="Montserrat" w:cs="Montserrat" w:eastAsia="Montserrat"/>
-          <w:b w:val="0"/>
-          <w:i/>
-          <w:color w:val="4E5E74"/>
-          <w:spacing w:val="3"/>
-          <w:kern w:val="0"/>
-          <w:sz w:val="11"/>
-          <w:szCs w:val="11"/>
-        </w:rPr>
-        <w:t>ИНА</w:t>
-      </w:r>
-    </w:p>
-    <w:p>
-      <w:pPr>
-        <w:framePr w:w="1435" w:hRule="auto" w:wrap="none" w:vAnchor="page" w:hAnchor="page" w:x="7970" w:y="4187"/>
-        <w:spacing w:before="0" w:after="0" w:line="130" w:lineRule="exact"/>
-        <w:ind w:left="0" w:right="0" w:firstLine="0"/>
-        <w:jc w:val="left"/>
-      </w:pPr>
-      <w:r>
-        <w:rPr>
-          <w:rFonts w:ascii="Orbitron" w:hAnsi="Orbitron" w:cs="Orbitron" w:eastAsia="Orbitron"/>
-          <w:b/>
-          <w:i w:val="0"/>
-          <w:color w:val="7A5C1E"/>
-          <w:spacing w:val="7"/>
-          <w:kern w:val="0"/>
-          <w:sz w:val="13"/>
-          <w:szCs w:val="13"/>
-        </w:rPr>
-        <w:t>SPEC. DOC.</w:t>
-      </w:r>
-      <w:r>
-        <w:rPr>
-          <w:rFonts w:ascii="Orbitron" w:hAnsi="Orbitron" w:cs="Orbitron" w:eastAsia="Orbitron"/>
-          <w:b/>
-          <w:i w:val="0"/>
-          <w:color w:val="7A5C1E"/>
-          <w:spacing w:val="6"/>
-          <w:kern w:val="0"/>
-          <w:sz w:val="13"/>
-          <w:szCs w:val="13"/>
-        </w:rPr>
-        <w:t xml:space="preserve"> CODE</w:t>
-      </w:r>
-    </w:p>
-    <w:p>
-      <w:pPr>
-        <w:framePr w:w="1038" w:hRule="auto" w:wrap="none" w:vAnchor="page" w:hAnchor="page" w:x="7970" w:y="4320"/>
-        <w:spacing w:before="0" w:after="0" w:line="110" w:lineRule="exact"/>
-        <w:ind w:left="0" w:right="0" w:firstLine="0"/>
-        <w:jc w:val="left"/>
-      </w:pPr>
-      <w:r>
-        <w:rPr>
-          <w:rFonts w:ascii="Montserrat" w:hAnsi="Montserrat" w:cs="Montserrat" w:eastAsia="Montserrat"/>
-          <w:b w:val="0"/>
-          <w:i/>
-          <w:color w:val="4E5E74"/>
-          <w:spacing w:val="4"/>
-          <w:kern w:val="0"/>
-          <w:sz w:val="11"/>
-          <w:szCs w:val="11"/>
-        </w:rPr>
-        <w:t>СП</w:t>
-      </w:r>
-      <w:r>
-        <w:rPr>
-          <w:rFonts w:ascii="Montserrat" w:hAnsi="Montserrat" w:cs="Montserrat" w:eastAsia="Montserrat"/>
-          <w:b w:val="0"/>
-          <w:i/>
-          <w:color w:val="4E5E74"/>
-          <w:spacing w:val="3"/>
-          <w:kern w:val="0"/>
-          <w:sz w:val="11"/>
-          <w:szCs w:val="11"/>
-        </w:rPr>
-        <w:t>ЕЦ. ДОК. КОД</w:t>
-      </w:r>
-    </w:p>
-    <w:p>
-      <w:pPr>
-        <w:framePr w:w="1217" w:hRule="auto" w:wrap="none" w:vAnchor="page" w:hAnchor="page" w:x="576" w:y="5078"/>
-        <w:spacing w:before="0" w:after="0" w:line="120" w:lineRule="exact"/>
-        <w:ind w:left="0" w:right="0" w:firstLine="0"/>
-        <w:jc w:val="left"/>
-      </w:pPr>
-      <w:r>
-        <w:rPr>
-          <w:rFonts w:ascii="Montserrat SemiBold" w:hAnsi="Montserrat SemiBold" w:cs="Montserrat SemiBold" w:eastAsia="Montserrat SemiBold"/>
-          <w:b w:val="0"/>
-          <w:i w:val="0"/>
-          <w:color w:val="0F172A"/>
-          <w:spacing w:val="2"/>
-          <w:kern w:val="0"/>
-          <w:sz w:val="12"/>
-          <w:szCs w:val="12"/>
-        </w:rPr>
-        <w:t xml:space="preserve">TRIPLEX ALU </w:t>
-      </w:r>
-      <w:r>
-        <w:rPr>
-          <w:rFonts w:ascii="Montserrat SemiBold" w:hAnsi="Montserrat SemiBold" w:cs="Montserrat SemiBold" w:eastAsia="Montserrat SemiBold"/>
-          <w:b w:val="0"/>
-          <w:i w:val="0"/>
-          <w:color w:val="0F172A"/>
-          <w:spacing w:val="1"/>
-          <w:kern w:val="0"/>
-          <w:sz w:val="12"/>
-          <w:szCs w:val="12"/>
-        </w:rPr>
-        <w:t xml:space="preserve">BAG </w:t>
-      </w:r>
-    </w:p>
-    <w:p>
-      <w:pPr>
-        <w:framePr w:w="1128" w:hRule="auto" w:wrap="none" w:vAnchor="page" w:hAnchor="page" w:x="1829" w:y="5096"/>
+        <w:framePr w:w="493" w:hRule="auto" w:wrap="none" w:vAnchor="page" w:hAnchor="page" w:x="9995" w:y="4916"/>
         <w:spacing w:before="0" w:after="0" w:line="90" w:lineRule="exact"/>
         <w:ind w:left="0" w:right="0" w:firstLine="0"/>
         <w:jc w:val="left"/>
@@ -1342,540 +1043,16 @@
           <w:b w:val="0"/>
           <w:i/>
           <w:color w:val="4E5E74"/>
-          <w:spacing w:val="4"/>
           <w:kern w:val="0"/>
           <w:sz w:val="9"/>
           <w:szCs w:val="9"/>
         </w:rPr>
-        <w:t>ТРИ</w:t>
-      </w:r>
-      <w:r>
-        <w:rPr>
-          <w:rFonts w:ascii="Montserrat Medium" w:hAnsi="Montserrat Medium" w:cs="Montserrat Medium" w:eastAsia="Montserrat Medium"/>
-          <w:b w:val="0"/>
-          <w:i/>
-          <w:color w:val="4E5E74"/>
-          <w:spacing w:val="3"/>
-          <w:kern w:val="0"/>
-          <w:sz w:val="9"/>
-          <w:szCs w:val="9"/>
-        </w:rPr>
-        <w:t>ПЛЕКС АЛУ КЕСА</w:t>
+        <w:t>ЧУВАЊЕ</w:t>
       </w:r>
     </w:p>
     <w:p>
       <w:pPr>
-        <w:framePr w:w="2767" w:hRule="auto" w:wrap="none" w:vAnchor="page" w:hAnchor="page" w:x="576" w:y="5226"/>
-        <w:spacing w:before="0" w:after="0" w:line="120" w:lineRule="exact"/>
-        <w:ind w:left="0" w:right="0" w:firstLine="0"/>
-        <w:jc w:val="left"/>
-      </w:pPr>
-      <w:r>
-        <w:rPr>
-          <w:rFonts w:ascii="Roboto Mono SemiBold" w:hAnsi="Roboto Mono SemiBold" w:cs="Roboto Mono SemiBold" w:eastAsia="Roboto Mono SemiBold"/>
-          <w:b w:val="0"/>
-          <w:i w:val="0"/>
-          <w:color w:val="0F172A"/>
-          <w:spacing w:val="2"/>
-          <w:kern w:val="0"/>
-          <w:sz w:val="12"/>
-          <w:szCs w:val="12"/>
-        </w:rPr>
-        <w:t>PET 12 · ALU 7 · PE 80 · 30</w:t>
-      </w:r>
-      <w:r>
-        <w:rPr>
-          <w:rFonts w:ascii="Roboto Mono SemiBold" w:hAnsi="Roboto Mono SemiBold" w:cs="Roboto Mono SemiBold" w:eastAsia="Roboto Mono SemiBold"/>
-          <w:b w:val="0"/>
-          <w:i w:val="0"/>
-          <w:color w:val="0F172A"/>
-          <w:spacing w:val="1"/>
-          <w:kern w:val="0"/>
-          <w:sz w:val="12"/>
-          <w:szCs w:val="12"/>
-        </w:rPr>
-        <w:t>0 × 500 mm</w:t>
-      </w:r>
-    </w:p>
-    <w:p>
-      <w:pPr>
-        <w:framePr w:w="1219" w:hRule="auto" w:wrap="none" w:vAnchor="page" w:hAnchor="page" w:x="576" w:y="5376"/>
-        <w:spacing w:before="0" w:after="0" w:line="120" w:lineRule="exact"/>
-        <w:ind w:left="0" w:right="0" w:firstLine="0"/>
-        <w:jc w:val="left"/>
-      </w:pPr>
-      <w:r>
-        <w:rPr>
-          <w:rFonts w:ascii="Roboto Mono SemiBold" w:hAnsi="Roboto Mono SemiBold" w:cs="Roboto Mono SemiBold" w:eastAsia="Roboto Mono SemiBold"/>
-          <w:b w:val="0"/>
-          <w:i w:val="0"/>
-          <w:color w:val="0F172A"/>
-          <w:spacing w:val="2"/>
-          <w:kern w:val="0"/>
-          <w:sz w:val="12"/>
-          <w:szCs w:val="12"/>
-        </w:rPr>
-        <w:t>net. 400.0 g</w:t>
-      </w:r>
-      <w:r>
-        <w:rPr>
-          <w:rFonts w:ascii="Roboto Mono SemiBold" w:hAnsi="Roboto Mono SemiBold" w:cs="Roboto Mono SemiBold" w:eastAsia="Roboto Mono SemiBold"/>
-          <w:b w:val="0"/>
-          <w:i w:val="0"/>
-          <w:color w:val="0F172A"/>
-          <w:spacing w:val="1"/>
-          <w:kern w:val="0"/>
-          <w:sz w:val="12"/>
-          <w:szCs w:val="12"/>
-        </w:rPr>
-        <w:t xml:space="preserve"> ±3%</w:t>
-      </w:r>
-    </w:p>
-    <w:p>
-      <w:pPr>
-        <w:framePr w:w="1663" w:hRule="auto" w:wrap="none" w:vAnchor="page" w:hAnchor="page" w:x="4915" w:y="5078"/>
-        <w:spacing w:before="0" w:after="0" w:line="120" w:lineRule="exact"/>
-        <w:ind w:left="0" w:right="0" w:firstLine="0"/>
-        <w:jc w:val="left"/>
-      </w:pPr>
-      <w:r>
-        <w:rPr>
-          <w:rFonts w:ascii="Montserrat SemiBold" w:hAnsi="Montserrat SemiBold" w:cs="Montserrat SemiBold" w:eastAsia="Montserrat SemiBold"/>
-          <w:b w:val="0"/>
-          <w:i w:val="0"/>
-          <w:color w:val="0F172A"/>
-          <w:spacing w:val="2"/>
-          <w:kern w:val="0"/>
-          <w:sz w:val="12"/>
-          <w:szCs w:val="12"/>
-        </w:rPr>
-        <w:t>DRY CANNABIS FLOWE</w:t>
-      </w:r>
-      <w:r>
-        <w:rPr>
-          <w:rFonts w:ascii="Montserrat SemiBold" w:hAnsi="Montserrat SemiBold" w:cs="Montserrat SemiBold" w:eastAsia="Montserrat SemiBold"/>
-          <w:b w:val="0"/>
-          <w:i w:val="0"/>
-          <w:color w:val="0F172A"/>
-          <w:spacing w:val="1"/>
-          <w:kern w:val="0"/>
-          <w:sz w:val="12"/>
-          <w:szCs w:val="12"/>
-        </w:rPr>
-        <w:t xml:space="preserve">R </w:t>
-      </w:r>
-    </w:p>
-    <w:p>
-      <w:pPr>
-        <w:framePr w:w="1253" w:hRule="auto" w:wrap="none" w:vAnchor="page" w:hAnchor="page" w:x="6613" w:y="5096"/>
-        <w:spacing w:before="0" w:after="0" w:line="90" w:lineRule="exact"/>
-        <w:ind w:left="0" w:right="0" w:firstLine="0"/>
-        <w:jc w:val="left"/>
-      </w:pPr>
-      <w:r>
-        <w:rPr>
-          <w:rFonts w:ascii="Montserrat Medium" w:hAnsi="Montserrat Medium" w:cs="Montserrat Medium" w:eastAsia="Montserrat Medium"/>
-          <w:b w:val="0"/>
-          <w:i/>
-          <w:color w:val="4E5E74"/>
-          <w:spacing w:val="4"/>
-          <w:kern w:val="0"/>
-          <w:sz w:val="9"/>
-          <w:szCs w:val="9"/>
-        </w:rPr>
-        <w:t>СУВ</w:t>
-      </w:r>
-      <w:r>
-        <w:rPr>
-          <w:rFonts w:ascii="Montserrat Medium" w:hAnsi="Montserrat Medium" w:cs="Montserrat Medium" w:eastAsia="Montserrat Medium"/>
-          <w:b w:val="0"/>
-          <w:i/>
-          <w:color w:val="4E5E74"/>
-          <w:spacing w:val="3"/>
-          <w:kern w:val="0"/>
-          <w:sz w:val="9"/>
-          <w:szCs w:val="9"/>
-        </w:rPr>
-        <w:t xml:space="preserve"> ЦВЕТ ОД КАНАБИС</w:t>
-      </w:r>
-    </w:p>
-    <w:p>
-      <w:pPr>
-        <w:framePr w:w="2767" w:hRule="auto" w:wrap="none" w:vAnchor="page" w:hAnchor="page" w:x="4915" w:y="5226"/>
-        <w:spacing w:before="0" w:after="0" w:line="120" w:lineRule="exact"/>
-        <w:ind w:left="0" w:right="0" w:firstLine="0"/>
-        <w:jc w:val="left"/>
-      </w:pPr>
-      <w:r>
-        <w:rPr>
-          <w:rFonts w:ascii="Roboto Mono SemiBold" w:hAnsi="Roboto Mono SemiBold" w:cs="Roboto Mono SemiBold" w:eastAsia="Roboto Mono SemiBold"/>
-          <w:b w:val="0"/>
-          <w:i w:val="0"/>
-          <w:color w:val="0F172A"/>
-          <w:spacing w:val="2"/>
-          <w:kern w:val="0"/>
-          <w:sz w:val="12"/>
-          <w:szCs w:val="12"/>
-        </w:rPr>
-        <w:t>Cannabis flos. · Ph. Eur. 1</w:t>
-      </w:r>
-      <w:r>
-        <w:rPr>
-          <w:rFonts w:ascii="Roboto Mono SemiBold" w:hAnsi="Roboto Mono SemiBold" w:cs="Roboto Mono SemiBold" w:eastAsia="Roboto Mono SemiBold"/>
-          <w:b w:val="0"/>
-          <w:i w:val="0"/>
-          <w:color w:val="0F172A"/>
-          <w:spacing w:val="1"/>
-          <w:kern w:val="0"/>
-          <w:sz w:val="12"/>
-          <w:szCs w:val="12"/>
-        </w:rPr>
-        <w:t>1.5 (3028)</w:t>
-      </w:r>
-    </w:p>
-    <w:p>
-      <w:pPr>
-        <w:framePr w:w="1735" w:hRule="auto" w:wrap="none" w:vAnchor="page" w:hAnchor="page" w:x="4915" w:y="5376"/>
-        <w:spacing w:before="0" w:after="0" w:line="120" w:lineRule="exact"/>
-        <w:ind w:left="0" w:right="0" w:firstLine="0"/>
-        <w:jc w:val="left"/>
-      </w:pPr>
-      <w:r>
-        <w:rPr>
-          <w:rFonts w:ascii="Roboto Mono SemiBold" w:hAnsi="Roboto Mono SemiBold" w:cs="Roboto Mono SemiBold" w:eastAsia="Roboto Mono SemiBold"/>
-          <w:b w:val="0"/>
-          <w:i w:val="0"/>
-          <w:color w:val="0F172A"/>
-          <w:spacing w:val="2"/>
-          <w:kern w:val="0"/>
-          <w:sz w:val="12"/>
-          <w:szCs w:val="12"/>
-        </w:rPr>
-        <w:t>Intermediate Bulk</w:t>
-      </w:r>
-      <w:r>
-        <w:rPr>
-          <w:rFonts w:ascii="Roboto Mono SemiBold" w:hAnsi="Roboto Mono SemiBold" w:cs="Roboto Mono SemiBold" w:eastAsia="Roboto Mono SemiBold"/>
-          <w:b w:val="0"/>
-          <w:i w:val="0"/>
-          <w:color w:val="0F172A"/>
-          <w:spacing w:val="1"/>
-          <w:kern w:val="0"/>
-          <w:sz w:val="12"/>
-          <w:szCs w:val="12"/>
-        </w:rPr>
-        <w:t xml:space="preserve"> (InB)</w:t>
-      </w:r>
-    </w:p>
-    <w:p>
-      <w:pPr>
-        <w:framePr w:w="2251" w:hRule="auto" w:wrap="none" w:vAnchor="page" w:hAnchor="page" w:x="9118" w:y="5061"/>
-        <w:spacing w:before="0" w:after="0" w:line="120" w:lineRule="exact"/>
-        <w:ind w:left="0" w:right="0" w:firstLine="0"/>
-        <w:jc w:val="left"/>
-      </w:pPr>
-      <w:r>
-        <w:rPr>
-          <w:rFonts w:ascii="Roboto Mono SemiBold" w:hAnsi="Roboto Mono SemiBold" w:cs="Roboto Mono SemiBold" w:eastAsia="Roboto Mono SemiBold"/>
-          <w:b w:val="0"/>
-          <w:i w:val="0"/>
-          <w:color w:val="0F172A"/>
-          <w:spacing w:val="2"/>
-          <w:kern w:val="0"/>
-          <w:sz w:val="12"/>
-          <w:szCs w:val="12"/>
-        </w:rPr>
-        <w:t xml:space="preserve">15.0 – 25.0 °C · 30 – </w:t>
-      </w:r>
-      <w:r>
-        <w:rPr>
-          <w:rFonts w:ascii="Roboto Mono SemiBold" w:hAnsi="Roboto Mono SemiBold" w:cs="Roboto Mono SemiBold" w:eastAsia="Roboto Mono SemiBold"/>
-          <w:b w:val="0"/>
-          <w:i w:val="0"/>
-          <w:color w:val="0F172A"/>
-          <w:spacing w:val="1"/>
-          <w:kern w:val="0"/>
-          <w:sz w:val="12"/>
-          <w:szCs w:val="12"/>
-        </w:rPr>
-        <w:t>60.0 %rH</w:t>
-      </w:r>
-    </w:p>
-    <w:p>
-      <w:pPr>
-        <w:framePr w:w="1487" w:hRule="auto" w:wrap="none" w:vAnchor="page" w:hAnchor="page" w:x="9118" w:y="5216"/>
-        <w:spacing w:before="0" w:after="0" w:line="90" w:lineRule="exact"/>
-        <w:ind w:left="0" w:right="0" w:firstLine="0"/>
-        <w:jc w:val="left"/>
-      </w:pPr>
-      <w:r>
-        <w:rPr>
-          <w:rFonts w:ascii="Montserrat Medium" w:hAnsi="Montserrat Medium" w:cs="Montserrat Medium" w:eastAsia="Montserrat Medium"/>
-          <w:b w:val="0"/>
-          <w:i/>
-          <w:color w:val="4E5E74"/>
-          <w:spacing w:val="4"/>
-          <w:kern w:val="0"/>
-          <w:sz w:val="9"/>
-          <w:szCs w:val="9"/>
-        </w:rPr>
-        <w:t>PR</w:t>
-      </w:r>
-      <w:r>
-        <w:rPr>
-          <w:rFonts w:ascii="Montserrat Medium" w:hAnsi="Montserrat Medium" w:cs="Montserrat Medium" w:eastAsia="Montserrat Medium"/>
-          <w:b w:val="0"/>
-          <w:i/>
-          <w:color w:val="4E5E74"/>
-          <w:spacing w:val="3"/>
-          <w:kern w:val="0"/>
-          <w:sz w:val="9"/>
-          <w:szCs w:val="9"/>
-        </w:rPr>
-        <w:t>OTECTED FROM SUNLIGHT</w:t>
-      </w:r>
-    </w:p>
-    <w:p>
-      <w:pPr>
-        <w:framePr w:w="1457" w:hRule="auto" w:wrap="none" w:vAnchor="page" w:hAnchor="page" w:x="9118" w:y="5351"/>
-        <w:spacing w:before="0" w:after="0" w:line="90" w:lineRule="exact"/>
-        <w:ind w:left="0" w:right="0" w:firstLine="0"/>
-        <w:jc w:val="left"/>
-      </w:pPr>
-      <w:r>
-        <w:rPr>
-          <w:rFonts w:ascii="Montserrat Medium" w:hAnsi="Montserrat Medium" w:cs="Montserrat Medium" w:eastAsia="Montserrat Medium"/>
-          <w:b w:val="0"/>
-          <w:i/>
-          <w:color w:val="4E5E74"/>
-          <w:spacing w:val="4"/>
-          <w:kern w:val="0"/>
-          <w:sz w:val="9"/>
-          <w:szCs w:val="9"/>
-        </w:rPr>
-        <w:t>ЗАШТИТЕ</w:t>
-      </w:r>
-      <w:r>
-        <w:rPr>
-          <w:rFonts w:ascii="Montserrat Medium" w:hAnsi="Montserrat Medium" w:cs="Montserrat Medium" w:eastAsia="Montserrat Medium"/>
-          <w:b w:val="0"/>
-          <w:i/>
-          <w:color w:val="4E5E74"/>
-          <w:spacing w:val="3"/>
-          <w:kern w:val="0"/>
-          <w:sz w:val="9"/>
-          <w:szCs w:val="9"/>
-        </w:rPr>
-        <w:t>НО ОД СВЕТЛИНА</w:t>
-      </w:r>
-    </w:p>
-    <w:p>
-      <w:pPr>
-        <w:framePr w:w="1851" w:hRule="auto" w:wrap="none" w:vAnchor="page" w:hAnchor="page" w:x="576" w:y="4877"/>
-        <w:spacing w:before="0" w:after="0" w:line="130" w:lineRule="exact"/>
-        <w:ind w:left="0" w:right="0" w:firstLine="0"/>
-        <w:jc w:val="left"/>
-      </w:pPr>
-      <w:r>
-        <w:rPr>
-          <w:rFonts w:ascii="Orbitron" w:hAnsi="Orbitron" w:cs="Orbitron" w:eastAsia="Orbitron"/>
-          <w:b/>
-          <w:i w:val="0"/>
-          <w:color w:val="7A5C1E"/>
-          <w:spacing w:val="7"/>
-          <w:kern w:val="0"/>
-          <w:sz w:val="13"/>
-          <w:szCs w:val="13"/>
-        </w:rPr>
-        <w:t>CONTACT PAC</w:t>
-      </w:r>
-      <w:r>
-        <w:rPr>
-          <w:rFonts w:ascii="Orbitron" w:hAnsi="Orbitron" w:cs="Orbitron" w:eastAsia="Orbitron"/>
-          <w:b/>
-          <w:i w:val="0"/>
-          <w:color w:val="7A5C1E"/>
-          <w:spacing w:val="6"/>
-          <w:kern w:val="0"/>
-          <w:sz w:val="13"/>
-          <w:szCs w:val="13"/>
-        </w:rPr>
-        <w:t xml:space="preserve">KAGING </w:t>
-      </w:r>
-    </w:p>
-    <w:p>
-      <w:pPr>
-        <w:framePr w:w="1301" w:hRule="auto" w:wrap="none" w:vAnchor="page" w:hAnchor="page" w:x="2469" w:y="4916"/>
-        <w:spacing w:before="0" w:after="0" w:line="90" w:lineRule="exact"/>
-        <w:ind w:left="0" w:right="0" w:firstLine="0"/>
-        <w:jc w:val="left"/>
-      </w:pPr>
-      <w:r>
-        <w:rPr>
-          <w:rFonts w:ascii="Montserrat Medium" w:hAnsi="Montserrat Medium" w:cs="Montserrat Medium" w:eastAsia="Montserrat Medium"/>
-          <w:b w:val="0"/>
-          <w:i/>
-          <w:color w:val="4E5E74"/>
-          <w:spacing w:val="4"/>
-          <w:kern w:val="0"/>
-          <w:sz w:val="9"/>
-          <w:szCs w:val="9"/>
-        </w:rPr>
-        <w:t>КОНТАКТН</w:t>
-      </w:r>
-      <w:r>
-        <w:rPr>
-          <w:rFonts w:ascii="Montserrat Medium" w:hAnsi="Montserrat Medium" w:cs="Montserrat Medium" w:eastAsia="Montserrat Medium"/>
-          <w:b w:val="0"/>
-          <w:i/>
-          <w:color w:val="4E5E74"/>
-          <w:spacing w:val="3"/>
-          <w:kern w:val="0"/>
-          <w:sz w:val="9"/>
-          <w:szCs w:val="9"/>
-        </w:rPr>
-        <w:t>О ПАКУВАЊЕ</w:t>
-      </w:r>
-    </w:p>
-    <w:p>
-      <w:pPr>
-        <w:framePr w:w="1916" w:hRule="auto" w:wrap="none" w:vAnchor="page" w:hAnchor="page" w:x="4915" w:y="4877"/>
-        <w:spacing w:before="0" w:after="0" w:line="130" w:lineRule="exact"/>
-        <w:ind w:left="0" w:right="0" w:firstLine="0"/>
-        <w:jc w:val="left"/>
-      </w:pPr>
-      <w:r>
-        <w:rPr>
-          <w:rFonts w:ascii="Orbitron" w:hAnsi="Orbitron" w:cs="Orbitron" w:eastAsia="Orbitron"/>
-          <w:b/>
-          <w:i w:val="0"/>
-          <w:color w:val="7A5C1E"/>
-          <w:spacing w:val="7"/>
-          <w:kern w:val="0"/>
-          <w:sz w:val="13"/>
-          <w:szCs w:val="13"/>
-        </w:rPr>
-        <w:t xml:space="preserve">DOSAGE FORM </w:t>
-      </w:r>
-      <w:r>
-        <w:rPr>
-          <w:rFonts w:ascii="Orbitron" w:hAnsi="Orbitron" w:cs="Orbitron" w:eastAsia="Orbitron"/>
-          <w:b/>
-          <w:i w:val="0"/>
-          <w:color w:val="7A5C1E"/>
-          <w:spacing w:val="6"/>
-          <w:kern w:val="0"/>
-          <w:sz w:val="13"/>
-          <w:szCs w:val="13"/>
-        </w:rPr>
-        <w:t xml:space="preserve">&amp; TYPE </w:t>
-      </w:r>
-    </w:p>
-    <w:p>
-      <w:pPr>
-        <w:framePr w:w="1340" w:hRule="auto" w:wrap="none" w:vAnchor="page" w:hAnchor="page" w:x="6874" w:y="4916"/>
-        <w:spacing w:before="0" w:after="0" w:line="90" w:lineRule="exact"/>
-        <w:ind w:left="0" w:right="0" w:firstLine="0"/>
-        <w:jc w:val="left"/>
-      </w:pPr>
-      <w:r>
-        <w:rPr>
-          <w:rFonts w:ascii="Montserrat Medium" w:hAnsi="Montserrat Medium" w:cs="Montserrat Medium" w:eastAsia="Montserrat Medium"/>
-          <w:b w:val="0"/>
-          <w:i/>
-          <w:color w:val="4E5E74"/>
-          <w:spacing w:val="4"/>
-          <w:kern w:val="0"/>
-          <w:sz w:val="9"/>
-          <w:szCs w:val="9"/>
-        </w:rPr>
-        <w:t>ДОЗАЖНА</w:t>
-      </w:r>
-      <w:r>
-        <w:rPr>
-          <w:rFonts w:ascii="Montserrat Medium" w:hAnsi="Montserrat Medium" w:cs="Montserrat Medium" w:eastAsia="Montserrat Medium"/>
-          <w:b w:val="0"/>
-          <w:i/>
-          <w:color w:val="4E5E74"/>
-          <w:spacing w:val="3"/>
-          <w:kern w:val="0"/>
-          <w:sz w:val="9"/>
-          <w:szCs w:val="9"/>
-        </w:rPr>
-        <w:t xml:space="preserve"> ФОРМА И ТИП</w:t>
-      </w:r>
-    </w:p>
-    <w:p>
-      <w:pPr>
-        <w:framePr w:w="863" w:hRule="auto" w:wrap="none" w:vAnchor="page" w:hAnchor="page" w:x="9118" w:y="4877"/>
-        <w:spacing w:before="0" w:after="0" w:line="130" w:lineRule="exact"/>
-        <w:ind w:left="0" w:right="0" w:firstLine="0"/>
-        <w:jc w:val="left"/>
-      </w:pPr>
-      <w:r>
-        <w:rPr>
-          <w:rFonts w:ascii="Orbitron" w:hAnsi="Orbitron" w:cs="Orbitron" w:eastAsia="Orbitron"/>
-          <w:b/>
-          <w:i w:val="0"/>
-          <w:color w:val="7A5C1E"/>
-          <w:spacing w:val="7"/>
-          <w:kern w:val="0"/>
-          <w:sz w:val="13"/>
-          <w:szCs w:val="13"/>
-        </w:rPr>
-        <w:t>STOR</w:t>
-      </w:r>
-      <w:r>
-        <w:rPr>
-          <w:rFonts w:ascii="Orbitron" w:hAnsi="Orbitron" w:cs="Orbitron" w:eastAsia="Orbitron"/>
-          <w:b/>
-          <w:i w:val="0"/>
-          <w:color w:val="7A5C1E"/>
-          <w:spacing w:val="6"/>
-          <w:kern w:val="0"/>
-          <w:sz w:val="13"/>
-          <w:szCs w:val="13"/>
-        </w:rPr>
-        <w:t xml:space="preserve">AGE </w:t>
-      </w:r>
-    </w:p>
-    <w:p>
-      <w:pPr>
-        <w:framePr w:w="493" w:hRule="auto" w:wrap="none" w:vAnchor="page" w:hAnchor="page" w:x="10024" w:y="4916"/>
-        <w:spacing w:before="0" w:after="0" w:line="90" w:lineRule="exact"/>
-        <w:ind w:left="0" w:right="0" w:firstLine="0"/>
-        <w:jc w:val="left"/>
-      </w:pPr>
-      <w:r>
-        <w:rPr>
-          <w:rFonts w:ascii="Montserrat Medium" w:hAnsi="Montserrat Medium" w:cs="Montserrat Medium" w:eastAsia="Montserrat Medium"/>
-          <w:b w:val="0"/>
-          <w:i/>
-          <w:color w:val="4E5E74"/>
-          <w:spacing w:val="5"/>
-          <w:kern w:val="0"/>
-          <w:sz w:val="9"/>
-          <w:szCs w:val="9"/>
-        </w:rPr>
-        <w:t>Ч</w:t>
-      </w:r>
-      <w:r>
-        <w:rPr>
-          <w:rFonts w:ascii="Montserrat Medium" w:hAnsi="Montserrat Medium" w:cs="Montserrat Medium" w:eastAsia="Montserrat Medium"/>
-          <w:b w:val="0"/>
-          <w:i/>
-          <w:color w:val="4E5E74"/>
-          <w:spacing w:val="4"/>
-          <w:kern w:val="0"/>
-          <w:sz w:val="9"/>
-          <w:szCs w:val="9"/>
-        </w:rPr>
-        <w:t>УВАЊЕ</w:t>
-      </w:r>
-    </w:p>
-    <w:p>
-      <w:pPr>
-        <w:framePr w:w="4810" w:hRule="auto" w:wrap="none" w:vAnchor="page" w:hAnchor="page" w:x="998" w:y="6045"/>
+        <w:framePr w:w="4760" w:hRule="auto" w:wrap="none" w:vAnchor="page" w:hAnchor="page" w:x="986" w:y="6045"/>
         <w:spacing w:before="0" w:after="0" w:line="150" w:lineRule="exact"/>
         <w:ind w:left="0" w:right="0" w:firstLine="0"/>
         <w:jc w:val="left"/>
@@ -1886,30 +1063,16 @@
           <w:b w:val="0"/>
           <w:i w:val="0"/>
           <w:color w:val="173654"/>
-          <w:spacing w:val="3"/>
           <w:kern w:val="0"/>
           <w:sz w:val="15"/>
           <w:szCs w:val="15"/>
         </w:rPr>
-        <w:t>ANALYTICAL</w:t>
-      </w:r>
-      <w:r>
-        <w:rPr>
-          <w:rFonts w:ascii="Orbitron ExtraBold" w:hAnsi="Orbitron ExtraBold" w:cs="Orbitron ExtraBold" w:eastAsia="Orbitron ExtraBold"/>
-          <w:b w:val="0"/>
-          <w:i w:val="0"/>
-          <w:color w:val="173654"/>
-          <w:spacing w:val="2"/>
-          <w:kern w:val="0"/>
-          <w:sz w:val="15"/>
-          <w:szCs w:val="15"/>
-        </w:rPr>
-        <w:t xml:space="preserve"> PARAMETERS &amp; ACCEPTANCE CRITERIA</w:t>
+        <w:t>ANALYTICAL PARAMETERS &amp; ACCEPTANCE CRITERIA</w:t>
       </w:r>
     </w:p>
     <w:p>
       <w:pPr>
-        <w:framePr w:w="121" w:hRule="auto" w:wrap="none" w:vAnchor="page" w:hAnchor="page" w:x="646" w:y="6973"/>
+        <w:framePr w:w="121" w:hRule="auto" w:wrap="none" w:vAnchor="page" w:hAnchor="page" w:x="649" w:y="6973"/>
         <w:spacing w:before="0" w:after="0" w:line="140" w:lineRule="exact"/>
         <w:ind w:left="0" w:right="0" w:firstLine="0"/>
         <w:jc w:val="left"/>
@@ -1929,7 +1092,7 @@
     </w:p>
     <w:p>
       <w:pPr>
-        <w:framePr w:w="2261" w:hRule="auto" w:wrap="none" w:vAnchor="page" w:hAnchor="page" w:x="976" w:y="7015"/>
+        <w:framePr w:w="2372" w:hRule="auto" w:wrap="none" w:vAnchor="page" w:hAnchor="page" w:x="976" w:y="7015"/>
         <w:spacing w:before="0" w:after="0" w:line="140" w:lineRule="exact"/>
         <w:ind w:left="0" w:right="0" w:firstLine="0"/>
         <w:jc w:val="left"/>
@@ -1940,30 +1103,16 @@
           <w:b/>
           <w:i w:val="0"/>
           <w:color w:val="16324F"/>
-          <w:spacing w:val="3"/>
           <w:kern w:val="0"/>
           <w:sz w:val="14"/>
           <w:szCs w:val="14"/>
         </w:rPr>
-        <w:t>Identification A, Appear</w:t>
-      </w:r>
-      <w:r>
-        <w:rPr>
-          <w:rFonts w:ascii="Montserrat" w:hAnsi="Montserrat" w:cs="Montserrat" w:eastAsia="Montserrat"/>
-          <w:b/>
-          <w:i w:val="0"/>
-          <w:color w:val="16324F"/>
-          <w:spacing w:val="2"/>
-          <w:kern w:val="0"/>
-          <w:sz w:val="14"/>
-          <w:szCs w:val="14"/>
-        </w:rPr>
-        <w:t xml:space="preserve">ance </w:t>
+        <w:t xml:space="preserve">Identification A, Appearance </w:t>
       </w:r>
     </w:p>
     <w:p>
       <w:pPr>
-        <w:framePr w:w="901" w:hRule="auto" w:wrap="none" w:vAnchor="page" w:hAnchor="page" w:x="3198" w:y="7031"/>
+        <w:framePr w:w="892" w:hRule="auto" w:wrap="none" w:vAnchor="page" w:hAnchor="page" w:x="3315" w:y="7031"/>
         <w:spacing w:before="0" w:after="0" w:line="120" w:lineRule="exact"/>
         <w:ind w:left="0" w:right="0" w:firstLine="0"/>
         <w:jc w:val="left"/>
@@ -1974,30 +1123,16 @@
           <w:b w:val="0"/>
           <w:i/>
           <w:color w:val="4E5E74"/>
-          <w:spacing w:val="2"/>
           <w:kern w:val="0"/>
           <w:sz w:val="12"/>
           <w:szCs w:val="12"/>
         </w:rPr>
-        <w:t>· Macr</w:t>
-      </w:r>
-      <w:r>
-        <w:rPr>
-          <w:rFonts w:ascii="Montserrat Medium" w:hAnsi="Montserrat Medium" w:cs="Montserrat Medium" w:eastAsia="Montserrat Medium"/>
-          <w:b w:val="0"/>
-          <w:i/>
-          <w:color w:val="4E5E74"/>
-          <w:spacing w:val="1"/>
-          <w:kern w:val="0"/>
-          <w:sz w:val="12"/>
-          <w:szCs w:val="12"/>
-        </w:rPr>
-        <w:t>oscopic</w:t>
+        <w:t>· Macroscopic</w:t>
       </w:r>
     </w:p>
     <w:p>
       <w:pPr>
-        <w:framePr w:w="80" w:hRule="auto" w:wrap="none" w:vAnchor="page" w:hAnchor="page" w:x="4118" w:y="7023"/>
+        <w:framePr w:w="80" w:hRule="auto" w:wrap="none" w:vAnchor="page" w:hAnchor="page" w:x="4236" w:y="7023"/>
         <w:spacing w:before="0" w:after="0" w:line="130" w:lineRule="exact"/>
         <w:ind w:left="0" w:right="0" w:firstLine="0"/>
         <w:jc w:val="left"/>
@@ -2017,7 +1152,7 @@
     </w:p>
     <w:p>
       <w:pPr>
-        <w:framePr w:w="2335" w:hRule="auto" w:wrap="none" w:vAnchor="page" w:hAnchor="page" w:x="976" w:y="7181"/>
+        <w:framePr w:w="2360" w:hRule="auto" w:wrap="none" w:vAnchor="page" w:hAnchor="page" w:x="976" w:y="7181"/>
         <w:spacing w:before="0" w:after="0" w:line="120" w:lineRule="exact"/>
         <w:ind w:left="0" w:right="0" w:firstLine="0"/>
         <w:jc w:val="left"/>
@@ -2028,30 +1163,16 @@
           <w:b w:val="0"/>
           <w:i/>
           <w:color w:val="4E5E74"/>
-          <w:spacing w:val="2"/>
           <w:kern w:val="0"/>
           <w:sz w:val="12"/>
           <w:szCs w:val="12"/>
         </w:rPr>
-        <w:t>Идентиф. A, Изг</w:t>
-      </w:r>
-      <w:r>
-        <w:rPr>
-          <w:rFonts w:ascii="Montserrat Medium" w:hAnsi="Montserrat Medium" w:cs="Montserrat Medium" w:eastAsia="Montserrat Medium"/>
-          <w:b w:val="0"/>
-          <w:i/>
-          <w:color w:val="4E5E74"/>
-          <w:spacing w:val="1"/>
-          <w:kern w:val="0"/>
-          <w:sz w:val="12"/>
-          <w:szCs w:val="12"/>
-        </w:rPr>
-        <w:t>лед, Макроскопски</w:t>
+        <w:t>Идентиф. A, Изглед, Макроскопски</w:t>
       </w:r>
     </w:p>
     <w:p>
       <w:pPr>
-        <w:framePr w:w="1417" w:hRule="auto" w:wrap="none" w:vAnchor="page" w:hAnchor="page" w:x="5072" w:y="7083"/>
+        <w:framePr w:w="1392" w:hRule="auto" w:wrap="none" w:vAnchor="page" w:hAnchor="page" w:x="5072" w:y="7083"/>
         <w:spacing w:before="0" w:after="0" w:line="130" w:lineRule="exact"/>
         <w:ind w:left="0" w:right="0" w:firstLine="0"/>
         <w:jc w:val="left"/>
@@ -2062,30 +1183,16 @@
           <w:b w:val="0"/>
           <w:i w:val="0"/>
           <w:color w:val="475569"/>
-          <w:spacing w:val="-1"/>
           <w:kern w:val="0"/>
           <w:sz w:val="13"/>
           <w:szCs w:val="13"/>
         </w:rPr>
-        <w:t>Ph. Eur</w:t>
-      </w:r>
-      <w:r>
-        <w:rPr>
-          <w:rFonts w:ascii="Roboto Mono" w:hAnsi="Roboto Mono" w:cs="Roboto Mono" w:eastAsia="Roboto Mono"/>
-          <w:b w:val="0"/>
-          <w:i w:val="0"/>
-          <w:color w:val="475569"/>
-          <w:spacing w:val="-2"/>
-          <w:kern w:val="0"/>
-          <w:sz w:val="13"/>
-          <w:szCs w:val="13"/>
-        </w:rPr>
-        <w:t>. mon. 3028</w:t>
+        <w:t>Ph. Eur. mon. 3028</w:t>
       </w:r>
     </w:p>
     <w:p>
       <w:pPr>
-        <w:framePr w:w="1921" w:hRule="auto" w:wrap="none" w:vAnchor="page" w:hAnchor="page" w:x="7571" w:y="6995"/>
+        <w:framePr w:w="2015" w:hRule="auto" w:wrap="none" w:vAnchor="page" w:hAnchor="page" w:x="7571" w:y="6995"/>
         <w:spacing w:before="0" w:after="0" w:line="140" w:lineRule="exact"/>
         <w:ind w:left="0" w:right="0" w:firstLine="0"/>
         <w:jc w:val="left"/>
@@ -2096,30 +1203,16 @@
           <w:b/>
           <w:i w:val="0"/>
           <w:color w:val="16324F"/>
-          <w:spacing w:val="2"/>
           <w:kern w:val="0"/>
           <w:sz w:val="14"/>
           <w:szCs w:val="14"/>
         </w:rPr>
-        <w:t xml:space="preserve">Conforms to </w:t>
-      </w:r>
-      <w:r>
-        <w:rPr>
-          <w:rFonts w:ascii="Roboto Mono" w:hAnsi="Roboto Mono" w:cs="Roboto Mono" w:eastAsia="Roboto Mono"/>
-          <w:b/>
-          <w:i w:val="0"/>
-          <w:color w:val="16324F"/>
-          <w:spacing w:val="1"/>
-          <w:kern w:val="0"/>
-          <w:sz w:val="14"/>
-          <w:szCs w:val="14"/>
-        </w:rPr>
-        <w:t xml:space="preserve">monograph </w:t>
+        <w:t xml:space="preserve">Conforms to monograph </w:t>
       </w:r>
     </w:p>
     <w:p>
       <w:pPr>
-        <w:framePr w:w="119" w:hRule="auto" w:wrap="none" w:vAnchor="page" w:hAnchor="page" w:x="9468" w:y="7005"/>
+        <w:framePr w:w="119" w:hRule="auto" w:wrap="none" w:vAnchor="page" w:hAnchor="page" w:x="9566" w:y="7005"/>
         <w:spacing w:before="0" w:after="0" w:line="130" w:lineRule="exact"/>
         <w:ind w:left="0" w:right="0" w:firstLine="0"/>
         <w:jc w:val="left"/>
@@ -2139,7 +1232,7 @@
     </w:p>
     <w:p>
       <w:pPr>
-        <w:framePr w:w="2251" w:hRule="auto" w:wrap="none" w:vAnchor="page" w:hAnchor="page" w:x="7571" w:y="7181"/>
+        <w:framePr w:w="2266" w:hRule="auto" w:wrap="none" w:vAnchor="page" w:hAnchor="page" w:x="7571" w:y="7181"/>
         <w:spacing w:before="0" w:after="0" w:line="120" w:lineRule="exact"/>
         <w:ind w:left="0" w:right="0" w:firstLine="0"/>
         <w:jc w:val="left"/>
@@ -2150,30 +1243,16 @@
           <w:b w:val="0"/>
           <w:i/>
           <w:color w:val="7C8FA6"/>
-          <w:spacing w:val="2"/>
           <w:kern w:val="0"/>
           <w:sz w:val="12"/>
           <w:szCs w:val="12"/>
         </w:rPr>
-        <w:t xml:space="preserve">Соодветствува </w:t>
-      </w:r>
-      <w:r>
-        <w:rPr>
-          <w:rFonts w:ascii="Montserrat Medium" w:hAnsi="Montserrat Medium" w:cs="Montserrat Medium" w:eastAsia="Montserrat Medium"/>
-          <w:b w:val="0"/>
-          <w:i/>
-          <w:color w:val="7C8FA6"/>
-          <w:spacing w:val="1"/>
-          <w:kern w:val="0"/>
-          <w:sz w:val="12"/>
-          <w:szCs w:val="12"/>
-        </w:rPr>
-        <w:t>со монографијата</w:t>
+        <w:t>Соодветствува со монографијата</w:t>
       </w:r>
     </w:p>
     <w:p>
       <w:pPr>
-        <w:framePr w:w="121" w:hRule="auto" w:wrap="none" w:vAnchor="page" w:hAnchor="page" w:x="646" w:y="7378"/>
+        <w:framePr w:w="121" w:hRule="auto" w:wrap="none" w:vAnchor="page" w:hAnchor="page" w:x="649" w:y="7378"/>
         <w:spacing w:before="0" w:after="0" w:line="140" w:lineRule="exact"/>
         <w:ind w:left="0" w:right="0" w:firstLine="0"/>
         <w:jc w:val="left"/>
@@ -2193,7 +1272,7 @@
     </w:p>
     <w:p>
       <w:pPr>
-        <w:framePr w:w="1259" w:hRule="auto" w:wrap="none" w:vAnchor="page" w:hAnchor="page" w:x="976" w:y="7315"/>
+        <w:framePr w:w="1319" w:hRule="auto" w:wrap="none" w:vAnchor="page" w:hAnchor="page" w:x="976" w:y="7315"/>
         <w:spacing w:before="0" w:after="0" w:line="140" w:lineRule="exact"/>
         <w:ind w:left="0" w:right="0" w:firstLine="0"/>
         <w:jc w:val="left"/>
@@ -2204,30 +1283,16 @@
           <w:b/>
           <w:i w:val="0"/>
           <w:color w:val="16324F"/>
-          <w:spacing w:val="3"/>
           <w:kern w:val="0"/>
           <w:sz w:val="14"/>
           <w:szCs w:val="14"/>
         </w:rPr>
-        <w:t>Identificatio</w:t>
-      </w:r>
-      <w:r>
-        <w:rPr>
-          <w:rFonts w:ascii="Montserrat" w:hAnsi="Montserrat" w:cs="Montserrat" w:eastAsia="Montserrat"/>
-          <w:b/>
-          <w:i w:val="0"/>
-          <w:color w:val="16324F"/>
-          <w:spacing w:val="2"/>
-          <w:kern w:val="0"/>
-          <w:sz w:val="14"/>
-          <w:szCs w:val="14"/>
-        </w:rPr>
-        <w:t xml:space="preserve">n B </w:t>
+        <w:t xml:space="preserve">Identification B </w:t>
       </w:r>
     </w:p>
     <w:p>
       <w:pPr>
-        <w:framePr w:w="936" w:hRule="auto" w:wrap="none" w:vAnchor="page" w:hAnchor="page" w:x="2197" w:y="7327"/>
+        <w:framePr w:w="1005" w:hRule="auto" w:wrap="none" w:vAnchor="page" w:hAnchor="page" w:x="2262" w:y="7327"/>
         <w:spacing w:before="0" w:after="0" w:line="130" w:lineRule="exact"/>
         <w:ind w:left="0" w:right="0" w:firstLine="0"/>
         <w:jc w:val="left"/>
@@ -2238,30 +1303,16 @@
           <w:b w:val="0"/>
           <w:i w:val="0"/>
           <w:color w:val="8C9BB0"/>
-          <w:spacing w:val="2"/>
           <w:kern w:val="0"/>
           <w:sz w:val="13"/>
           <w:szCs w:val="13"/>
         </w:rPr>
-        <w:t>· Micro</w:t>
-      </w:r>
-      <w:r>
-        <w:rPr>
-          <w:rFonts w:ascii="Montserrat SemiBold" w:hAnsi="Montserrat SemiBold" w:cs="Montserrat SemiBold" w:eastAsia="Montserrat SemiBold"/>
-          <w:b w:val="0"/>
-          <w:i w:val="0"/>
-          <w:color w:val="8C9BB0"/>
-          <w:spacing w:val="1"/>
-          <w:kern w:val="0"/>
-          <w:sz w:val="13"/>
-          <w:szCs w:val="13"/>
-        </w:rPr>
-        <w:t>scopic</w:t>
+        <w:t>· Microscopic</w:t>
       </w:r>
     </w:p>
     <w:p>
       <w:pPr>
-        <w:framePr w:w="80" w:hRule="auto" w:wrap="none" w:vAnchor="page" w:hAnchor="page" w:x="3153" w:y="7323"/>
+        <w:framePr w:w="80" w:hRule="auto" w:wrap="none" w:vAnchor="page" w:hAnchor="page" w:x="3292" w:y="7323"/>
         <w:spacing w:before="0" w:after="0" w:line="130" w:lineRule="exact"/>
         <w:ind w:left="0" w:right="0" w:firstLine="0"/>
         <w:jc w:val="left"/>
@@ -2281,7 +1332,7 @@
     </w:p>
     <w:p>
       <w:pPr>
-        <w:framePr w:w="1850" w:hRule="auto" w:wrap="none" w:vAnchor="page" w:hAnchor="page" w:x="976" w:y="7481"/>
+        <w:framePr w:w="1870" w:hRule="auto" w:wrap="none" w:vAnchor="page" w:hAnchor="page" w:x="976" w:y="7481"/>
         <w:spacing w:before="0" w:after="0" w:line="120" w:lineRule="exact"/>
         <w:ind w:left="0" w:right="0" w:firstLine="0"/>
         <w:jc w:val="left"/>
@@ -2292,30 +1343,16 @@
           <w:b w:val="0"/>
           <w:i/>
           <w:color w:val="4E5E74"/>
-          <w:spacing w:val="2"/>
           <w:kern w:val="0"/>
           <w:sz w:val="12"/>
           <w:szCs w:val="12"/>
         </w:rPr>
-        <w:t>Идентиф. Б ·</w:t>
-      </w:r>
-      <w:r>
-        <w:rPr>
-          <w:rFonts w:ascii="Montserrat Medium" w:hAnsi="Montserrat Medium" w:cs="Montserrat Medium" w:eastAsia="Montserrat Medium"/>
-          <w:b w:val="0"/>
-          <w:i/>
-          <w:color w:val="4E5E74"/>
-          <w:spacing w:val="1"/>
-          <w:kern w:val="0"/>
-          <w:sz w:val="12"/>
-          <w:szCs w:val="12"/>
-        </w:rPr>
-        <w:t xml:space="preserve"> Микроскопски</w:t>
+        <w:t>Идентиф. Б · Микроскопски</w:t>
       </w:r>
     </w:p>
     <w:p>
       <w:pPr>
-        <w:framePr w:w="2182" w:hRule="auto" w:wrap="none" w:vAnchor="page" w:hAnchor="page" w:x="5072" w:y="7383"/>
+        <w:framePr w:w="2142" w:hRule="auto" w:wrap="none" w:vAnchor="page" w:hAnchor="page" w:x="5072" w:y="7383"/>
         <w:spacing w:before="0" w:after="0" w:line="130" w:lineRule="exact"/>
         <w:ind w:left="0" w:right="0" w:firstLine="0"/>
         <w:jc w:val="left"/>
@@ -2326,30 +1363,16 @@
           <w:b w:val="0"/>
           <w:i w:val="0"/>
           <w:color w:val="475569"/>
-          <w:spacing w:val="-1"/>
           <w:kern w:val="0"/>
           <w:sz w:val="13"/>
           <w:szCs w:val="13"/>
         </w:rPr>
-        <w:t>Ph. Eur. 2.8</w:t>
-      </w:r>
-      <w:r>
-        <w:rPr>
-          <w:rFonts w:ascii="Roboto Mono" w:hAnsi="Roboto Mono" w:cs="Roboto Mono" w:eastAsia="Roboto Mono"/>
-          <w:b w:val="0"/>
-          <w:i w:val="0"/>
-          <w:color w:val="475569"/>
-          <w:spacing w:val="-2"/>
-          <w:kern w:val="0"/>
-          <w:sz w:val="13"/>
-          <w:szCs w:val="13"/>
-        </w:rPr>
-        <w:t>.23 (microscopy)</w:t>
+        <w:t>Ph. Eur. 2.8.23 (microscopy)</w:t>
       </w:r>
     </w:p>
     <w:p>
       <w:pPr>
-        <w:framePr w:w="1921" w:hRule="auto" w:wrap="none" w:vAnchor="page" w:hAnchor="page" w:x="7571" w:y="7295"/>
+        <w:framePr w:w="2015" w:hRule="auto" w:wrap="none" w:vAnchor="page" w:hAnchor="page" w:x="7571" w:y="7295"/>
         <w:spacing w:before="0" w:after="0" w:line="140" w:lineRule="exact"/>
         <w:ind w:left="0" w:right="0" w:firstLine="0"/>
         <w:jc w:val="left"/>
@@ -2360,30 +1383,16 @@
           <w:b/>
           <w:i w:val="0"/>
           <w:color w:val="16324F"/>
-          <w:spacing w:val="2"/>
           <w:kern w:val="0"/>
           <w:sz w:val="14"/>
           <w:szCs w:val="14"/>
         </w:rPr>
-        <w:t xml:space="preserve">Conforms to </w:t>
-      </w:r>
-      <w:r>
-        <w:rPr>
-          <w:rFonts w:ascii="Roboto Mono" w:hAnsi="Roboto Mono" w:cs="Roboto Mono" w:eastAsia="Roboto Mono"/>
-          <w:b/>
-          <w:i w:val="0"/>
-          <w:color w:val="16324F"/>
-          <w:spacing w:val="1"/>
-          <w:kern w:val="0"/>
-          <w:sz w:val="14"/>
-          <w:szCs w:val="14"/>
-        </w:rPr>
-        <w:t xml:space="preserve">monograph </w:t>
+        <w:t xml:space="preserve">Conforms to monograph </w:t>
       </w:r>
     </w:p>
     <w:p>
       <w:pPr>
-        <w:framePr w:w="119" w:hRule="auto" w:wrap="none" w:vAnchor="page" w:hAnchor="page" w:x="9468" w:y="7305"/>
+        <w:framePr w:w="119" w:hRule="auto" w:wrap="none" w:vAnchor="page" w:hAnchor="page" w:x="9566" w:y="7305"/>
         <w:spacing w:before="0" w:after="0" w:line="130" w:lineRule="exact"/>
         <w:ind w:left="0" w:right="0" w:firstLine="0"/>
         <w:jc w:val="left"/>
@@ -2403,7 +1412,7 @@
     </w:p>
     <w:p>
       <w:pPr>
-        <w:framePr w:w="2251" w:hRule="auto" w:wrap="none" w:vAnchor="page" w:hAnchor="page" w:x="7571" w:y="7481"/>
+        <w:framePr w:w="2266" w:hRule="auto" w:wrap="none" w:vAnchor="page" w:hAnchor="page" w:x="7571" w:y="7481"/>
         <w:spacing w:before="0" w:after="0" w:line="120" w:lineRule="exact"/>
         <w:ind w:left="0" w:right="0" w:firstLine="0"/>
         <w:jc w:val="left"/>
@@ -2414,30 +1423,16 @@
           <w:b w:val="0"/>
           <w:i/>
           <w:color w:val="7C8FA6"/>
-          <w:spacing w:val="2"/>
           <w:kern w:val="0"/>
           <w:sz w:val="12"/>
           <w:szCs w:val="12"/>
         </w:rPr>
-        <w:t xml:space="preserve">Соодветствува </w:t>
-      </w:r>
-      <w:r>
-        <w:rPr>
-          <w:rFonts w:ascii="Montserrat Medium" w:hAnsi="Montserrat Medium" w:cs="Montserrat Medium" w:eastAsia="Montserrat Medium"/>
-          <w:b w:val="0"/>
-          <w:i/>
-          <w:color w:val="7C8FA6"/>
-          <w:spacing w:val="1"/>
-          <w:kern w:val="0"/>
-          <w:sz w:val="12"/>
-          <w:szCs w:val="12"/>
-        </w:rPr>
-        <w:t>со монографијата</w:t>
+        <w:t>Соодветствува со монографијата</w:t>
       </w:r>
     </w:p>
     <w:p>
       <w:pPr>
-        <w:framePr w:w="121" w:hRule="auto" w:wrap="none" w:vAnchor="page" w:hAnchor="page" w:x="646" w:y="7678"/>
+        <w:framePr w:w="121" w:hRule="auto" w:wrap="none" w:vAnchor="page" w:hAnchor="page" w:x="649" w:y="7678"/>
         <w:spacing w:before="0" w:after="0" w:line="140" w:lineRule="exact"/>
         <w:ind w:left="0" w:right="0" w:firstLine="0"/>
         <w:jc w:val="left"/>
@@ -2457,7 +1452,7 @@
     </w:p>
     <w:p>
       <w:pPr>
-        <w:framePr w:w="1253" w:hRule="auto" w:wrap="none" w:vAnchor="page" w:hAnchor="page" w:x="976" w:y="7615"/>
+        <w:framePr w:w="1304" w:hRule="auto" w:wrap="none" w:vAnchor="page" w:hAnchor="page" w:x="976" w:y="7615"/>
         <w:spacing w:before="0" w:after="0" w:line="140" w:lineRule="exact"/>
         <w:ind w:left="0" w:right="0" w:firstLine="0"/>
         <w:jc w:val="left"/>
@@ -2468,30 +1463,16 @@
           <w:b/>
           <w:i w:val="0"/>
           <w:color w:val="16324F"/>
-          <w:spacing w:val="3"/>
           <w:kern w:val="0"/>
           <w:sz w:val="14"/>
           <w:szCs w:val="14"/>
         </w:rPr>
-        <w:t>Identificatio</w:t>
-      </w:r>
-      <w:r>
-        <w:rPr>
-          <w:rFonts w:ascii="Montserrat" w:hAnsi="Montserrat" w:cs="Montserrat" w:eastAsia="Montserrat"/>
-          <w:b/>
-          <w:i w:val="0"/>
-          <w:color w:val="16324F"/>
-          <w:spacing w:val="2"/>
-          <w:kern w:val="0"/>
-          <w:sz w:val="14"/>
-          <w:szCs w:val="14"/>
-        </w:rPr>
-        <w:t xml:space="preserve">n C </w:t>
+        <w:t xml:space="preserve">Identification C </w:t>
       </w:r>
     </w:p>
     <w:p>
       <w:pPr>
-        <w:framePr w:w="996" w:hRule="auto" w:wrap="none" w:vAnchor="page" w:hAnchor="page" w:x="2191" w:y="7627"/>
+        <w:framePr w:w="1020" w:hRule="auto" w:wrap="none" w:vAnchor="page" w:hAnchor="page" w:x="2247" w:y="7627"/>
         <w:spacing w:before="0" w:after="0" w:line="130" w:lineRule="exact"/>
         <w:ind w:left="0" w:right="0" w:firstLine="0"/>
         <w:jc w:val="left"/>
@@ -2502,30 +1483,16 @@
           <w:b w:val="0"/>
           <w:i w:val="0"/>
           <w:color w:val="8C9BB0"/>
-          <w:spacing w:val="2"/>
           <w:kern w:val="0"/>
           <w:sz w:val="13"/>
           <w:szCs w:val="13"/>
         </w:rPr>
-        <w:t>· HP</w:t>
-      </w:r>
-      <w:r>
-        <w:rPr>
-          <w:rFonts w:ascii="Montserrat SemiBold" w:hAnsi="Montserrat SemiBold" w:cs="Montserrat SemiBold" w:eastAsia="Montserrat SemiBold"/>
-          <w:b w:val="0"/>
-          <w:i w:val="0"/>
-          <w:color w:val="8C9BB0"/>
-          <w:spacing w:val="1"/>
-          <w:kern w:val="0"/>
-          <w:sz w:val="13"/>
-          <w:szCs w:val="13"/>
-        </w:rPr>
-        <w:t>LC/HPTLC</w:t>
+        <w:t>· HPLC/HPTLC</w:t>
       </w:r>
     </w:p>
     <w:p>
       <w:pPr>
-        <w:framePr w:w="80" w:hRule="auto" w:wrap="none" w:vAnchor="page" w:hAnchor="page" w:x="3207" w:y="7623"/>
+        <w:framePr w:w="80" w:hRule="auto" w:wrap="none" w:vAnchor="page" w:hAnchor="page" w:x="3289" w:y="7623"/>
         <w:spacing w:before="0" w:after="0" w:line="130" w:lineRule="exact"/>
         <w:ind w:left="0" w:right="0" w:firstLine="0"/>
         <w:jc w:val="left"/>
@@ -2545,7 +1512,7 @@
     </w:p>
     <w:p>
       <w:pPr>
-        <w:framePr w:w="1699" w:hRule="auto" w:wrap="none" w:vAnchor="page" w:hAnchor="page" w:x="976" w:y="7766"/>
+        <w:framePr w:w="1735" w:hRule="auto" w:wrap="none" w:vAnchor="page" w:hAnchor="page" w:x="976" w:y="7766"/>
         <w:spacing w:before="0" w:after="0" w:line="120" w:lineRule="exact"/>
         <w:ind w:left="0" w:right="0" w:firstLine="0"/>
         <w:jc w:val="left"/>
@@ -2556,30 +1523,16 @@
           <w:b w:val="0"/>
           <w:i/>
           <w:color w:val="4E5E74"/>
-          <w:spacing w:val="2"/>
           <w:kern w:val="0"/>
           <w:sz w:val="12"/>
           <w:szCs w:val="12"/>
         </w:rPr>
-        <w:t xml:space="preserve">Идентиф. Ц </w:t>
-      </w:r>
-      <w:r>
-        <w:rPr>
-          <w:rFonts w:ascii="Montserrat Medium" w:hAnsi="Montserrat Medium" w:cs="Montserrat Medium" w:eastAsia="Montserrat Medium"/>
-          <w:b w:val="0"/>
-          <w:i/>
-          <w:color w:val="4E5E74"/>
-          <w:spacing w:val="1"/>
-          <w:kern w:val="0"/>
-          <w:sz w:val="12"/>
-          <w:szCs w:val="12"/>
-        </w:rPr>
-        <w:t>· HPLC/HPTLC</w:t>
+        <w:t>Идентиф. Ц · HPLC/HPTLC</w:t>
       </w:r>
     </w:p>
     <w:p>
       <w:pPr>
-        <w:framePr w:w="1723" w:hRule="auto" w:wrap="none" w:vAnchor="page" w:hAnchor="page" w:x="5072" w:y="7668"/>
+        <w:framePr w:w="1692" w:hRule="auto" w:wrap="none" w:vAnchor="page" w:hAnchor="page" w:x="5072" w:y="7668"/>
         <w:spacing w:before="0" w:after="0" w:line="130" w:lineRule="exact"/>
         <w:ind w:left="0" w:right="0" w:firstLine="0"/>
         <w:jc w:val="left"/>
@@ -2590,30 +1543,16 @@
           <w:b w:val="0"/>
           <w:i w:val="0"/>
           <w:color w:val="475569"/>
-          <w:spacing w:val="-1"/>
           <w:kern w:val="0"/>
           <w:sz w:val="13"/>
           <w:szCs w:val="13"/>
         </w:rPr>
-        <w:t xml:space="preserve">Ph. Eur. </w:t>
-      </w:r>
-      <w:r>
-        <w:rPr>
-          <w:rFonts w:ascii="Roboto Mono" w:hAnsi="Roboto Mono" w:cs="Roboto Mono" w:eastAsia="Roboto Mono"/>
-          <w:b w:val="0"/>
-          <w:i w:val="0"/>
-          <w:color w:val="475569"/>
-          <w:spacing w:val="-2"/>
-          <w:kern w:val="0"/>
-          <w:sz w:val="13"/>
-          <w:szCs w:val="13"/>
-        </w:rPr>
-        <w:t>2.2.29 (3028)</w:t>
+        <w:t>Ph. Eur. 2.2.29 (3028)</w:t>
       </w:r>
     </w:p>
     <w:p>
       <w:pPr>
-        <w:framePr w:w="1921" w:hRule="auto" w:wrap="none" w:vAnchor="page" w:hAnchor="page" w:x="7571" w:y="7595"/>
+        <w:framePr w:w="2015" w:hRule="auto" w:wrap="none" w:vAnchor="page" w:hAnchor="page" w:x="7571" w:y="7595"/>
         <w:spacing w:before="0" w:after="0" w:line="140" w:lineRule="exact"/>
         <w:ind w:left="0" w:right="0" w:firstLine="0"/>
         <w:jc w:val="left"/>
@@ -2624,30 +1563,16 @@
           <w:b/>
           <w:i w:val="0"/>
           <w:color w:val="16324F"/>
-          <w:spacing w:val="2"/>
           <w:kern w:val="0"/>
           <w:sz w:val="14"/>
           <w:szCs w:val="14"/>
         </w:rPr>
-        <w:t xml:space="preserve">Conforms to </w:t>
-      </w:r>
-      <w:r>
-        <w:rPr>
-          <w:rFonts w:ascii="Roboto Mono" w:hAnsi="Roboto Mono" w:cs="Roboto Mono" w:eastAsia="Roboto Mono"/>
-          <w:b/>
-          <w:i w:val="0"/>
-          <w:color w:val="16324F"/>
-          <w:spacing w:val="1"/>
-          <w:kern w:val="0"/>
-          <w:sz w:val="14"/>
-          <w:szCs w:val="14"/>
-        </w:rPr>
-        <w:t xml:space="preserve">monograph </w:t>
+        <w:t xml:space="preserve">Conforms to monograph </w:t>
       </w:r>
     </w:p>
     <w:p>
       <w:pPr>
-        <w:framePr w:w="119" w:hRule="auto" w:wrap="none" w:vAnchor="page" w:hAnchor="page" w:x="9468" w:y="7605"/>
+        <w:framePr w:w="119" w:hRule="auto" w:wrap="none" w:vAnchor="page" w:hAnchor="page" w:x="9566" w:y="7605"/>
         <w:spacing w:before="0" w:after="0" w:line="130" w:lineRule="exact"/>
         <w:ind w:left="0" w:right="0" w:firstLine="0"/>
         <w:jc w:val="left"/>
@@ -2667,7 +1592,7 @@
     </w:p>
     <w:p>
       <w:pPr>
-        <w:framePr w:w="2251" w:hRule="auto" w:wrap="none" w:vAnchor="page" w:hAnchor="page" w:x="7571" w:y="7766"/>
+        <w:framePr w:w="2266" w:hRule="auto" w:wrap="none" w:vAnchor="page" w:hAnchor="page" w:x="7571" w:y="7766"/>
         <w:spacing w:before="0" w:after="0" w:line="120" w:lineRule="exact"/>
         <w:ind w:left="0" w:right="0" w:firstLine="0"/>
         <w:jc w:val="left"/>
@@ -2678,30 +1603,16 @@
           <w:b w:val="0"/>
           <w:i/>
           <w:color w:val="7C8FA6"/>
-          <w:spacing w:val="2"/>
           <w:kern w:val="0"/>
           <w:sz w:val="12"/>
           <w:szCs w:val="12"/>
         </w:rPr>
-        <w:t xml:space="preserve">Соодветствува </w:t>
-      </w:r>
-      <w:r>
-        <w:rPr>
-          <w:rFonts w:ascii="Montserrat Medium" w:hAnsi="Montserrat Medium" w:cs="Montserrat Medium" w:eastAsia="Montserrat Medium"/>
-          <w:b w:val="0"/>
-          <w:i/>
-          <w:color w:val="7C8FA6"/>
-          <w:spacing w:val="1"/>
-          <w:kern w:val="0"/>
-          <w:sz w:val="12"/>
-          <w:szCs w:val="12"/>
-        </w:rPr>
-        <w:t>со монографијата</w:t>
+        <w:t>Соодветствува со монографијата</w:t>
       </w:r>
     </w:p>
     <w:p>
       <w:pPr>
-        <w:framePr w:w="121" w:hRule="auto" w:wrap="none" w:vAnchor="page" w:hAnchor="page" w:x="646" w:y="7963"/>
+        <w:framePr w:w="121" w:hRule="auto" w:wrap="none" w:vAnchor="page" w:hAnchor="page" w:x="649" w:y="7963"/>
         <w:spacing w:before="0" w:after="0" w:line="140" w:lineRule="exact"/>
         <w:ind w:left="0" w:right="0" w:firstLine="0"/>
         <w:jc w:val="left"/>
@@ -2721,7 +1632,7 @@
     </w:p>
     <w:p>
       <w:pPr>
-        <w:framePr w:w="1131" w:hRule="auto" w:wrap="none" w:vAnchor="page" w:hAnchor="page" w:x="976" w:y="7945"/>
+        <w:framePr w:w="1180" w:hRule="auto" w:wrap="none" w:vAnchor="page" w:hAnchor="page" w:x="976" w:y="7945"/>
         <w:spacing w:before="0" w:after="0" w:line="140" w:lineRule="exact"/>
         <w:ind w:left="0" w:right="0" w:firstLine="0"/>
         <w:jc w:val="left"/>
@@ -2732,30 +1643,16 @@
           <w:b/>
           <w:i w:val="0"/>
           <w:color w:val="16324F"/>
-          <w:spacing w:val="3"/>
           <w:kern w:val="0"/>
           <w:sz w:val="14"/>
           <w:szCs w:val="14"/>
         </w:rPr>
-        <w:t>Assay — Tota</w:t>
-      </w:r>
-      <w:r>
-        <w:rPr>
-          <w:rFonts w:ascii="Montserrat" w:hAnsi="Montserrat" w:cs="Montserrat" w:eastAsia="Montserrat"/>
-          <w:b/>
-          <w:i w:val="0"/>
-          <w:color w:val="16324F"/>
-          <w:spacing w:val="2"/>
-          <w:kern w:val="0"/>
-          <w:sz w:val="14"/>
-          <w:szCs w:val="14"/>
-        </w:rPr>
-        <w:t xml:space="preserve">l </w:t>
+        <w:t xml:space="preserve">Assay — Total </w:t>
       </w:r>
     </w:p>
     <w:p>
       <w:pPr>
-        <w:framePr w:w="116" w:hRule="auto" w:wrap="none" w:vAnchor="page" w:hAnchor="page" w:x="2172" w:y="7900"/>
+        <w:framePr w:w="116" w:hRule="auto" w:wrap="none" w:vAnchor="page" w:hAnchor="page" w:x="2226" w:y="7900"/>
         <w:spacing w:before="0" w:after="0" w:line="120" w:lineRule="exact"/>
         <w:ind w:left="0" w:right="0" w:firstLine="0"/>
         <w:jc w:val="left"/>
@@ -2775,7 +1672,7 @@
     </w:p>
     <w:p>
       <w:pPr>
-        <w:framePr w:w="448" w:hRule="auto" w:wrap="none" w:vAnchor="page" w:hAnchor="page" w:x="2249" w:y="7945"/>
+        <w:framePr w:w="461" w:hRule="auto" w:wrap="none" w:vAnchor="page" w:hAnchor="page" w:x="2303" w:y="7945"/>
         <w:spacing w:before="0" w:after="0" w:line="140" w:lineRule="exact"/>
         <w:ind w:left="0" w:right="0" w:firstLine="0"/>
         <w:jc w:val="left"/>
@@ -2786,30 +1683,16 @@
           <w:b/>
           <w:i w:val="0"/>
           <w:color w:val="16324F"/>
-          <w:spacing w:val="4"/>
           <w:kern w:val="0"/>
           <w:sz w:val="14"/>
           <w:szCs w:val="14"/>
         </w:rPr>
-        <w:t>-</w:t>
-      </w:r>
-      <w:r>
-        <w:rPr>
-          <w:rFonts w:ascii="Montserrat" w:hAnsi="Montserrat" w:cs="Montserrat" w:eastAsia="Montserrat"/>
-          <w:b/>
-          <w:i w:val="0"/>
-          <w:color w:val="16324F"/>
-          <w:spacing w:val="3"/>
-          <w:kern w:val="0"/>
-          <w:sz w:val="14"/>
-          <w:szCs w:val="14"/>
-        </w:rPr>
-        <w:t xml:space="preserve">THC </w:t>
+        <w:t xml:space="preserve">-THC </w:t>
       </w:r>
     </w:p>
     <w:p>
       <w:pPr>
-        <w:framePr w:w="80" w:hRule="auto" w:wrap="none" w:vAnchor="page" w:hAnchor="page" w:x="2674" w:y="7953"/>
+        <w:framePr w:w="80" w:hRule="auto" w:wrap="none" w:vAnchor="page" w:hAnchor="page" w:x="2745" w:y="7953"/>
         <w:spacing w:before="0" w:after="0" w:line="130" w:lineRule="exact"/>
         <w:ind w:left="0" w:right="0" w:firstLine="0"/>
         <w:jc w:val="left"/>
@@ -2829,7 +1712,7 @@
     </w:p>
     <w:p>
       <w:pPr>
-        <w:framePr w:w="1295" w:hRule="auto" w:wrap="none" w:vAnchor="page" w:hAnchor="page" w:x="976" w:y="8111"/>
+        <w:framePr w:w="1296" w:hRule="auto" w:wrap="none" w:vAnchor="page" w:hAnchor="page" w:x="976" w:y="8111"/>
         <w:spacing w:before="0" w:after="0" w:line="120" w:lineRule="exact"/>
         <w:ind w:left="0" w:right="0" w:firstLine="0"/>
         <w:jc w:val="left"/>
@@ -2840,64 +1723,36 @@
           <w:b w:val="0"/>
           <w:i/>
           <w:color w:val="4E5E74"/>
-          <w:spacing w:val="2"/>
           <w:kern w:val="0"/>
           <w:sz w:val="12"/>
           <w:szCs w:val="12"/>
         </w:rPr>
-        <w:t xml:space="preserve">Анализа </w:t>
+        <w:t xml:space="preserve">Анализа — вкупен </w:t>
       </w:r>
+    </w:p>
+    <w:p>
+      <w:pPr>
+        <w:framePr w:w="356" w:hRule="auto" w:wrap="none" w:vAnchor="page" w:hAnchor="page" w:x="2369" w:y="8111"/>
+        <w:spacing w:before="0" w:after="0" w:line="120" w:lineRule="exact"/>
+        <w:ind w:left="0" w:right="0" w:firstLine="0"/>
+        <w:jc w:val="left"/>
+      </w:pPr>
       <w:r>
         <w:rPr>
           <w:rFonts w:ascii="Montserrat Medium" w:hAnsi="Montserrat Medium" w:cs="Montserrat Medium" w:eastAsia="Montserrat Medium"/>
           <w:b w:val="0"/>
           <w:i/>
           <w:color w:val="4E5E74"/>
-          <w:spacing w:val="1"/>
           <w:kern w:val="0"/>
           <w:sz w:val="12"/>
           <w:szCs w:val="12"/>
         </w:rPr>
-        <w:t xml:space="preserve">— вкупен </w:t>
+        <w:t>-THC</w:t>
       </w:r>
     </w:p>
     <w:p>
       <w:pPr>
-        <w:framePr w:w="345" w:hRule="auto" w:wrap="none" w:vAnchor="page" w:hAnchor="page" w:x="2370" w:y="8111"/>
-        <w:spacing w:before="0" w:after="0" w:line="120" w:lineRule="exact"/>
-        <w:ind w:left="0" w:right="0" w:firstLine="0"/>
-        <w:jc w:val="left"/>
-      </w:pPr>
-      <w:r>
-        <w:rPr>
-          <w:rFonts w:ascii="Montserrat Medium" w:hAnsi="Montserrat Medium" w:cs="Montserrat Medium" w:eastAsia="Montserrat Medium"/>
-          <w:b w:val="0"/>
-          <w:i/>
-          <w:color w:val="4E5E74"/>
-          <w:spacing w:val="2"/>
-          <w:kern w:val="0"/>
-          <w:sz w:val="12"/>
-          <w:szCs w:val="12"/>
-        </w:rPr>
-        <w:t>-</w:t>
-      </w:r>
-      <w:r>
-        <w:rPr>
-          <w:rFonts w:ascii="Montserrat Medium" w:hAnsi="Montserrat Medium" w:cs="Montserrat Medium" w:eastAsia="Montserrat Medium"/>
-          <w:b w:val="0"/>
-          <w:i/>
-          <w:color w:val="4E5E74"/>
-          <w:spacing w:val="1"/>
-          <w:kern w:val="0"/>
-          <w:sz w:val="12"/>
-          <w:szCs w:val="12"/>
-        </w:rPr>
-        <w:t>THC</w:t>
-      </w:r>
-    </w:p>
-    <w:p>
-      <w:pPr>
-        <w:framePr w:w="1723" w:hRule="auto" w:wrap="none" w:vAnchor="page" w:hAnchor="page" w:x="5072" w:y="7983"/>
+        <w:framePr w:w="1692" w:hRule="auto" w:wrap="none" w:vAnchor="page" w:hAnchor="page" w:x="5072" w:y="7983"/>
         <w:spacing w:before="0" w:after="0" w:line="130" w:lineRule="exact"/>
         <w:ind w:left="0" w:right="0" w:firstLine="0"/>
         <w:jc w:val="left"/>
@@ -2908,30 +1763,16 @@
           <w:b w:val="0"/>
           <w:i w:val="0"/>
           <w:color w:val="475569"/>
-          <w:spacing w:val="-1"/>
           <w:kern w:val="0"/>
           <w:sz w:val="13"/>
           <w:szCs w:val="13"/>
         </w:rPr>
-        <w:t xml:space="preserve">Ph. Eur. </w:t>
-      </w:r>
-      <w:r>
-        <w:rPr>
-          <w:rFonts w:ascii="Roboto Mono" w:hAnsi="Roboto Mono" w:cs="Roboto Mono" w:eastAsia="Roboto Mono"/>
-          <w:b w:val="0"/>
-          <w:i w:val="0"/>
-          <w:color w:val="475569"/>
-          <w:spacing w:val="-2"/>
-          <w:kern w:val="0"/>
-          <w:sz w:val="13"/>
-          <w:szCs w:val="13"/>
-        </w:rPr>
-        <w:t>2.2.29 (HPLC)</w:t>
+        <w:t>Ph. Eur. 2.2.29 (HPLC)</w:t>
       </w:r>
     </w:p>
     <w:p>
       <w:pPr>
-        <w:framePr w:w="2875" w:hRule="auto" w:wrap="none" w:vAnchor="page" w:hAnchor="page" w:x="7571" w:y="7918"/>
+        <w:framePr w:w="2671" w:hRule="auto" w:wrap="none" w:vAnchor="page" w:hAnchor="page" w:x="7571" w:y="7918"/>
         <w:spacing w:before="0" w:after="0" w:line="140" w:lineRule="exact"/>
         <w:ind w:left="0" w:right="0" w:firstLine="0"/>
         <w:jc w:val="left"/>
@@ -2942,30 +1783,16 @@
           <w:b w:val="0"/>
           <w:i w:val="0"/>
           <w:color w:val="1E293B"/>
-          <w:spacing w:val="-3"/>
           <w:kern w:val="0"/>
           <w:sz w:val="14"/>
           <w:szCs w:val="14"/>
         </w:rPr>
-        <w:t>Per target grade as per Section</w:t>
-      </w:r>
-      <w:r>
-        <w:rPr>
-          <w:rFonts w:ascii="Roboto Mono" w:hAnsi="Roboto Mono" w:cs="Roboto Mono" w:eastAsia="Roboto Mono"/>
-          <w:b w:val="0"/>
-          <w:i w:val="0"/>
-          <w:color w:val="1E293B"/>
-          <w:spacing w:val="-4"/>
-          <w:kern w:val="0"/>
-          <w:sz w:val="14"/>
-          <w:szCs w:val="14"/>
-        </w:rPr>
-        <w:t xml:space="preserve"> 01 </w:t>
+        <w:t xml:space="preserve">Per target grade as per Section 01 </w:t>
       </w:r>
     </w:p>
     <w:p>
       <w:pPr>
-        <w:framePr w:w="115" w:hRule="auto" w:wrap="none" w:vAnchor="page" w:hAnchor="page" w:x="10422" w:y="7924"/>
+        <w:framePr w:w="115" w:hRule="auto" w:wrap="none" w:vAnchor="page" w:hAnchor="page" w:x="10211" w:y="7924"/>
         <w:spacing w:before="0" w:after="0" w:line="120" w:lineRule="exact"/>
         <w:ind w:left="0" w:right="0" w:firstLine="0"/>
         <w:jc w:val="left"/>
@@ -2985,7 +1812,7 @@
     </w:p>
     <w:p>
       <w:pPr>
-        <w:framePr w:w="2040" w:hRule="auto" w:wrap="none" w:vAnchor="page" w:hAnchor="page" w:x="7571" w:y="8081"/>
+        <w:framePr w:w="2030" w:hRule="auto" w:wrap="none" w:vAnchor="page" w:hAnchor="page" w:x="7571" w:y="8081"/>
         <w:spacing w:before="0" w:after="0" w:line="120" w:lineRule="exact"/>
         <w:ind w:left="0" w:right="0" w:firstLine="0"/>
         <w:jc w:val="left"/>
@@ -2996,30 +1823,16 @@
           <w:b w:val="0"/>
           <w:i/>
           <w:color w:val="7C8FA6"/>
-          <w:spacing w:val="2"/>
           <w:kern w:val="0"/>
           <w:sz w:val="12"/>
           <w:szCs w:val="12"/>
         </w:rPr>
-        <w:t xml:space="preserve">Според целна </w:t>
-      </w:r>
-      <w:r>
-        <w:rPr>
-          <w:rFonts w:ascii="Montserrat Medium" w:hAnsi="Montserrat Medium" w:cs="Montserrat Medium" w:eastAsia="Montserrat Medium"/>
-          <w:b w:val="0"/>
-          <w:i/>
-          <w:color w:val="7C8FA6"/>
-          <w:spacing w:val="1"/>
-          <w:kern w:val="0"/>
-          <w:sz w:val="12"/>
-          <w:szCs w:val="12"/>
-        </w:rPr>
-        <w:t>класа од Дел 01</w:t>
+        <w:t>Според целна класа од Дел 01</w:t>
       </w:r>
     </w:p>
     <w:p>
       <w:pPr>
-        <w:framePr w:w="121" w:hRule="auto" w:wrap="none" w:vAnchor="page" w:hAnchor="page" w:x="646" w:y="8308"/>
+        <w:framePr w:w="121" w:hRule="auto" w:wrap="none" w:vAnchor="page" w:hAnchor="page" w:x="649" w:y="8308"/>
         <w:spacing w:before="0" w:after="0" w:line="140" w:lineRule="exact"/>
         <w:ind w:left="0" w:right="0" w:firstLine="0"/>
         <w:jc w:val="left"/>
@@ -3039,7 +1852,7 @@
     </w:p>
     <w:p>
       <w:pPr>
-        <w:framePr w:w="1507" w:hRule="auto" w:wrap="none" w:vAnchor="page" w:hAnchor="page" w:x="976" w:y="8245"/>
+        <w:framePr w:w="1576" w:hRule="auto" w:wrap="none" w:vAnchor="page" w:hAnchor="page" w:x="976" w:y="8245"/>
         <w:spacing w:before="0" w:after="0" w:line="140" w:lineRule="exact"/>
         <w:ind w:left="0" w:right="0" w:firstLine="0"/>
         <w:jc w:val="left"/>
@@ -3050,7 +1863,6 @@
           <w:b/>
           <w:i w:val="0"/>
           <w:color w:val="16324F"/>
-          <w:spacing w:val="3"/>
           <w:kern w:val="0"/>
           <w:sz w:val="14"/>
           <w:szCs w:val="14"/>
@@ -3060,7 +1872,7 @@
     </w:p>
     <w:p>
       <w:pPr>
-        <w:framePr w:w="80" w:hRule="auto" w:wrap="none" w:vAnchor="page" w:hAnchor="page" w:x="2460" w:y="8253"/>
+        <w:framePr w:w="80" w:hRule="auto" w:wrap="none" w:vAnchor="page" w:hAnchor="page" w:x="2533" w:y="8253"/>
         <w:spacing w:before="0" w:after="0" w:line="130" w:lineRule="exact"/>
         <w:ind w:left="0" w:right="0" w:firstLine="0"/>
         <w:jc w:val="left"/>
@@ -3080,7 +1892,7 @@
     </w:p>
     <w:p>
       <w:pPr>
-        <w:framePr w:w="1576" w:hRule="auto" w:wrap="none" w:vAnchor="page" w:hAnchor="page" w:x="976" w:y="8411"/>
+        <w:framePr w:w="1578" w:hRule="auto" w:wrap="none" w:vAnchor="page" w:hAnchor="page" w:x="976" w:y="8411"/>
         <w:spacing w:before="0" w:after="0" w:line="120" w:lineRule="exact"/>
         <w:ind w:left="0" w:right="0" w:firstLine="0"/>
         <w:jc w:val="left"/>
@@ -3091,30 +1903,16 @@
           <w:b w:val="0"/>
           <w:i/>
           <w:color w:val="4E5E74"/>
-          <w:spacing w:val="2"/>
           <w:kern w:val="0"/>
           <w:sz w:val="12"/>
           <w:szCs w:val="12"/>
         </w:rPr>
-        <w:t>Анализа —</w:t>
-      </w:r>
-      <w:r>
-        <w:rPr>
-          <w:rFonts w:ascii="Montserrat Medium" w:hAnsi="Montserrat Medium" w:cs="Montserrat Medium" w:eastAsia="Montserrat Medium"/>
-          <w:b w:val="0"/>
-          <w:i/>
-          <w:color w:val="4E5E74"/>
-          <w:spacing w:val="1"/>
-          <w:kern w:val="0"/>
-          <w:sz w:val="12"/>
-          <w:szCs w:val="12"/>
-        </w:rPr>
-        <w:t xml:space="preserve"> вкупен CBD</w:t>
+        <w:t>Анализа — вкупен CBD</w:t>
       </w:r>
     </w:p>
     <w:p>
       <w:pPr>
-        <w:framePr w:w="1723" w:hRule="auto" w:wrap="none" w:vAnchor="page" w:hAnchor="page" w:x="5072" w:y="8238"/>
+        <w:framePr w:w="1692" w:hRule="auto" w:wrap="none" w:vAnchor="page" w:hAnchor="page" w:x="5072" w:y="8238"/>
         <w:spacing w:before="0" w:after="0" w:line="130" w:lineRule="exact"/>
         <w:ind w:left="0" w:right="0" w:firstLine="0"/>
         <w:jc w:val="left"/>
@@ -3125,64 +1923,36 @@
           <w:b w:val="0"/>
           <w:i w:val="0"/>
           <w:color w:val="475569"/>
-          <w:spacing w:val="-1"/>
           <w:kern w:val="0"/>
           <w:sz w:val="13"/>
           <w:szCs w:val="13"/>
         </w:rPr>
-        <w:t xml:space="preserve">Ph. Eur. </w:t>
+        <w:t>Ph. Eur. 2.2.29 (HPLC)</w:t>
       </w:r>
+    </w:p>
+    <w:p>
+      <w:pPr>
+        <w:framePr w:w="1392" w:hRule="auto" w:wrap="none" w:vAnchor="page" w:hAnchor="page" w:x="5072" w:y="8403"/>
+        <w:spacing w:before="0" w:after="0" w:line="130" w:lineRule="exact"/>
+        <w:ind w:left="0" w:right="0" w:firstLine="0"/>
+        <w:jc w:val="left"/>
+      </w:pPr>
       <w:r>
         <w:rPr>
           <w:rFonts w:ascii="Roboto Mono" w:hAnsi="Roboto Mono" w:cs="Roboto Mono" w:eastAsia="Roboto Mono"/>
           <w:b w:val="0"/>
           <w:i w:val="0"/>
           <w:color w:val="475569"/>
-          <w:spacing w:val="-2"/>
           <w:kern w:val="0"/>
           <w:sz w:val="13"/>
           <w:szCs w:val="13"/>
         </w:rPr>
-        <w:t>2.2.29 (HPLC)</w:t>
+        <w:t>CBD + CBDA x 0.877</w:t>
       </w:r>
     </w:p>
     <w:p>
       <w:pPr>
-        <w:framePr w:w="1417" w:hRule="auto" w:wrap="none" w:vAnchor="page" w:hAnchor="page" w:x="5072" w:y="8403"/>
-        <w:spacing w:before="0" w:after="0" w:line="130" w:lineRule="exact"/>
-        <w:ind w:left="0" w:right="0" w:firstLine="0"/>
-        <w:jc w:val="left"/>
-      </w:pPr>
-      <w:r>
-        <w:rPr>
-          <w:rFonts w:ascii="Roboto Mono" w:hAnsi="Roboto Mono" w:cs="Roboto Mono" w:eastAsia="Roboto Mono"/>
-          <w:b w:val="0"/>
-          <w:i w:val="0"/>
-          <w:color w:val="475569"/>
-          <w:spacing w:val="-1"/>
-          <w:kern w:val="0"/>
-          <w:sz w:val="13"/>
-          <w:szCs w:val="13"/>
-        </w:rPr>
-        <w:t>CBD + C</w:t>
-      </w:r>
-      <w:r>
-        <w:rPr>
-          <w:rFonts w:ascii="Roboto Mono" w:hAnsi="Roboto Mono" w:cs="Roboto Mono" w:eastAsia="Roboto Mono"/>
-          <w:b w:val="0"/>
-          <w:i w:val="0"/>
-          <w:color w:val="475569"/>
-          <w:spacing w:val="-2"/>
-          <w:kern w:val="0"/>
-          <w:sz w:val="13"/>
-          <w:szCs w:val="13"/>
-        </w:rPr>
-        <w:t>BDA x 0.877</w:t>
-      </w:r>
-    </w:p>
-    <w:p>
-      <w:pPr>
-        <w:framePr w:w="850" w:hRule="auto" w:wrap="none" w:vAnchor="page" w:hAnchor="page" w:x="7653" w:y="8308"/>
+        <w:framePr w:w="796" w:hRule="auto" w:wrap="none" w:vAnchor="page" w:hAnchor="page" w:x="7653" w:y="8308"/>
         <w:spacing w:before="0" w:after="0" w:line="140" w:lineRule="exact"/>
         <w:ind w:left="0" w:right="0" w:firstLine="0"/>
         <w:jc w:val="left"/>
@@ -3193,30 +1963,16 @@
           <w:b w:val="0"/>
           <w:i w:val="0"/>
           <w:color w:val="1E293B"/>
-          <w:spacing w:val="-3"/>
           <w:kern w:val="0"/>
           <w:sz w:val="14"/>
           <w:szCs w:val="14"/>
         </w:rPr>
-        <w:t xml:space="preserve"> 1.0%,</w:t>
-      </w:r>
-      <w:r>
-        <w:rPr>
-          <w:rFonts w:ascii="Roboto Mono" w:hAnsi="Roboto Mono" w:cs="Roboto Mono" w:eastAsia="Roboto Mono"/>
-          <w:b w:val="0"/>
-          <w:i w:val="0"/>
-          <w:color w:val="1E293B"/>
-          <w:spacing w:val="-4"/>
-          <w:kern w:val="0"/>
-          <w:sz w:val="14"/>
-          <w:szCs w:val="14"/>
-        </w:rPr>
-        <w:t xml:space="preserve"> w/w</w:t>
+        <w:t xml:space="preserve"> 1.0%, w/w</w:t>
       </w:r>
     </w:p>
     <w:p>
       <w:pPr>
-        <w:framePr w:w="121" w:hRule="auto" w:wrap="none" w:vAnchor="page" w:hAnchor="page" w:x="646" w:y="8623"/>
+        <w:framePr w:w="121" w:hRule="auto" w:wrap="none" w:vAnchor="page" w:hAnchor="page" w:x="649" w:y="8623"/>
         <w:spacing w:before="0" w:after="0" w:line="140" w:lineRule="exact"/>
         <w:ind w:left="0" w:right="0" w:firstLine="0"/>
         <w:jc w:val="left"/>
@@ -3236,7 +1992,7 @@
     </w:p>
     <w:p>
       <w:pPr>
-        <w:framePr w:w="836" w:hRule="auto" w:wrap="none" w:vAnchor="page" w:hAnchor="page" w:x="976" w:y="8560"/>
+        <w:framePr w:w="874" w:hRule="auto" w:wrap="none" w:vAnchor="page" w:hAnchor="page" w:x="976" w:y="8560"/>
         <w:spacing w:before="0" w:after="0" w:line="140" w:lineRule="exact"/>
         <w:ind w:left="0" w:right="0" w:firstLine="0"/>
         <w:jc w:val="left"/>
@@ -3247,7 +2003,6 @@
           <w:b/>
           <w:i w:val="0"/>
           <w:color w:val="16324F"/>
-          <w:spacing w:val="3"/>
           <w:kern w:val="0"/>
           <w:sz w:val="14"/>
           <w:szCs w:val="14"/>
@@ -3257,7 +2012,7 @@
     </w:p>
     <w:p>
       <w:pPr>
-        <w:framePr w:w="80" w:hRule="auto" w:wrap="none" w:vAnchor="page" w:hAnchor="page" w:x="1788" w:y="8568"/>
+        <w:framePr w:w="80" w:hRule="auto" w:wrap="none" w:vAnchor="page" w:hAnchor="page" w:x="1831" w:y="8568"/>
         <w:spacing w:before="0" w:after="0" w:line="130" w:lineRule="exact"/>
         <w:ind w:left="0" w:right="0" w:firstLine="0"/>
         <w:jc w:val="left"/>
@@ -3277,7 +2032,7 @@
     </w:p>
     <w:p>
       <w:pPr>
-        <w:framePr w:w="829" w:hRule="auto" w:wrap="none" w:vAnchor="page" w:hAnchor="page" w:x="976" w:y="8726"/>
+        <w:framePr w:w="826" w:hRule="auto" w:wrap="none" w:vAnchor="page" w:hAnchor="page" w:x="976" w:y="8726"/>
         <w:spacing w:before="0" w:after="0" w:line="120" w:lineRule="exact"/>
         <w:ind w:left="0" w:right="0" w:firstLine="0"/>
         <w:jc w:val="left"/>
@@ -3288,30 +2043,16 @@
           <w:b w:val="0"/>
           <w:i/>
           <w:color w:val="4E5E74"/>
-          <w:spacing w:val="2"/>
           <w:kern w:val="0"/>
           <w:sz w:val="12"/>
           <w:szCs w:val="12"/>
         </w:rPr>
-        <w:t>Вкуп</w:t>
-      </w:r>
-      <w:r>
-        <w:rPr>
-          <w:rFonts w:ascii="Montserrat Medium" w:hAnsi="Montserrat Medium" w:cs="Montserrat Medium" w:eastAsia="Montserrat Medium"/>
-          <w:b w:val="0"/>
-          <w:i/>
-          <w:color w:val="4E5E74"/>
-          <w:spacing w:val="1"/>
-          <w:kern w:val="0"/>
-          <w:sz w:val="12"/>
-          <w:szCs w:val="12"/>
-        </w:rPr>
-        <w:t>ен CBN</w:t>
+        <w:t>Вкупен CBN</w:t>
       </w:r>
     </w:p>
     <w:p>
       <w:pPr>
-        <w:framePr w:w="1723" w:hRule="auto" w:wrap="none" w:vAnchor="page" w:hAnchor="page" w:x="5072" w:y="8553"/>
+        <w:framePr w:w="1692" w:hRule="auto" w:wrap="none" w:vAnchor="page" w:hAnchor="page" w:x="5072" w:y="8553"/>
         <w:spacing w:before="0" w:after="0" w:line="130" w:lineRule="exact"/>
         <w:ind w:left="0" w:right="0" w:firstLine="0"/>
         <w:jc w:val="left"/>
@@ -3322,64 +2063,36 @@
           <w:b w:val="0"/>
           <w:i w:val="0"/>
           <w:color w:val="475569"/>
-          <w:spacing w:val="-1"/>
           <w:kern w:val="0"/>
           <w:sz w:val="13"/>
           <w:szCs w:val="13"/>
         </w:rPr>
-        <w:t xml:space="preserve">Ph. Eur. </w:t>
+        <w:t>Ph. Eur. 2.2.29 (HPLC)</w:t>
       </w:r>
+    </w:p>
+    <w:p>
+      <w:pPr>
+        <w:framePr w:w="1392" w:hRule="auto" w:wrap="none" w:vAnchor="page" w:hAnchor="page" w:x="5072" w:y="8718"/>
+        <w:spacing w:before="0" w:after="0" w:line="130" w:lineRule="exact"/>
+        <w:ind w:left="0" w:right="0" w:firstLine="0"/>
+        <w:jc w:val="left"/>
+      </w:pPr>
       <w:r>
         <w:rPr>
           <w:rFonts w:ascii="Roboto Mono" w:hAnsi="Roboto Mono" w:cs="Roboto Mono" w:eastAsia="Roboto Mono"/>
           <w:b w:val="0"/>
           <w:i w:val="0"/>
           <w:color w:val="475569"/>
-          <w:spacing w:val="-2"/>
           <w:kern w:val="0"/>
           <w:sz w:val="13"/>
           <w:szCs w:val="13"/>
         </w:rPr>
-        <w:t>2.2.29 (HPLC)</w:t>
+        <w:t>CBN + CBNA x 0.876</w:t>
       </w:r>
     </w:p>
     <w:p>
       <w:pPr>
-        <w:framePr w:w="1417" w:hRule="auto" w:wrap="none" w:vAnchor="page" w:hAnchor="page" w:x="5072" w:y="8718"/>
-        <w:spacing w:before="0" w:after="0" w:line="130" w:lineRule="exact"/>
-        <w:ind w:left="0" w:right="0" w:firstLine="0"/>
-        <w:jc w:val="left"/>
-      </w:pPr>
-      <w:r>
-        <w:rPr>
-          <w:rFonts w:ascii="Roboto Mono" w:hAnsi="Roboto Mono" w:cs="Roboto Mono" w:eastAsia="Roboto Mono"/>
-          <w:b w:val="0"/>
-          <w:i w:val="0"/>
-          <w:color w:val="475569"/>
-          <w:spacing w:val="-1"/>
-          <w:kern w:val="0"/>
-          <w:sz w:val="13"/>
-          <w:szCs w:val="13"/>
-        </w:rPr>
-        <w:t>CBN + C</w:t>
-      </w:r>
-      <w:r>
-        <w:rPr>
-          <w:rFonts w:ascii="Roboto Mono" w:hAnsi="Roboto Mono" w:cs="Roboto Mono" w:eastAsia="Roboto Mono"/>
-          <w:b w:val="0"/>
-          <w:i w:val="0"/>
-          <w:color w:val="475569"/>
-          <w:spacing w:val="-2"/>
-          <w:kern w:val="0"/>
-          <w:sz w:val="13"/>
-          <w:szCs w:val="13"/>
-        </w:rPr>
-        <w:t>BNA x 0.876</w:t>
-      </w:r>
-    </w:p>
-    <w:p>
-      <w:pPr>
-        <w:framePr w:w="850" w:hRule="auto" w:wrap="none" w:vAnchor="page" w:hAnchor="page" w:x="7653" w:y="8623"/>
+        <w:framePr w:w="796" w:hRule="auto" w:wrap="none" w:vAnchor="page" w:hAnchor="page" w:x="7653" w:y="8623"/>
         <w:spacing w:before="0" w:after="0" w:line="140" w:lineRule="exact"/>
         <w:ind w:left="0" w:right="0" w:firstLine="0"/>
         <w:jc w:val="left"/>
@@ -3390,30 +2103,16 @@
           <w:b w:val="0"/>
           <w:i w:val="0"/>
           <w:color w:val="1E293B"/>
-          <w:spacing w:val="-3"/>
           <w:kern w:val="0"/>
           <w:sz w:val="14"/>
           <w:szCs w:val="14"/>
         </w:rPr>
-        <w:t xml:space="preserve"> 1.0%,</w:t>
-      </w:r>
-      <w:r>
-        <w:rPr>
-          <w:rFonts w:ascii="Roboto Mono" w:hAnsi="Roboto Mono" w:cs="Roboto Mono" w:eastAsia="Roboto Mono"/>
-          <w:b w:val="0"/>
-          <w:i w:val="0"/>
-          <w:color w:val="1E293B"/>
-          <w:spacing w:val="-4"/>
-          <w:kern w:val="0"/>
-          <w:sz w:val="14"/>
-          <w:szCs w:val="14"/>
-        </w:rPr>
-        <w:t xml:space="preserve"> w/w</w:t>
+        <w:t xml:space="preserve"> 1.0%, w/w</w:t>
       </w:r>
     </w:p>
     <w:p>
       <w:pPr>
-        <w:framePr w:w="121" w:hRule="auto" w:wrap="none" w:vAnchor="page" w:hAnchor="page" w:x="646" w:y="8938"/>
+        <w:framePr w:w="121" w:hRule="auto" w:wrap="none" w:vAnchor="page" w:hAnchor="page" w:x="649" w:y="8938"/>
         <w:spacing w:before="0" w:after="0" w:line="140" w:lineRule="exact"/>
         <w:ind w:left="0" w:right="0" w:firstLine="0"/>
         <w:jc w:val="left"/>
@@ -3433,7 +2132,7 @@
     </w:p>
     <w:p>
       <w:pPr>
-        <w:framePr w:w="1218" w:hRule="auto" w:wrap="none" w:vAnchor="page" w:hAnchor="page" w:x="976" w:y="8890"/>
+        <w:framePr w:w="1256" w:hRule="auto" w:wrap="none" w:vAnchor="page" w:hAnchor="page" w:x="976" w:y="8890"/>
         <w:spacing w:before="0" w:after="0" w:line="140" w:lineRule="exact"/>
         <w:ind w:left="0" w:right="0" w:firstLine="0"/>
         <w:jc w:val="left"/>
@@ -3444,30 +2143,16 @@
           <w:b/>
           <w:i w:val="0"/>
           <w:color w:val="16324F"/>
-          <w:spacing w:val="3"/>
           <w:kern w:val="0"/>
           <w:sz w:val="14"/>
           <w:szCs w:val="14"/>
         </w:rPr>
-        <w:t>Foreign Matte</w:t>
-      </w:r>
-      <w:r>
-        <w:rPr>
-          <w:rFonts w:ascii="Montserrat" w:hAnsi="Montserrat" w:cs="Montserrat" w:eastAsia="Montserrat"/>
-          <w:b/>
-          <w:i w:val="0"/>
-          <w:color w:val="16324F"/>
-          <w:spacing w:val="2"/>
-          <w:kern w:val="0"/>
-          <w:sz w:val="14"/>
-          <w:szCs w:val="14"/>
-        </w:rPr>
-        <w:t xml:space="preserve">r </w:t>
+        <w:t xml:space="preserve">Foreign Matter </w:t>
       </w:r>
     </w:p>
     <w:p>
       <w:pPr>
-        <w:framePr w:w="80" w:hRule="auto" w:wrap="none" w:vAnchor="page" w:hAnchor="page" w:x="2170" w:y="8898"/>
+        <w:framePr w:w="80" w:hRule="auto" w:wrap="none" w:vAnchor="page" w:hAnchor="page" w:x="2214" w:y="8898"/>
         <w:spacing w:before="0" w:after="0" w:line="130" w:lineRule="exact"/>
         <w:ind w:left="0" w:right="0" w:firstLine="0"/>
         <w:jc w:val="left"/>
@@ -3487,7 +2172,7 @@
     </w:p>
     <w:p>
       <w:pPr>
-        <w:framePr w:w="1133" w:hRule="auto" w:wrap="none" w:vAnchor="page" w:hAnchor="page" w:x="976" w:y="9056"/>
+        <w:framePr w:w="1163" w:hRule="auto" w:wrap="none" w:vAnchor="page" w:hAnchor="page" w:x="976" w:y="9056"/>
         <w:spacing w:before="0" w:after="0" w:line="120" w:lineRule="exact"/>
         <w:ind w:left="0" w:right="0" w:firstLine="0"/>
         <w:jc w:val="left"/>
@@ -3498,30 +2183,16 @@
           <w:b w:val="0"/>
           <w:i/>
           <w:color w:val="4E5E74"/>
-          <w:spacing w:val="2"/>
           <w:kern w:val="0"/>
           <w:sz w:val="12"/>
           <w:szCs w:val="12"/>
         </w:rPr>
-        <w:t>Страни</w:t>
-      </w:r>
-      <w:r>
-        <w:rPr>
-          <w:rFonts w:ascii="Montserrat Medium" w:hAnsi="Montserrat Medium" w:cs="Montserrat Medium" w:eastAsia="Montserrat Medium"/>
-          <w:b w:val="0"/>
-          <w:i/>
-          <w:color w:val="4E5E74"/>
-          <w:spacing w:val="1"/>
-          <w:kern w:val="0"/>
-          <w:sz w:val="12"/>
-          <w:szCs w:val="12"/>
-        </w:rPr>
-        <w:t xml:space="preserve"> материи</w:t>
+        <w:t>Страни материи</w:t>
       </w:r>
     </w:p>
     <w:p>
       <w:pPr>
-        <w:framePr w:w="1111" w:hRule="auto" w:wrap="none" w:vAnchor="page" w:hAnchor="page" w:x="5072" w:y="8868"/>
+        <w:framePr w:w="1092" w:hRule="auto" w:wrap="none" w:vAnchor="page" w:hAnchor="page" w:x="5072" w:y="8868"/>
         <w:spacing w:before="0" w:after="0" w:line="130" w:lineRule="exact"/>
         <w:ind w:left="0" w:right="0" w:firstLine="0"/>
         <w:jc w:val="left"/>
@@ -3532,64 +2203,36 @@
           <w:b w:val="0"/>
           <w:i w:val="0"/>
           <w:color w:val="475569"/>
-          <w:spacing w:val="-1"/>
           <w:kern w:val="0"/>
           <w:sz w:val="13"/>
           <w:szCs w:val="13"/>
         </w:rPr>
-        <w:t>Ph. E</w:t>
+        <w:t>Ph. Eur. 2.8.2</w:t>
       </w:r>
+    </w:p>
+    <w:p>
+      <w:pPr>
+        <w:framePr w:w="1392" w:hRule="auto" w:wrap="none" w:vAnchor="page" w:hAnchor="page" w:x="5072" w:y="9033"/>
+        <w:spacing w:before="0" w:after="0" w:line="130" w:lineRule="exact"/>
+        <w:ind w:left="0" w:right="0" w:firstLine="0"/>
+        <w:jc w:val="left"/>
+      </w:pPr>
       <w:r>
         <w:rPr>
           <w:rFonts w:ascii="Roboto Mono" w:hAnsi="Roboto Mono" w:cs="Roboto Mono" w:eastAsia="Roboto Mono"/>
           <w:b w:val="0"/>
           <w:i w:val="0"/>
           <w:color w:val="475569"/>
-          <w:spacing w:val="-2"/>
           <w:kern w:val="0"/>
           <w:sz w:val="13"/>
           <w:szCs w:val="13"/>
         </w:rPr>
-        <w:t>ur. 2.8.2</w:t>
+        <w:t>In-house · интерна</w:t>
       </w:r>
     </w:p>
     <w:p>
       <w:pPr>
-        <w:framePr w:w="1417" w:hRule="auto" w:wrap="none" w:vAnchor="page" w:hAnchor="page" w:x="5072" w:y="9033"/>
-        <w:spacing w:before="0" w:after="0" w:line="130" w:lineRule="exact"/>
-        <w:ind w:left="0" w:right="0" w:firstLine="0"/>
-        <w:jc w:val="left"/>
-      </w:pPr>
-      <w:r>
-        <w:rPr>
-          <w:rFonts w:ascii="Roboto Mono" w:hAnsi="Roboto Mono" w:cs="Roboto Mono" w:eastAsia="Roboto Mono"/>
-          <w:b w:val="0"/>
-          <w:i w:val="0"/>
-          <w:color w:val="475569"/>
-          <w:spacing w:val="-1"/>
-          <w:kern w:val="0"/>
-          <w:sz w:val="13"/>
-          <w:szCs w:val="13"/>
-        </w:rPr>
-        <w:t>In-hous</w:t>
-      </w:r>
-      <w:r>
-        <w:rPr>
-          <w:rFonts w:ascii="Roboto Mono" w:hAnsi="Roboto Mono" w:cs="Roboto Mono" w:eastAsia="Roboto Mono"/>
-          <w:b w:val="0"/>
-          <w:i w:val="0"/>
-          <w:color w:val="475569"/>
-          <w:spacing w:val="-2"/>
-          <w:kern w:val="0"/>
-          <w:sz w:val="13"/>
-          <w:szCs w:val="13"/>
-        </w:rPr>
-        <w:t>e · интерна</w:t>
-      </w:r>
-    </w:p>
-    <w:p>
-      <w:pPr>
-        <w:framePr w:w="1255" w:hRule="auto" w:wrap="none" w:vAnchor="page" w:hAnchor="page" w:x="7653" w:y="8863"/>
+        <w:framePr w:w="1171" w:hRule="auto" w:wrap="none" w:vAnchor="page" w:hAnchor="page" w:x="7653" w:y="8863"/>
         <w:spacing w:before="0" w:after="0" w:line="140" w:lineRule="exact"/>
         <w:ind w:left="0" w:right="0" w:firstLine="0"/>
         <w:jc w:val="left"/>
@@ -3600,64 +2243,36 @@
           <w:b w:val="0"/>
           <w:i w:val="0"/>
           <w:color w:val="1E293B"/>
-          <w:spacing w:val="-3"/>
           <w:kern w:val="0"/>
           <w:sz w:val="14"/>
           <w:szCs w:val="14"/>
         </w:rPr>
-        <w:t xml:space="preserve"> 2.0% / 25–</w:t>
+        <w:t xml:space="preserve"> 2.0% / 25–50 g</w:t>
       </w:r>
+    </w:p>
+    <w:p>
+      <w:pPr>
+        <w:framePr w:w="1096" w:hRule="auto" w:wrap="none" w:vAnchor="page" w:hAnchor="page" w:x="7571" w:y="9043"/>
+        <w:spacing w:before="0" w:after="0" w:line="140" w:lineRule="exact"/>
+        <w:ind w:left="0" w:right="0" w:firstLine="0"/>
+        <w:jc w:val="left"/>
+      </w:pPr>
       <w:r>
         <w:rPr>
           <w:rFonts w:ascii="Roboto Mono" w:hAnsi="Roboto Mono" w:cs="Roboto Mono" w:eastAsia="Roboto Mono"/>
           <w:b w:val="0"/>
           <w:i w:val="0"/>
           <w:color w:val="1E293B"/>
-          <w:spacing w:val="-4"/>
           <w:kern w:val="0"/>
           <w:sz w:val="14"/>
           <w:szCs w:val="14"/>
         </w:rPr>
-        <w:t>50 g</w:t>
+        <w:t xml:space="preserve">&lt; 1 cm leaves </w:t>
       </w:r>
     </w:p>
     <w:p>
       <w:pPr>
-        <w:framePr w:w="1174" w:hRule="auto" w:wrap="none" w:vAnchor="page" w:hAnchor="page" w:x="7571" w:y="9043"/>
-        <w:spacing w:before="0" w:after="0" w:line="140" w:lineRule="exact"/>
-        <w:ind w:left="0" w:right="0" w:firstLine="0"/>
-        <w:jc w:val="left"/>
-      </w:pPr>
-      <w:r>
-        <w:rPr>
-          <w:rFonts w:ascii="Roboto Mono" w:hAnsi="Roboto Mono" w:cs="Roboto Mono" w:eastAsia="Roboto Mono"/>
-          <w:b w:val="0"/>
-          <w:i w:val="0"/>
-          <w:color w:val="1E293B"/>
-          <w:spacing w:val="-3"/>
-          <w:kern w:val="0"/>
-          <w:sz w:val="14"/>
-          <w:szCs w:val="14"/>
-        </w:rPr>
-        <w:t>&lt; 1 cm lea</w:t>
-      </w:r>
-      <w:r>
-        <w:rPr>
-          <w:rFonts w:ascii="Roboto Mono" w:hAnsi="Roboto Mono" w:cs="Roboto Mono" w:eastAsia="Roboto Mono"/>
-          <w:b w:val="0"/>
-          <w:i w:val="0"/>
-          <w:color w:val="1E293B"/>
-          <w:spacing w:val="-4"/>
-          <w:kern w:val="0"/>
-          <w:sz w:val="14"/>
-          <w:szCs w:val="14"/>
-        </w:rPr>
-        <w:t xml:space="preserve">ves </w:t>
-      </w:r>
-    </w:p>
-    <w:p>
-      <w:pPr>
-        <w:framePr w:w="115" w:hRule="auto" w:wrap="none" w:vAnchor="page" w:hAnchor="page" w:x="8721" w:y="9049"/>
+        <w:framePr w:w="115" w:hRule="auto" w:wrap="none" w:vAnchor="page" w:hAnchor="page" w:x="8636" w:y="9049"/>
         <w:spacing w:before="0" w:after="0" w:line="120" w:lineRule="exact"/>
         <w:ind w:left="0" w:right="0" w:firstLine="0"/>
         <w:jc w:val="left"/>
@@ -3677,7 +2292,7 @@
     </w:p>
     <w:p>
       <w:pPr>
-        <w:framePr w:w="574" w:hRule="auto" w:wrap="none" w:vAnchor="page" w:hAnchor="page" w:x="8891" w:y="9071"/>
+        <w:framePr w:w="583" w:hRule="auto" w:wrap="none" w:vAnchor="page" w:hAnchor="page" w:x="8801" w:y="9071"/>
         <w:spacing w:before="0" w:after="0" w:line="120" w:lineRule="exact"/>
         <w:ind w:left="0" w:right="0" w:firstLine="0"/>
         <w:jc w:val="left"/>
@@ -3688,30 +2303,16 @@
           <w:b w:val="0"/>
           <w:i/>
           <w:color w:val="7C8FA6"/>
-          <w:spacing w:val="2"/>
           <w:kern w:val="0"/>
           <w:sz w:val="12"/>
           <w:szCs w:val="12"/>
         </w:rPr>
-        <w:t>лис</w:t>
-      </w:r>
-      <w:r>
-        <w:rPr>
-          <w:rFonts w:ascii="Montserrat Medium" w:hAnsi="Montserrat Medium" w:cs="Montserrat Medium" w:eastAsia="Montserrat Medium"/>
-          <w:b w:val="0"/>
-          <w:i/>
-          <w:color w:val="7C8FA6"/>
-          <w:spacing w:val="1"/>
-          <w:kern w:val="0"/>
-          <w:sz w:val="12"/>
-          <w:szCs w:val="12"/>
-        </w:rPr>
-        <w:t>тови</w:t>
+        <w:t>листови</w:t>
       </w:r>
     </w:p>
     <w:p>
       <w:pPr>
-        <w:framePr w:w="931" w:hRule="auto" w:wrap="none" w:vAnchor="page" w:hAnchor="page" w:x="9427" w:y="9043"/>
+        <w:framePr w:w="871" w:hRule="auto" w:wrap="none" w:vAnchor="page" w:hAnchor="page" w:x="9352" w:y="9043"/>
         <w:spacing w:before="0" w:after="0" w:line="140" w:lineRule="exact"/>
         <w:ind w:left="0" w:right="0" w:firstLine="0"/>
         <w:jc w:val="left"/>
@@ -3722,30 +2323,16 @@
           <w:b w:val="0"/>
           <w:i w:val="0"/>
           <w:color w:val="1E293B"/>
-          <w:spacing w:val="-3"/>
           <w:kern w:val="0"/>
           <w:sz w:val="14"/>
           <w:szCs w:val="14"/>
         </w:rPr>
-        <w:t>, no se</w:t>
-      </w:r>
-      <w:r>
-        <w:rPr>
-          <w:rFonts w:ascii="Roboto Mono" w:hAnsi="Roboto Mono" w:cs="Roboto Mono" w:eastAsia="Roboto Mono"/>
-          <w:b w:val="0"/>
-          <w:i w:val="0"/>
-          <w:color w:val="1E293B"/>
-          <w:spacing w:val="-4"/>
-          <w:kern w:val="0"/>
-          <w:sz w:val="14"/>
-          <w:szCs w:val="14"/>
-        </w:rPr>
-        <w:t xml:space="preserve">eds </w:t>
+        <w:t xml:space="preserve">, no seeds </w:t>
       </w:r>
     </w:p>
     <w:p>
       <w:pPr>
-        <w:framePr w:w="115" w:hRule="auto" w:wrap="none" w:vAnchor="page" w:hAnchor="page" w:x="10333" w:y="9049"/>
+        <w:framePr w:w="115" w:hRule="auto" w:wrap="none" w:vAnchor="page" w:hAnchor="page" w:x="10192" w:y="9049"/>
         <w:spacing w:before="0" w:after="0" w:line="120" w:lineRule="exact"/>
         <w:ind w:left="0" w:right="0" w:firstLine="0"/>
         <w:jc w:val="left"/>
@@ -3765,7 +2352,7 @@
     </w:p>
     <w:p>
       <w:pPr>
-        <w:framePr w:w="699" w:hRule="auto" w:wrap="none" w:vAnchor="page" w:hAnchor="page" w:x="10504" w:y="9071"/>
+        <w:framePr w:w="691" w:hRule="auto" w:wrap="none" w:vAnchor="page" w:hAnchor="page" w:x="10357" w:y="9071"/>
         <w:spacing w:before="0" w:after="0" w:line="120" w:lineRule="exact"/>
         <w:ind w:left="0" w:right="0" w:firstLine="0"/>
         <w:jc w:val="left"/>
@@ -3776,30 +2363,16 @@
           <w:b w:val="0"/>
           <w:i/>
           <w:color w:val="7C8FA6"/>
-          <w:spacing w:val="2"/>
           <w:kern w:val="0"/>
           <w:sz w:val="12"/>
           <w:szCs w:val="12"/>
         </w:rPr>
-        <w:t xml:space="preserve">без </w:t>
-      </w:r>
-      <w:r>
-        <w:rPr>
-          <w:rFonts w:ascii="Montserrat Medium" w:hAnsi="Montserrat Medium" w:cs="Montserrat Medium" w:eastAsia="Montserrat Medium"/>
-          <w:b w:val="0"/>
-          <w:i/>
-          <w:color w:val="7C8FA6"/>
-          <w:spacing w:val="1"/>
-          <w:kern w:val="0"/>
-          <w:sz w:val="12"/>
-          <w:szCs w:val="12"/>
-        </w:rPr>
-        <w:t>семки</w:t>
+        <w:t>без семки</w:t>
       </w:r>
     </w:p>
     <w:p>
       <w:pPr>
-        <w:framePr w:w="121" w:hRule="auto" w:wrap="none" w:vAnchor="page" w:hAnchor="page" w:x="646" w:y="9268"/>
+        <w:framePr w:w="121" w:hRule="auto" w:wrap="none" w:vAnchor="page" w:hAnchor="page" w:x="649" w:y="9268"/>
         <w:spacing w:before="0" w:after="0" w:line="140" w:lineRule="exact"/>
         <w:ind w:left="0" w:right="0" w:firstLine="0"/>
         <w:jc w:val="left"/>
@@ -3819,7 +2392,7 @@
     </w:p>
     <w:p>
       <w:pPr>
-        <w:framePr w:w="1210" w:hRule="auto" w:wrap="none" w:vAnchor="page" w:hAnchor="page" w:x="976" w:y="9205"/>
+        <w:framePr w:w="1271" w:hRule="auto" w:wrap="none" w:vAnchor="page" w:hAnchor="page" w:x="976" w:y="9205"/>
         <w:spacing w:before="0" w:after="0" w:line="140" w:lineRule="exact"/>
         <w:ind w:left="0" w:right="0" w:firstLine="0"/>
         <w:jc w:val="left"/>
@@ -3830,30 +2403,16 @@
           <w:b/>
           <w:i w:val="0"/>
           <w:color w:val="16324F"/>
-          <w:spacing w:val="3"/>
           <w:kern w:val="0"/>
           <w:sz w:val="14"/>
           <w:szCs w:val="14"/>
         </w:rPr>
-        <w:t>Loss on Dryin</w:t>
-      </w:r>
-      <w:r>
-        <w:rPr>
-          <w:rFonts w:ascii="Montserrat" w:hAnsi="Montserrat" w:cs="Montserrat" w:eastAsia="Montserrat"/>
-          <w:b/>
-          <w:i w:val="0"/>
-          <w:color w:val="16324F"/>
-          <w:spacing w:val="2"/>
-          <w:kern w:val="0"/>
-          <w:sz w:val="14"/>
-          <w:szCs w:val="14"/>
-        </w:rPr>
-        <w:t xml:space="preserve">g </w:t>
+        <w:t xml:space="preserve">Loss on Drying </w:t>
       </w:r>
     </w:p>
     <w:p>
       <w:pPr>
-        <w:framePr w:w="80" w:hRule="auto" w:wrap="none" w:vAnchor="page" w:hAnchor="page" w:x="2163" w:y="9213"/>
+        <w:framePr w:w="80" w:hRule="auto" w:wrap="none" w:vAnchor="page" w:hAnchor="page" w:x="2229" w:y="9213"/>
         <w:spacing w:before="0" w:after="0" w:line="130" w:lineRule="exact"/>
         <w:ind w:left="0" w:right="0" w:firstLine="0"/>
         <w:jc w:val="left"/>
@@ -3873,7 +2432,7 @@
     </w:p>
     <w:p>
       <w:pPr>
-        <w:framePr w:w="1403" w:hRule="auto" w:wrap="none" w:vAnchor="page" w:hAnchor="page" w:x="976" w:y="9371"/>
+        <w:framePr w:w="1445" w:hRule="auto" w:wrap="none" w:vAnchor="page" w:hAnchor="page" w:x="976" w:y="9371"/>
         <w:spacing w:before="0" w:after="0" w:line="120" w:lineRule="exact"/>
         <w:ind w:left="0" w:right="0" w:firstLine="0"/>
         <w:jc w:val="left"/>
@@ -3884,30 +2443,16 @@
           <w:b w:val="0"/>
           <w:i/>
           <w:color w:val="4E5E74"/>
-          <w:spacing w:val="2"/>
           <w:kern w:val="0"/>
           <w:sz w:val="12"/>
           <w:szCs w:val="12"/>
         </w:rPr>
-        <w:t xml:space="preserve">Губиток </w:t>
-      </w:r>
-      <w:r>
-        <w:rPr>
-          <w:rFonts w:ascii="Montserrat Medium" w:hAnsi="Montserrat Medium" w:cs="Montserrat Medium" w:eastAsia="Montserrat Medium"/>
-          <w:b w:val="0"/>
-          <w:i/>
-          <w:color w:val="4E5E74"/>
-          <w:spacing w:val="1"/>
-          <w:kern w:val="0"/>
-          <w:sz w:val="12"/>
-          <w:szCs w:val="12"/>
-        </w:rPr>
-        <w:t>при сушење</w:t>
+        <w:t>Губиток при сушење</w:t>
       </w:r>
     </w:p>
     <w:p>
       <w:pPr>
-        <w:framePr w:w="1723" w:hRule="auto" w:wrap="none" w:vAnchor="page" w:hAnchor="page" w:x="5072" w:y="9198"/>
+        <w:framePr w:w="1692" w:hRule="auto" w:wrap="none" w:vAnchor="page" w:hAnchor="page" w:x="5072" w:y="9198"/>
         <w:spacing w:before="0" w:after="0" w:line="130" w:lineRule="exact"/>
         <w:ind w:left="0" w:right="0" w:firstLine="0"/>
         <w:jc w:val="left"/>
@@ -3918,64 +2463,36 @@
           <w:b w:val="0"/>
           <w:i w:val="0"/>
           <w:color w:val="475569"/>
-          <w:spacing w:val="-1"/>
           <w:kern w:val="0"/>
           <w:sz w:val="13"/>
           <w:szCs w:val="13"/>
         </w:rPr>
-        <w:t xml:space="preserve">Ph. Eur. </w:t>
+        <w:t>Ph. Eur. 2.2.32 (3028)</w:t>
       </w:r>
+    </w:p>
+    <w:p>
+      <w:pPr>
+        <w:framePr w:w="1992" w:hRule="auto" w:wrap="none" w:vAnchor="page" w:hAnchor="page" w:x="5072" w:y="9363"/>
+        <w:spacing w:before="0" w:after="0" w:line="130" w:lineRule="exact"/>
+        <w:ind w:left="0" w:right="0" w:firstLine="0"/>
+        <w:jc w:val="left"/>
+      </w:pPr>
       <w:r>
         <w:rPr>
           <w:rFonts w:ascii="Roboto Mono" w:hAnsi="Roboto Mono" w:cs="Roboto Mono" w:eastAsia="Roboto Mono"/>
           <w:b w:val="0"/>
           <w:i w:val="0"/>
           <w:color w:val="475569"/>
-          <w:spacing w:val="-2"/>
           <w:kern w:val="0"/>
           <w:sz w:val="13"/>
           <w:szCs w:val="13"/>
         </w:rPr>
-        <w:t>2.2.32 (3028)</w:t>
+        <w:t>at 40 °C, 24 h, 15–25 mbar</w:t>
       </w:r>
     </w:p>
     <w:p>
       <w:pPr>
-        <w:framePr w:w="2029" w:hRule="auto" w:wrap="none" w:vAnchor="page" w:hAnchor="page" w:x="5072" w:y="9363"/>
-        <w:spacing w:before="0" w:after="0" w:line="130" w:lineRule="exact"/>
-        <w:ind w:left="0" w:right="0" w:firstLine="0"/>
-        <w:jc w:val="left"/>
-      </w:pPr>
-      <w:r>
-        <w:rPr>
-          <w:rFonts w:ascii="Roboto Mono" w:hAnsi="Roboto Mono" w:cs="Roboto Mono" w:eastAsia="Roboto Mono"/>
-          <w:b w:val="0"/>
-          <w:i w:val="0"/>
-          <w:color w:val="475569"/>
-          <w:spacing w:val="-1"/>
-          <w:kern w:val="0"/>
-          <w:sz w:val="13"/>
-          <w:szCs w:val="13"/>
-        </w:rPr>
-        <w:t>at 40 °C, 2</w:t>
-      </w:r>
-      <w:r>
-        <w:rPr>
-          <w:rFonts w:ascii="Roboto Mono" w:hAnsi="Roboto Mono" w:cs="Roboto Mono" w:eastAsia="Roboto Mono"/>
-          <w:b w:val="0"/>
-          <w:i w:val="0"/>
-          <w:color w:val="475569"/>
-          <w:spacing w:val="-2"/>
-          <w:kern w:val="0"/>
-          <w:sz w:val="13"/>
-          <w:szCs w:val="13"/>
-        </w:rPr>
-        <w:t>4 h, 15–25 mbar</w:t>
-      </w:r>
-    </w:p>
-    <w:p>
-      <w:pPr>
-        <w:framePr w:w="526" w:hRule="auto" w:wrap="none" w:vAnchor="page" w:hAnchor="page" w:x="7653" w:y="9268"/>
+        <w:framePr w:w="496" w:hRule="auto" w:wrap="none" w:vAnchor="page" w:hAnchor="page" w:x="7653" w:y="9268"/>
         <w:spacing w:before="0" w:after="0" w:line="140" w:lineRule="exact"/>
         <w:ind w:left="0" w:right="0" w:firstLine="0"/>
         <w:jc w:val="left"/>
@@ -3986,30 +2503,16 @@
           <w:b w:val="0"/>
           <w:i w:val="0"/>
           <w:color w:val="1E293B"/>
-          <w:spacing w:val="-3"/>
           <w:kern w:val="0"/>
           <w:sz w:val="14"/>
           <w:szCs w:val="14"/>
         </w:rPr>
-        <w:t xml:space="preserve"> 1</w:t>
-      </w:r>
-      <w:r>
-        <w:rPr>
-          <w:rFonts w:ascii="Roboto Mono" w:hAnsi="Roboto Mono" w:cs="Roboto Mono" w:eastAsia="Roboto Mono"/>
-          <w:b w:val="0"/>
-          <w:i w:val="0"/>
-          <w:color w:val="1E293B"/>
-          <w:spacing w:val="-4"/>
-          <w:kern w:val="0"/>
-          <w:sz w:val="14"/>
-          <w:szCs w:val="14"/>
-        </w:rPr>
-        <w:t>2.0%</w:t>
+        <w:t xml:space="preserve"> 12.0%</w:t>
       </w:r>
     </w:p>
     <w:p>
       <w:pPr>
-        <w:framePr w:w="121" w:hRule="auto" w:wrap="none" w:vAnchor="page" w:hAnchor="page" w:x="646" w:y="9583"/>
+        <w:framePr w:w="121" w:hRule="auto" w:wrap="none" w:vAnchor="page" w:hAnchor="page" w:x="649" w:y="9583"/>
         <w:spacing w:before="0" w:after="0" w:line="140" w:lineRule="exact"/>
         <w:ind w:left="0" w:right="0" w:firstLine="0"/>
         <w:jc w:val="left"/>
@@ -4029,7 +2532,7 @@
     </w:p>
     <w:p>
       <w:pPr>
-        <w:framePr w:w="1754" w:hRule="auto" w:wrap="none" w:vAnchor="page" w:hAnchor="page" w:x="976" w:y="9550"/>
+        <w:framePr w:w="1853" w:hRule="auto" w:wrap="none" w:vAnchor="page" w:hAnchor="page" w:x="976" w:y="9550"/>
         <w:spacing w:before="0" w:after="0" w:line="140" w:lineRule="exact"/>
         <w:ind w:left="0" w:right="0" w:firstLine="0"/>
         <w:jc w:val="left"/>
@@ -4040,30 +2543,16 @@
           <w:b/>
           <w:i w:val="0"/>
           <w:color w:val="16324F"/>
-          <w:spacing w:val="3"/>
           <w:kern w:val="0"/>
           <w:sz w:val="14"/>
           <w:szCs w:val="14"/>
         </w:rPr>
-        <w:t>Microbiological Pu</w:t>
-      </w:r>
-      <w:r>
-        <w:rPr>
-          <w:rFonts w:ascii="Montserrat" w:hAnsi="Montserrat" w:cs="Montserrat" w:eastAsia="Montserrat"/>
-          <w:b/>
-          <w:i w:val="0"/>
-          <w:color w:val="16324F"/>
-          <w:spacing w:val="2"/>
-          <w:kern w:val="0"/>
-          <w:sz w:val="14"/>
-          <w:szCs w:val="14"/>
-        </w:rPr>
-        <w:t xml:space="preserve">rity </w:t>
+        <w:t xml:space="preserve">Microbiological Purity </w:t>
       </w:r>
     </w:p>
     <w:p>
       <w:pPr>
-        <w:framePr w:w="80" w:hRule="auto" w:wrap="none" w:vAnchor="page" w:hAnchor="page" w:x="2706" w:y="9558"/>
+        <w:framePr w:w="80" w:hRule="auto" w:wrap="none" w:vAnchor="page" w:hAnchor="page" w:x="2811" w:y="9558"/>
         <w:spacing w:before="0" w:after="0" w:line="130" w:lineRule="exact"/>
         <w:ind w:left="0" w:right="0" w:firstLine="0"/>
         <w:jc w:val="left"/>
@@ -4083,7 +2572,7 @@
     </w:p>
     <w:p>
       <w:pPr>
-        <w:framePr w:w="1718" w:hRule="auto" w:wrap="none" w:vAnchor="page" w:hAnchor="page" w:x="2802" w:y="9566"/>
+        <w:framePr w:w="1758" w:hRule="auto" w:wrap="none" w:vAnchor="page" w:hAnchor="page" w:x="2917" w:y="9566"/>
         <w:spacing w:before="0" w:after="0" w:line="120" w:lineRule="exact"/>
         <w:ind w:left="0" w:right="0" w:firstLine="0"/>
         <w:jc w:val="left"/>
@@ -4094,30 +2583,16 @@
           <w:b w:val="0"/>
           <w:i/>
           <w:color w:val="4E5E74"/>
-          <w:spacing w:val="2"/>
           <w:kern w:val="0"/>
           <w:sz w:val="12"/>
           <w:szCs w:val="12"/>
         </w:rPr>
-        <w:t>Микробиоло</w:t>
-      </w:r>
-      <w:r>
-        <w:rPr>
-          <w:rFonts w:ascii="Montserrat Medium" w:hAnsi="Montserrat Medium" w:cs="Montserrat Medium" w:eastAsia="Montserrat Medium"/>
-          <w:b w:val="0"/>
-          <w:i/>
-          <w:color w:val="4E5E74"/>
-          <w:spacing w:val="1"/>
-          <w:kern w:val="0"/>
-          <w:sz w:val="12"/>
-          <w:szCs w:val="12"/>
-        </w:rPr>
-        <w:t>шка Чистота</w:t>
+        <w:t>Микробиолошка Чистота</w:t>
       </w:r>
     </w:p>
     <w:p>
       <w:pPr>
-        <w:framePr w:w="400" w:hRule="auto" w:wrap="none" w:vAnchor="page" w:hAnchor="page" w:x="1126" w:y="9744"/>
+        <w:framePr w:w="412" w:hRule="auto" w:wrap="none" w:vAnchor="page" w:hAnchor="page" w:x="1126" w:y="9744"/>
         <w:spacing w:before="0" w:after="0" w:line="120" w:lineRule="exact"/>
         <w:ind w:left="0" w:right="0" w:firstLine="0"/>
         <w:jc w:val="left"/>
@@ -4137,7 +2612,7 @@
     </w:p>
     <w:p>
       <w:pPr>
-        <w:framePr w:w="106" w:hRule="auto" w:wrap="none" w:vAnchor="page" w:hAnchor="page" w:x="1501" w:y="9751"/>
+        <w:framePr w:w="106" w:hRule="auto" w:wrap="none" w:vAnchor="page" w:hAnchor="page" w:x="1516" w:y="9751"/>
         <w:spacing w:before="0" w:after="0" w:line="110" w:lineRule="exact"/>
         <w:ind w:left="0" w:right="0" w:firstLine="0"/>
         <w:jc w:val="left"/>
@@ -4157,7 +2632,7 @@
     </w:p>
     <w:p>
       <w:pPr>
-        <w:framePr w:w="1955" w:hRule="auto" w:wrap="none" w:vAnchor="page" w:hAnchor="page" w:x="1655" w:y="9765"/>
+        <w:framePr w:w="1947" w:hRule="auto" w:wrap="none" w:vAnchor="page" w:hAnchor="page" w:x="1666" w:y="9765"/>
         <w:spacing w:before="0" w:after="0" w:line="110" w:lineRule="exact"/>
         <w:ind w:left="0" w:right="0" w:firstLine="0"/>
         <w:jc w:val="left"/>
@@ -4168,30 +2643,16 @@
           <w:b w:val="0"/>
           <w:i/>
           <w:color w:val="4E5E74"/>
-          <w:spacing w:val="2"/>
           <w:kern w:val="0"/>
           <w:sz w:val="11"/>
           <w:szCs w:val="11"/>
         </w:rPr>
-        <w:t>Вкупен аеробен м</w:t>
-      </w:r>
-      <w:r>
-        <w:rPr>
-          <w:rFonts w:ascii="Montserrat Medium" w:hAnsi="Montserrat Medium" w:cs="Montserrat Medium" w:eastAsia="Montserrat Medium"/>
-          <w:b w:val="0"/>
-          <w:i/>
-          <w:color w:val="4E5E74"/>
-          <w:spacing w:val="1"/>
-          <w:kern w:val="0"/>
-          <w:sz w:val="11"/>
-          <w:szCs w:val="11"/>
-        </w:rPr>
-        <w:t>икробен број</w:t>
+        <w:t>Вкупен аеробен микробен број</w:t>
       </w:r>
     </w:p>
     <w:p>
       <w:pPr>
-        <w:framePr w:w="1723" w:hRule="auto" w:wrap="none" w:vAnchor="page" w:hAnchor="page" w:x="5072" w:y="9753"/>
+        <w:framePr w:w="1692" w:hRule="auto" w:wrap="none" w:vAnchor="page" w:hAnchor="page" w:x="5072" w:y="9753"/>
         <w:spacing w:before="0" w:after="0" w:line="130" w:lineRule="exact"/>
         <w:ind w:left="0" w:right="0" w:firstLine="0"/>
         <w:jc w:val="left"/>
@@ -4202,30 +2663,16 @@
           <w:b w:val="0"/>
           <w:i w:val="0"/>
           <w:color w:val="475569"/>
-          <w:spacing w:val="-1"/>
           <w:kern w:val="0"/>
           <w:sz w:val="13"/>
           <w:szCs w:val="13"/>
         </w:rPr>
-        <w:t xml:space="preserve">Ph. Eur. </w:t>
-      </w:r>
-      <w:r>
-        <w:rPr>
-          <w:rFonts w:ascii="Roboto Mono" w:hAnsi="Roboto Mono" w:cs="Roboto Mono" w:eastAsia="Roboto Mono"/>
-          <w:b w:val="0"/>
-          <w:i w:val="0"/>
-          <w:color w:val="475569"/>
-          <w:spacing w:val="-2"/>
-          <w:kern w:val="0"/>
-          <w:sz w:val="13"/>
-          <w:szCs w:val="13"/>
-        </w:rPr>
-        <w:t>2.6.12 cat. C</w:t>
+        <w:t>Ph. Eur. 2.6.12 cat. C</w:t>
       </w:r>
     </w:p>
     <w:p>
       <w:pPr>
-        <w:framePr w:w="283" w:hRule="auto" w:wrap="none" w:vAnchor="page" w:hAnchor="page" w:x="7653" w:y="9778"/>
+        <w:framePr w:w="271" w:hRule="auto" w:wrap="none" w:vAnchor="page" w:hAnchor="page" w:x="7653" w:y="9778"/>
         <w:spacing w:before="0" w:after="0" w:line="140" w:lineRule="exact"/>
         <w:ind w:left="0" w:right="0" w:firstLine="0"/>
         <w:jc w:val="left"/>
@@ -4236,30 +2683,16 @@
           <w:b w:val="0"/>
           <w:i w:val="0"/>
           <w:color w:val="1E293B"/>
-          <w:spacing w:val="-4"/>
           <w:kern w:val="0"/>
           <w:sz w:val="14"/>
           <w:szCs w:val="14"/>
         </w:rPr>
-        <w:t xml:space="preserve"> </w:t>
-      </w:r>
-      <w:r>
-        <w:rPr>
-          <w:rFonts w:ascii="Roboto Mono" w:hAnsi="Roboto Mono" w:cs="Roboto Mono" w:eastAsia="Roboto Mono"/>
-          <w:b w:val="0"/>
-          <w:i w:val="0"/>
-          <w:color w:val="1E293B"/>
-          <w:spacing w:val="-5"/>
-          <w:kern w:val="0"/>
-          <w:sz w:val="14"/>
-          <w:szCs w:val="14"/>
-        </w:rPr>
-        <w:t>10</w:t>
+        <w:t xml:space="preserve"> 10</w:t>
       </w:r>
     </w:p>
     <w:p>
       <w:pPr>
-        <w:framePr w:w="108" w:hRule="auto" w:wrap="none" w:vAnchor="page" w:hAnchor="page" w:x="7896" w:y="9734"/>
+        <w:framePr w:w="108" w:hRule="auto" w:wrap="none" w:vAnchor="page" w:hAnchor="page" w:x="7878" w:y="9734"/>
         <w:spacing w:before="0" w:after="0" w:line="110" w:lineRule="exact"/>
         <w:ind w:left="0" w:right="0" w:firstLine="0"/>
         <w:jc w:val="left"/>
@@ -4279,7 +2712,7 @@
     </w:p>
     <w:p>
       <w:pPr>
-        <w:framePr w:w="526" w:hRule="auto" w:wrap="none" w:vAnchor="page" w:hAnchor="page" w:x="7963" w:y="9778"/>
+        <w:framePr w:w="496" w:hRule="auto" w:wrap="none" w:vAnchor="page" w:hAnchor="page" w:x="7953" w:y="9778"/>
         <w:spacing w:before="0" w:after="0" w:line="140" w:lineRule="exact"/>
         <w:ind w:left="0" w:right="0" w:firstLine="0"/>
         <w:jc w:val="left"/>
@@ -4290,30 +2723,16 @@
           <w:b w:val="0"/>
           <w:i w:val="0"/>
           <w:color w:val="1E293B"/>
-          <w:spacing w:val="-3"/>
           <w:kern w:val="0"/>
           <w:sz w:val="14"/>
           <w:szCs w:val="14"/>
         </w:rPr>
-        <w:t xml:space="preserve"> C</w:t>
-      </w:r>
-      <w:r>
-        <w:rPr>
-          <w:rFonts w:ascii="Roboto Mono" w:hAnsi="Roboto Mono" w:cs="Roboto Mono" w:eastAsia="Roboto Mono"/>
-          <w:b w:val="0"/>
-          <w:i w:val="0"/>
-          <w:color w:val="1E293B"/>
-          <w:spacing w:val="-4"/>
-          <w:kern w:val="0"/>
-          <w:sz w:val="14"/>
-          <w:szCs w:val="14"/>
-        </w:rPr>
-        <w:t>FU/g</w:t>
+        <w:t xml:space="preserve"> CFU/g</w:t>
       </w:r>
     </w:p>
     <w:p>
       <w:pPr>
-        <w:framePr w:w="400" w:hRule="auto" w:wrap="none" w:vAnchor="page" w:hAnchor="page" w:x="1126" w:y="9954"/>
+        <w:framePr w:w="412" w:hRule="auto" w:wrap="none" w:vAnchor="page" w:hAnchor="page" w:x="1126" w:y="9954"/>
         <w:spacing w:before="0" w:after="0" w:line="120" w:lineRule="exact"/>
         <w:ind w:left="0" w:right="0" w:firstLine="0"/>
         <w:jc w:val="left"/>
@@ -4333,7 +2752,7 @@
     </w:p>
     <w:p>
       <w:pPr>
-        <w:framePr w:w="106" w:hRule="auto" w:wrap="none" w:vAnchor="page" w:hAnchor="page" w:x="1501" w:y="9961"/>
+        <w:framePr w:w="106" w:hRule="auto" w:wrap="none" w:vAnchor="page" w:hAnchor="page" w:x="1516" w:y="9961"/>
         <w:spacing w:before="0" w:after="0" w:line="110" w:lineRule="exact"/>
         <w:ind w:left="0" w:right="0" w:firstLine="0"/>
         <w:jc w:val="left"/>
@@ -4353,7 +2772,7 @@
     </w:p>
     <w:p>
       <w:pPr>
-        <w:framePr w:w="1646" w:hRule="auto" w:wrap="none" w:vAnchor="page" w:hAnchor="page" w:x="1655" w:y="9975"/>
+        <w:framePr w:w="1633" w:hRule="auto" w:wrap="none" w:vAnchor="page" w:hAnchor="page" w:x="1666" w:y="9975"/>
         <w:spacing w:before="0" w:after="0" w:line="110" w:lineRule="exact"/>
         <w:ind w:left="0" w:right="0" w:firstLine="0"/>
         <w:jc w:val="left"/>
@@ -4364,30 +2783,16 @@
           <w:b w:val="0"/>
           <w:i/>
           <w:color w:val="4E5E74"/>
-          <w:spacing w:val="2"/>
           <w:kern w:val="0"/>
           <w:sz w:val="11"/>
           <w:szCs w:val="11"/>
         </w:rPr>
-        <w:t>Вкупен број к</w:t>
-      </w:r>
-      <w:r>
-        <w:rPr>
-          <w:rFonts w:ascii="Montserrat Medium" w:hAnsi="Montserrat Medium" w:cs="Montserrat Medium" w:eastAsia="Montserrat Medium"/>
-          <w:b w:val="0"/>
-          <w:i/>
-          <w:color w:val="4E5E74"/>
-          <w:spacing w:val="1"/>
-          <w:kern w:val="0"/>
-          <w:sz w:val="11"/>
-          <w:szCs w:val="11"/>
-        </w:rPr>
-        <w:t>васци/мувли</w:t>
+        <w:t>Вкупен број квасци/мувли</w:t>
       </w:r>
     </w:p>
     <w:p>
       <w:pPr>
-        <w:framePr w:w="1723" w:hRule="auto" w:wrap="none" w:vAnchor="page" w:hAnchor="page" w:x="5072" w:y="9948"/>
+        <w:framePr w:w="1692" w:hRule="auto" w:wrap="none" w:vAnchor="page" w:hAnchor="page" w:x="5072" w:y="9948"/>
         <w:spacing w:before="0" w:after="0" w:line="130" w:lineRule="exact"/>
         <w:ind w:left="0" w:right="0" w:firstLine="0"/>
         <w:jc w:val="left"/>
@@ -4398,30 +2803,16 @@
           <w:b w:val="0"/>
           <w:i w:val="0"/>
           <w:color w:val="475569"/>
-          <w:spacing w:val="-1"/>
           <w:kern w:val="0"/>
           <w:sz w:val="13"/>
           <w:szCs w:val="13"/>
         </w:rPr>
-        <w:t xml:space="preserve">Ph. Eur. </w:t>
-      </w:r>
-      <w:r>
-        <w:rPr>
-          <w:rFonts w:ascii="Roboto Mono" w:hAnsi="Roboto Mono" w:cs="Roboto Mono" w:eastAsia="Roboto Mono"/>
-          <w:b w:val="0"/>
-          <w:i w:val="0"/>
-          <w:color w:val="475569"/>
-          <w:spacing w:val="-2"/>
-          <w:kern w:val="0"/>
-          <w:sz w:val="13"/>
-          <w:szCs w:val="13"/>
-        </w:rPr>
-        <w:t>2.6.12 cat. C</w:t>
+        <w:t>Ph. Eur. 2.6.12 cat. C</w:t>
       </w:r>
     </w:p>
     <w:p>
       <w:pPr>
-        <w:framePr w:w="283" w:hRule="auto" w:wrap="none" w:vAnchor="page" w:hAnchor="page" w:x="7653" w:y="9973"/>
+        <w:framePr w:w="271" w:hRule="auto" w:wrap="none" w:vAnchor="page" w:hAnchor="page" w:x="7653" w:y="9973"/>
         <w:spacing w:before="0" w:after="0" w:line="140" w:lineRule="exact"/>
         <w:ind w:left="0" w:right="0" w:firstLine="0"/>
         <w:jc w:val="left"/>
@@ -4432,30 +2823,16 @@
           <w:b w:val="0"/>
           <w:i w:val="0"/>
           <w:color w:val="1E293B"/>
-          <w:spacing w:val="-4"/>
           <w:kern w:val="0"/>
           <w:sz w:val="14"/>
           <w:szCs w:val="14"/>
         </w:rPr>
-        <w:t xml:space="preserve"> </w:t>
-      </w:r>
-      <w:r>
-        <w:rPr>
-          <w:rFonts w:ascii="Roboto Mono" w:hAnsi="Roboto Mono" w:cs="Roboto Mono" w:eastAsia="Roboto Mono"/>
-          <w:b w:val="0"/>
-          <w:i w:val="0"/>
-          <w:color w:val="1E293B"/>
-          <w:spacing w:val="-5"/>
-          <w:kern w:val="0"/>
-          <w:sz w:val="14"/>
-          <w:szCs w:val="14"/>
-        </w:rPr>
-        <w:t>10</w:t>
+        <w:t xml:space="preserve"> 10</w:t>
       </w:r>
     </w:p>
     <w:p>
       <w:pPr>
-        <w:framePr w:w="108" w:hRule="auto" w:wrap="none" w:vAnchor="page" w:hAnchor="page" w:x="7896" w:y="9929"/>
+        <w:framePr w:w="108" w:hRule="auto" w:wrap="none" w:vAnchor="page" w:hAnchor="page" w:x="7878" w:y="9929"/>
         <w:spacing w:before="0" w:after="0" w:line="110" w:lineRule="exact"/>
         <w:ind w:left="0" w:right="0" w:firstLine="0"/>
         <w:jc w:val="left"/>
@@ -4475,7 +2852,7 @@
     </w:p>
     <w:p>
       <w:pPr>
-        <w:framePr w:w="526" w:hRule="auto" w:wrap="none" w:vAnchor="page" w:hAnchor="page" w:x="7963" w:y="9973"/>
+        <w:framePr w:w="496" w:hRule="auto" w:wrap="none" w:vAnchor="page" w:hAnchor="page" w:x="7953" w:y="9973"/>
         <w:spacing w:before="0" w:after="0" w:line="140" w:lineRule="exact"/>
         <w:ind w:left="0" w:right="0" w:firstLine="0"/>
         <w:jc w:val="left"/>
@@ -4486,30 +2863,16 @@
           <w:b w:val="0"/>
           <w:i w:val="0"/>
           <w:color w:val="1E293B"/>
-          <w:spacing w:val="-3"/>
           <w:kern w:val="0"/>
           <w:sz w:val="14"/>
           <w:szCs w:val="14"/>
         </w:rPr>
-        <w:t xml:space="preserve"> C</w:t>
-      </w:r>
-      <w:r>
-        <w:rPr>
-          <w:rFonts w:ascii="Roboto Mono" w:hAnsi="Roboto Mono" w:cs="Roboto Mono" w:eastAsia="Roboto Mono"/>
-          <w:b w:val="0"/>
-          <w:i w:val="0"/>
-          <w:color w:val="1E293B"/>
-          <w:spacing w:val="-4"/>
-          <w:kern w:val="0"/>
-          <w:sz w:val="14"/>
-          <w:szCs w:val="14"/>
-        </w:rPr>
-        <w:t>FU/g</w:t>
+        <w:t xml:space="preserve"> CFU/g</w:t>
       </w:r>
     </w:p>
     <w:p>
       <w:pPr>
-        <w:framePr w:w="1768" w:hRule="auto" w:wrap="none" w:vAnchor="page" w:hAnchor="page" w:x="1126" w:y="10149"/>
+        <w:framePr w:w="1837" w:hRule="auto" w:wrap="none" w:vAnchor="page" w:hAnchor="page" w:x="1126" w:y="10149"/>
         <w:spacing w:before="0" w:after="0" w:line="120" w:lineRule="exact"/>
         <w:ind w:left="0" w:right="0" w:firstLine="0"/>
         <w:jc w:val="left"/>
@@ -4529,7 +2892,7 @@
     </w:p>
     <w:p>
       <w:pPr>
-        <w:framePr w:w="106" w:hRule="auto" w:wrap="none" w:vAnchor="page" w:hAnchor="page" w:x="2869" w:y="10156"/>
+        <w:framePr w:w="106" w:hRule="auto" w:wrap="none" w:vAnchor="page" w:hAnchor="page" w:x="2941" w:y="10156"/>
         <w:spacing w:before="0" w:after="0" w:line="110" w:lineRule="exact"/>
         <w:ind w:left="0" w:right="0" w:firstLine="0"/>
         <w:jc w:val="left"/>
@@ -4549,7 +2912,7 @@
     </w:p>
     <w:p>
       <w:pPr>
-        <w:framePr w:w="1875" w:hRule="auto" w:wrap="none" w:vAnchor="page" w:hAnchor="page" w:x="3023" w:y="10170"/>
+        <w:framePr w:w="1911" w:hRule="auto" w:wrap="none" w:vAnchor="page" w:hAnchor="page" w:x="3091" w:y="10170"/>
         <w:spacing w:before="0" w:after="0" w:line="110" w:lineRule="exact"/>
         <w:ind w:left="0" w:right="0" w:firstLine="0"/>
         <w:jc w:val="left"/>
@@ -4560,30 +2923,16 @@
           <w:b w:val="0"/>
           <w:i/>
           <w:color w:val="4E5E74"/>
-          <w:spacing w:val="2"/>
           <w:kern w:val="0"/>
           <w:sz w:val="11"/>
           <w:szCs w:val="11"/>
         </w:rPr>
-        <w:t>Жолчно-толерант</w:t>
-      </w:r>
-      <w:r>
-        <w:rPr>
-          <w:rFonts w:ascii="Montserrat Medium" w:hAnsi="Montserrat Medium" w:cs="Montserrat Medium" w:eastAsia="Montserrat Medium"/>
-          <w:b w:val="0"/>
-          <w:i/>
-          <w:color w:val="4E5E74"/>
-          <w:spacing w:val="1"/>
-          <w:kern w:val="0"/>
-          <w:sz w:val="11"/>
-          <w:szCs w:val="11"/>
-        </w:rPr>
-        <w:t>ни грам-нег.</w:t>
+        <w:t>Жолчно-толерантни грам-нег.</w:t>
       </w:r>
     </w:p>
     <w:p>
       <w:pPr>
-        <w:framePr w:w="1723" w:hRule="auto" w:wrap="none" w:vAnchor="page" w:hAnchor="page" w:x="5072" w:y="10143"/>
+        <w:framePr w:w="1692" w:hRule="auto" w:wrap="none" w:vAnchor="page" w:hAnchor="page" w:x="5072" w:y="10143"/>
         <w:spacing w:before="0" w:after="0" w:line="130" w:lineRule="exact"/>
         <w:ind w:left="0" w:right="0" w:firstLine="0"/>
         <w:jc w:val="left"/>
@@ -4594,30 +2943,16 @@
           <w:b w:val="0"/>
           <w:i w:val="0"/>
           <w:color w:val="475569"/>
-          <w:spacing w:val="-1"/>
           <w:kern w:val="0"/>
           <w:sz w:val="13"/>
           <w:szCs w:val="13"/>
         </w:rPr>
-        <w:t xml:space="preserve">Ph. Eur. </w:t>
-      </w:r>
-      <w:r>
-        <w:rPr>
-          <w:rFonts w:ascii="Roboto Mono" w:hAnsi="Roboto Mono" w:cs="Roboto Mono" w:eastAsia="Roboto Mono"/>
-          <w:b w:val="0"/>
-          <w:i w:val="0"/>
-          <w:color w:val="475569"/>
-          <w:spacing w:val="-2"/>
-          <w:kern w:val="0"/>
-          <w:sz w:val="13"/>
-          <w:szCs w:val="13"/>
-        </w:rPr>
-        <w:t>2.6.31 cat. C</w:t>
+        <w:t>Ph. Eur. 2.6.31 cat. C</w:t>
       </w:r>
     </w:p>
     <w:p>
       <w:pPr>
-        <w:framePr w:w="283" w:hRule="auto" w:wrap="none" w:vAnchor="page" w:hAnchor="page" w:x="7653" w:y="10168"/>
+        <w:framePr w:w="271" w:hRule="auto" w:wrap="none" w:vAnchor="page" w:hAnchor="page" w:x="7653" w:y="10168"/>
         <w:spacing w:before="0" w:after="0" w:line="140" w:lineRule="exact"/>
         <w:ind w:left="0" w:right="0" w:firstLine="0"/>
         <w:jc w:val="left"/>
@@ -4628,30 +2963,16 @@
           <w:b w:val="0"/>
           <w:i w:val="0"/>
           <w:color w:val="1E293B"/>
-          <w:spacing w:val="-4"/>
           <w:kern w:val="0"/>
           <w:sz w:val="14"/>
           <w:szCs w:val="14"/>
         </w:rPr>
-        <w:t xml:space="preserve"> </w:t>
-      </w:r>
-      <w:r>
-        <w:rPr>
-          <w:rFonts w:ascii="Roboto Mono" w:hAnsi="Roboto Mono" w:cs="Roboto Mono" w:eastAsia="Roboto Mono"/>
-          <w:b w:val="0"/>
-          <w:i w:val="0"/>
-          <w:color w:val="1E293B"/>
-          <w:spacing w:val="-5"/>
-          <w:kern w:val="0"/>
-          <w:sz w:val="14"/>
-          <w:szCs w:val="14"/>
-        </w:rPr>
-        <w:t>10</w:t>
+        <w:t xml:space="preserve"> 10</w:t>
       </w:r>
     </w:p>
     <w:p>
       <w:pPr>
-        <w:framePr w:w="108" w:hRule="auto" w:wrap="none" w:vAnchor="page" w:hAnchor="page" w:x="7896" w:y="10124"/>
+        <w:framePr w:w="108" w:hRule="auto" w:wrap="none" w:vAnchor="page" w:hAnchor="page" w:x="7878" w:y="10124"/>
         <w:spacing w:before="0" w:after="0" w:line="110" w:lineRule="exact"/>
         <w:ind w:left="0" w:right="0" w:firstLine="0"/>
         <w:jc w:val="left"/>
@@ -4671,7 +2992,7 @@
     </w:p>
     <w:p>
       <w:pPr>
-        <w:framePr w:w="526" w:hRule="auto" w:wrap="none" w:vAnchor="page" w:hAnchor="page" w:x="7963" w:y="10168"/>
+        <w:framePr w:w="496" w:hRule="auto" w:wrap="none" w:vAnchor="page" w:hAnchor="page" w:x="7953" w:y="10168"/>
         <w:spacing w:before="0" w:after="0" w:line="140" w:lineRule="exact"/>
         <w:ind w:left="0" w:right="0" w:firstLine="0"/>
         <w:jc w:val="left"/>
@@ -4682,30 +3003,16 @@
           <w:b w:val="0"/>
           <w:i w:val="0"/>
           <w:color w:val="1E293B"/>
-          <w:spacing w:val="-3"/>
           <w:kern w:val="0"/>
           <w:sz w:val="14"/>
           <w:szCs w:val="14"/>
         </w:rPr>
-        <w:t xml:space="preserve"> C</w:t>
-      </w:r>
-      <w:r>
-        <w:rPr>
-          <w:rFonts w:ascii="Roboto Mono" w:hAnsi="Roboto Mono" w:cs="Roboto Mono" w:eastAsia="Roboto Mono"/>
-          <w:b w:val="0"/>
-          <w:i w:val="0"/>
-          <w:color w:val="1E293B"/>
-          <w:spacing w:val="-4"/>
-          <w:kern w:val="0"/>
-          <w:sz w:val="14"/>
-          <w:szCs w:val="14"/>
-        </w:rPr>
-        <w:t>FU/g</w:t>
+        <w:t xml:space="preserve"> CFU/g</w:t>
       </w:r>
     </w:p>
     <w:p>
       <w:pPr>
-        <w:framePr w:w="832" w:hRule="auto" w:wrap="none" w:vAnchor="page" w:hAnchor="page" w:x="1126" w:y="10314"/>
+        <w:framePr w:w="862" w:hRule="auto" w:wrap="none" w:vAnchor="page" w:hAnchor="page" w:x="1126" w:y="10314"/>
         <w:spacing w:before="0" w:after="0" w:line="120" w:lineRule="exact"/>
         <w:ind w:left="0" w:right="0" w:firstLine="0"/>
         <w:jc w:val="left"/>
@@ -4725,7 +3032,7 @@
     </w:p>
     <w:p>
       <w:pPr>
-        <w:framePr w:w="106" w:hRule="auto" w:wrap="none" w:vAnchor="page" w:hAnchor="page" w:x="1933" w:y="10321"/>
+        <w:framePr w:w="106" w:hRule="auto" w:wrap="none" w:vAnchor="page" w:hAnchor="page" w:x="1966" w:y="10321"/>
         <w:spacing w:before="0" w:after="0" w:line="110" w:lineRule="exact"/>
         <w:ind w:left="0" w:right="0" w:firstLine="0"/>
         <w:jc w:val="left"/>
@@ -4745,7 +3052,7 @@
     </w:p>
     <w:p>
       <w:pPr>
-        <w:framePr w:w="732" w:hRule="auto" w:wrap="none" w:vAnchor="page" w:hAnchor="page" w:x="2087" w:y="10335"/>
+        <w:framePr w:w="748" w:hRule="auto" w:wrap="none" w:vAnchor="page" w:hAnchor="page" w:x="2116" w:y="10335"/>
         <w:spacing w:before="0" w:after="0" w:line="110" w:lineRule="exact"/>
         <w:ind w:left="0" w:right="0" w:firstLine="0"/>
         <w:jc w:val="left"/>
@@ -4756,30 +3063,16 @@
           <w:b w:val="0"/>
           <w:i/>
           <w:color w:val="4E5E74"/>
-          <w:spacing w:val="2"/>
           <w:kern w:val="0"/>
           <w:sz w:val="11"/>
           <w:szCs w:val="11"/>
         </w:rPr>
-        <w:t>Салмоне</w:t>
-      </w:r>
-      <w:r>
-        <w:rPr>
-          <w:rFonts w:ascii="Montserrat Medium" w:hAnsi="Montserrat Medium" w:cs="Montserrat Medium" w:eastAsia="Montserrat Medium"/>
-          <w:b w:val="0"/>
-          <w:i/>
-          <w:color w:val="4E5E74"/>
-          <w:spacing w:val="1"/>
-          <w:kern w:val="0"/>
-          <w:sz w:val="11"/>
-          <w:szCs w:val="11"/>
-        </w:rPr>
-        <w:t>ла</w:t>
+        <w:t>Салмонела</w:t>
       </w:r>
     </w:p>
     <w:p>
       <w:pPr>
-        <w:framePr w:w="1723" w:hRule="auto" w:wrap="none" w:vAnchor="page" w:hAnchor="page" w:x="5072" w:y="10323"/>
+        <w:framePr w:w="1692" w:hRule="auto" w:wrap="none" w:vAnchor="page" w:hAnchor="page" w:x="5072" w:y="10323"/>
         <w:spacing w:before="0" w:after="0" w:line="130" w:lineRule="exact"/>
         <w:ind w:left="0" w:right="0" w:firstLine="0"/>
         <w:jc w:val="left"/>
@@ -4790,30 +3083,16 @@
           <w:b w:val="0"/>
           <w:i w:val="0"/>
           <w:color w:val="475569"/>
-          <w:spacing w:val="-1"/>
           <w:kern w:val="0"/>
           <w:sz w:val="13"/>
           <w:szCs w:val="13"/>
         </w:rPr>
-        <w:t xml:space="preserve">Ph. Eur. </w:t>
-      </w:r>
-      <w:r>
-        <w:rPr>
-          <w:rFonts w:ascii="Roboto Mono" w:hAnsi="Roboto Mono" w:cs="Roboto Mono" w:eastAsia="Roboto Mono"/>
-          <w:b w:val="0"/>
-          <w:i w:val="0"/>
-          <w:color w:val="475569"/>
-          <w:spacing w:val="-2"/>
-          <w:kern w:val="0"/>
-          <w:sz w:val="13"/>
-          <w:szCs w:val="13"/>
-        </w:rPr>
-        <w:t>2.6.31 cat. C</w:t>
+        <w:t>Ph. Eur. 2.6.31 cat. C</w:t>
       </w:r>
     </w:p>
     <w:p>
       <w:pPr>
-        <w:framePr w:w="688" w:hRule="auto" w:wrap="none" w:vAnchor="page" w:hAnchor="page" w:x="7571" w:y="10318"/>
+        <w:framePr w:w="646" w:hRule="auto" w:wrap="none" w:vAnchor="page" w:hAnchor="page" w:x="7571" w:y="10318"/>
         <w:spacing w:before="0" w:after="0" w:line="140" w:lineRule="exact"/>
         <w:ind w:left="0" w:right="0" w:firstLine="0"/>
         <w:jc w:val="left"/>
@@ -4824,30 +3103,16 @@
           <w:b w:val="0"/>
           <w:i w:val="0"/>
           <w:color w:val="1E293B"/>
-          <w:spacing w:val="-3"/>
           <w:kern w:val="0"/>
           <w:sz w:val="14"/>
           <w:szCs w:val="14"/>
         </w:rPr>
-        <w:t>Abse</w:t>
-      </w:r>
-      <w:r>
-        <w:rPr>
-          <w:rFonts w:ascii="Roboto Mono" w:hAnsi="Roboto Mono" w:cs="Roboto Mono" w:eastAsia="Roboto Mono"/>
-          <w:b w:val="0"/>
-          <w:i w:val="0"/>
-          <w:color w:val="1E293B"/>
-          <w:spacing w:val="-4"/>
-          <w:kern w:val="0"/>
-          <w:sz w:val="14"/>
-          <w:szCs w:val="14"/>
-        </w:rPr>
-        <w:t xml:space="preserve">nce </w:t>
+        <w:t xml:space="preserve">Absence </w:t>
       </w:r>
     </w:p>
     <w:p>
       <w:pPr>
-        <w:framePr w:w="115" w:hRule="auto" w:wrap="none" w:vAnchor="page" w:hAnchor="page" w:x="8235" w:y="10324"/>
+        <w:framePr w:w="115" w:hRule="auto" w:wrap="none" w:vAnchor="page" w:hAnchor="page" w:x="8186" w:y="10324"/>
         <w:spacing w:before="0" w:after="0" w:line="120" w:lineRule="exact"/>
         <w:ind w:left="0" w:right="0" w:firstLine="0"/>
         <w:jc w:val="left"/>
@@ -4867,7 +3132,7 @@
     </w:p>
     <w:p>
       <w:pPr>
-        <w:framePr w:w="632" w:hRule="auto" w:wrap="none" w:vAnchor="page" w:hAnchor="page" w:x="8405" w:y="10346"/>
+        <w:framePr w:w="653" w:hRule="auto" w:wrap="none" w:vAnchor="page" w:hAnchor="page" w:x="8351" w:y="10346"/>
         <w:spacing w:before="0" w:after="0" w:line="120" w:lineRule="exact"/>
         <w:ind w:left="0" w:right="0" w:firstLine="0"/>
         <w:jc w:val="left"/>
@@ -4878,30 +3143,16 @@
           <w:b w:val="0"/>
           <w:i/>
           <w:color w:val="7C8FA6"/>
-          <w:spacing w:val="2"/>
           <w:kern w:val="0"/>
           <w:sz w:val="12"/>
           <w:szCs w:val="12"/>
         </w:rPr>
-        <w:t>Отс</w:t>
-      </w:r>
-      <w:r>
-        <w:rPr>
-          <w:rFonts w:ascii="Montserrat Medium" w:hAnsi="Montserrat Medium" w:cs="Montserrat Medium" w:eastAsia="Montserrat Medium"/>
-          <w:b w:val="0"/>
-          <w:i/>
-          <w:color w:val="7C8FA6"/>
-          <w:spacing w:val="1"/>
-          <w:kern w:val="0"/>
-          <w:sz w:val="12"/>
-          <w:szCs w:val="12"/>
-        </w:rPr>
-        <w:t>уство</w:t>
+        <w:t>Отсуство</w:t>
       </w:r>
     </w:p>
     <w:p>
       <w:pPr>
-        <w:framePr w:w="607" w:hRule="auto" w:wrap="none" w:vAnchor="page" w:hAnchor="page" w:x="8998" w:y="10318"/>
+        <w:framePr w:w="571" w:hRule="auto" w:wrap="none" w:vAnchor="page" w:hAnchor="page" w:x="8964" w:y="10318"/>
         <w:spacing w:before="0" w:after="0" w:line="140" w:lineRule="exact"/>
         <w:ind w:left="0" w:right="0" w:firstLine="0"/>
         <w:jc w:val="left"/>
@@ -4912,30 +3163,16 @@
           <w:b w:val="0"/>
           <w:i w:val="0"/>
           <w:color w:val="1E293B"/>
-          <w:spacing w:val="-3"/>
           <w:kern w:val="0"/>
           <w:sz w:val="14"/>
           <w:szCs w:val="14"/>
         </w:rPr>
-        <w:t xml:space="preserve"> / </w:t>
-      </w:r>
-      <w:r>
-        <w:rPr>
-          <w:rFonts w:ascii="Roboto Mono" w:hAnsi="Roboto Mono" w:cs="Roboto Mono" w:eastAsia="Roboto Mono"/>
-          <w:b w:val="0"/>
-          <w:i w:val="0"/>
-          <w:color w:val="1E293B"/>
-          <w:spacing w:val="-4"/>
-          <w:kern w:val="0"/>
-          <w:sz w:val="14"/>
-          <w:szCs w:val="14"/>
-        </w:rPr>
-        <w:t>25 g</w:t>
+        <w:t xml:space="preserve"> / 25 g</w:t>
       </w:r>
     </w:p>
     <w:p>
       <w:pPr>
-        <w:framePr w:w="1264" w:hRule="auto" w:wrap="none" w:vAnchor="page" w:hAnchor="page" w:x="1126" w:y="10464"/>
+        <w:framePr w:w="1312" w:hRule="auto" w:wrap="none" w:vAnchor="page" w:hAnchor="page" w:x="1126" w:y="10464"/>
         <w:spacing w:before="0" w:after="0" w:line="120" w:lineRule="exact"/>
         <w:ind w:left="0" w:right="0" w:firstLine="0"/>
         <w:jc w:val="left"/>
@@ -4955,7 +3192,7 @@
     </w:p>
     <w:p>
       <w:pPr>
-        <w:framePr w:w="106" w:hRule="auto" w:wrap="none" w:vAnchor="page" w:hAnchor="page" w:x="2365" w:y="10471"/>
+        <w:framePr w:w="106" w:hRule="auto" w:wrap="none" w:vAnchor="page" w:hAnchor="page" w:x="2416" w:y="10471"/>
         <w:spacing w:before="0" w:after="0" w:line="110" w:lineRule="exact"/>
         <w:ind w:left="0" w:right="0" w:firstLine="0"/>
         <w:jc w:val="left"/>
@@ -4975,7 +3212,7 @@
     </w:p>
     <w:p>
       <w:pPr>
-        <w:framePr w:w="1016" w:hRule="auto" w:wrap="none" w:vAnchor="page" w:hAnchor="page" w:x="2519" w:y="10485"/>
+        <w:framePr w:w="1003" w:hRule="auto" w:wrap="none" w:vAnchor="page" w:hAnchor="page" w:x="2566" w:y="10485"/>
         <w:spacing w:before="0" w:after="0" w:line="110" w:lineRule="exact"/>
         <w:ind w:left="0" w:right="0" w:firstLine="0"/>
         <w:jc w:val="left"/>
@@ -4986,30 +3223,16 @@
           <w:b w:val="0"/>
           <w:i/>
           <w:color w:val="4E5E74"/>
-          <w:spacing w:val="2"/>
           <w:kern w:val="0"/>
           <w:sz w:val="11"/>
           <w:szCs w:val="11"/>
         </w:rPr>
-        <w:t>Ешерихија</w:t>
-      </w:r>
-      <w:r>
-        <w:rPr>
-          <w:rFonts w:ascii="Montserrat Medium" w:hAnsi="Montserrat Medium" w:cs="Montserrat Medium" w:eastAsia="Montserrat Medium"/>
-          <w:b w:val="0"/>
-          <w:i/>
-          <w:color w:val="4E5E74"/>
-          <w:spacing w:val="1"/>
-          <w:kern w:val="0"/>
-          <w:sz w:val="11"/>
-          <w:szCs w:val="11"/>
-        </w:rPr>
-        <w:t xml:space="preserve"> коли</w:t>
+        <w:t>Ешерихија коли</w:t>
       </w:r>
     </w:p>
     <w:p>
       <w:pPr>
-        <w:framePr w:w="1723" w:hRule="auto" w:wrap="none" w:vAnchor="page" w:hAnchor="page" w:x="5072" w:y="10473"/>
+        <w:framePr w:w="1692" w:hRule="auto" w:wrap="none" w:vAnchor="page" w:hAnchor="page" w:x="5072" w:y="10473"/>
         <w:spacing w:before="0" w:after="0" w:line="130" w:lineRule="exact"/>
         <w:ind w:left="0" w:right="0" w:firstLine="0"/>
         <w:jc w:val="left"/>
@@ -5020,30 +3243,16 @@
           <w:b w:val="0"/>
           <w:i w:val="0"/>
           <w:color w:val="475569"/>
-          <w:spacing w:val="-1"/>
           <w:kern w:val="0"/>
           <w:sz w:val="13"/>
           <w:szCs w:val="13"/>
         </w:rPr>
-        <w:t xml:space="preserve">Ph. Eur. </w:t>
-      </w:r>
-      <w:r>
-        <w:rPr>
-          <w:rFonts w:ascii="Roboto Mono" w:hAnsi="Roboto Mono" w:cs="Roboto Mono" w:eastAsia="Roboto Mono"/>
-          <w:b w:val="0"/>
-          <w:i w:val="0"/>
-          <w:color w:val="475569"/>
-          <w:spacing w:val="-2"/>
-          <w:kern w:val="0"/>
-          <w:sz w:val="13"/>
-          <w:szCs w:val="13"/>
-        </w:rPr>
-        <w:t>2.6.13 cat. C</w:t>
+        <w:t>Ph. Eur. 2.6.13 cat. C</w:t>
       </w:r>
     </w:p>
     <w:p>
       <w:pPr>
-        <w:framePr w:w="688" w:hRule="auto" w:wrap="none" w:vAnchor="page" w:hAnchor="page" w:x="7571" w:y="10468"/>
+        <w:framePr w:w="646" w:hRule="auto" w:wrap="none" w:vAnchor="page" w:hAnchor="page" w:x="7571" w:y="10468"/>
         <w:spacing w:before="0" w:after="0" w:line="140" w:lineRule="exact"/>
         <w:ind w:left="0" w:right="0" w:firstLine="0"/>
         <w:jc w:val="left"/>
@@ -5054,30 +3263,16 @@
           <w:b w:val="0"/>
           <w:i w:val="0"/>
           <w:color w:val="1E293B"/>
-          <w:spacing w:val="-3"/>
           <w:kern w:val="0"/>
           <w:sz w:val="14"/>
           <w:szCs w:val="14"/>
         </w:rPr>
-        <w:t>Abse</w:t>
-      </w:r>
-      <w:r>
-        <w:rPr>
-          <w:rFonts w:ascii="Roboto Mono" w:hAnsi="Roboto Mono" w:cs="Roboto Mono" w:eastAsia="Roboto Mono"/>
-          <w:b w:val="0"/>
-          <w:i w:val="0"/>
-          <w:color w:val="1E293B"/>
-          <w:spacing w:val="-4"/>
-          <w:kern w:val="0"/>
-          <w:sz w:val="14"/>
-          <w:szCs w:val="14"/>
-        </w:rPr>
-        <w:t xml:space="preserve">nce </w:t>
+        <w:t xml:space="preserve">Absence </w:t>
       </w:r>
     </w:p>
     <w:p>
       <w:pPr>
-        <w:framePr w:w="115" w:hRule="auto" w:wrap="none" w:vAnchor="page" w:hAnchor="page" w:x="8235" w:y="10474"/>
+        <w:framePr w:w="115" w:hRule="auto" w:wrap="none" w:vAnchor="page" w:hAnchor="page" w:x="8186" w:y="10474"/>
         <w:spacing w:before="0" w:after="0" w:line="120" w:lineRule="exact"/>
         <w:ind w:left="0" w:right="0" w:firstLine="0"/>
         <w:jc w:val="left"/>
@@ -5097,7 +3292,7 @@
     </w:p>
     <w:p>
       <w:pPr>
-        <w:framePr w:w="632" w:hRule="auto" w:wrap="none" w:vAnchor="page" w:hAnchor="page" w:x="8405" w:y="10496"/>
+        <w:framePr w:w="653" w:hRule="auto" w:wrap="none" w:vAnchor="page" w:hAnchor="page" w:x="8351" w:y="10496"/>
         <w:spacing w:before="0" w:after="0" w:line="120" w:lineRule="exact"/>
         <w:ind w:left="0" w:right="0" w:firstLine="0"/>
         <w:jc w:val="left"/>
@@ -5108,30 +3303,16 @@
           <w:b w:val="0"/>
           <w:i/>
           <w:color w:val="7C8FA6"/>
-          <w:spacing w:val="2"/>
           <w:kern w:val="0"/>
           <w:sz w:val="12"/>
           <w:szCs w:val="12"/>
         </w:rPr>
-        <w:t>Отс</w:t>
-      </w:r>
-      <w:r>
-        <w:rPr>
-          <w:rFonts w:ascii="Montserrat Medium" w:hAnsi="Montserrat Medium" w:cs="Montserrat Medium" w:eastAsia="Montserrat Medium"/>
-          <w:b w:val="0"/>
-          <w:i/>
-          <w:color w:val="7C8FA6"/>
-          <w:spacing w:val="1"/>
-          <w:kern w:val="0"/>
-          <w:sz w:val="12"/>
-          <w:szCs w:val="12"/>
-        </w:rPr>
-        <w:t>уство</w:t>
+        <w:t>Отсуство</w:t>
       </w:r>
     </w:p>
     <w:p>
       <w:pPr>
-        <w:framePr w:w="526" w:hRule="auto" w:wrap="none" w:vAnchor="page" w:hAnchor="page" w:x="8998" w:y="10468"/>
+        <w:framePr w:w="496" w:hRule="auto" w:wrap="none" w:vAnchor="page" w:hAnchor="page" w:x="8964" w:y="10468"/>
         <w:spacing w:before="0" w:after="0" w:line="140" w:lineRule="exact"/>
         <w:ind w:left="0" w:right="0" w:firstLine="0"/>
         <w:jc w:val="left"/>
@@ -5142,30 +3323,16 @@
           <w:b w:val="0"/>
           <w:i w:val="0"/>
           <w:color w:val="1E293B"/>
-          <w:spacing w:val="-3"/>
           <w:kern w:val="0"/>
           <w:sz w:val="14"/>
           <w:szCs w:val="14"/>
         </w:rPr>
-        <w:t xml:space="preserve"> /</w:t>
-      </w:r>
-      <w:r>
-        <w:rPr>
-          <w:rFonts w:ascii="Roboto Mono" w:hAnsi="Roboto Mono" w:cs="Roboto Mono" w:eastAsia="Roboto Mono"/>
-          <w:b w:val="0"/>
-          <w:i w:val="0"/>
-          <w:color w:val="1E293B"/>
-          <w:spacing w:val="-4"/>
-          <w:kern w:val="0"/>
-          <w:sz w:val="14"/>
-          <w:szCs w:val="14"/>
-        </w:rPr>
-        <w:t xml:space="preserve"> 1 g</w:t>
+        <w:t xml:space="preserve"> / 1 g</w:t>
       </w:r>
     </w:p>
     <w:p>
       <w:pPr>
-        <w:framePr w:w="1048" w:hRule="auto" w:wrap="none" w:vAnchor="page" w:hAnchor="page" w:x="1126" w:y="10629"/>
+        <w:framePr w:w="1087" w:hRule="auto" w:wrap="none" w:vAnchor="page" w:hAnchor="page" w:x="1126" w:y="10629"/>
         <w:spacing w:before="0" w:after="0" w:line="120" w:lineRule="exact"/>
         <w:ind w:left="0" w:right="0" w:firstLine="0"/>
         <w:jc w:val="left"/>
@@ -5185,7 +3352,7 @@
     </w:p>
     <w:p>
       <w:pPr>
-        <w:framePr w:w="81" w:hRule="auto" w:wrap="none" w:vAnchor="page" w:hAnchor="page" w:x="2134" w:y="10637"/>
+        <w:framePr w:w="81" w:hRule="auto" w:wrap="none" w:vAnchor="page" w:hAnchor="page" w:x="2176" w:y="10637"/>
         <w:spacing w:before="0" w:after="0" w:line="140" w:lineRule="exact"/>
         <w:ind w:left="0" w:right="0" w:firstLine="0"/>
         <w:jc w:val="left"/>
@@ -5205,7 +3372,7 @@
     </w:p>
     <w:p>
       <w:pPr>
-        <w:framePr w:w="821" w:hRule="auto" w:wrap="none" w:vAnchor="page" w:hAnchor="page" w:x="2247" w:y="10650"/>
+        <w:framePr w:w="837" w:hRule="auto" w:wrap="none" w:vAnchor="page" w:hAnchor="page" w:x="2296" w:y="10650"/>
         <w:spacing w:before="0" w:after="0" w:line="110" w:lineRule="exact"/>
         <w:ind w:left="0" w:right="0" w:firstLine="0"/>
         <w:jc w:val="left"/>
@@ -5216,30 +3383,16 @@
           <w:b w:val="0"/>
           <w:i/>
           <w:color w:val="4E5E74"/>
-          <w:spacing w:val="2"/>
           <w:kern w:val="0"/>
           <w:sz w:val="11"/>
           <w:szCs w:val="11"/>
         </w:rPr>
-        <w:t>Upon r</w:t>
-      </w:r>
-      <w:r>
-        <w:rPr>
-          <w:rFonts w:ascii="Montserrat Medium" w:hAnsi="Montserrat Medium" w:cs="Montserrat Medium" w:eastAsia="Montserrat Medium"/>
-          <w:b w:val="0"/>
-          <w:i/>
-          <w:color w:val="4E5E74"/>
-          <w:spacing w:val="1"/>
-          <w:kern w:val="0"/>
-          <w:sz w:val="11"/>
-          <w:szCs w:val="11"/>
-        </w:rPr>
-        <w:t>equest</w:t>
+        <w:t>Upon request</w:t>
       </w:r>
     </w:p>
     <w:p>
       <w:pPr>
-        <w:framePr w:w="80" w:hRule="auto" w:wrap="none" w:vAnchor="page" w:hAnchor="page" w:x="3082" w:y="10642"/>
+        <w:framePr w:w="80" w:hRule="auto" w:wrap="none" w:vAnchor="page" w:hAnchor="page" w:x="3151" w:y="10642"/>
         <w:spacing w:before="0" w:after="0" w:line="120" w:lineRule="exact"/>
         <w:ind w:left="0" w:right="0" w:firstLine="0"/>
         <w:jc w:val="left"/>
@@ -5259,7 +3412,7 @@
     </w:p>
     <w:p>
       <w:pPr>
-        <w:framePr w:w="721" w:hRule="auto" w:wrap="none" w:vAnchor="page" w:hAnchor="page" w:x="3172" w:y="10650"/>
+        <w:framePr w:w="710" w:hRule="auto" w:wrap="none" w:vAnchor="page" w:hAnchor="page" w:x="3241" w:y="10650"/>
         <w:spacing w:before="0" w:after="0" w:line="110" w:lineRule="exact"/>
         <w:ind w:left="0" w:right="0" w:firstLine="0"/>
         <w:jc w:val="left"/>
@@ -5270,30 +3423,16 @@
           <w:b w:val="0"/>
           <w:i/>
           <w:color w:val="4E5E74"/>
-          <w:spacing w:val="2"/>
           <w:kern w:val="0"/>
           <w:sz w:val="11"/>
           <w:szCs w:val="11"/>
         </w:rPr>
-        <w:t>По бара</w:t>
-      </w:r>
-      <w:r>
-        <w:rPr>
-          <w:rFonts w:ascii="Montserrat Medium" w:hAnsi="Montserrat Medium" w:cs="Montserrat Medium" w:eastAsia="Montserrat Medium"/>
-          <w:b w:val="0"/>
-          <w:i/>
-          <w:color w:val="4E5E74"/>
-          <w:spacing w:val="1"/>
-          <w:kern w:val="0"/>
-          <w:sz w:val="11"/>
-          <w:szCs w:val="11"/>
-        </w:rPr>
-        <w:t>ње</w:t>
+        <w:t>По барање</w:t>
       </w:r>
     </w:p>
     <w:p>
       <w:pPr>
-        <w:framePr w:w="1723" w:hRule="auto" w:wrap="none" w:vAnchor="page" w:hAnchor="page" w:x="5072" w:y="10623"/>
+        <w:framePr w:w="1692" w:hRule="auto" w:wrap="none" w:vAnchor="page" w:hAnchor="page" w:x="5072" w:y="10623"/>
         <w:spacing w:before="0" w:after="0" w:line="130" w:lineRule="exact"/>
         <w:ind w:left="0" w:right="0" w:firstLine="0"/>
         <w:jc w:val="left"/>
@@ -5304,30 +3443,16 @@
           <w:b w:val="0"/>
           <w:i w:val="0"/>
           <w:color w:val="475569"/>
-          <w:spacing w:val="-1"/>
           <w:kern w:val="0"/>
           <w:sz w:val="13"/>
           <w:szCs w:val="13"/>
         </w:rPr>
-        <w:t xml:space="preserve">Ph. Eur. </w:t>
-      </w:r>
-      <w:r>
-        <w:rPr>
-          <w:rFonts w:ascii="Roboto Mono" w:hAnsi="Roboto Mono" w:cs="Roboto Mono" w:eastAsia="Roboto Mono"/>
-          <w:b w:val="0"/>
-          <w:i w:val="0"/>
-          <w:color w:val="475569"/>
-          <w:spacing w:val="-2"/>
-          <w:kern w:val="0"/>
-          <w:sz w:val="13"/>
-          <w:szCs w:val="13"/>
-        </w:rPr>
-        <w:t>2.6.13 cat. C</w:t>
+        <w:t>Ph. Eur. 2.6.13 cat. C</w:t>
       </w:r>
     </w:p>
     <w:p>
       <w:pPr>
-        <w:framePr w:w="688" w:hRule="auto" w:wrap="none" w:vAnchor="page" w:hAnchor="page" w:x="7571" w:y="10618"/>
+        <w:framePr w:w="646" w:hRule="auto" w:wrap="none" w:vAnchor="page" w:hAnchor="page" w:x="7571" w:y="10618"/>
         <w:spacing w:before="0" w:after="0" w:line="140" w:lineRule="exact"/>
         <w:ind w:left="0" w:right="0" w:firstLine="0"/>
         <w:jc w:val="left"/>
@@ -5338,30 +3463,16 @@
           <w:b w:val="0"/>
           <w:i w:val="0"/>
           <w:color w:val="1E293B"/>
-          <w:spacing w:val="-3"/>
           <w:kern w:val="0"/>
           <w:sz w:val="14"/>
           <w:szCs w:val="14"/>
         </w:rPr>
-        <w:t>Abse</w:t>
-      </w:r>
-      <w:r>
-        <w:rPr>
-          <w:rFonts w:ascii="Roboto Mono" w:hAnsi="Roboto Mono" w:cs="Roboto Mono" w:eastAsia="Roboto Mono"/>
-          <w:b w:val="0"/>
-          <w:i w:val="0"/>
-          <w:color w:val="1E293B"/>
-          <w:spacing w:val="-4"/>
-          <w:kern w:val="0"/>
-          <w:sz w:val="14"/>
-          <w:szCs w:val="14"/>
-        </w:rPr>
-        <w:t xml:space="preserve">nce </w:t>
+        <w:t xml:space="preserve">Absence </w:t>
       </w:r>
     </w:p>
     <w:p>
       <w:pPr>
-        <w:framePr w:w="115" w:hRule="auto" w:wrap="none" w:vAnchor="page" w:hAnchor="page" w:x="8235" w:y="10624"/>
+        <w:framePr w:w="115" w:hRule="auto" w:wrap="none" w:vAnchor="page" w:hAnchor="page" w:x="8186" w:y="10624"/>
         <w:spacing w:before="0" w:after="0" w:line="120" w:lineRule="exact"/>
         <w:ind w:left="0" w:right="0" w:firstLine="0"/>
         <w:jc w:val="left"/>
@@ -5381,7 +3492,7 @@
     </w:p>
     <w:p>
       <w:pPr>
-        <w:framePr w:w="632" w:hRule="auto" w:wrap="none" w:vAnchor="page" w:hAnchor="page" w:x="8405" w:y="10646"/>
+        <w:framePr w:w="653" w:hRule="auto" w:wrap="none" w:vAnchor="page" w:hAnchor="page" w:x="8351" w:y="10646"/>
         <w:spacing w:before="0" w:after="0" w:line="120" w:lineRule="exact"/>
         <w:ind w:left="0" w:right="0" w:firstLine="0"/>
         <w:jc w:val="left"/>
@@ -5392,30 +3503,16 @@
           <w:b w:val="0"/>
           <w:i/>
           <w:color w:val="7C8FA6"/>
-          <w:spacing w:val="2"/>
           <w:kern w:val="0"/>
           <w:sz w:val="12"/>
           <w:szCs w:val="12"/>
         </w:rPr>
-        <w:t>Отс</w:t>
-      </w:r>
-      <w:r>
-        <w:rPr>
-          <w:rFonts w:ascii="Montserrat Medium" w:hAnsi="Montserrat Medium" w:cs="Montserrat Medium" w:eastAsia="Montserrat Medium"/>
-          <w:b w:val="0"/>
-          <w:i/>
-          <w:color w:val="7C8FA6"/>
-          <w:spacing w:val="1"/>
-          <w:kern w:val="0"/>
-          <w:sz w:val="12"/>
-          <w:szCs w:val="12"/>
-        </w:rPr>
-        <w:t>уство</w:t>
+        <w:t>Отсуство</w:t>
       </w:r>
     </w:p>
     <w:p>
       <w:pPr>
-        <w:framePr w:w="526" w:hRule="auto" w:wrap="none" w:vAnchor="page" w:hAnchor="page" w:x="8998" w:y="10618"/>
+        <w:framePr w:w="496" w:hRule="auto" w:wrap="none" w:vAnchor="page" w:hAnchor="page" w:x="8964" w:y="10618"/>
         <w:spacing w:before="0" w:after="0" w:line="140" w:lineRule="exact"/>
         <w:ind w:left="0" w:right="0" w:firstLine="0"/>
         <w:jc w:val="left"/>
@@ -5426,30 +3523,16 @@
           <w:b w:val="0"/>
           <w:i w:val="0"/>
           <w:color w:val="1E293B"/>
-          <w:spacing w:val="-3"/>
           <w:kern w:val="0"/>
           <w:sz w:val="14"/>
           <w:szCs w:val="14"/>
         </w:rPr>
-        <w:t xml:space="preserve"> /</w:t>
-      </w:r>
-      <w:r>
-        <w:rPr>
-          <w:rFonts w:ascii="Roboto Mono" w:hAnsi="Roboto Mono" w:cs="Roboto Mono" w:eastAsia="Roboto Mono"/>
-          <w:b w:val="0"/>
-          <w:i w:val="0"/>
-          <w:color w:val="1E293B"/>
-          <w:spacing w:val="-4"/>
-          <w:kern w:val="0"/>
-          <w:sz w:val="14"/>
-          <w:szCs w:val="14"/>
-        </w:rPr>
-        <w:t xml:space="preserve"> 1 g</w:t>
+        <w:t xml:space="preserve"> / 1 g</w:t>
       </w:r>
     </w:p>
     <w:p>
       <w:pPr>
-        <w:framePr w:w="760" w:hRule="auto" w:wrap="none" w:vAnchor="page" w:hAnchor="page" w:x="1126" w:y="10779"/>
+        <w:framePr w:w="787" w:hRule="auto" w:wrap="none" w:vAnchor="page" w:hAnchor="page" w:x="1126" w:y="10779"/>
         <w:spacing w:before="0" w:after="0" w:line="120" w:lineRule="exact"/>
         <w:ind w:left="0" w:right="0" w:firstLine="0"/>
         <w:jc w:val="left"/>
@@ -5469,7 +3552,7 @@
     </w:p>
     <w:p>
       <w:pPr>
-        <w:framePr w:w="81" w:hRule="auto" w:wrap="none" w:vAnchor="page" w:hAnchor="page" w:x="1846" w:y="10787"/>
+        <w:framePr w:w="81" w:hRule="auto" w:wrap="none" w:vAnchor="page" w:hAnchor="page" w:x="1876" w:y="10787"/>
         <w:spacing w:before="0" w:after="0" w:line="140" w:lineRule="exact"/>
         <w:ind w:left="0" w:right="0" w:firstLine="0"/>
         <w:jc w:val="left"/>
@@ -5489,7 +3572,7 @@
     </w:p>
     <w:p>
       <w:pPr>
-        <w:framePr w:w="821" w:hRule="auto" w:wrap="none" w:vAnchor="page" w:hAnchor="page" w:x="1959" w:y="10800"/>
+        <w:framePr w:w="837" w:hRule="auto" w:wrap="none" w:vAnchor="page" w:hAnchor="page" w:x="1996" w:y="10800"/>
         <w:spacing w:before="0" w:after="0" w:line="110" w:lineRule="exact"/>
         <w:ind w:left="0" w:right="0" w:firstLine="0"/>
         <w:jc w:val="left"/>
@@ -5500,30 +3583,16 @@
           <w:b w:val="0"/>
           <w:i/>
           <w:color w:val="4E5E74"/>
-          <w:spacing w:val="2"/>
           <w:kern w:val="0"/>
           <w:sz w:val="11"/>
           <w:szCs w:val="11"/>
         </w:rPr>
-        <w:t>Upon r</w:t>
-      </w:r>
-      <w:r>
-        <w:rPr>
-          <w:rFonts w:ascii="Montserrat Medium" w:hAnsi="Montserrat Medium" w:cs="Montserrat Medium" w:eastAsia="Montserrat Medium"/>
-          <w:b w:val="0"/>
-          <w:i/>
-          <w:color w:val="4E5E74"/>
-          <w:spacing w:val="1"/>
-          <w:kern w:val="0"/>
-          <w:sz w:val="11"/>
-          <w:szCs w:val="11"/>
-        </w:rPr>
-        <w:t>equest</w:t>
+        <w:t>Upon request</w:t>
       </w:r>
     </w:p>
     <w:p>
       <w:pPr>
-        <w:framePr w:w="80" w:hRule="auto" w:wrap="none" w:vAnchor="page" w:hAnchor="page" w:x="2794" w:y="10792"/>
+        <w:framePr w:w="80" w:hRule="auto" w:wrap="none" w:vAnchor="page" w:hAnchor="page" w:x="2851" w:y="10792"/>
         <w:spacing w:before="0" w:after="0" w:line="120" w:lineRule="exact"/>
         <w:ind w:left="0" w:right="0" w:firstLine="0"/>
         <w:jc w:val="left"/>
@@ -5543,7 +3612,7 @@
     </w:p>
     <w:p>
       <w:pPr>
-        <w:framePr w:w="721" w:hRule="auto" w:wrap="none" w:vAnchor="page" w:hAnchor="page" w:x="2884" w:y="10800"/>
+        <w:framePr w:w="710" w:hRule="auto" w:wrap="none" w:vAnchor="page" w:hAnchor="page" w:x="2941" w:y="10800"/>
         <w:spacing w:before="0" w:after="0" w:line="110" w:lineRule="exact"/>
         <w:ind w:left="0" w:right="0" w:firstLine="0"/>
         <w:jc w:val="left"/>
@@ -5554,30 +3623,16 @@
           <w:b w:val="0"/>
           <w:i/>
           <w:color w:val="4E5E74"/>
-          <w:spacing w:val="2"/>
           <w:kern w:val="0"/>
           <w:sz w:val="11"/>
           <w:szCs w:val="11"/>
         </w:rPr>
-        <w:t>По бара</w:t>
-      </w:r>
-      <w:r>
-        <w:rPr>
-          <w:rFonts w:ascii="Montserrat Medium" w:hAnsi="Montserrat Medium" w:cs="Montserrat Medium" w:eastAsia="Montserrat Medium"/>
-          <w:b w:val="0"/>
-          <w:i/>
-          <w:color w:val="4E5E74"/>
-          <w:spacing w:val="1"/>
-          <w:kern w:val="0"/>
-          <w:sz w:val="11"/>
-          <w:szCs w:val="11"/>
-        </w:rPr>
-        <w:t>ње</w:t>
+        <w:t>По барање</w:t>
       </w:r>
     </w:p>
     <w:p>
       <w:pPr>
-        <w:framePr w:w="1723" w:hRule="auto" w:wrap="none" w:vAnchor="page" w:hAnchor="page" w:x="5072" w:y="10788"/>
+        <w:framePr w:w="1692" w:hRule="auto" w:wrap="none" w:vAnchor="page" w:hAnchor="page" w:x="5072" w:y="10788"/>
         <w:spacing w:before="0" w:after="0" w:line="130" w:lineRule="exact"/>
         <w:ind w:left="0" w:right="0" w:firstLine="0"/>
         <w:jc w:val="left"/>
@@ -5588,30 +3643,16 @@
           <w:b w:val="0"/>
           <w:i w:val="0"/>
           <w:color w:val="475569"/>
-          <w:spacing w:val="-1"/>
           <w:kern w:val="0"/>
           <w:sz w:val="13"/>
           <w:szCs w:val="13"/>
         </w:rPr>
-        <w:t xml:space="preserve">Ph. Eur. </w:t>
-      </w:r>
-      <w:r>
-        <w:rPr>
-          <w:rFonts w:ascii="Roboto Mono" w:hAnsi="Roboto Mono" w:cs="Roboto Mono" w:eastAsia="Roboto Mono"/>
-          <w:b w:val="0"/>
-          <w:i w:val="0"/>
-          <w:color w:val="475569"/>
-          <w:spacing w:val="-2"/>
-          <w:kern w:val="0"/>
-          <w:sz w:val="13"/>
-          <w:szCs w:val="13"/>
-        </w:rPr>
-        <w:t>2.6.13 cat. C</w:t>
+        <w:t>Ph. Eur. 2.6.13 cat. C</w:t>
       </w:r>
     </w:p>
     <w:p>
       <w:pPr>
-        <w:framePr w:w="688" w:hRule="auto" w:wrap="none" w:vAnchor="page" w:hAnchor="page" w:x="7571" w:y="10783"/>
+        <w:framePr w:w="646" w:hRule="auto" w:wrap="none" w:vAnchor="page" w:hAnchor="page" w:x="7571" w:y="10783"/>
         <w:spacing w:before="0" w:after="0" w:line="140" w:lineRule="exact"/>
         <w:ind w:left="0" w:right="0" w:firstLine="0"/>
         <w:jc w:val="left"/>
@@ -5622,30 +3663,16 @@
           <w:b w:val="0"/>
           <w:i w:val="0"/>
           <w:color w:val="1E293B"/>
-          <w:spacing w:val="-3"/>
           <w:kern w:val="0"/>
           <w:sz w:val="14"/>
           <w:szCs w:val="14"/>
         </w:rPr>
-        <w:t>Abse</w:t>
-      </w:r>
-      <w:r>
-        <w:rPr>
-          <w:rFonts w:ascii="Roboto Mono" w:hAnsi="Roboto Mono" w:cs="Roboto Mono" w:eastAsia="Roboto Mono"/>
-          <w:b w:val="0"/>
-          <w:i w:val="0"/>
-          <w:color w:val="1E293B"/>
-          <w:spacing w:val="-4"/>
-          <w:kern w:val="0"/>
-          <w:sz w:val="14"/>
-          <w:szCs w:val="14"/>
-        </w:rPr>
-        <w:t xml:space="preserve">nce </w:t>
+        <w:t xml:space="preserve">Absence </w:t>
       </w:r>
     </w:p>
     <w:p>
       <w:pPr>
-        <w:framePr w:w="115" w:hRule="auto" w:wrap="none" w:vAnchor="page" w:hAnchor="page" w:x="8235" w:y="10789"/>
+        <w:framePr w:w="115" w:hRule="auto" w:wrap="none" w:vAnchor="page" w:hAnchor="page" w:x="8186" w:y="10789"/>
         <w:spacing w:before="0" w:after="0" w:line="120" w:lineRule="exact"/>
         <w:ind w:left="0" w:right="0" w:firstLine="0"/>
         <w:jc w:val="left"/>
@@ -5665,7 +3692,7 @@
     </w:p>
     <w:p>
       <w:pPr>
-        <w:framePr w:w="632" w:hRule="auto" w:wrap="none" w:vAnchor="page" w:hAnchor="page" w:x="8405" w:y="10811"/>
+        <w:framePr w:w="653" w:hRule="auto" w:wrap="none" w:vAnchor="page" w:hAnchor="page" w:x="8351" w:y="10811"/>
         <w:spacing w:before="0" w:after="0" w:line="120" w:lineRule="exact"/>
         <w:ind w:left="0" w:right="0" w:firstLine="0"/>
         <w:jc w:val="left"/>
@@ -5676,30 +3703,16 @@
           <w:b w:val="0"/>
           <w:i/>
           <w:color w:val="7C8FA6"/>
-          <w:spacing w:val="2"/>
           <w:kern w:val="0"/>
           <w:sz w:val="12"/>
           <w:szCs w:val="12"/>
         </w:rPr>
-        <w:t>Отс</w:t>
-      </w:r>
-      <w:r>
-        <w:rPr>
-          <w:rFonts w:ascii="Montserrat Medium" w:hAnsi="Montserrat Medium" w:cs="Montserrat Medium" w:eastAsia="Montserrat Medium"/>
-          <w:b w:val="0"/>
-          <w:i/>
-          <w:color w:val="7C8FA6"/>
-          <w:spacing w:val="1"/>
-          <w:kern w:val="0"/>
-          <w:sz w:val="12"/>
-          <w:szCs w:val="12"/>
-        </w:rPr>
-        <w:t>уство</w:t>
+        <w:t>Отсуство</w:t>
       </w:r>
     </w:p>
     <w:p>
       <w:pPr>
-        <w:framePr w:w="526" w:hRule="auto" w:wrap="none" w:vAnchor="page" w:hAnchor="page" w:x="8998" w:y="10783"/>
+        <w:framePr w:w="496" w:hRule="auto" w:wrap="none" w:vAnchor="page" w:hAnchor="page" w:x="8964" w:y="10783"/>
         <w:spacing w:before="0" w:after="0" w:line="140" w:lineRule="exact"/>
         <w:ind w:left="0" w:right="0" w:firstLine="0"/>
         <w:jc w:val="left"/>
@@ -5710,30 +3723,16 @@
           <w:b w:val="0"/>
           <w:i w:val="0"/>
           <w:color w:val="1E293B"/>
-          <w:spacing w:val="-3"/>
           <w:kern w:val="0"/>
           <w:sz w:val="14"/>
           <w:szCs w:val="14"/>
         </w:rPr>
-        <w:t xml:space="preserve"> /</w:t>
-      </w:r>
-      <w:r>
-        <w:rPr>
-          <w:rFonts w:ascii="Roboto Mono" w:hAnsi="Roboto Mono" w:cs="Roboto Mono" w:eastAsia="Roboto Mono"/>
-          <w:b w:val="0"/>
-          <w:i w:val="0"/>
-          <w:color w:val="1E293B"/>
-          <w:spacing w:val="-4"/>
-          <w:kern w:val="0"/>
-          <w:sz w:val="14"/>
-          <w:szCs w:val="14"/>
-        </w:rPr>
-        <w:t xml:space="preserve"> 1 g</w:t>
+        <w:t xml:space="preserve"> / 1 g</w:t>
       </w:r>
     </w:p>
     <w:p>
       <w:pPr>
-        <w:framePr w:w="202" w:hRule="auto" w:wrap="none" w:vAnchor="page" w:hAnchor="page" w:x="605" w:y="11008"/>
+        <w:framePr w:w="196" w:hRule="auto" w:wrap="none" w:vAnchor="page" w:hAnchor="page" w:x="611" w:y="11008"/>
         <w:spacing w:before="0" w:after="0" w:line="140" w:lineRule="exact"/>
         <w:ind w:left="0" w:right="0" w:firstLine="0"/>
         <w:jc w:val="left"/>
@@ -5744,7 +3743,6 @@
           <w:b/>
           <w:i w:val="0"/>
           <w:color w:val="3B6BA5"/>
-          <w:spacing w:val="-6"/>
           <w:kern w:val="0"/>
           <w:sz w:val="14"/>
           <w:szCs w:val="14"/>
@@ -5754,7 +3752,7 @@
     </w:p>
     <w:p>
       <w:pPr>
-        <w:framePr w:w="951" w:hRule="auto" w:wrap="none" w:vAnchor="page" w:hAnchor="page" w:x="976" w:y="10975"/>
+        <w:framePr w:w="1010" w:hRule="auto" w:wrap="none" w:vAnchor="page" w:hAnchor="page" w:x="976" w:y="10975"/>
         <w:spacing w:before="0" w:after="0" w:line="140" w:lineRule="exact"/>
         <w:ind w:left="0" w:right="0" w:firstLine="0"/>
         <w:jc w:val="left"/>
@@ -5765,30 +3763,16 @@
           <w:b/>
           <w:i w:val="0"/>
           <w:color w:val="16324F"/>
-          <w:spacing w:val="4"/>
           <w:kern w:val="0"/>
           <w:sz w:val="14"/>
           <w:szCs w:val="14"/>
         </w:rPr>
-        <w:t>M</w:t>
-      </w:r>
-      <w:r>
-        <w:rPr>
-          <w:rFonts w:ascii="Montserrat" w:hAnsi="Montserrat" w:cs="Montserrat" w:eastAsia="Montserrat"/>
-          <w:b/>
-          <w:i w:val="0"/>
-          <w:color w:val="16324F"/>
-          <w:spacing w:val="3"/>
-          <w:kern w:val="0"/>
-          <w:sz w:val="14"/>
-          <w:szCs w:val="14"/>
-        </w:rPr>
-        <w:t xml:space="preserve">ycotoxins </w:t>
+        <w:t xml:space="preserve">Mycotoxins </w:t>
       </w:r>
     </w:p>
     <w:p>
       <w:pPr>
-        <w:framePr w:w="80" w:hRule="auto" w:wrap="none" w:vAnchor="page" w:hAnchor="page" w:x="1904" w:y="10983"/>
+        <w:framePr w:w="80" w:hRule="auto" w:wrap="none" w:vAnchor="page" w:hAnchor="page" w:x="1968" w:y="10983"/>
         <w:spacing w:before="0" w:after="0" w:line="130" w:lineRule="exact"/>
         <w:ind w:left="0" w:right="0" w:firstLine="0"/>
         <w:jc w:val="left"/>
@@ -5808,7 +3792,7 @@
     </w:p>
     <w:p>
       <w:pPr>
-        <w:framePr w:w="931" w:hRule="auto" w:wrap="none" w:vAnchor="page" w:hAnchor="page" w:x="2000" w:y="10991"/>
+        <w:framePr w:w="949" w:hRule="auto" w:wrap="none" w:vAnchor="page" w:hAnchor="page" w:x="2074" w:y="10991"/>
         <w:spacing w:before="0" w:after="0" w:line="120" w:lineRule="exact"/>
         <w:ind w:left="0" w:right="0" w:firstLine="0"/>
         <w:jc w:val="left"/>
@@ -5819,30 +3803,16 @@
           <w:b w:val="0"/>
           <w:i/>
           <w:color w:val="4E5E74"/>
-          <w:spacing w:val="2"/>
           <w:kern w:val="0"/>
           <w:sz w:val="12"/>
           <w:szCs w:val="12"/>
         </w:rPr>
-        <w:t>Микот</w:t>
-      </w:r>
-      <w:r>
-        <w:rPr>
-          <w:rFonts w:ascii="Montserrat Medium" w:hAnsi="Montserrat Medium" w:cs="Montserrat Medium" w:eastAsia="Montserrat Medium"/>
-          <w:b w:val="0"/>
-          <w:i/>
-          <w:color w:val="4E5E74"/>
-          <w:spacing w:val="1"/>
-          <w:kern w:val="0"/>
-          <w:sz w:val="12"/>
-          <w:szCs w:val="12"/>
-        </w:rPr>
-        <w:t>оксини</w:t>
+        <w:t>Микотоксини</w:t>
       </w:r>
     </w:p>
     <w:p>
       <w:pPr>
-        <w:framePr w:w="832" w:hRule="auto" w:wrap="none" w:vAnchor="page" w:hAnchor="page" w:x="1126" w:y="11154"/>
+        <w:framePr w:w="862" w:hRule="auto" w:wrap="none" w:vAnchor="page" w:hAnchor="page" w:x="1126" w:y="11154"/>
         <w:spacing w:before="0" w:after="0" w:line="120" w:lineRule="exact"/>
         <w:ind w:left="0" w:right="0" w:firstLine="0"/>
         <w:jc w:val="left"/>
@@ -5862,7 +3832,7 @@
     </w:p>
     <w:p>
       <w:pPr>
-        <w:framePr w:w="100" w:hRule="auto" w:wrap="none" w:vAnchor="page" w:hAnchor="page" w:x="1918" w:y="11209"/>
+        <w:framePr w:w="100" w:hRule="auto" w:wrap="none" w:vAnchor="page" w:hAnchor="page" w:x="1951" w:y="11209"/>
         <w:spacing w:before="0" w:after="0" w:line="100" w:lineRule="exact"/>
         <w:ind w:left="0" w:right="0" w:firstLine="0"/>
         <w:jc w:val="left"/>
@@ -5882,7 +3852,7 @@
     </w:p>
     <w:p>
       <w:pPr>
-        <w:framePr w:w="106" w:hRule="auto" w:wrap="none" w:vAnchor="page" w:hAnchor="page" w:x="2065" w:y="11161"/>
+        <w:framePr w:w="106" w:hRule="auto" w:wrap="none" w:vAnchor="page" w:hAnchor="page" w:x="2101" w:y="11161"/>
         <w:spacing w:before="0" w:after="0" w:line="110" w:lineRule="exact"/>
         <w:ind w:left="0" w:right="0" w:firstLine="0"/>
         <w:jc w:val="left"/>
@@ -5902,7 +3872,7 @@
     </w:p>
     <w:p>
       <w:pPr>
-        <w:framePr w:w="896" w:hRule="auto" w:wrap="none" w:vAnchor="page" w:hAnchor="page" w:x="2219" w:y="11175"/>
+        <w:framePr w:w="890" w:hRule="auto" w:wrap="none" w:vAnchor="page" w:hAnchor="page" w:x="2251" w:y="11175"/>
         <w:spacing w:before="0" w:after="0" w:line="110" w:lineRule="exact"/>
         <w:ind w:left="0" w:right="0" w:firstLine="0"/>
         <w:jc w:val="left"/>
@@ -5913,30 +3883,16 @@
           <w:b w:val="0"/>
           <w:i/>
           <w:color w:val="4E5E74"/>
-          <w:spacing w:val="2"/>
           <w:kern w:val="0"/>
           <w:sz w:val="11"/>
           <w:szCs w:val="11"/>
         </w:rPr>
-        <w:t>Афлатокс</w:t>
-      </w:r>
-      <w:r>
-        <w:rPr>
-          <w:rFonts w:ascii="Montserrat Medium" w:hAnsi="Montserrat Medium" w:cs="Montserrat Medium" w:eastAsia="Montserrat Medium"/>
-          <w:b w:val="0"/>
-          <w:i/>
-          <w:color w:val="4E5E74"/>
-          <w:spacing w:val="1"/>
-          <w:kern w:val="0"/>
-          <w:sz w:val="11"/>
-          <w:szCs w:val="11"/>
-        </w:rPr>
-        <w:t>ин B</w:t>
+        <w:t>Афлатоксин B</w:t>
       </w:r>
     </w:p>
     <w:p>
       <w:pPr>
-        <w:framePr w:w="80" w:hRule="auto" w:wrap="none" w:vAnchor="page" w:hAnchor="page" w:x="3076" w:y="11225"/>
+        <w:framePr w:w="80" w:hRule="auto" w:wrap="none" w:vAnchor="page" w:hAnchor="page" w:x="3106" w:y="11225"/>
         <w:spacing w:before="0" w:after="0" w:line="90" w:lineRule="exact"/>
         <w:ind w:left="0" w:right="0" w:firstLine="0"/>
         <w:jc w:val="left"/>
@@ -5956,7 +3912,7 @@
     </w:p>
     <w:p>
       <w:pPr>
-        <w:framePr w:w="2029" w:hRule="auto" w:wrap="none" w:vAnchor="page" w:hAnchor="page" w:x="5072" w:y="11178"/>
+        <w:framePr w:w="1992" w:hRule="auto" w:wrap="none" w:vAnchor="page" w:hAnchor="page" w:x="5072" w:y="11178"/>
         <w:spacing w:before="0" w:after="0" w:line="130" w:lineRule="exact"/>
         <w:ind w:left="0" w:right="0" w:firstLine="0"/>
         <w:jc w:val="left"/>
@@ -5967,30 +3923,16 @@
           <w:b w:val="0"/>
           <w:i w:val="0"/>
           <w:color w:val="475569"/>
-          <w:spacing w:val="-1"/>
           <w:kern w:val="0"/>
           <w:sz w:val="13"/>
           <w:szCs w:val="13"/>
         </w:rPr>
-        <w:t>Ph. Eur. 2.</w:t>
-      </w:r>
-      <w:r>
-        <w:rPr>
-          <w:rFonts w:ascii="Roboto Mono" w:hAnsi="Roboto Mono" w:cs="Roboto Mono" w:eastAsia="Roboto Mono"/>
-          <w:b w:val="0"/>
-          <w:i w:val="0"/>
-          <w:color w:val="475569"/>
-          <w:spacing w:val="-2"/>
-          <w:kern w:val="0"/>
-          <w:sz w:val="13"/>
-          <w:szCs w:val="13"/>
-        </w:rPr>
-        <w:t>8.18 (HPLC-FLD)</w:t>
+        <w:t>Ph. Eur. 2.8.18 (HPLC-FLD)</w:t>
       </w:r>
     </w:p>
     <w:p>
       <w:pPr>
-        <w:framePr w:w="688" w:hRule="auto" w:wrap="none" w:vAnchor="page" w:hAnchor="page" w:x="7653" w:y="11173"/>
+        <w:framePr w:w="646" w:hRule="auto" w:wrap="none" w:vAnchor="page" w:hAnchor="page" w:x="7653" w:y="11173"/>
         <w:spacing w:before="0" w:after="0" w:line="140" w:lineRule="exact"/>
         <w:ind w:left="0" w:right="0" w:firstLine="0"/>
         <w:jc w:val="left"/>
@@ -6001,30 +3943,16 @@
           <w:b w:val="0"/>
           <w:i w:val="0"/>
           <w:color w:val="1E293B"/>
-          <w:spacing w:val="-3"/>
           <w:kern w:val="0"/>
           <w:sz w:val="14"/>
           <w:szCs w:val="14"/>
         </w:rPr>
-        <w:t xml:space="preserve"> 2 µ</w:t>
-      </w:r>
-      <w:r>
-        <w:rPr>
-          <w:rFonts w:ascii="Roboto Mono" w:hAnsi="Roboto Mono" w:cs="Roboto Mono" w:eastAsia="Roboto Mono"/>
-          <w:b w:val="0"/>
-          <w:i w:val="0"/>
-          <w:color w:val="1E293B"/>
-          <w:spacing w:val="-4"/>
-          <w:kern w:val="0"/>
-          <w:sz w:val="14"/>
-          <w:szCs w:val="14"/>
-        </w:rPr>
-        <w:t>g/kg</w:t>
+        <w:t xml:space="preserve"> 2 µg/kg</w:t>
       </w:r>
     </w:p>
     <w:p>
       <w:pPr>
-        <w:framePr w:w="832" w:hRule="auto" w:wrap="none" w:vAnchor="page" w:hAnchor="page" w:x="1126" w:y="11319"/>
+        <w:framePr w:w="862" w:hRule="auto" w:wrap="none" w:vAnchor="page" w:hAnchor="page" w:x="1126" w:y="11319"/>
         <w:spacing w:before="0" w:after="0" w:line="120" w:lineRule="exact"/>
         <w:ind w:left="0" w:right="0" w:firstLine="0"/>
         <w:jc w:val="left"/>
@@ -6044,7 +3972,7 @@
     </w:p>
     <w:p>
       <w:pPr>
-        <w:framePr w:w="106" w:hRule="auto" w:wrap="none" w:vAnchor="page" w:hAnchor="page" w:x="2078" w:y="11326"/>
+        <w:framePr w:w="106" w:hRule="auto" w:wrap="none" w:vAnchor="page" w:hAnchor="page" w:x="2113" w:y="11326"/>
         <w:spacing w:before="0" w:after="0" w:line="110" w:lineRule="exact"/>
         <w:ind w:left="0" w:right="0" w:firstLine="0"/>
         <w:jc w:val="left"/>
@@ -6064,7 +3992,7 @@
     </w:p>
     <w:p>
       <w:pPr>
-        <w:framePr w:w="890" w:hRule="auto" w:wrap="none" w:vAnchor="page" w:hAnchor="page" w:x="2231" w:y="11340"/>
+        <w:framePr w:w="880" w:hRule="auto" w:wrap="none" w:vAnchor="page" w:hAnchor="page" w:x="2263" w:y="11340"/>
         <w:spacing w:before="0" w:after="0" w:line="110" w:lineRule="exact"/>
         <w:ind w:left="0" w:right="0" w:firstLine="0"/>
         <w:jc w:val="left"/>
@@ -6075,30 +4003,16 @@
           <w:b w:val="0"/>
           <w:i/>
           <w:color w:val="4E5E74"/>
-          <w:spacing w:val="2"/>
           <w:kern w:val="0"/>
           <w:sz w:val="11"/>
           <w:szCs w:val="11"/>
         </w:rPr>
-        <w:t>Афлатокс</w:t>
-      </w:r>
-      <w:r>
-        <w:rPr>
-          <w:rFonts w:ascii="Montserrat Medium" w:hAnsi="Montserrat Medium" w:cs="Montserrat Medium" w:eastAsia="Montserrat Medium"/>
-          <w:b w:val="0"/>
-          <w:i/>
-          <w:color w:val="4E5E74"/>
-          <w:spacing w:val="1"/>
-          <w:kern w:val="0"/>
-          <w:sz w:val="11"/>
-          <w:szCs w:val="11"/>
-        </w:rPr>
-        <w:t xml:space="preserve">ини </w:t>
+        <w:t xml:space="preserve">Афлатоксини </w:t>
       </w:r>
     </w:p>
     <w:p>
       <w:pPr>
-        <w:framePr w:w="256" w:hRule="auto" w:wrap="none" w:vAnchor="page" w:hAnchor="page" w:x="3161" w:y="11319"/>
+        <w:framePr w:w="262" w:hRule="auto" w:wrap="none" w:vAnchor="page" w:hAnchor="page" w:x="3184" w:y="11319"/>
         <w:spacing w:before="0" w:after="0" w:line="120" w:lineRule="exact"/>
         <w:ind w:left="0" w:right="0" w:firstLine="0"/>
         <w:jc w:val="left"/>
@@ -6118,7 +4032,7 @@
     </w:p>
     <w:p>
       <w:pPr>
-        <w:framePr w:w="100" w:hRule="auto" w:wrap="none" w:vAnchor="page" w:hAnchor="page" w:x="3377" w:y="11374"/>
+        <w:framePr w:w="100" w:hRule="auto" w:wrap="none" w:vAnchor="page" w:hAnchor="page" w:x="3409" w:y="11374"/>
         <w:spacing w:before="0" w:after="0" w:line="100" w:lineRule="exact"/>
         <w:ind w:left="0" w:right="0" w:firstLine="0"/>
         <w:jc w:val="left"/>
@@ -6138,7 +4052,7 @@
     </w:p>
     <w:p>
       <w:pPr>
-        <w:framePr w:w="184" w:hRule="auto" w:wrap="none" w:vAnchor="page" w:hAnchor="page" w:x="3437" w:y="11319"/>
+        <w:framePr w:w="187" w:hRule="auto" w:wrap="none" w:vAnchor="page" w:hAnchor="page" w:x="3469" w:y="11319"/>
         <w:spacing w:before="0" w:after="0" w:line="120" w:lineRule="exact"/>
         <w:ind w:left="0" w:right="0" w:firstLine="0"/>
         <w:jc w:val="left"/>
@@ -6158,7 +4072,7 @@
     </w:p>
     <w:p>
       <w:pPr>
-        <w:framePr w:w="100" w:hRule="auto" w:wrap="none" w:vAnchor="page" w:hAnchor="page" w:x="3581" w:y="11374"/>
+        <w:framePr w:w="100" w:hRule="auto" w:wrap="none" w:vAnchor="page" w:hAnchor="page" w:x="3619" w:y="11374"/>
         <w:spacing w:before="0" w:after="0" w:line="100" w:lineRule="exact"/>
         <w:ind w:left="0" w:right="0" w:firstLine="0"/>
         <w:jc w:val="left"/>
@@ -6178,7 +4092,7 @@
     </w:p>
     <w:p>
       <w:pPr>
-        <w:framePr w:w="184" w:hRule="auto" w:wrap="none" w:vAnchor="page" w:hAnchor="page" w:x="3641" w:y="11319"/>
+        <w:framePr w:w="187" w:hRule="auto" w:wrap="none" w:vAnchor="page" w:hAnchor="page" w:x="3679" w:y="11319"/>
         <w:spacing w:before="0" w:after="0" w:line="120" w:lineRule="exact"/>
         <w:ind w:left="0" w:right="0" w:firstLine="0"/>
         <w:jc w:val="left"/>
@@ -6198,7 +4112,7 @@
     </w:p>
     <w:p>
       <w:pPr>
-        <w:framePr w:w="100" w:hRule="auto" w:wrap="none" w:vAnchor="page" w:hAnchor="page" w:x="3786" w:y="11374"/>
+        <w:framePr w:w="100" w:hRule="auto" w:wrap="none" w:vAnchor="page" w:hAnchor="page" w:x="3829" w:y="11374"/>
         <w:spacing w:before="0" w:after="0" w:line="100" w:lineRule="exact"/>
         <w:ind w:left="0" w:right="0" w:firstLine="0"/>
         <w:jc w:val="left"/>
@@ -6218,7 +4132,7 @@
     </w:p>
     <w:p>
       <w:pPr>
-        <w:framePr w:w="184" w:hRule="auto" w:wrap="none" w:vAnchor="page" w:hAnchor="page" w:x="3846" w:y="11319"/>
+        <w:framePr w:w="187" w:hRule="auto" w:wrap="none" w:vAnchor="page" w:hAnchor="page" w:x="3889" w:y="11319"/>
         <w:spacing w:before="0" w:after="0" w:line="120" w:lineRule="exact"/>
         <w:ind w:left="0" w:right="0" w:firstLine="0"/>
         <w:jc w:val="left"/>
@@ -6238,7 +4152,7 @@
     </w:p>
     <w:p>
       <w:pPr>
-        <w:framePr w:w="100" w:hRule="auto" w:wrap="none" w:vAnchor="page" w:hAnchor="page" w:x="3990" w:y="11374"/>
+        <w:framePr w:w="100" w:hRule="auto" w:wrap="none" w:vAnchor="page" w:hAnchor="page" w:x="4039" w:y="11374"/>
         <w:spacing w:before="0" w:after="0" w:line="100" w:lineRule="exact"/>
         <w:ind w:left="0" w:right="0" w:firstLine="0"/>
         <w:jc w:val="left"/>
@@ -6258,7 +4172,7 @@
     </w:p>
     <w:p>
       <w:pPr>
-        <w:framePr w:w="112" w:hRule="auto" w:wrap="none" w:vAnchor="page" w:hAnchor="page" w:x="4050" w:y="11319"/>
+        <w:framePr w:w="112" w:hRule="auto" w:wrap="none" w:vAnchor="page" w:hAnchor="page" w:x="4099" w:y="11319"/>
         <w:spacing w:before="0" w:after="0" w:line="120" w:lineRule="exact"/>
         <w:ind w:left="0" w:right="0" w:firstLine="0"/>
         <w:jc w:val="left"/>
@@ -6278,7 +4192,7 @@
     </w:p>
     <w:p>
       <w:pPr>
-        <w:framePr w:w="2029" w:hRule="auto" w:wrap="none" w:vAnchor="page" w:hAnchor="page" w:x="5072" w:y="11343"/>
+        <w:framePr w:w="1992" w:hRule="auto" w:wrap="none" w:vAnchor="page" w:hAnchor="page" w:x="5072" w:y="11343"/>
         <w:spacing w:before="0" w:after="0" w:line="130" w:lineRule="exact"/>
         <w:ind w:left="0" w:right="0" w:firstLine="0"/>
         <w:jc w:val="left"/>
@@ -6289,30 +4203,16 @@
           <w:b w:val="0"/>
           <w:i w:val="0"/>
           <w:color w:val="475569"/>
-          <w:spacing w:val="-1"/>
           <w:kern w:val="0"/>
           <w:sz w:val="13"/>
           <w:szCs w:val="13"/>
         </w:rPr>
-        <w:t>Ph. Eur. 2.</w:t>
-      </w:r>
-      <w:r>
-        <w:rPr>
-          <w:rFonts w:ascii="Roboto Mono" w:hAnsi="Roboto Mono" w:cs="Roboto Mono" w:eastAsia="Roboto Mono"/>
-          <w:b w:val="0"/>
-          <w:i w:val="0"/>
-          <w:color w:val="475569"/>
-          <w:spacing w:val="-2"/>
-          <w:kern w:val="0"/>
-          <w:sz w:val="13"/>
-          <w:szCs w:val="13"/>
-        </w:rPr>
-        <w:t>8.18 (HPLC-FLD)</w:t>
+        <w:t>Ph. Eur. 2.8.18 (HPLC-FLD)</w:t>
       </w:r>
     </w:p>
     <w:p>
       <w:pPr>
-        <w:framePr w:w="688" w:hRule="auto" w:wrap="none" w:vAnchor="page" w:hAnchor="page" w:x="7653" w:y="11338"/>
+        <w:framePr w:w="646" w:hRule="auto" w:wrap="none" w:vAnchor="page" w:hAnchor="page" w:x="7653" w:y="11338"/>
         <w:spacing w:before="0" w:after="0" w:line="140" w:lineRule="exact"/>
         <w:ind w:left="0" w:right="0" w:firstLine="0"/>
         <w:jc w:val="left"/>
@@ -6323,30 +4223,16 @@
           <w:b w:val="0"/>
           <w:i w:val="0"/>
           <w:color w:val="1E293B"/>
-          <w:spacing w:val="-3"/>
           <w:kern w:val="0"/>
           <w:sz w:val="14"/>
           <w:szCs w:val="14"/>
         </w:rPr>
-        <w:t xml:space="preserve"> 4 µ</w:t>
-      </w:r>
-      <w:r>
-        <w:rPr>
-          <w:rFonts w:ascii="Roboto Mono" w:hAnsi="Roboto Mono" w:cs="Roboto Mono" w:eastAsia="Roboto Mono"/>
-          <w:b w:val="0"/>
-          <w:i w:val="0"/>
-          <w:color w:val="1E293B"/>
-          <w:spacing w:val="-4"/>
-          <w:kern w:val="0"/>
-          <w:sz w:val="14"/>
-          <w:szCs w:val="14"/>
-        </w:rPr>
-        <w:t>g/kg</w:t>
+        <w:t xml:space="preserve"> 4 µg/kg</w:t>
       </w:r>
     </w:p>
     <w:p>
       <w:pPr>
-        <w:framePr w:w="976" w:hRule="auto" w:wrap="none" w:vAnchor="page" w:hAnchor="page" w:x="1126" w:y="11499"/>
+        <w:framePr w:w="1012" w:hRule="auto" w:wrap="none" w:vAnchor="page" w:hAnchor="page" w:x="1126" w:y="11499"/>
         <w:spacing w:before="0" w:after="0" w:line="120" w:lineRule="exact"/>
         <w:ind w:left="0" w:right="0" w:firstLine="0"/>
         <w:jc w:val="left"/>
@@ -6366,7 +4252,7 @@
     </w:p>
     <w:p>
       <w:pPr>
-        <w:framePr w:w="106" w:hRule="auto" w:wrap="none" w:vAnchor="page" w:hAnchor="page" w:x="2077" w:y="11506"/>
+        <w:framePr w:w="106" w:hRule="auto" w:wrap="none" w:vAnchor="page" w:hAnchor="page" w:x="2116" w:y="11506"/>
         <w:spacing w:before="0" w:after="0" w:line="110" w:lineRule="exact"/>
         <w:ind w:left="0" w:right="0" w:firstLine="0"/>
         <w:jc w:val="left"/>
@@ -6386,7 +4272,7 @@
     </w:p>
     <w:p>
       <w:pPr>
-        <w:framePr w:w="881" w:hRule="auto" w:wrap="none" w:vAnchor="page" w:hAnchor="page" w:x="2231" w:y="11520"/>
+        <w:framePr w:w="857" w:hRule="auto" w:wrap="none" w:vAnchor="page" w:hAnchor="page" w:x="2266" w:y="11520"/>
         <w:spacing w:before="0" w:after="0" w:line="110" w:lineRule="exact"/>
         <w:ind w:left="0" w:right="0" w:firstLine="0"/>
         <w:jc w:val="left"/>
@@ -6397,30 +4283,16 @@
           <w:b w:val="0"/>
           <w:i/>
           <w:color w:val="4E5E74"/>
-          <w:spacing w:val="2"/>
           <w:kern w:val="0"/>
           <w:sz w:val="11"/>
           <w:szCs w:val="11"/>
         </w:rPr>
-        <w:t>Охратокс</w:t>
-      </w:r>
-      <w:r>
-        <w:rPr>
-          <w:rFonts w:ascii="Montserrat Medium" w:hAnsi="Montserrat Medium" w:cs="Montserrat Medium" w:eastAsia="Montserrat Medium"/>
-          <w:b w:val="0"/>
-          <w:i/>
-          <w:color w:val="4E5E74"/>
-          <w:spacing w:val="1"/>
-          <w:kern w:val="0"/>
-          <w:sz w:val="11"/>
-          <w:szCs w:val="11"/>
-        </w:rPr>
-        <w:t>ин A</w:t>
+        <w:t>Охратоксин A</w:t>
       </w:r>
     </w:p>
     <w:p>
       <w:pPr>
-        <w:framePr w:w="2029" w:hRule="auto" w:wrap="none" w:vAnchor="page" w:hAnchor="page" w:x="5072" w:y="11493"/>
+        <w:framePr w:w="1992" w:hRule="auto" w:wrap="none" w:vAnchor="page" w:hAnchor="page" w:x="5072" w:y="11493"/>
         <w:spacing w:before="0" w:after="0" w:line="130" w:lineRule="exact"/>
         <w:ind w:left="0" w:right="0" w:firstLine="0"/>
         <w:jc w:val="left"/>
@@ -6431,30 +4303,16 @@
           <w:b w:val="0"/>
           <w:i w:val="0"/>
           <w:color w:val="475569"/>
-          <w:spacing w:val="-1"/>
           <w:kern w:val="0"/>
           <w:sz w:val="13"/>
           <w:szCs w:val="13"/>
         </w:rPr>
-        <w:t>Ph. Eur. 2.</w:t>
-      </w:r>
-      <w:r>
-        <w:rPr>
-          <w:rFonts w:ascii="Roboto Mono" w:hAnsi="Roboto Mono" w:cs="Roboto Mono" w:eastAsia="Roboto Mono"/>
-          <w:b w:val="0"/>
-          <w:i w:val="0"/>
-          <w:color w:val="475569"/>
-          <w:spacing w:val="-2"/>
-          <w:kern w:val="0"/>
-          <w:sz w:val="13"/>
-          <w:szCs w:val="13"/>
-        </w:rPr>
-        <w:t>8.22 (HPLC-FLD)</w:t>
+        <w:t>Ph. Eur. 2.8.22 (HPLC-FLD)</w:t>
       </w:r>
     </w:p>
     <w:p>
       <w:pPr>
-        <w:framePr w:w="769" w:hRule="auto" w:wrap="none" w:vAnchor="page" w:hAnchor="page" w:x="7653" w:y="11488"/>
+        <w:framePr w:w="721" w:hRule="auto" w:wrap="none" w:vAnchor="page" w:hAnchor="page" w:x="7653" w:y="11488"/>
         <w:spacing w:before="0" w:after="0" w:line="140" w:lineRule="exact"/>
         <w:ind w:left="0" w:right="0" w:firstLine="0"/>
         <w:jc w:val="left"/>
@@ -6465,30 +4323,16 @@
           <w:b w:val="0"/>
           <w:i w:val="0"/>
           <w:color w:val="1E293B"/>
-          <w:spacing w:val="-3"/>
           <w:kern w:val="0"/>
           <w:sz w:val="14"/>
           <w:szCs w:val="14"/>
         </w:rPr>
-        <w:t xml:space="preserve"> 20 µ</w:t>
-      </w:r>
-      <w:r>
-        <w:rPr>
-          <w:rFonts w:ascii="Roboto Mono" w:hAnsi="Roboto Mono" w:cs="Roboto Mono" w:eastAsia="Roboto Mono"/>
-          <w:b w:val="0"/>
-          <w:i w:val="0"/>
-          <w:color w:val="1E293B"/>
-          <w:spacing w:val="-4"/>
-          <w:kern w:val="0"/>
-          <w:sz w:val="14"/>
-          <w:szCs w:val="14"/>
-        </w:rPr>
-        <w:t>g/kg</w:t>
+        <w:t xml:space="preserve"> 20 µg/kg</w:t>
       </w:r>
     </w:p>
     <w:p>
       <w:pPr>
-        <w:framePr w:w="202" w:hRule="auto" w:wrap="none" w:vAnchor="page" w:hAnchor="page" w:x="605" w:y="11713"/>
+        <w:framePr w:w="196" w:hRule="auto" w:wrap="none" w:vAnchor="page" w:hAnchor="page" w:x="611" w:y="11713"/>
         <w:spacing w:before="0" w:after="0" w:line="140" w:lineRule="exact"/>
         <w:ind w:left="0" w:right="0" w:firstLine="0"/>
         <w:jc w:val="left"/>
@@ -6499,7 +4343,6 @@
           <w:b/>
           <w:i w:val="0"/>
           <w:color w:val="3B6BA5"/>
-          <w:spacing w:val="-6"/>
           <w:kern w:val="0"/>
           <w:sz w:val="14"/>
           <w:szCs w:val="14"/>
@@ -6509,7 +4352,7 @@
     </w:p>
     <w:p>
       <w:pPr>
-        <w:framePr w:w="1097" w:hRule="auto" w:wrap="none" w:vAnchor="page" w:hAnchor="page" w:x="976" w:y="11695"/>
+        <w:framePr w:w="1133" w:hRule="auto" w:wrap="none" w:vAnchor="page" w:hAnchor="page" w:x="976" w:y="11695"/>
         <w:spacing w:before="0" w:after="0" w:line="140" w:lineRule="exact"/>
         <w:ind w:left="0" w:right="0" w:firstLine="0"/>
         <w:jc w:val="left"/>
@@ -6520,7 +4363,6 @@
           <w:b/>
           <w:i w:val="0"/>
           <w:color w:val="16324F"/>
-          <w:spacing w:val="3"/>
           <w:kern w:val="0"/>
           <w:sz w:val="14"/>
           <w:szCs w:val="14"/>
@@ -6530,7 +4372,7 @@
     </w:p>
     <w:p>
       <w:pPr>
-        <w:framePr w:w="80" w:hRule="auto" w:wrap="none" w:vAnchor="page" w:hAnchor="page" w:x="2049" w:y="11703"/>
+        <w:framePr w:w="80" w:hRule="auto" w:wrap="none" w:vAnchor="page" w:hAnchor="page" w:x="2091" w:y="11703"/>
         <w:spacing w:before="0" w:after="0" w:line="130" w:lineRule="exact"/>
         <w:ind w:left="0" w:right="0" w:firstLine="0"/>
         <w:jc w:val="left"/>
@@ -6550,7 +4392,7 @@
     </w:p>
     <w:p>
       <w:pPr>
-        <w:framePr w:w="977" w:hRule="auto" w:wrap="none" w:vAnchor="page" w:hAnchor="page" w:x="2145" w:y="11711"/>
+        <w:framePr w:w="995" w:hRule="auto" w:wrap="none" w:vAnchor="page" w:hAnchor="page" w:x="2197" w:y="11711"/>
         <w:spacing w:before="0" w:after="0" w:line="120" w:lineRule="exact"/>
         <w:ind w:left="0" w:right="0" w:firstLine="0"/>
         <w:jc w:val="left"/>
@@ -6561,30 +4403,16 @@
           <w:b w:val="0"/>
           <w:i/>
           <w:color w:val="4E5E74"/>
-          <w:spacing w:val="2"/>
           <w:kern w:val="0"/>
           <w:sz w:val="12"/>
           <w:szCs w:val="12"/>
         </w:rPr>
-        <w:t>Тешки</w:t>
-      </w:r>
-      <w:r>
-        <w:rPr>
-          <w:rFonts w:ascii="Montserrat Medium" w:hAnsi="Montserrat Medium" w:cs="Montserrat Medium" w:eastAsia="Montserrat Medium"/>
-          <w:b w:val="0"/>
-          <w:i/>
-          <w:color w:val="4E5E74"/>
-          <w:spacing w:val="1"/>
-          <w:kern w:val="0"/>
-          <w:sz w:val="12"/>
-          <w:szCs w:val="12"/>
-        </w:rPr>
-        <w:t xml:space="preserve"> метали</w:t>
+        <w:t>Тешки метали</w:t>
       </w:r>
     </w:p>
     <w:p>
       <w:pPr>
-        <w:framePr w:w="760" w:hRule="auto" w:wrap="none" w:vAnchor="page" w:hAnchor="page" w:x="1126" w:y="11874"/>
+        <w:framePr w:w="787" w:hRule="auto" w:wrap="none" w:vAnchor="page" w:hAnchor="page" w:x="1126" w:y="11874"/>
         <w:spacing w:before="0" w:after="0" w:line="120" w:lineRule="exact"/>
         <w:ind w:left="0" w:right="0" w:firstLine="0"/>
         <w:jc w:val="left"/>
@@ -6604,7 +4432,7 @@
     </w:p>
     <w:p>
       <w:pPr>
-        <w:framePr w:w="106" w:hRule="auto" w:wrap="none" w:vAnchor="page" w:hAnchor="page" w:x="1861" w:y="11881"/>
+        <w:framePr w:w="106" w:hRule="auto" w:wrap="none" w:vAnchor="page" w:hAnchor="page" w:x="1891" w:y="11881"/>
         <w:spacing w:before="0" w:after="0" w:line="110" w:lineRule="exact"/>
         <w:ind w:left="0" w:right="0" w:firstLine="0"/>
         <w:jc w:val="left"/>
@@ -6624,7 +4452,7 @@
     </w:p>
     <w:p>
       <w:pPr>
-        <w:framePr w:w="687" w:hRule="auto" w:wrap="none" w:vAnchor="page" w:hAnchor="page" w:x="2015" w:y="11895"/>
+        <w:framePr w:w="693" w:hRule="auto" w:wrap="none" w:vAnchor="page" w:hAnchor="page" w:x="2041" w:y="11895"/>
         <w:spacing w:before="0" w:after="0" w:line="110" w:lineRule="exact"/>
         <w:ind w:left="0" w:right="0" w:firstLine="0"/>
         <w:jc w:val="left"/>
@@ -6635,30 +4463,16 @@
           <w:b w:val="0"/>
           <w:i/>
           <w:color w:val="4E5E74"/>
-          <w:spacing w:val="2"/>
           <w:kern w:val="0"/>
           <w:sz w:val="11"/>
           <w:szCs w:val="11"/>
         </w:rPr>
-        <w:t>Олово</w:t>
-      </w:r>
-      <w:r>
-        <w:rPr>
-          <w:rFonts w:ascii="Montserrat Medium" w:hAnsi="Montserrat Medium" w:cs="Montserrat Medium" w:eastAsia="Montserrat Medium"/>
-          <w:b w:val="0"/>
-          <w:i/>
-          <w:color w:val="4E5E74"/>
-          <w:spacing w:val="1"/>
-          <w:kern w:val="0"/>
-          <w:sz w:val="11"/>
-          <w:szCs w:val="11"/>
-        </w:rPr>
-        <w:t xml:space="preserve"> (Pb)</w:t>
+        <w:t>Олово (Pb)</w:t>
       </w:r>
     </w:p>
     <w:p>
       <w:pPr>
-        <w:framePr w:w="1876" w:hRule="auto" w:wrap="none" w:vAnchor="page" w:hAnchor="page" w:x="5072" w:y="11883"/>
+        <w:framePr w:w="1842" w:hRule="auto" w:wrap="none" w:vAnchor="page" w:hAnchor="page" w:x="5072" w:y="11883"/>
         <w:spacing w:before="0" w:after="0" w:line="130" w:lineRule="exact"/>
         <w:ind w:left="0" w:right="0" w:firstLine="0"/>
         <w:jc w:val="left"/>
@@ -6669,30 +4483,16 @@
           <w:b w:val="0"/>
           <w:i w:val="0"/>
           <w:color w:val="475569"/>
-          <w:spacing w:val="-1"/>
           <w:kern w:val="0"/>
           <w:sz w:val="13"/>
           <w:szCs w:val="13"/>
         </w:rPr>
-        <w:t>Ph. Eur. 2</w:t>
-      </w:r>
-      <w:r>
-        <w:rPr>
-          <w:rFonts w:ascii="Roboto Mono" w:hAnsi="Roboto Mono" w:cs="Roboto Mono" w:eastAsia="Roboto Mono"/>
-          <w:b w:val="0"/>
-          <w:i w:val="0"/>
-          <w:color w:val="475569"/>
-          <w:spacing w:val="-2"/>
-          <w:kern w:val="0"/>
-          <w:sz w:val="13"/>
-          <w:szCs w:val="13"/>
-        </w:rPr>
-        <w:t>.4.27 (ICP-MS)</w:t>
+        <w:t>Ph. Eur. 2.4.27 (ICP-MS)</w:t>
       </w:r>
     </w:p>
     <w:p>
       <w:pPr>
-        <w:framePr w:w="850" w:hRule="auto" w:wrap="none" w:vAnchor="page" w:hAnchor="page" w:x="7653" w:y="11878"/>
+        <w:framePr w:w="796" w:hRule="auto" w:wrap="none" w:vAnchor="page" w:hAnchor="page" w:x="7653" w:y="11878"/>
         <w:spacing w:before="0" w:after="0" w:line="140" w:lineRule="exact"/>
         <w:ind w:left="0" w:right="0" w:firstLine="0"/>
         <w:jc w:val="left"/>
@@ -6703,30 +4503,16 @@
           <w:b w:val="0"/>
           <w:i w:val="0"/>
           <w:color w:val="1E293B"/>
-          <w:spacing w:val="-3"/>
           <w:kern w:val="0"/>
           <w:sz w:val="14"/>
           <w:szCs w:val="14"/>
         </w:rPr>
-        <w:t xml:space="preserve"> 0.5 m</w:t>
-      </w:r>
-      <w:r>
-        <w:rPr>
-          <w:rFonts w:ascii="Roboto Mono" w:hAnsi="Roboto Mono" w:cs="Roboto Mono" w:eastAsia="Roboto Mono"/>
-          <w:b w:val="0"/>
-          <w:i w:val="0"/>
-          <w:color w:val="1E293B"/>
-          <w:spacing w:val="-4"/>
-          <w:kern w:val="0"/>
-          <w:sz w:val="14"/>
-          <w:szCs w:val="14"/>
-        </w:rPr>
-        <w:t>g/kg</w:t>
+        <w:t xml:space="preserve"> 0.5 mg/kg</w:t>
       </w:r>
     </w:p>
     <w:p>
       <w:pPr>
-        <w:framePr w:w="976" w:hRule="auto" w:wrap="none" w:vAnchor="page" w:hAnchor="page" w:x="1126" w:y="12024"/>
+        <w:framePr w:w="1012" w:hRule="auto" w:wrap="none" w:vAnchor="page" w:hAnchor="page" w:x="1126" w:y="12024"/>
         <w:spacing w:before="0" w:after="0" w:line="120" w:lineRule="exact"/>
         <w:ind w:left="0" w:right="0" w:firstLine="0"/>
         <w:jc w:val="left"/>
@@ -6746,7 +4532,7 @@
     </w:p>
     <w:p>
       <w:pPr>
-        <w:framePr w:w="106" w:hRule="auto" w:wrap="none" w:vAnchor="page" w:hAnchor="page" w:x="2077" w:y="12031"/>
+        <w:framePr w:w="106" w:hRule="auto" w:wrap="none" w:vAnchor="page" w:hAnchor="page" w:x="2116" w:y="12031"/>
         <w:spacing w:before="0" w:after="0" w:line="110" w:lineRule="exact"/>
         <w:ind w:left="0" w:right="0" w:firstLine="0"/>
         <w:jc w:val="left"/>
@@ -6766,7 +4552,7 @@
     </w:p>
     <w:p>
       <w:pPr>
-        <w:framePr w:w="859" w:hRule="auto" w:wrap="none" w:vAnchor="page" w:hAnchor="page" w:x="2231" w:y="12045"/>
+        <w:framePr w:w="843" w:hRule="auto" w:wrap="none" w:vAnchor="page" w:hAnchor="page" w:x="2266" w:y="12045"/>
         <w:spacing w:before="0" w:after="0" w:line="110" w:lineRule="exact"/>
         <w:ind w:left="0" w:right="0" w:firstLine="0"/>
         <w:jc w:val="left"/>
@@ -6777,30 +4563,16 @@
           <w:b w:val="0"/>
           <w:i/>
           <w:color w:val="4E5E74"/>
-          <w:spacing w:val="2"/>
           <w:kern w:val="0"/>
           <w:sz w:val="11"/>
           <w:szCs w:val="11"/>
         </w:rPr>
-        <w:t>Кадмиум</w:t>
-      </w:r>
-      <w:r>
-        <w:rPr>
-          <w:rFonts w:ascii="Montserrat Medium" w:hAnsi="Montserrat Medium" w:cs="Montserrat Medium" w:eastAsia="Montserrat Medium"/>
-          <w:b w:val="0"/>
-          <w:i/>
-          <w:color w:val="4E5E74"/>
-          <w:spacing w:val="1"/>
-          <w:kern w:val="0"/>
-          <w:sz w:val="11"/>
-          <w:szCs w:val="11"/>
-        </w:rPr>
-        <w:t xml:space="preserve"> (Cd)</w:t>
+        <w:t>Кадмиум (Cd)</w:t>
       </w:r>
     </w:p>
     <w:p>
       <w:pPr>
-        <w:framePr w:w="1876" w:hRule="auto" w:wrap="none" w:vAnchor="page" w:hAnchor="page" w:x="5072" w:y="12033"/>
+        <w:framePr w:w="1842" w:hRule="auto" w:wrap="none" w:vAnchor="page" w:hAnchor="page" w:x="5072" w:y="12033"/>
         <w:spacing w:before="0" w:after="0" w:line="130" w:lineRule="exact"/>
         <w:ind w:left="0" w:right="0" w:firstLine="0"/>
         <w:jc w:val="left"/>
@@ -6811,30 +4583,16 @@
           <w:b w:val="0"/>
           <w:i w:val="0"/>
           <w:color w:val="475569"/>
-          <w:spacing w:val="-1"/>
           <w:kern w:val="0"/>
           <w:sz w:val="13"/>
           <w:szCs w:val="13"/>
         </w:rPr>
-        <w:t>Ph. Eur. 2</w:t>
-      </w:r>
-      <w:r>
-        <w:rPr>
-          <w:rFonts w:ascii="Roboto Mono" w:hAnsi="Roboto Mono" w:cs="Roboto Mono" w:eastAsia="Roboto Mono"/>
-          <w:b w:val="0"/>
-          <w:i w:val="0"/>
-          <w:color w:val="475569"/>
-          <w:spacing w:val="-2"/>
-          <w:kern w:val="0"/>
-          <w:sz w:val="13"/>
-          <w:szCs w:val="13"/>
-        </w:rPr>
-        <w:t>.4.27 (ICP-MS)</w:t>
+        <w:t>Ph. Eur. 2.4.27 (ICP-MS)</w:t>
       </w:r>
     </w:p>
     <w:p>
       <w:pPr>
-        <w:framePr w:w="850" w:hRule="auto" w:wrap="none" w:vAnchor="page" w:hAnchor="page" w:x="7653" w:y="12028"/>
+        <w:framePr w:w="796" w:hRule="auto" w:wrap="none" w:vAnchor="page" w:hAnchor="page" w:x="7653" w:y="12028"/>
         <w:spacing w:before="0" w:after="0" w:line="140" w:lineRule="exact"/>
         <w:ind w:left="0" w:right="0" w:firstLine="0"/>
         <w:jc w:val="left"/>
@@ -6845,30 +4603,16 @@
           <w:b w:val="0"/>
           <w:i w:val="0"/>
           <w:color w:val="1E293B"/>
-          <w:spacing w:val="-3"/>
           <w:kern w:val="0"/>
           <w:sz w:val="14"/>
           <w:szCs w:val="14"/>
         </w:rPr>
-        <w:t xml:space="preserve"> 0.3 m</w:t>
-      </w:r>
-      <w:r>
-        <w:rPr>
-          <w:rFonts w:ascii="Roboto Mono" w:hAnsi="Roboto Mono" w:cs="Roboto Mono" w:eastAsia="Roboto Mono"/>
-          <w:b w:val="0"/>
-          <w:i w:val="0"/>
-          <w:color w:val="1E293B"/>
-          <w:spacing w:val="-4"/>
-          <w:kern w:val="0"/>
-          <w:sz w:val="14"/>
-          <w:szCs w:val="14"/>
-        </w:rPr>
-        <w:t>g/kg</w:t>
+        <w:t xml:space="preserve"> 0.3 mg/kg</w:t>
       </w:r>
     </w:p>
     <w:p>
       <w:pPr>
-        <w:framePr w:w="976" w:hRule="auto" w:wrap="none" w:vAnchor="page" w:hAnchor="page" w:x="1126" w:y="12174"/>
+        <w:framePr w:w="1012" w:hRule="auto" w:wrap="none" w:vAnchor="page" w:hAnchor="page" w:x="1126" w:y="12174"/>
         <w:spacing w:before="0" w:after="0" w:line="120" w:lineRule="exact"/>
         <w:ind w:left="0" w:right="0" w:firstLine="0"/>
         <w:jc w:val="left"/>
@@ -6888,7 +4632,7 @@
     </w:p>
     <w:p>
       <w:pPr>
-        <w:framePr w:w="106" w:hRule="auto" w:wrap="none" w:vAnchor="page" w:hAnchor="page" w:x="2077" w:y="12181"/>
+        <w:framePr w:w="106" w:hRule="auto" w:wrap="none" w:vAnchor="page" w:hAnchor="page" w:x="2116" w:y="12181"/>
         <w:spacing w:before="0" w:after="0" w:line="110" w:lineRule="exact"/>
         <w:ind w:left="0" w:right="0" w:firstLine="0"/>
         <w:jc w:val="left"/>
@@ -6908,7 +4652,7 @@
     </w:p>
     <w:p>
       <w:pPr>
-        <w:framePr w:w="660" w:hRule="auto" w:wrap="none" w:vAnchor="page" w:hAnchor="page" w:x="2231" w:y="12195"/>
+        <w:framePr w:w="663" w:hRule="auto" w:wrap="none" w:vAnchor="page" w:hAnchor="page" w:x="2266" w:y="12195"/>
         <w:spacing w:before="0" w:after="0" w:line="110" w:lineRule="exact"/>
         <w:ind w:left="0" w:right="0" w:firstLine="0"/>
         <w:jc w:val="left"/>
@@ -6919,30 +4663,16 @@
           <w:b w:val="0"/>
           <w:i/>
           <w:color w:val="4E5E74"/>
-          <w:spacing w:val="2"/>
           <w:kern w:val="0"/>
           <w:sz w:val="11"/>
           <w:szCs w:val="11"/>
         </w:rPr>
-        <w:t>Арсен</w:t>
-      </w:r>
-      <w:r>
-        <w:rPr>
-          <w:rFonts w:ascii="Montserrat Medium" w:hAnsi="Montserrat Medium" w:cs="Montserrat Medium" w:eastAsia="Montserrat Medium"/>
-          <w:b w:val="0"/>
-          <w:i/>
-          <w:color w:val="4E5E74"/>
-          <w:spacing w:val="1"/>
-          <w:kern w:val="0"/>
-          <w:sz w:val="11"/>
-          <w:szCs w:val="11"/>
-        </w:rPr>
-        <w:t xml:space="preserve"> (As)</w:t>
+        <w:t>Арсен (As)</w:t>
       </w:r>
     </w:p>
     <w:p>
       <w:pPr>
-        <w:framePr w:w="1876" w:hRule="auto" w:wrap="none" w:vAnchor="page" w:hAnchor="page" w:x="5072" w:y="12183"/>
+        <w:framePr w:w="1842" w:hRule="auto" w:wrap="none" w:vAnchor="page" w:hAnchor="page" w:x="5072" w:y="12183"/>
         <w:spacing w:before="0" w:after="0" w:line="130" w:lineRule="exact"/>
         <w:ind w:left="0" w:right="0" w:firstLine="0"/>
         <w:jc w:val="left"/>
@@ -6953,30 +4683,16 @@
           <w:b w:val="0"/>
           <w:i w:val="0"/>
           <w:color w:val="475569"/>
-          <w:spacing w:val="-1"/>
           <w:kern w:val="0"/>
           <w:sz w:val="13"/>
           <w:szCs w:val="13"/>
         </w:rPr>
-        <w:t>Ph. Eur. 2</w:t>
-      </w:r>
-      <w:r>
-        <w:rPr>
-          <w:rFonts w:ascii="Roboto Mono" w:hAnsi="Roboto Mono" w:cs="Roboto Mono" w:eastAsia="Roboto Mono"/>
-          <w:b w:val="0"/>
-          <w:i w:val="0"/>
-          <w:color w:val="475569"/>
-          <w:spacing w:val="-2"/>
-          <w:kern w:val="0"/>
-          <w:sz w:val="13"/>
-          <w:szCs w:val="13"/>
-        </w:rPr>
-        <w:t>.4.27 (ICP-MS)</w:t>
+        <w:t>Ph. Eur. 2.4.27 (ICP-MS)</w:t>
       </w:r>
     </w:p>
     <w:p>
       <w:pPr>
-        <w:framePr w:w="850" w:hRule="auto" w:wrap="none" w:vAnchor="page" w:hAnchor="page" w:x="7653" w:y="12178"/>
+        <w:framePr w:w="796" w:hRule="auto" w:wrap="none" w:vAnchor="page" w:hAnchor="page" w:x="7653" w:y="12178"/>
         <w:spacing w:before="0" w:after="0" w:line="140" w:lineRule="exact"/>
         <w:ind w:left="0" w:right="0" w:firstLine="0"/>
         <w:jc w:val="left"/>
@@ -6987,30 +4703,16 @@
           <w:b w:val="0"/>
           <w:i w:val="0"/>
           <w:color w:val="1E293B"/>
-          <w:spacing w:val="-3"/>
           <w:kern w:val="0"/>
           <w:sz w:val="14"/>
           <w:szCs w:val="14"/>
         </w:rPr>
-        <w:t xml:space="preserve"> 0.2 m</w:t>
-      </w:r>
-      <w:r>
-        <w:rPr>
-          <w:rFonts w:ascii="Roboto Mono" w:hAnsi="Roboto Mono" w:cs="Roboto Mono" w:eastAsia="Roboto Mono"/>
-          <w:b w:val="0"/>
-          <w:i w:val="0"/>
-          <w:color w:val="1E293B"/>
-          <w:spacing w:val="-4"/>
-          <w:kern w:val="0"/>
-          <w:sz w:val="14"/>
-          <w:szCs w:val="14"/>
-        </w:rPr>
-        <w:t>g/kg</w:t>
+        <w:t xml:space="preserve"> 0.2 mg/kg</w:t>
       </w:r>
     </w:p>
     <w:p>
       <w:pPr>
-        <w:framePr w:w="976" w:hRule="auto" w:wrap="none" w:vAnchor="page" w:hAnchor="page" w:x="1126" w:y="12324"/>
+        <w:framePr w:w="1012" w:hRule="auto" w:wrap="none" w:vAnchor="page" w:hAnchor="page" w:x="1126" w:y="12324"/>
         <w:spacing w:before="0" w:after="0" w:line="120" w:lineRule="exact"/>
         <w:ind w:left="0" w:right="0" w:firstLine="0"/>
         <w:jc w:val="left"/>
@@ -7030,7 +4732,7 @@
     </w:p>
     <w:p>
       <w:pPr>
-        <w:framePr w:w="106" w:hRule="auto" w:wrap="none" w:vAnchor="page" w:hAnchor="page" w:x="2077" w:y="12331"/>
+        <w:framePr w:w="106" w:hRule="auto" w:wrap="none" w:vAnchor="page" w:hAnchor="page" w:x="2116" w:y="12331"/>
         <w:spacing w:before="0" w:after="0" w:line="110" w:lineRule="exact"/>
         <w:ind w:left="0" w:right="0" w:firstLine="0"/>
         <w:jc w:val="left"/>
@@ -7050,7 +4752,7 @@
     </w:p>
     <w:p>
       <w:pPr>
-        <w:framePr w:w="656" w:hRule="auto" w:wrap="none" w:vAnchor="page" w:hAnchor="page" w:x="2231" w:y="12345"/>
+        <w:framePr w:w="663" w:hRule="auto" w:wrap="none" w:vAnchor="page" w:hAnchor="page" w:x="2266" w:y="12345"/>
         <w:spacing w:before="0" w:after="0" w:line="110" w:lineRule="exact"/>
         <w:ind w:left="0" w:right="0" w:firstLine="0"/>
         <w:jc w:val="left"/>
@@ -7061,30 +4763,16 @@
           <w:b w:val="0"/>
           <w:i/>
           <w:color w:val="4E5E74"/>
-          <w:spacing w:val="2"/>
           <w:kern w:val="0"/>
           <w:sz w:val="11"/>
           <w:szCs w:val="11"/>
         </w:rPr>
-        <w:t>Жива (</w:t>
-      </w:r>
-      <w:r>
-        <w:rPr>
-          <w:rFonts w:ascii="Montserrat Medium" w:hAnsi="Montserrat Medium" w:cs="Montserrat Medium" w:eastAsia="Montserrat Medium"/>
-          <w:b w:val="0"/>
-          <w:i/>
-          <w:color w:val="4E5E74"/>
-          <w:spacing w:val="1"/>
-          <w:kern w:val="0"/>
-          <w:sz w:val="11"/>
-          <w:szCs w:val="11"/>
-        </w:rPr>
-        <w:t>Hg)</w:t>
+        <w:t>Жива (Hg)</w:t>
       </w:r>
     </w:p>
     <w:p>
       <w:pPr>
-        <w:framePr w:w="1876" w:hRule="auto" w:wrap="none" w:vAnchor="page" w:hAnchor="page" w:x="5072" w:y="12333"/>
+        <w:framePr w:w="1842" w:hRule="auto" w:wrap="none" w:vAnchor="page" w:hAnchor="page" w:x="5072" w:y="12333"/>
         <w:spacing w:before="0" w:after="0" w:line="130" w:lineRule="exact"/>
         <w:ind w:left="0" w:right="0" w:firstLine="0"/>
         <w:jc w:val="left"/>
@@ -7095,30 +4783,16 @@
           <w:b w:val="0"/>
           <w:i w:val="0"/>
           <w:color w:val="475569"/>
-          <w:spacing w:val="-1"/>
           <w:kern w:val="0"/>
           <w:sz w:val="13"/>
           <w:szCs w:val="13"/>
         </w:rPr>
-        <w:t>Ph. Eur. 2</w:t>
-      </w:r>
-      <w:r>
-        <w:rPr>
-          <w:rFonts w:ascii="Roboto Mono" w:hAnsi="Roboto Mono" w:cs="Roboto Mono" w:eastAsia="Roboto Mono"/>
-          <w:b w:val="0"/>
-          <w:i w:val="0"/>
-          <w:color w:val="475569"/>
-          <w:spacing w:val="-2"/>
-          <w:kern w:val="0"/>
-          <w:sz w:val="13"/>
-          <w:szCs w:val="13"/>
-        </w:rPr>
-        <w:t>.4.27 (ICP-MS)</w:t>
+        <w:t>Ph. Eur. 2.4.27 (ICP-MS)</w:t>
       </w:r>
     </w:p>
     <w:p>
       <w:pPr>
-        <w:framePr w:w="850" w:hRule="auto" w:wrap="none" w:vAnchor="page" w:hAnchor="page" w:x="7653" w:y="12328"/>
+        <w:framePr w:w="796" w:hRule="auto" w:wrap="none" w:vAnchor="page" w:hAnchor="page" w:x="7653" w:y="12328"/>
         <w:spacing w:before="0" w:after="0" w:line="140" w:lineRule="exact"/>
         <w:ind w:left="0" w:right="0" w:firstLine="0"/>
         <w:jc w:val="left"/>
@@ -7129,30 +4803,16 @@
           <w:b w:val="0"/>
           <w:i w:val="0"/>
           <w:color w:val="1E293B"/>
-          <w:spacing w:val="-3"/>
           <w:kern w:val="0"/>
           <w:sz w:val="14"/>
           <w:szCs w:val="14"/>
         </w:rPr>
-        <w:t xml:space="preserve"> 0.1 m</w:t>
-      </w:r>
-      <w:r>
-        <w:rPr>
-          <w:rFonts w:ascii="Roboto Mono" w:hAnsi="Roboto Mono" w:cs="Roboto Mono" w:eastAsia="Roboto Mono"/>
-          <w:b w:val="0"/>
-          <w:i w:val="0"/>
-          <w:color w:val="1E293B"/>
-          <w:spacing w:val="-4"/>
-          <w:kern w:val="0"/>
-          <w:sz w:val="14"/>
-          <w:szCs w:val="14"/>
-        </w:rPr>
-        <w:t>g/kg</w:t>
+        <w:t xml:space="preserve"> 0.1 mg/kg</w:t>
       </w:r>
     </w:p>
     <w:p>
       <w:pPr>
-        <w:framePr w:w="202" w:hRule="auto" w:wrap="none" w:vAnchor="page" w:hAnchor="page" w:x="605" w:y="12553"/>
+        <w:framePr w:w="196" w:hRule="auto" w:wrap="none" w:vAnchor="page" w:hAnchor="page" w:x="611" w:y="12553"/>
         <w:spacing w:before="0" w:after="0" w:line="140" w:lineRule="exact"/>
         <w:ind w:left="0" w:right="0" w:firstLine="0"/>
         <w:jc w:val="left"/>
@@ -7163,7 +4823,6 @@
           <w:b/>
           <w:i w:val="0"/>
           <w:color w:val="3B6BA5"/>
-          <w:spacing w:val="-6"/>
           <w:kern w:val="0"/>
           <w:sz w:val="14"/>
           <w:szCs w:val="14"/>
@@ -7173,7 +4832,7 @@
     </w:p>
     <w:p>
       <w:pPr>
-        <w:framePr w:w="1513" w:hRule="auto" w:wrap="none" w:vAnchor="page" w:hAnchor="page" w:x="976" w:y="12520"/>
+        <w:framePr w:w="1547" w:hRule="auto" w:wrap="none" w:vAnchor="page" w:hAnchor="page" w:x="976" w:y="12520"/>
         <w:spacing w:before="0" w:after="0" w:line="140" w:lineRule="exact"/>
         <w:ind w:left="0" w:right="0" w:firstLine="0"/>
         <w:jc w:val="left"/>
@@ -7184,30 +4843,16 @@
           <w:b/>
           <w:i w:val="0"/>
           <w:color w:val="16324F"/>
-          <w:spacing w:val="3"/>
           <w:kern w:val="0"/>
           <w:sz w:val="14"/>
           <w:szCs w:val="14"/>
         </w:rPr>
-        <w:t>Pesticide Residu</w:t>
-      </w:r>
-      <w:r>
-        <w:rPr>
-          <w:rFonts w:ascii="Montserrat" w:hAnsi="Montserrat" w:cs="Montserrat" w:eastAsia="Montserrat"/>
-          <w:b/>
-          <w:i w:val="0"/>
-          <w:color w:val="16324F"/>
-          <w:spacing w:val="2"/>
-          <w:kern w:val="0"/>
-          <w:sz w:val="14"/>
-          <w:szCs w:val="14"/>
-        </w:rPr>
-        <w:t xml:space="preserve">es </w:t>
+        <w:t xml:space="preserve">Pesticide Residues </w:t>
       </w:r>
     </w:p>
     <w:p>
       <w:pPr>
-        <w:framePr w:w="80" w:hRule="auto" w:wrap="none" w:vAnchor="page" w:hAnchor="page" w:x="2466" w:y="12528"/>
+        <w:framePr w:w="80" w:hRule="auto" w:wrap="none" w:vAnchor="page" w:hAnchor="page" w:x="2505" w:y="12528"/>
         <w:spacing w:before="0" w:after="0" w:line="130" w:lineRule="exact"/>
         <w:ind w:left="0" w:right="0" w:firstLine="0"/>
         <w:jc w:val="left"/>
@@ -7227,7 +4872,7 @@
     </w:p>
     <w:p>
       <w:pPr>
-        <w:framePr w:w="1608" w:hRule="auto" w:wrap="none" w:vAnchor="page" w:hAnchor="page" w:x="2562" w:y="12536"/>
+        <w:framePr w:w="1639" w:hRule="auto" w:wrap="none" w:vAnchor="page" w:hAnchor="page" w:x="2611" w:y="12536"/>
         <w:spacing w:before="0" w:after="0" w:line="120" w:lineRule="exact"/>
         <w:ind w:left="0" w:right="0" w:firstLine="0"/>
         <w:jc w:val="left"/>
@@ -7238,30 +4883,16 @@
           <w:b w:val="0"/>
           <w:i/>
           <w:color w:val="4E5E74"/>
-          <w:spacing w:val="2"/>
           <w:kern w:val="0"/>
           <w:sz w:val="12"/>
           <w:szCs w:val="12"/>
         </w:rPr>
-        <w:t>Остатоци о</w:t>
-      </w:r>
-      <w:r>
-        <w:rPr>
-          <w:rFonts w:ascii="Montserrat Medium" w:hAnsi="Montserrat Medium" w:cs="Montserrat Medium" w:eastAsia="Montserrat Medium"/>
-          <w:b w:val="0"/>
-          <w:i/>
-          <w:color w:val="4E5E74"/>
-          <w:spacing w:val="1"/>
-          <w:kern w:val="0"/>
-          <w:sz w:val="12"/>
-          <w:szCs w:val="12"/>
-        </w:rPr>
-        <w:t>д пестициди</w:t>
+        <w:t>Остатоци од пестициди</w:t>
       </w:r>
     </w:p>
     <w:p>
       <w:pPr>
-        <w:framePr w:w="195" w:hRule="auto" w:wrap="none" w:vAnchor="page" w:hAnchor="page" w:x="602" w:y="6637"/>
+        <w:framePr w:w="195" w:hRule="auto" w:wrap="none" w:vAnchor="page" w:hAnchor="page" w:x="598" w:y="6637"/>
         <w:spacing w:before="0" w:after="0" w:line="130" w:lineRule="exact"/>
         <w:ind w:left="0" w:right="0" w:firstLine="0"/>
         <w:jc w:val="left"/>
@@ -7281,7 +4912,7 @@
     </w:p>
     <w:p>
       <w:pPr>
-        <w:framePr w:w="1032" w:hRule="auto" w:wrap="none" w:vAnchor="page" w:hAnchor="page" w:x="976" w:y="6577"/>
+        <w:framePr w:w="1114" w:hRule="auto" w:wrap="none" w:vAnchor="page" w:hAnchor="page" w:x="976" w:y="6577"/>
         <w:spacing w:before="0" w:after="0" w:line="130" w:lineRule="exact"/>
         <w:ind w:left="0" w:right="0" w:firstLine="0"/>
         <w:jc w:val="left"/>
@@ -7292,30 +4923,16 @@
           <w:b/>
           <w:i w:val="0"/>
           <w:color w:val="1B3A5C"/>
-          <w:spacing w:val="11"/>
           <w:kern w:val="0"/>
           <w:sz w:val="13"/>
           <w:szCs w:val="13"/>
         </w:rPr>
-        <w:t>P</w:t>
-      </w:r>
-      <w:r>
-        <w:rPr>
-          <w:rFonts w:ascii="Montserrat" w:hAnsi="Montserrat" w:cs="Montserrat" w:eastAsia="Montserrat"/>
-          <w:b/>
-          <w:i w:val="0"/>
-          <w:color w:val="1B3A5C"/>
-          <w:spacing w:val="10"/>
-          <w:kern w:val="0"/>
-          <w:sz w:val="13"/>
-          <w:szCs w:val="13"/>
-        </w:rPr>
-        <w:t xml:space="preserve">ARAMETER </w:t>
+        <w:t xml:space="preserve">PARAMETER </w:t>
       </w:r>
     </w:p>
     <w:p>
       <w:pPr>
-        <w:framePr w:w="80" w:hRule="auto" w:wrap="none" w:vAnchor="page" w:hAnchor="page" w:x="1995" w:y="6583"/>
+        <w:framePr w:w="80" w:hRule="auto" w:wrap="none" w:vAnchor="page" w:hAnchor="page" w:x="2086" w:y="6583"/>
         <w:spacing w:before="0" w:after="0" w:line="120" w:lineRule="exact"/>
         <w:ind w:left="0" w:right="0" w:firstLine="0"/>
         <w:jc w:val="left"/>
@@ -7346,30 +4963,16 @@
           <w:b w:val="0"/>
           <w:i/>
           <w:color w:val="4E5E74"/>
-          <w:spacing w:val="4"/>
           <w:kern w:val="0"/>
           <w:sz w:val="11"/>
           <w:szCs w:val="11"/>
         </w:rPr>
-        <w:t>Пар</w:t>
-      </w:r>
-      <w:r>
-        <w:rPr>
-          <w:rFonts w:ascii="Montserrat" w:hAnsi="Montserrat" w:cs="Montserrat" w:eastAsia="Montserrat"/>
-          <w:b w:val="0"/>
-          <w:i/>
-          <w:color w:val="4E5E74"/>
-          <w:spacing w:val="3"/>
-          <w:kern w:val="0"/>
-          <w:sz w:val="11"/>
-          <w:szCs w:val="11"/>
-        </w:rPr>
-        <w:t>аметар</w:t>
+        <w:t>Параметар</w:t>
       </w:r>
     </w:p>
     <w:p>
       <w:pPr>
-        <w:framePr w:w="1823" w:hRule="auto" w:wrap="none" w:vAnchor="page" w:hAnchor="page" w:x="5072" w:y="6577"/>
+        <w:framePr w:w="1957" w:hRule="auto" w:wrap="none" w:vAnchor="page" w:hAnchor="page" w:x="5072" w:y="6577"/>
         <w:spacing w:before="0" w:after="0" w:line="130" w:lineRule="exact"/>
         <w:ind w:left="0" w:right="0" w:firstLine="0"/>
         <w:jc w:val="left"/>
@@ -7380,30 +4983,16 @@
           <w:b/>
           <w:i w:val="0"/>
           <w:color w:val="1B3A5C"/>
-          <w:spacing w:val="11"/>
           <w:kern w:val="0"/>
           <w:sz w:val="13"/>
           <w:szCs w:val="13"/>
         </w:rPr>
-        <w:t>METHO</w:t>
-      </w:r>
-      <w:r>
-        <w:rPr>
-          <w:rFonts w:ascii="Montserrat" w:hAnsi="Montserrat" w:cs="Montserrat" w:eastAsia="Montserrat"/>
-          <w:b/>
-          <w:i w:val="0"/>
-          <w:color w:val="1B3A5C"/>
-          <w:spacing w:val="10"/>
-          <w:kern w:val="0"/>
-          <w:sz w:val="13"/>
-          <w:szCs w:val="13"/>
-        </w:rPr>
-        <w:t xml:space="preserve">D / REFERENCE </w:t>
+        <w:t xml:space="preserve">METHOD / REFERENCE </w:t>
       </w:r>
     </w:p>
     <w:p>
       <w:pPr>
-        <w:framePr w:w="80" w:hRule="auto" w:wrap="none" w:vAnchor="page" w:hAnchor="page" w:x="6883" w:y="6583"/>
+        <w:framePr w:w="80" w:hRule="auto" w:wrap="none" w:vAnchor="page" w:hAnchor="page" w:x="7026" w:y="6583"/>
         <w:spacing w:before="0" w:after="0" w:line="120" w:lineRule="exact"/>
         <w:ind w:left="0" w:right="0" w:firstLine="0"/>
         <w:jc w:val="left"/>
@@ -7423,7 +5012,7 @@
     </w:p>
     <w:p>
       <w:pPr>
-        <w:framePr w:w="1303" w:hRule="auto" w:wrap="none" w:vAnchor="page" w:hAnchor="page" w:x="5072" w:y="6705"/>
+        <w:framePr w:w="1328" w:hRule="auto" w:wrap="none" w:vAnchor="page" w:hAnchor="page" w:x="5072" w:y="6705"/>
         <w:spacing w:before="0" w:after="0" w:line="110" w:lineRule="exact"/>
         <w:ind w:left="0" w:right="0" w:firstLine="0"/>
         <w:jc w:val="left"/>
@@ -7434,30 +5023,16 @@
           <w:b w:val="0"/>
           <w:i/>
           <w:color w:val="4E5E74"/>
-          <w:spacing w:val="4"/>
           <w:kern w:val="0"/>
           <w:sz w:val="11"/>
           <w:szCs w:val="11"/>
         </w:rPr>
-        <w:t>Ме</w:t>
-      </w:r>
-      <w:r>
-        <w:rPr>
-          <w:rFonts w:ascii="Montserrat" w:hAnsi="Montserrat" w:cs="Montserrat" w:eastAsia="Montserrat"/>
-          <w:b w:val="0"/>
-          <w:i/>
-          <w:color w:val="4E5E74"/>
-          <w:spacing w:val="3"/>
-          <w:kern w:val="0"/>
-          <w:sz w:val="11"/>
-          <w:szCs w:val="11"/>
-        </w:rPr>
-        <w:t>тода / Референца</w:t>
+        <w:t>Метода / Референца</w:t>
       </w:r>
     </w:p>
     <w:p>
       <w:pPr>
-        <w:framePr w:w="1884" w:hRule="auto" w:wrap="none" w:vAnchor="page" w:hAnchor="page" w:x="7571" w:y="6577"/>
+        <w:framePr w:w="2044" w:hRule="auto" w:wrap="none" w:vAnchor="page" w:hAnchor="page" w:x="7571" w:y="6577"/>
         <w:spacing w:before="0" w:after="0" w:line="130" w:lineRule="exact"/>
         <w:ind w:left="0" w:right="0" w:firstLine="0"/>
         <w:jc w:val="left"/>
@@ -7468,30 +5043,16 @@
           <w:b/>
           <w:i w:val="0"/>
           <w:color w:val="1B3A5C"/>
-          <w:spacing w:val="11"/>
           <w:kern w:val="0"/>
           <w:sz w:val="13"/>
           <w:szCs w:val="13"/>
         </w:rPr>
-        <w:t>ACCEPT</w:t>
-      </w:r>
-      <w:r>
-        <w:rPr>
-          <w:rFonts w:ascii="Montserrat" w:hAnsi="Montserrat" w:cs="Montserrat" w:eastAsia="Montserrat"/>
-          <w:b/>
-          <w:i w:val="0"/>
-          <w:color w:val="1B3A5C"/>
-          <w:spacing w:val="10"/>
-          <w:kern w:val="0"/>
-          <w:sz w:val="13"/>
-          <w:szCs w:val="13"/>
-        </w:rPr>
-        <w:t xml:space="preserve">ANCE CRITERIA </w:t>
+        <w:t xml:space="preserve">ACCEPTANCE CRITERIA </w:t>
       </w:r>
     </w:p>
     <w:p>
       <w:pPr>
-        <w:framePr w:w="80" w:hRule="auto" w:wrap="none" w:vAnchor="page" w:hAnchor="page" w:x="9443" w:y="6583"/>
+        <w:framePr w:w="80" w:hRule="auto" w:wrap="none" w:vAnchor="page" w:hAnchor="page" w:x="9611" w:y="6583"/>
         <w:spacing w:before="0" w:after="0" w:line="120" w:lineRule="exact"/>
         <w:ind w:left="0" w:right="0" w:firstLine="0"/>
         <w:jc w:val="left"/>
@@ -7511,7 +5072,7 @@
     </w:p>
     <w:p>
       <w:pPr>
-        <w:framePr w:w="1792" w:hRule="auto" w:wrap="none" w:vAnchor="page" w:hAnchor="page" w:x="7571" w:y="6705"/>
+        <w:framePr w:w="1794" w:hRule="auto" w:wrap="none" w:vAnchor="page" w:hAnchor="page" w:x="7571" w:y="6705"/>
         <w:spacing w:before="0" w:after="0" w:line="110" w:lineRule="exact"/>
         <w:ind w:left="0" w:right="0" w:firstLine="0"/>
         <w:jc w:val="left"/>
@@ -7522,30 +5083,16 @@
           <w:b w:val="0"/>
           <w:i/>
           <w:color w:val="4E5E74"/>
-          <w:spacing w:val="4"/>
           <w:kern w:val="0"/>
           <w:sz w:val="11"/>
           <w:szCs w:val="11"/>
         </w:rPr>
-        <w:t>Кр</w:t>
-      </w:r>
-      <w:r>
-        <w:rPr>
-          <w:rFonts w:ascii="Montserrat" w:hAnsi="Montserrat" w:cs="Montserrat" w:eastAsia="Montserrat"/>
-          <w:b w:val="0"/>
-          <w:i/>
-          <w:color w:val="4E5E74"/>
-          <w:spacing w:val="3"/>
-          <w:kern w:val="0"/>
-          <w:sz w:val="11"/>
-          <w:szCs w:val="11"/>
-        </w:rPr>
-        <w:t>итериум за прифатливост</w:t>
+        <w:t>Критериум за прифатливост</w:t>
       </w:r>
     </w:p>
     <w:p>
       <w:pPr>
-        <w:framePr w:w="976" w:hRule="auto" w:wrap="none" w:vAnchor="page" w:hAnchor="page" w:x="1126" w:y="12729"/>
+        <w:framePr w:w="1012" w:hRule="auto" w:wrap="none" w:vAnchor="page" w:hAnchor="page" w:x="1126" w:y="12729"/>
         <w:spacing w:before="0" w:after="0" w:line="120" w:lineRule="exact"/>
         <w:ind w:left="0" w:right="0" w:firstLine="0"/>
         <w:jc w:val="left"/>
@@ -7565,7 +5112,7 @@
     </w:p>
     <w:p>
       <w:pPr>
-        <w:framePr w:w="1408" w:hRule="auto" w:wrap="none" w:vAnchor="page" w:hAnchor="page" w:x="1126" w:y="12894"/>
+        <w:framePr w:w="1462" w:hRule="auto" w:wrap="none" w:vAnchor="page" w:hAnchor="page" w:x="1126" w:y="12894"/>
         <w:spacing w:before="0" w:after="0" w:line="120" w:lineRule="exact"/>
         <w:ind w:left="0" w:right="0" w:firstLine="0"/>
         <w:jc w:val="left"/>
@@ -7585,7 +5132,7 @@
     </w:p>
     <w:p>
       <w:pPr>
-        <w:framePr w:w="85" w:hRule="auto" w:wrap="none" w:vAnchor="page" w:hAnchor="page" w:x="2494" w:y="12902"/>
+        <w:framePr w:w="85" w:hRule="auto" w:wrap="none" w:vAnchor="page" w:hAnchor="page" w:x="2551" w:y="12902"/>
         <w:spacing w:before="0" w:after="0" w:line="140" w:lineRule="exact"/>
         <w:ind w:left="0" w:right="0" w:firstLine="0"/>
         <w:jc w:val="left"/>
@@ -7605,7 +5152,7 @@
     </w:p>
     <w:p>
       <w:pPr>
-        <w:framePr w:w="821" w:hRule="auto" w:wrap="none" w:vAnchor="page" w:hAnchor="page" w:x="2540" w:y="12915"/>
+        <w:framePr w:w="837" w:hRule="auto" w:wrap="none" w:vAnchor="page" w:hAnchor="page" w:x="2596" w:y="12915"/>
         <w:spacing w:before="0" w:after="0" w:line="110" w:lineRule="exact"/>
         <w:ind w:left="0" w:right="0" w:firstLine="0"/>
         <w:jc w:val="left"/>
@@ -7616,30 +5163,16 @@
           <w:b w:val="0"/>
           <w:i/>
           <w:color w:val="4E5E74"/>
-          <w:spacing w:val="2"/>
           <w:kern w:val="0"/>
           <w:sz w:val="11"/>
           <w:szCs w:val="11"/>
         </w:rPr>
-        <w:t>Upon r</w:t>
-      </w:r>
-      <w:r>
-        <w:rPr>
-          <w:rFonts w:ascii="Montserrat Medium" w:hAnsi="Montserrat Medium" w:cs="Montserrat Medium" w:eastAsia="Montserrat Medium"/>
-          <w:b w:val="0"/>
-          <w:i/>
-          <w:color w:val="4E5E74"/>
-          <w:spacing w:val="1"/>
-          <w:kern w:val="0"/>
-          <w:sz w:val="11"/>
-          <w:szCs w:val="11"/>
-        </w:rPr>
-        <w:t>equest</w:t>
+        <w:t>Upon request</w:t>
       </w:r>
     </w:p>
     <w:p>
       <w:pPr>
-        <w:framePr w:w="80" w:hRule="auto" w:wrap="none" w:vAnchor="page" w:hAnchor="page" w:x="3373" w:y="12907"/>
+        <w:framePr w:w="80" w:hRule="auto" w:wrap="none" w:vAnchor="page" w:hAnchor="page" w:x="3436" w:y="12907"/>
         <w:spacing w:before="0" w:after="0" w:line="120" w:lineRule="exact"/>
         <w:ind w:left="0" w:right="0" w:firstLine="0"/>
         <w:jc w:val="left"/>
@@ -7659,7 +5192,7 @@
     </w:p>
     <w:p>
       <w:pPr>
-        <w:framePr w:w="721" w:hRule="auto" w:wrap="none" w:vAnchor="page" w:hAnchor="page" w:x="3461" w:y="12915"/>
+        <w:framePr w:w="710" w:hRule="auto" w:wrap="none" w:vAnchor="page" w:hAnchor="page" w:x="3511" w:y="12915"/>
         <w:spacing w:before="0" w:after="0" w:line="110" w:lineRule="exact"/>
         <w:ind w:left="0" w:right="0" w:firstLine="0"/>
         <w:jc w:val="left"/>
@@ -7670,30 +5203,16 @@
           <w:b w:val="0"/>
           <w:i/>
           <w:color w:val="4E5E74"/>
-          <w:spacing w:val="2"/>
           <w:kern w:val="0"/>
           <w:sz w:val="11"/>
           <w:szCs w:val="11"/>
         </w:rPr>
-        <w:t>По бара</w:t>
-      </w:r>
-      <w:r>
-        <w:rPr>
-          <w:rFonts w:ascii="Montserrat Medium" w:hAnsi="Montserrat Medium" w:cs="Montserrat Medium" w:eastAsia="Montserrat Medium"/>
-          <w:b w:val="0"/>
-          <w:i/>
-          <w:color w:val="4E5E74"/>
-          <w:spacing w:val="1"/>
-          <w:kern w:val="0"/>
-          <w:sz w:val="11"/>
-          <w:szCs w:val="11"/>
-        </w:rPr>
-        <w:t>ње</w:t>
+        <w:t>По барање</w:t>
       </w:r>
     </w:p>
     <w:p>
       <w:pPr>
-        <w:framePr w:w="86" w:hRule="auto" w:wrap="none" w:vAnchor="page" w:hAnchor="page" w:x="4141" w:y="12902"/>
+        <w:framePr w:w="86" w:hRule="auto" w:wrap="none" w:vAnchor="page" w:hAnchor="page" w:x="4186" w:y="12902"/>
         <w:spacing w:before="0" w:after="0" w:line="140" w:lineRule="exact"/>
         <w:ind w:left="0" w:right="0" w:firstLine="0"/>
         <w:jc w:val="left"/>
@@ -7713,7 +5232,7 @@
     </w:p>
     <w:p>
       <w:pPr>
-        <w:framePr w:w="2029" w:hRule="auto" w:wrap="none" w:vAnchor="page" w:hAnchor="page" w:x="5072" w:y="12738"/>
+        <w:framePr w:w="1992" w:hRule="auto" w:wrap="none" w:vAnchor="page" w:hAnchor="page" w:x="5072" w:y="12738"/>
         <w:spacing w:before="0" w:after="0" w:line="130" w:lineRule="exact"/>
         <w:ind w:left="0" w:right="0" w:firstLine="0"/>
         <w:jc w:val="left"/>
@@ -7724,64 +5243,36 @@
           <w:b w:val="0"/>
           <w:i w:val="0"/>
           <w:color w:val="475569"/>
-          <w:spacing w:val="-1"/>
           <w:kern w:val="0"/>
           <w:sz w:val="13"/>
           <w:szCs w:val="13"/>
         </w:rPr>
-        <w:t>Ph. Eur. 2.</w:t>
+        <w:t>Ph. Eur. 2.8.13 (LC-MS/MS)</w:t>
       </w:r>
+    </w:p>
+    <w:p>
+      <w:pPr>
+        <w:framePr w:w="1317" w:hRule="auto" w:wrap="none" w:vAnchor="page" w:hAnchor="page" w:x="5072" w:y="12903"/>
+        <w:spacing w:before="0" w:after="0" w:line="130" w:lineRule="exact"/>
+        <w:ind w:left="0" w:right="0" w:firstLine="0"/>
+        <w:jc w:val="left"/>
+      </w:pPr>
       <w:r>
         <w:rPr>
           <w:rFonts w:ascii="Roboto Mono" w:hAnsi="Roboto Mono" w:cs="Roboto Mono" w:eastAsia="Roboto Mono"/>
           <w:b w:val="0"/>
           <w:i w:val="0"/>
           <w:color w:val="475569"/>
-          <w:spacing w:val="-2"/>
           <w:kern w:val="0"/>
           <w:sz w:val="13"/>
           <w:szCs w:val="13"/>
         </w:rPr>
-        <w:t>8.13 (LC-MS/MS)</w:t>
+        <w:t>CUMCS Equivalency</w:t>
       </w:r>
     </w:p>
     <w:p>
       <w:pPr>
-        <w:framePr w:w="1341" w:hRule="auto" w:wrap="none" w:vAnchor="page" w:hAnchor="page" w:x="5072" w:y="12903"/>
-        <w:spacing w:before="0" w:after="0" w:line="130" w:lineRule="exact"/>
-        <w:ind w:left="0" w:right="0" w:firstLine="0"/>
-        <w:jc w:val="left"/>
-      </w:pPr>
-      <w:r>
-        <w:rPr>
-          <w:rFonts w:ascii="Roboto Mono" w:hAnsi="Roboto Mono" w:cs="Roboto Mono" w:eastAsia="Roboto Mono"/>
-          <w:b w:val="0"/>
-          <w:i w:val="0"/>
-          <w:color w:val="475569"/>
-          <w:spacing w:val="-1"/>
-          <w:kern w:val="0"/>
-          <w:sz w:val="13"/>
-          <w:szCs w:val="13"/>
-        </w:rPr>
-        <w:t xml:space="preserve">CUMCS </w:t>
-      </w:r>
-      <w:r>
-        <w:rPr>
-          <w:rFonts w:ascii="Roboto Mono" w:hAnsi="Roboto Mono" w:cs="Roboto Mono" w:eastAsia="Roboto Mono"/>
-          <w:b w:val="0"/>
-          <w:i w:val="0"/>
-          <w:color w:val="475569"/>
-          <w:spacing w:val="-2"/>
-          <w:kern w:val="0"/>
-          <w:sz w:val="13"/>
-          <w:szCs w:val="13"/>
-        </w:rPr>
-        <w:t>Equivalency</w:t>
-      </w:r>
-    </w:p>
-    <w:p>
-      <w:pPr>
-        <w:framePr w:w="2227" w:hRule="auto" w:wrap="none" w:vAnchor="page" w:hAnchor="page" w:x="7653" w:y="12718"/>
+        <w:framePr w:w="2071" w:hRule="auto" w:wrap="none" w:vAnchor="page" w:hAnchor="page" w:x="7653" w:y="12718"/>
         <w:spacing w:before="0" w:after="0" w:line="140" w:lineRule="exact"/>
         <w:ind w:left="0" w:right="0" w:firstLine="0"/>
         <w:jc w:val="left"/>
@@ -7792,84 +5283,36 @@
           <w:b w:val="0"/>
           <w:i w:val="0"/>
           <w:color w:val="1E293B"/>
-          <w:spacing w:val="-3"/>
           <w:kern w:val="0"/>
           <w:sz w:val="14"/>
           <w:szCs w:val="14"/>
         </w:rPr>
-        <w:t xml:space="preserve"> LOQ as per Ph. Eur. 2.</w:t>
+        <w:t xml:space="preserve"> LOQ as per Ph. Eur. 2.8.13</w:t>
       </w:r>
+    </w:p>
+    <w:p>
+      <w:pPr>
+        <w:framePr w:w="2221" w:hRule="auto" w:wrap="none" w:vAnchor="page" w:hAnchor="page" w:x="7653" w:y="12898"/>
+        <w:spacing w:before="0" w:after="0" w:line="140" w:lineRule="exact"/>
+        <w:ind w:left="0" w:right="0" w:firstLine="0"/>
+        <w:jc w:val="left"/>
+      </w:pPr>
       <w:r>
         <w:rPr>
           <w:rFonts w:ascii="Roboto Mono" w:hAnsi="Roboto Mono" w:cs="Roboto Mono" w:eastAsia="Roboto Mono"/>
           <w:b w:val="0"/>
           <w:i w:val="0"/>
           <w:color w:val="1E293B"/>
-          <w:spacing w:val="-4"/>
           <w:kern w:val="0"/>
           <w:sz w:val="14"/>
           <w:szCs w:val="14"/>
         </w:rPr>
-        <w:t>8.13</w:t>
+        <w:t xml:space="preserve"> LOQ as per CUMCS Equivalency</w:t>
       </w:r>
     </w:p>
     <w:p>
       <w:pPr>
-        <w:framePr w:w="2389" w:hRule="auto" w:wrap="none" w:vAnchor="page" w:hAnchor="page" w:x="7653" w:y="12898"/>
-        <w:spacing w:before="0" w:after="0" w:line="140" w:lineRule="exact"/>
-        <w:ind w:left="0" w:right="0" w:firstLine="0"/>
-        <w:jc w:val="left"/>
-      </w:pPr>
-      <w:r>
-        <w:rPr>
-          <w:rFonts w:ascii="Roboto Mono" w:hAnsi="Roboto Mono" w:cs="Roboto Mono" w:eastAsia="Roboto Mono"/>
-          <w:b w:val="0"/>
-          <w:i w:val="0"/>
-          <w:color w:val="1E293B"/>
-          <w:spacing w:val="-3"/>
-          <w:kern w:val="0"/>
-          <w:sz w:val="14"/>
-          <w:szCs w:val="14"/>
-        </w:rPr>
-        <w:t xml:space="preserve"> LOQ as per CUMCS Equival</w:t>
-      </w:r>
-      <w:r>
-        <w:rPr>
-          <w:rFonts w:ascii="Roboto Mono" w:hAnsi="Roboto Mono" w:cs="Roboto Mono" w:eastAsia="Roboto Mono"/>
-          <w:b w:val="0"/>
-          <w:i w:val="0"/>
-          <w:color w:val="1E293B"/>
-          <w:spacing w:val="-4"/>
-          <w:kern w:val="0"/>
-          <w:sz w:val="14"/>
-          <w:szCs w:val="14"/>
-        </w:rPr>
-        <w:t>ency</w:t>
-      </w:r>
-    </w:p>
-    <w:p>
-      <w:pPr>
-        <w:framePr w:w="272" w:hRule="auto" w:wrap="none" w:vAnchor="page" w:hAnchor="page" w:x="576" w:y="2385"/>
-        <w:spacing w:before="0" w:after="0" w:line="190" w:lineRule="exact"/>
-        <w:ind w:left="0" w:right="0" w:firstLine="0"/>
-        <w:jc w:val="left"/>
-      </w:pPr>
-      <w:r>
-        <w:rPr>
-          <w:rFonts w:ascii="Orbitron ExtraBold" w:hAnsi="Orbitron ExtraBold" w:cs="Orbitron ExtraBold" w:eastAsia="Orbitron ExtraBold"/>
-          <w:b w:val="0"/>
-          <w:i w:val="0"/>
-          <w:color w:val="FFFFFF"/>
-          <w:kern w:val="0"/>
-          <w:sz w:val="19"/>
-          <w:szCs w:val="19"/>
-        </w:rPr>
-        <w:t>01</w:t>
-      </w:r>
-    </w:p>
-    <w:p>
-      <w:pPr>
-        <w:framePr w:w="272" w:hRule="auto" w:wrap="none" w:vAnchor="page" w:hAnchor="page" w:x="576" w:y="2370"/>
+        <w:framePr w:w="266" w:hRule="auto" w:wrap="none" w:vAnchor="page" w:hAnchor="page" w:x="576" w:y="2370"/>
         <w:spacing w:before="0" w:after="0" w:line="190" w:lineRule="exact"/>
         <w:ind w:left="0" w:right="0" w:firstLine="0"/>
         <w:jc w:val="left"/>
@@ -7889,7 +5332,7 @@
     </w:p>
     <w:p>
       <w:pPr>
-        <w:framePr w:w="114" w:hRule="auto" w:wrap="none" w:vAnchor="page" w:hAnchor="page" w:x="6308" w:y="2429"/>
+        <w:framePr w:w="108" w:hRule="auto" w:wrap="none" w:vAnchor="page" w:hAnchor="page" w:x="6209" w:y="2414"/>
         <w:spacing w:before="0" w:after="0" w:line="120" w:lineRule="exact"/>
         <w:ind w:left="0" w:right="0" w:firstLine="0"/>
         <w:jc w:val="left"/>
@@ -7899,8 +5342,7 @@
           <w:rFonts w:ascii="Montserrat SemiBold" w:hAnsi="Montserrat SemiBold" w:cs="Montserrat SemiBold" w:eastAsia="Montserrat SemiBold"/>
           <w:b w:val="0"/>
           <w:i w:val="0"/>
-          <w:color w:val="FFFFFF"/>
-          <w:spacing w:val="4"/>
+          <w:color w:val="8C9BB0"/>
           <w:kern w:val="0"/>
           <w:sz w:val="12"/>
           <w:szCs w:val="12"/>
@@ -7910,62 +5352,7 @@
     </w:p>
     <w:p>
       <w:pPr>
-        <w:framePr w:w="114" w:hRule="auto" w:wrap="none" w:vAnchor="page" w:hAnchor="page" w:x="6308" w:y="2414"/>
-        <w:spacing w:before="0" w:after="0" w:line="120" w:lineRule="exact"/>
-        <w:ind w:left="0" w:right="0" w:firstLine="0"/>
-        <w:jc w:val="left"/>
-      </w:pPr>
-      <w:r>
-        <w:rPr>
-          <w:rFonts w:ascii="Montserrat SemiBold" w:hAnsi="Montserrat SemiBold" w:cs="Montserrat SemiBold" w:eastAsia="Montserrat SemiBold"/>
-          <w:b w:val="0"/>
-          <w:i w:val="0"/>
-          <w:color w:val="8C9BB0"/>
-          <w:spacing w:val="4"/>
-          <w:kern w:val="0"/>
-          <w:sz w:val="12"/>
-          <w:szCs w:val="12"/>
-        </w:rPr>
-        <w:t xml:space="preserve">| </w:t>
-      </w:r>
-    </w:p>
-    <w:p>
-      <w:pPr>
-        <w:framePr w:w="4552" w:hRule="auto" w:wrap="none" w:vAnchor="page" w:hAnchor="page" w:x="6388" w:y="2429"/>
-        <w:spacing w:before="0" w:after="0" w:line="120" w:lineRule="exact"/>
-        <w:ind w:left="0" w:right="0" w:firstLine="0"/>
-        <w:jc w:val="left"/>
-      </w:pPr>
-      <w:r>
-        <w:rPr>
-          <w:rFonts w:ascii="Montserrat SemiBold" w:hAnsi="Montserrat SemiBold" w:cs="Montserrat SemiBold" w:eastAsia="Montserrat SemiBold"/>
-          <w:b w:val="0"/>
-          <w:i/>
-          <w:color w:val="FFFFFF"/>
-          <w:spacing w:val="4"/>
-          <w:kern w:val="0"/>
-          <w:sz w:val="12"/>
-          <w:szCs w:val="12"/>
-        </w:rPr>
-        <w:t>СОРТА И ОПШТ ПРЕГЛЕД НА СПЕЦИФИКАЦИЈА НА</w:t>
-      </w:r>
-      <w:r>
-        <w:rPr>
-          <w:rFonts w:ascii="Montserrat SemiBold" w:hAnsi="Montserrat SemiBold" w:cs="Montserrat SemiBold" w:eastAsia="Montserrat SemiBold"/>
-          <w:b w:val="0"/>
-          <w:i/>
-          <w:color w:val="FFFFFF"/>
-          <w:spacing w:val="3"/>
-          <w:kern w:val="0"/>
-          <w:sz w:val="12"/>
-          <w:szCs w:val="12"/>
-        </w:rPr>
-        <w:t xml:space="preserve"> ПРОИЗВОДОТ</w:t>
-      </w:r>
-    </w:p>
-    <w:p>
-      <w:pPr>
-        <w:framePr w:w="4552" w:hRule="auto" w:wrap="none" w:vAnchor="page" w:hAnchor="page" w:x="6388" w:y="2414"/>
+        <w:framePr w:w="4523" w:hRule="auto" w:wrap="none" w:vAnchor="page" w:hAnchor="page" w:x="6281" w:y="2414"/>
         <w:spacing w:before="0" w:after="0" w:line="120" w:lineRule="exact"/>
         <w:ind w:left="0" w:right="0" w:firstLine="0"/>
         <w:jc w:val="left"/>
@@ -7976,50 +5363,16 @@
           <w:b w:val="0"/>
           <w:i/>
           <w:color w:val="3C5F86"/>
-          <w:spacing w:val="4"/>
           <w:kern w:val="0"/>
           <w:sz w:val="12"/>
           <w:szCs w:val="12"/>
         </w:rPr>
-        <w:t>СОРТА И ОПШТ ПРЕГЛЕД НА СПЕЦИФИКАЦИЈА НА</w:t>
-      </w:r>
-      <w:r>
-        <w:rPr>
-          <w:rFonts w:ascii="Montserrat SemiBold" w:hAnsi="Montserrat SemiBold" w:cs="Montserrat SemiBold" w:eastAsia="Montserrat SemiBold"/>
-          <w:b w:val="0"/>
-          <w:i/>
-          <w:color w:val="3C5F86"/>
-          <w:spacing w:val="3"/>
-          <w:kern w:val="0"/>
-          <w:sz w:val="12"/>
-          <w:szCs w:val="12"/>
-        </w:rPr>
-        <w:t xml:space="preserve"> ПРОИЗВОДОТ</w:t>
+        <w:t>СОРТА И ОПШТ ПРЕГЛЕД НА СПЕЦИФИКАЦИЈА НА ПРОИЗВОДОТ</w:t>
       </w:r>
     </w:p>
     <w:p>
       <w:pPr>
-        <w:framePr w:w="354" w:hRule="auto" w:wrap="none" w:vAnchor="page" w:hAnchor="page" w:x="576" w:y="6045"/>
-        <w:spacing w:before="0" w:after="0" w:line="190" w:lineRule="exact"/>
-        <w:ind w:left="0" w:right="0" w:firstLine="0"/>
-        <w:jc w:val="left"/>
-      </w:pPr>
-      <w:r>
-        <w:rPr>
-          <w:rFonts w:ascii="Orbitron ExtraBold" w:hAnsi="Orbitron ExtraBold" w:cs="Orbitron ExtraBold" w:eastAsia="Orbitron ExtraBold"/>
-          <w:b w:val="0"/>
-          <w:i w:val="0"/>
-          <w:color w:val="FFFFFF"/>
-          <w:kern w:val="0"/>
-          <w:sz w:val="19"/>
-          <w:szCs w:val="19"/>
-        </w:rPr>
-        <w:t>02</w:t>
-      </w:r>
-    </w:p>
-    <w:p>
-      <w:pPr>
-        <w:framePr w:w="354" w:hRule="auto" w:wrap="none" w:vAnchor="page" w:hAnchor="page" w:x="576" w:y="6030"/>
+        <w:framePr w:w="348" w:hRule="auto" w:wrap="none" w:vAnchor="page" w:hAnchor="page" w:x="576" w:y="6030"/>
         <w:spacing w:before="0" w:after="0" w:line="190" w:lineRule="exact"/>
         <w:ind w:left="0" w:right="0" w:firstLine="0"/>
         <w:jc w:val="left"/>
@@ -8039,7 +5392,7 @@
     </w:p>
     <w:p>
       <w:pPr>
-        <w:framePr w:w="114" w:hRule="auto" w:wrap="none" w:vAnchor="page" w:hAnchor="page" w:x="5875" w:y="6089"/>
+        <w:framePr w:w="108" w:hRule="auto" w:wrap="none" w:vAnchor="page" w:hAnchor="page" w:x="5808" w:y="6074"/>
         <w:spacing w:before="0" w:after="0" w:line="120" w:lineRule="exact"/>
         <w:ind w:left="0" w:right="0" w:firstLine="0"/>
         <w:jc w:val="left"/>
@@ -8049,8 +5402,7 @@
           <w:rFonts w:ascii="Montserrat SemiBold" w:hAnsi="Montserrat SemiBold" w:cs="Montserrat SemiBold" w:eastAsia="Montserrat SemiBold"/>
           <w:b w:val="0"/>
           <w:i w:val="0"/>
-          <w:color w:val="FFFFFF"/>
-          <w:spacing w:val="4"/>
+          <w:color w:val="8C9BB0"/>
           <w:kern w:val="0"/>
           <w:sz w:val="12"/>
           <w:szCs w:val="12"/>
@@ -8060,62 +5412,7 @@
     </w:p>
     <w:p>
       <w:pPr>
-        <w:framePr w:w="114" w:hRule="auto" w:wrap="none" w:vAnchor="page" w:hAnchor="page" w:x="5875" w:y="6074"/>
-        <w:spacing w:before="0" w:after="0" w:line="120" w:lineRule="exact"/>
-        <w:ind w:left="0" w:right="0" w:firstLine="0"/>
-        <w:jc w:val="left"/>
-      </w:pPr>
-      <w:r>
-        <w:rPr>
-          <w:rFonts w:ascii="Montserrat SemiBold" w:hAnsi="Montserrat SemiBold" w:cs="Montserrat SemiBold" w:eastAsia="Montserrat SemiBold"/>
-          <w:b w:val="0"/>
-          <w:i w:val="0"/>
-          <w:color w:val="8C9BB0"/>
-          <w:spacing w:val="4"/>
-          <w:kern w:val="0"/>
-          <w:sz w:val="12"/>
-          <w:szCs w:val="12"/>
-        </w:rPr>
-        <w:t xml:space="preserve">| </w:t>
-      </w:r>
-    </w:p>
-    <w:p>
-      <w:pPr>
-        <w:framePr w:w="4437" w:hRule="auto" w:wrap="none" w:vAnchor="page" w:hAnchor="page" w:x="5955" w:y="6089"/>
-        <w:spacing w:before="0" w:after="0" w:line="120" w:lineRule="exact"/>
-        <w:ind w:left="0" w:right="0" w:firstLine="0"/>
-        <w:jc w:val="left"/>
-      </w:pPr>
-      <w:r>
-        <w:rPr>
-          <w:rFonts w:ascii="Montserrat SemiBold" w:hAnsi="Montserrat SemiBold" w:cs="Montserrat SemiBold" w:eastAsia="Montserrat SemiBold"/>
-          <w:b w:val="0"/>
-          <w:i/>
-          <w:color w:val="FFFFFF"/>
-          <w:spacing w:val="4"/>
-          <w:kern w:val="0"/>
-          <w:sz w:val="12"/>
-          <w:szCs w:val="12"/>
-        </w:rPr>
-        <w:t xml:space="preserve">АНАЛИТИЧКИ ПАРАМЕТРИ И КРИТЕРИУМИ ЗА </w:t>
-      </w:r>
-      <w:r>
-        <w:rPr>
-          <w:rFonts w:ascii="Montserrat SemiBold" w:hAnsi="Montserrat SemiBold" w:cs="Montserrat SemiBold" w:eastAsia="Montserrat SemiBold"/>
-          <w:b w:val="0"/>
-          <w:i/>
-          <w:color w:val="FFFFFF"/>
-          <w:spacing w:val="3"/>
-          <w:kern w:val="0"/>
-          <w:sz w:val="12"/>
-          <w:szCs w:val="12"/>
-        </w:rPr>
-        <w:t>ПРИФАТЛИВОСТ</w:t>
-      </w:r>
-    </w:p>
-    <w:p>
-      <w:pPr>
-        <w:framePr w:w="4437" w:hRule="auto" w:wrap="none" w:vAnchor="page" w:hAnchor="page" w:x="5955" w:y="6074"/>
+        <w:framePr w:w="4406" w:hRule="auto" w:wrap="none" w:vAnchor="page" w:hAnchor="page" w:x="5880" w:y="6074"/>
         <w:spacing w:before="0" w:after="0" w:line="120" w:lineRule="exact"/>
         <w:ind w:left="0" w:right="0" w:firstLine="0"/>
         <w:jc w:val="left"/>
@@ -8126,30 +5423,16 @@
           <w:b w:val="0"/>
           <w:i/>
           <w:color w:val="3C5F86"/>
-          <w:spacing w:val="4"/>
           <w:kern w:val="0"/>
           <w:sz w:val="12"/>
           <w:szCs w:val="12"/>
         </w:rPr>
-        <w:t xml:space="preserve">АНАЛИТИЧКИ ПАРАМЕТРИ И КРИТЕРИУМИ ЗА </w:t>
-      </w:r>
-      <w:r>
-        <w:rPr>
-          <w:rFonts w:ascii="Montserrat SemiBold" w:hAnsi="Montserrat SemiBold" w:cs="Montserrat SemiBold" w:eastAsia="Montserrat SemiBold"/>
-          <w:b w:val="0"/>
-          <w:i/>
-          <w:color w:val="3C5F86"/>
-          <w:spacing w:val="3"/>
-          <w:kern w:val="0"/>
-          <w:sz w:val="12"/>
-          <w:szCs w:val="12"/>
-        </w:rPr>
-        <w:t>ПРИФАТЛИВОСТ</w:t>
+        <w:t>АНАЛИТИЧКИ ПАРАМЕТРИ И КРИТЕРИУМИ ЗА ПРИФАТЛИВОСТ</w:t>
       </w:r>
     </w:p>
     <w:p>
       <w:pPr>
-        <w:framePr w:w="3585" w:hRule="auto" w:wrap="none" w:vAnchor="page" w:hAnchor="page" w:x="576" w:y="16071"/>
+        <w:framePr w:w="3572" w:hRule="auto" w:wrap="none" w:vAnchor="page" w:hAnchor="page" w:x="576" w:y="16071"/>
         <w:spacing w:before="0" w:after="0" w:line="150" w:lineRule="exact"/>
         <w:ind w:left="0" w:right="0" w:firstLine="0"/>
         <w:jc w:val="left"/>
@@ -8169,27 +5452,7 @@
     </w:p>
     <w:p>
       <w:pPr>
-        <w:framePr w:w="3585" w:hRule="auto" w:wrap="none" w:vAnchor="page" w:hAnchor="page" w:x="576" w:y="16086"/>
-        <w:spacing w:before="0" w:after="0" w:line="150" w:lineRule="exact"/>
-        <w:ind w:left="0" w:right="0" w:firstLine="0"/>
-        <w:jc w:val="left"/>
-      </w:pPr>
-      <w:r>
-        <w:rPr>
-          <w:rFonts w:ascii="Montserrat SemiBold" w:hAnsi="Montserrat SemiBold" w:cs="Montserrat SemiBold" w:eastAsia="Montserrat SemiBold"/>
-          <w:b w:val="0"/>
-          <w:i w:val="0"/>
-          <w:color w:val="000000"/>
-          <w:kern w:val="0"/>
-          <w:sz w:val="15"/>
-          <w:szCs w:val="15"/>
-        </w:rPr>
-        <w:t>Purely Plant DOOEL · Industriska ulica 9, br. 9,</w:t>
-      </w:r>
-    </w:p>
-    <w:p>
-      <w:pPr>
-        <w:framePr w:w="3585" w:hRule="auto" w:wrap="none" w:vAnchor="page" w:hAnchor="page" w:x="576" w:y="16071"/>
+        <w:framePr w:w="3572" w:hRule="auto" w:wrap="none" w:vAnchor="page" w:hAnchor="page" w:x="576" w:y="16071"/>
         <w:spacing w:before="0" w:after="0" w:line="150" w:lineRule="exact"/>
         <w:ind w:left="0" w:right="0" w:firstLine="0"/>
         <w:jc w:val="left"/>
@@ -8209,7 +5472,7 @@
     </w:p>
     <w:p>
       <w:pPr>
-        <w:framePr w:w="3878" w:hRule="auto" w:wrap="none" w:vAnchor="page" w:hAnchor="page" w:x="576" w:y="16251"/>
+        <w:framePr w:w="3851" w:hRule="auto" w:wrap="none" w:vAnchor="page" w:hAnchor="page" w:x="576" w:y="16251"/>
         <w:spacing w:before="0" w:after="0" w:line="150" w:lineRule="exact"/>
         <w:ind w:left="0" w:right="0" w:firstLine="0"/>
         <w:jc w:val="left"/>
@@ -8229,27 +5492,7 @@
     </w:p>
     <w:p>
       <w:pPr>
-        <w:framePr w:w="3878" w:hRule="auto" w:wrap="none" w:vAnchor="page" w:hAnchor="page" w:x="576" w:y="16266"/>
-        <w:spacing w:before="0" w:after="0" w:line="150" w:lineRule="exact"/>
-        <w:ind w:left="0" w:right="0" w:firstLine="0"/>
-        <w:jc w:val="left"/>
-      </w:pPr>
-      <w:r>
-        <w:rPr>
-          <w:rFonts w:ascii="Montserrat SemiBold" w:hAnsi="Montserrat SemiBold" w:cs="Montserrat SemiBold" w:eastAsia="Montserrat SemiBold"/>
-          <w:b w:val="0"/>
-          <w:i w:val="0"/>
-          <w:color w:val="000000"/>
-          <w:kern w:val="0"/>
-          <w:sz w:val="15"/>
-          <w:szCs w:val="15"/>
-        </w:rPr>
-        <w:t>s. Kojlija 1043 · Petrovec-Skopje, North Macedonia</w:t>
-      </w:r>
-    </w:p>
-    <w:p>
-      <w:pPr>
-        <w:framePr w:w="3878" w:hRule="auto" w:wrap="none" w:vAnchor="page" w:hAnchor="page" w:x="576" w:y="16251"/>
+        <w:framePr w:w="3851" w:hRule="auto" w:wrap="none" w:vAnchor="page" w:hAnchor="page" w:x="576" w:y="16251"/>
         <w:spacing w:before="0" w:after="0" w:line="150" w:lineRule="exact"/>
         <w:ind w:left="0" w:right="0" w:firstLine="0"/>
         <w:jc w:val="left"/>
@@ -8269,7 +5512,7 @@
     </w:p>
     <w:p>
       <w:pPr>
-        <w:framePr w:w="351" w:hRule="auto" w:wrap="none" w:vAnchor="page" w:hAnchor="page" w:x="5795" w:y="16116"/>
+        <w:framePr w:w="369" w:hRule="auto" w:wrap="none" w:vAnchor="page" w:hAnchor="page" w:x="5784" w:y="16116"/>
         <w:spacing w:before="0" w:after="0" w:line="180" w:lineRule="exact"/>
         <w:ind w:left="0" w:right="0" w:firstLine="0"/>
         <w:jc w:val="left"/>
@@ -8280,30 +5523,16 @@
           <w:b w:val="0"/>
           <w:i w:val="0"/>
           <w:color w:val="000000"/>
-          <w:spacing w:val="5"/>
           <w:kern w:val="0"/>
           <w:sz w:val="18"/>
           <w:szCs w:val="18"/>
         </w:rPr>
-        <w:t>1 |</w:t>
-      </w:r>
-      <w:r>
-        <w:rPr>
-          <w:rFonts w:ascii="Orbitron ExtraBold" w:hAnsi="Orbitron ExtraBold" w:cs="Orbitron ExtraBold" w:eastAsia="Orbitron ExtraBold"/>
-          <w:b w:val="0"/>
-          <w:i w:val="0"/>
-          <w:color w:val="000000"/>
-          <w:spacing w:val="4"/>
-          <w:kern w:val="0"/>
-          <w:sz w:val="18"/>
-          <w:szCs w:val="18"/>
-        </w:rPr>
-        <w:t xml:space="preserve"> 1</w:t>
+        <w:t>1 | 1</w:t>
       </w:r>
     </w:p>
     <w:p>
       <w:pPr>
-        <w:framePr w:w="3037" w:hRule="auto" w:wrap="none" w:vAnchor="page" w:hAnchor="page" w:x="1307" w:y="13659"/>
+        <w:framePr w:w="3050" w:hRule="auto" w:wrap="none" w:vAnchor="page" w:hAnchor="page" w:x="1304" w:y="13659"/>
         <w:spacing w:before="0" w:after="0" w:line="160" w:lineRule="exact"/>
         <w:ind w:left="0" w:right="0" w:firstLine="0"/>
         <w:jc w:val="left"/>
@@ -8314,7 +5543,6 @@
           <w:b w:val="0"/>
           <w:i w:val="0"/>
           <w:color w:val="1B3A5C"/>
-          <w:spacing w:val="16"/>
           <w:kern w:val="0"/>
           <w:sz w:val="16"/>
           <w:szCs w:val="16"/>
@@ -8324,7 +5552,67 @@
     </w:p>
     <w:p>
       <w:pPr>
-        <w:framePr w:w="1084" w:hRule="auto" w:wrap="none" w:vAnchor="page" w:hAnchor="page" w:x="1792" w:y="14583"/>
+        <w:framePr w:w="842" w:hRule="auto" w:wrap="none" w:vAnchor="page" w:hAnchor="page" w:x="1923" w:y="13852"/>
+        <w:spacing w:before="0" w:after="0" w:line="130" w:lineRule="exact"/>
+        <w:ind w:left="0" w:right="0" w:firstLine="0"/>
+        <w:jc w:val="left"/>
+      </w:pPr>
+      <w:r>
+        <w:rPr>
+          <w:rFonts w:ascii="Montserrat" w:hAnsi="Montserrat" w:cs="Montserrat" w:eastAsia="Montserrat"/>
+          <w:b/>
+          <w:i w:val="0"/>
+          <w:color w:val="4E5E74"/>
+          <w:kern w:val="0"/>
+          <w:sz w:val="13"/>
+          <w:szCs w:val="13"/>
+        </w:rPr>
+        <w:t>ИЗГОТВИЛ</w:t>
+      </w:r>
+    </w:p>
+    <w:p>
+      <w:pPr>
+        <w:framePr w:w="145" w:hRule="auto" w:wrap="none" w:vAnchor="page" w:hAnchor="page" w:x="2777" w:y="13852"/>
+        <w:spacing w:before="0" w:after="0" w:line="130" w:lineRule="exact"/>
+        <w:ind w:left="0" w:right="0" w:firstLine="0"/>
+        <w:jc w:val="left"/>
+      </w:pPr>
+      <w:r>
+        <w:rPr>
+          <w:rFonts w:ascii="Montserrat" w:hAnsi="Montserrat" w:cs="Montserrat" w:eastAsia="Montserrat"/>
+          <w:b/>
+          <w:i w:val="0"/>
+          <w:color w:val="4E5E74"/>
+          <w:kern w:val="0"/>
+          <w:sz w:val="13"/>
+          <w:szCs w:val="13"/>
+        </w:rPr>
+        <w:t>И</w:t>
+      </w:r>
+    </w:p>
+    <w:p>
+      <w:pPr>
+        <w:framePr w:w="811" w:hRule="auto" w:wrap="none" w:vAnchor="page" w:hAnchor="page" w:x="2930" w:y="13852"/>
+        <w:spacing w:before="0" w:after="0" w:line="130" w:lineRule="exact"/>
+        <w:ind w:left="0" w:right="0" w:firstLine="0"/>
+        <w:jc w:val="left"/>
+      </w:pPr>
+      <w:r>
+        <w:rPr>
+          <w:rFonts w:ascii="Montserrat" w:hAnsi="Montserrat" w:cs="Montserrat" w:eastAsia="Montserrat"/>
+          <w:b/>
+          <w:i w:val="0"/>
+          <w:color w:val="4E5E74"/>
+          <w:kern w:val="0"/>
+          <w:sz w:val="13"/>
+          <w:szCs w:val="13"/>
+        </w:rPr>
+        <w:t>ОДОБРИЛ</w:t>
+      </w:r>
+    </w:p>
+    <w:p>
+      <w:pPr>
+        <w:framePr w:w="1100" w:hRule="auto" w:wrap="none" w:vAnchor="page" w:hAnchor="page" w:x="1738" w:y="14583"/>
         <w:spacing w:before="0" w:after="0" w:line="130" w:lineRule="exact"/>
         <w:ind w:left="0" w:right="0" w:firstLine="0"/>
         <w:jc w:val="left"/>
@@ -8335,7 +5623,6 @@
           <w:b w:val="0"/>
           <w:i w:val="0"/>
           <w:color w:val="1B3A5C"/>
-          <w:spacing w:val="-2"/>
           <w:kern w:val="0"/>
           <w:sz w:val="13"/>
           <w:szCs w:val="13"/>
@@ -8345,7 +5632,7 @@
     </w:p>
     <w:p>
       <w:pPr>
-        <w:framePr w:w="100" w:hRule="auto" w:wrap="none" w:vAnchor="page" w:hAnchor="page" w:x="2836" w:y="14594"/>
+        <w:framePr w:w="106" w:hRule="auto" w:wrap="none" w:vAnchor="page" w:hAnchor="page" w:x="2803" w:y="14594"/>
         <w:spacing w:before="0" w:after="0" w:line="110" w:lineRule="exact"/>
         <w:ind w:left="0" w:right="0" w:firstLine="0"/>
         <w:jc w:val="left"/>
@@ -8356,7 +5643,6 @@
           <w:b/>
           <w:i w:val="0"/>
           <w:color w:val="3B6BA5"/>
-          <w:spacing w:val="3"/>
           <w:kern w:val="0"/>
           <w:sz w:val="11"/>
           <w:szCs w:val="11"/>
@@ -8366,7 +5652,67 @@
     </w:p>
     <w:p>
       <w:pPr>
-        <w:framePr w:w="1465" w:hRule="auto" w:wrap="none" w:vAnchor="page" w:hAnchor="page" w:x="2102" w:y="14862"/>
+        <w:framePr w:w="655" w:hRule="auto" w:wrap="none" w:vAnchor="page" w:hAnchor="page" w:x="2866" w:y="14610"/>
+        <w:spacing w:before="0" w:after="0" w:line="110" w:lineRule="exact"/>
+        <w:ind w:left="0" w:right="0" w:firstLine="0"/>
+        <w:jc w:val="left"/>
+      </w:pPr>
+      <w:r>
+        <w:rPr>
+          <w:rFonts w:ascii="Montserrat" w:hAnsi="Montserrat" w:cs="Montserrat" w:eastAsia="Montserrat"/>
+          <w:b/>
+          <w:i w:val="0"/>
+          <w:color w:val="4E5E74"/>
+          <w:kern w:val="0"/>
+          <w:sz w:val="11"/>
+          <w:szCs w:val="11"/>
+        </w:rPr>
+        <w:t>МЕНАЏЕР</w:t>
+      </w:r>
+    </w:p>
+    <w:p>
+      <w:pPr>
+        <w:framePr w:w="206" w:hRule="auto" w:wrap="none" w:vAnchor="page" w:hAnchor="page" w:x="3508" w:y="14610"/>
+        <w:spacing w:before="0" w:after="0" w:line="110" w:lineRule="exact"/>
+        <w:ind w:left="0" w:right="0" w:firstLine="0"/>
+        <w:jc w:val="left"/>
+      </w:pPr>
+      <w:r>
+        <w:rPr>
+          <w:rFonts w:ascii="Montserrat" w:hAnsi="Montserrat" w:cs="Montserrat" w:eastAsia="Montserrat"/>
+          <w:b/>
+          <w:i w:val="0"/>
+          <w:color w:val="4E5E74"/>
+          <w:kern w:val="0"/>
+          <w:sz w:val="11"/>
+          <w:szCs w:val="11"/>
+        </w:rPr>
+        <w:t>ЗА</w:t>
+      </w:r>
+    </w:p>
+    <w:p>
+      <w:pPr>
+        <w:framePr w:w="214" w:hRule="auto" w:wrap="none" w:vAnchor="page" w:hAnchor="page" w:x="3708" w:y="14610"/>
+        <w:spacing w:before="0" w:after="0" w:line="110" w:lineRule="exact"/>
+        <w:ind w:left="0" w:right="0" w:firstLine="0"/>
+        <w:jc w:val="left"/>
+      </w:pPr>
+      <w:r>
+        <w:rPr>
+          <w:rFonts w:ascii="Montserrat" w:hAnsi="Montserrat" w:cs="Montserrat" w:eastAsia="Montserrat"/>
+          <w:b/>
+          <w:i w:val="0"/>
+          <w:color w:val="4E5E74"/>
+          <w:kern w:val="0"/>
+          <w:sz w:val="11"/>
+          <w:szCs w:val="11"/>
+        </w:rPr>
+        <w:t>КК</w:t>
+      </w:r>
+    </w:p>
+    <w:p>
+      <w:pPr>
+        <w:framePr w:w="1562" w:hRule="auto" w:wrap="none" w:vAnchor="page" w:hAnchor="page" w:x="2049" w:y="14862"/>
         <w:spacing w:before="0" w:after="0" w:line="190" w:lineRule="exact"/>
         <w:ind w:left="0" w:right="0" w:firstLine="0"/>
         <w:jc w:val="left"/>
@@ -8377,30 +5723,16 @@
           <w:b/>
           <w:i w:val="0"/>
           <w:color w:val="1B3A5C"/>
-          <w:spacing w:val="-1"/>
           <w:kern w:val="0"/>
           <w:sz w:val="19"/>
           <w:szCs w:val="19"/>
         </w:rPr>
-        <w:t xml:space="preserve">Blagoj </w:t>
-      </w:r>
-      <w:r>
-        <w:rPr>
-          <w:rFonts w:ascii="Montserrat" w:hAnsi="Montserrat" w:cs="Montserrat" w:eastAsia="Montserrat"/>
-          <w:b/>
-          <w:i w:val="0"/>
-          <w:color w:val="1B3A5C"/>
-          <w:spacing w:val="-2"/>
-          <w:kern w:val="0"/>
-          <w:sz w:val="19"/>
-          <w:szCs w:val="19"/>
-        </w:rPr>
-        <w:t>Nikolov</w:t>
+        <w:t>Blagoj Nikolov</w:t>
       </w:r>
     </w:p>
     <w:p>
       <w:pPr>
-        <w:framePr w:w="2986" w:hRule="auto" w:wrap="none" w:vAnchor="page" w:hAnchor="page" w:x="1339" w:y="15082"/>
+        <w:framePr w:w="3169" w:hRule="auto" w:wrap="none" w:vAnchor="page" w:hAnchor="page" w:x="1245" w:y="15082"/>
         <w:spacing w:before="0" w:after="0" w:line="130" w:lineRule="exact"/>
         <w:ind w:left="0" w:right="0" w:firstLine="0"/>
         <w:jc w:val="left"/>
@@ -8411,30 +5743,16 @@
           <w:b w:val="0"/>
           <w:i/>
           <w:color w:val="3D5876"/>
-          <w:spacing w:val="4"/>
           <w:kern w:val="0"/>
           <w:sz w:val="13"/>
           <w:szCs w:val="13"/>
         </w:rPr>
-        <w:t>M.Phar</w:t>
-      </w:r>
-      <w:r>
-        <w:rPr>
-          <w:rFonts w:ascii="Montserrat SemiBold" w:hAnsi="Montserrat SemiBold" w:cs="Montserrat SemiBold" w:eastAsia="Montserrat SemiBold"/>
-          <w:b w:val="0"/>
-          <w:i/>
-          <w:color w:val="3D5876"/>
-          <w:spacing w:val="3"/>
-          <w:kern w:val="0"/>
-          <w:sz w:val="13"/>
-          <w:szCs w:val="13"/>
-        </w:rPr>
-        <w:t>m · Drug Quality Control Specialist</w:t>
+        <w:t>M.Pharm · Drug Quality Control Specialist</w:t>
       </w:r>
     </w:p>
     <w:p>
       <w:pPr>
-        <w:framePr w:w="1005" w:hRule="auto" w:wrap="none" w:vAnchor="page" w:hAnchor="page" w:x="1732" w:y="15307"/>
+        <w:framePr w:w="1033" w:hRule="auto" w:wrap="none" w:vAnchor="page" w:hAnchor="page" w:x="1712" w:y="15307"/>
         <w:spacing w:before="0" w:after="0" w:line="130" w:lineRule="exact"/>
         <w:ind w:left="0" w:right="0" w:firstLine="0"/>
         <w:jc w:val="left"/>
@@ -8445,30 +5763,16 @@
           <w:b w:val="0"/>
           <w:i w:val="0"/>
           <w:color w:val="8C9BB0"/>
-          <w:spacing w:val="-1"/>
           <w:kern w:val="0"/>
           <w:sz w:val="13"/>
           <w:szCs w:val="13"/>
         </w:rPr>
-        <w:t>DAT</w:t>
-      </w:r>
-      <w:r>
-        <w:rPr>
-          <w:rFonts w:ascii="Montserrat SemiBold" w:hAnsi="Montserrat SemiBold" w:cs="Montserrat SemiBold" w:eastAsia="Montserrat SemiBold"/>
-          <w:b w:val="0"/>
-          <w:i w:val="0"/>
-          <w:color w:val="8C9BB0"/>
-          <w:spacing w:val="-2"/>
-          <w:kern w:val="0"/>
-          <w:sz w:val="13"/>
-          <w:szCs w:val="13"/>
-        </w:rPr>
-        <w:t>E · ДАТУМ</w:t>
+        <w:t>DATE · ДАТУМ</w:t>
       </w:r>
     </w:p>
     <w:p>
       <w:pPr>
-        <w:framePr w:w="940" w:hRule="auto" w:wrap="none" w:vAnchor="page" w:hAnchor="page" w:x="2787" w:y="15270"/>
+        <w:framePr w:w="940" w:hRule="auto" w:wrap="none" w:vAnchor="page" w:hAnchor="page" w:x="2807" w:y="15270"/>
         <w:spacing w:before="0" w:after="0" w:line="150" w:lineRule="exact"/>
         <w:ind w:left="0" w:right="0" w:firstLine="0"/>
         <w:jc w:val="left"/>
@@ -8488,7 +5792,7 @@
     </w:p>
     <w:p>
       <w:pPr>
-        <w:framePr w:w="1528" w:hRule="auto" w:wrap="none" w:vAnchor="page" w:hAnchor="page" w:x="8338" w:y="13659"/>
+        <w:framePr w:w="1532" w:hRule="auto" w:wrap="none" w:vAnchor="page" w:hAnchor="page" w:x="8340" w:y="13659"/>
         <w:spacing w:before="0" w:after="0" w:line="160" w:lineRule="exact"/>
         <w:ind w:left="0" w:right="0" w:firstLine="0"/>
         <w:jc w:val="left"/>
@@ -8499,41 +5803,46 @@
           <w:b w:val="0"/>
           <w:i w:val="0"/>
           <w:color w:val="1B3A5C"/>
-          <w:spacing w:val="16"/>
           <w:kern w:val="0"/>
           <w:sz w:val="16"/>
           <w:szCs w:val="16"/>
         </w:rPr>
-        <w:t xml:space="preserve">REVIEWED </w:t>
+        <w:t>REVIEWED BY</w:t>
       </w:r>
+    </w:p>
+    <w:p>
+      <w:pPr>
+        <w:framePr w:w="934" w:hRule="auto" w:wrap="none" w:vAnchor="page" w:hAnchor="page" w:x="8642" w:y="13852"/>
+        <w:spacing w:before="0" w:after="0" w:line="130" w:lineRule="exact"/>
+        <w:ind w:left="0" w:right="0" w:firstLine="0"/>
+        <w:jc w:val="left"/>
+      </w:pPr>
+      <w:r>
+        <w:rPr>
+          <w:rFonts w:ascii="Montserrat" w:hAnsi="Montserrat" w:cs="Montserrat" w:eastAsia="Montserrat"/>
+          <w:b/>
+          <w:i w:val="0"/>
+          <w:color w:val="4E5E74"/>
+          <w:kern w:val="0"/>
+          <w:sz w:val="13"/>
+          <w:szCs w:val="13"/>
+        </w:rPr>
+        <w:t>ПРЕГЛЕДАЛ</w:t>
+      </w:r>
+    </w:p>
+    <w:p>
+      <w:pPr>
+        <w:framePr w:w="1100" w:hRule="auto" w:wrap="none" w:vAnchor="page" w:hAnchor="page" w:x="8015" w:y="14583"/>
+        <w:spacing w:before="0" w:after="0" w:line="130" w:lineRule="exact"/>
+        <w:ind w:left="0" w:right="0" w:firstLine="0"/>
+        <w:jc w:val="left"/>
+      </w:pPr>
       <w:r>
         <w:rPr>
           <w:rFonts w:ascii="Orbitron ExtraBold" w:hAnsi="Orbitron ExtraBold" w:cs="Orbitron ExtraBold" w:eastAsia="Orbitron ExtraBold"/>
           <w:b w:val="0"/>
           <w:i w:val="0"/>
           <w:color w:val="1B3A5C"/>
-          <w:spacing w:val="15"/>
-          <w:kern w:val="0"/>
-          <w:sz w:val="16"/>
-          <w:szCs w:val="16"/>
-        </w:rPr>
-        <w:t>BY</w:t>
-      </w:r>
-    </w:p>
-    <w:p>
-      <w:pPr>
-        <w:framePr w:w="1086" w:hRule="auto" w:wrap="none" w:vAnchor="page" w:hAnchor="page" w:x="8058" w:y="14583"/>
-        <w:spacing w:before="0" w:after="0" w:line="130" w:lineRule="exact"/>
-        <w:ind w:left="0" w:right="0" w:firstLine="0"/>
-        <w:jc w:val="left"/>
-      </w:pPr>
-      <w:r>
-        <w:rPr>
-          <w:rFonts w:ascii="Orbitron ExtraBold" w:hAnsi="Orbitron ExtraBold" w:cs="Orbitron ExtraBold" w:eastAsia="Orbitron ExtraBold"/>
-          <w:b w:val="0"/>
-          <w:i w:val="0"/>
-          <w:color w:val="1B3A5C"/>
-          <w:spacing w:val="-2"/>
           <w:kern w:val="0"/>
           <w:sz w:val="13"/>
           <w:szCs w:val="13"/>
@@ -8543,7 +5852,7 @@
     </w:p>
     <w:p>
       <w:pPr>
-        <w:framePr w:w="100" w:hRule="auto" w:wrap="none" w:vAnchor="page" w:hAnchor="page" w:x="9104" w:y="14594"/>
+        <w:framePr w:w="106" w:hRule="auto" w:wrap="none" w:vAnchor="page" w:hAnchor="page" w:x="9080" w:y="14594"/>
         <w:spacing w:before="0" w:after="0" w:line="110" w:lineRule="exact"/>
         <w:ind w:left="0" w:right="0" w:firstLine="0"/>
         <w:jc w:val="left"/>
@@ -8554,7 +5863,6 @@
           <w:b/>
           <w:i w:val="0"/>
           <w:color w:val="3B6BA5"/>
-          <w:spacing w:val="3"/>
           <w:kern w:val="0"/>
           <w:sz w:val="11"/>
           <w:szCs w:val="11"/>
@@ -8564,7 +5872,67 @@
     </w:p>
     <w:p>
       <w:pPr>
-        <w:framePr w:w="2954" w:hRule="auto" w:wrap="none" w:vAnchor="page" w:hAnchor="page" w:x="7634" w:y="14862"/>
+        <w:framePr w:w="655" w:hRule="auto" w:wrap="none" w:vAnchor="page" w:hAnchor="page" w:x="9143" w:y="14610"/>
+        <w:spacing w:before="0" w:after="0" w:line="110" w:lineRule="exact"/>
+        <w:ind w:left="0" w:right="0" w:firstLine="0"/>
+        <w:jc w:val="left"/>
+      </w:pPr>
+      <w:r>
+        <w:rPr>
+          <w:rFonts w:ascii="Montserrat" w:hAnsi="Montserrat" w:cs="Montserrat" w:eastAsia="Montserrat"/>
+          <w:b/>
+          <w:i w:val="0"/>
+          <w:color w:val="4E5E74"/>
+          <w:kern w:val="0"/>
+          <w:sz w:val="11"/>
+          <w:szCs w:val="11"/>
+        </w:rPr>
+        <w:t>МЕНАЏЕР</w:t>
+      </w:r>
+    </w:p>
+    <w:p>
+      <w:pPr>
+        <w:framePr w:w="206" w:hRule="auto" w:wrap="none" w:vAnchor="page" w:hAnchor="page" w:x="9785" w:y="14610"/>
+        <w:spacing w:before="0" w:after="0" w:line="110" w:lineRule="exact"/>
+        <w:ind w:left="0" w:right="0" w:firstLine="0"/>
+        <w:jc w:val="left"/>
+      </w:pPr>
+      <w:r>
+        <w:rPr>
+          <w:rFonts w:ascii="Montserrat" w:hAnsi="Montserrat" w:cs="Montserrat" w:eastAsia="Montserrat"/>
+          <w:b/>
+          <w:i w:val="0"/>
+          <w:color w:val="4E5E74"/>
+          <w:kern w:val="0"/>
+          <w:sz w:val="11"/>
+          <w:szCs w:val="11"/>
+        </w:rPr>
+        <w:t>ЗА</w:t>
+      </w:r>
+    </w:p>
+    <w:p>
+      <w:pPr>
+        <w:framePr w:w="214" w:hRule="auto" w:wrap="none" w:vAnchor="page" w:hAnchor="page" w:x="9985" w:y="14610"/>
+        <w:spacing w:before="0" w:after="0" w:line="110" w:lineRule="exact"/>
+        <w:ind w:left="0" w:right="0" w:firstLine="0"/>
+        <w:jc w:val="left"/>
+      </w:pPr>
+      <w:r>
+        <w:rPr>
+          <w:rFonts w:ascii="Montserrat" w:hAnsi="Montserrat" w:cs="Montserrat" w:eastAsia="Montserrat"/>
+          <w:b/>
+          <w:i w:val="0"/>
+          <w:color w:val="4E5E74"/>
+          <w:kern w:val="0"/>
+          <w:sz w:val="11"/>
+          <w:szCs w:val="11"/>
+        </w:rPr>
+        <w:t>ОК</w:t>
+      </w:r>
+    </w:p>
+    <w:p>
+      <w:pPr>
+        <w:framePr w:w="3141" w:hRule="auto" w:wrap="none" w:vAnchor="page" w:hAnchor="page" w:x="7539" w:y="14862"/>
         <w:spacing w:before="0" w:after="0" w:line="190" w:lineRule="exact"/>
         <w:ind w:left="0" w:right="0" w:firstLine="0"/>
         <w:jc w:val="left"/>
@@ -8575,30 +5943,16 @@
           <w:b/>
           <w:i w:val="0"/>
           <w:color w:val="1B3A5C"/>
-          <w:spacing w:val="-1"/>
           <w:kern w:val="0"/>
           <w:sz w:val="19"/>
           <w:szCs w:val="19"/>
         </w:rPr>
-        <w:t>Jovana Rome</w:t>
-      </w:r>
-      <w:r>
-        <w:rPr>
-          <w:rFonts w:ascii="Montserrat" w:hAnsi="Montserrat" w:cs="Montserrat" w:eastAsia="Montserrat"/>
-          <w:b/>
-          <w:i w:val="0"/>
-          <w:color w:val="1B3A5C"/>
-          <w:spacing w:val="-2"/>
-          <w:kern w:val="0"/>
-          <w:sz w:val="19"/>
-          <w:szCs w:val="19"/>
-        </w:rPr>
-        <w:t>vska Cvetkovski</w:t>
+        <w:t>Jovana Romevska Cvetkovski</w:t>
       </w:r>
     </w:p>
     <w:p>
       <w:pPr>
-        <w:framePr w:w="1383" w:hRule="auto" w:wrap="none" w:vAnchor="page" w:hAnchor="page" w:x="8418" w:y="15082"/>
+        <w:framePr w:w="1471" w:hRule="auto" w:wrap="none" w:vAnchor="page" w:hAnchor="page" w:x="8371" w:y="15082"/>
         <w:spacing w:before="0" w:after="0" w:line="130" w:lineRule="exact"/>
         <w:ind w:left="0" w:right="0" w:firstLine="0"/>
         <w:jc w:val="left"/>
@@ -8609,30 +5963,16 @@
           <w:b w:val="0"/>
           <w:i/>
           <w:color w:val="3D5876"/>
-          <w:spacing w:val="3"/>
           <w:kern w:val="0"/>
           <w:sz w:val="13"/>
           <w:szCs w:val="13"/>
         </w:rPr>
-        <w:t>Master Pharmaci</w:t>
-      </w:r>
-      <w:r>
-        <w:rPr>
-          <w:rFonts w:ascii="Montserrat SemiBold" w:hAnsi="Montserrat SemiBold" w:cs="Montserrat SemiBold" w:eastAsia="Montserrat SemiBold"/>
-          <w:b w:val="0"/>
-          <w:i/>
-          <w:color w:val="3D5876"/>
-          <w:spacing w:val="2"/>
-          <w:kern w:val="0"/>
-          <w:sz w:val="13"/>
-          <w:szCs w:val="13"/>
-        </w:rPr>
-        <w:t>st</w:t>
+        <w:t>Master Pharmacist</w:t>
       </w:r>
     </w:p>
     <w:p>
       <w:pPr>
-        <w:framePr w:w="1005" w:hRule="auto" w:wrap="none" w:vAnchor="page" w:hAnchor="page" w:x="8009" w:y="15307"/>
+        <w:framePr w:w="1033" w:hRule="auto" w:wrap="none" w:vAnchor="page" w:hAnchor="page" w:x="7989" w:y="15307"/>
         <w:spacing w:before="0" w:after="0" w:line="130" w:lineRule="exact"/>
         <w:ind w:left="0" w:right="0" w:firstLine="0"/>
         <w:jc w:val="left"/>
@@ -8643,30 +5983,16 @@
           <w:b w:val="0"/>
           <w:i w:val="0"/>
           <w:color w:val="8C9BB0"/>
-          <w:spacing w:val="-1"/>
           <w:kern w:val="0"/>
           <w:sz w:val="13"/>
           <w:szCs w:val="13"/>
         </w:rPr>
-        <w:t>DAT</w:t>
-      </w:r>
-      <w:r>
-        <w:rPr>
-          <w:rFonts w:ascii="Montserrat SemiBold" w:hAnsi="Montserrat SemiBold" w:cs="Montserrat SemiBold" w:eastAsia="Montserrat SemiBold"/>
-          <w:b w:val="0"/>
-          <w:i w:val="0"/>
-          <w:color w:val="8C9BB0"/>
-          <w:spacing w:val="-2"/>
-          <w:kern w:val="0"/>
-          <w:sz w:val="13"/>
-          <w:szCs w:val="13"/>
-        </w:rPr>
-        <w:t>E · ДАТУМ</w:t>
+        <w:t>DATE · ДАТУМ</w:t>
       </w:r>
     </w:p>
     <w:p>
       <w:pPr>
-        <w:framePr w:w="940" w:hRule="auto" w:wrap="none" w:vAnchor="page" w:hAnchor="page" w:x="9064" w:y="15270"/>
+        <w:framePr w:w="940" w:hRule="auto" w:wrap="none" w:vAnchor="page" w:hAnchor="page" w:x="9084" w:y="15270"/>
         <w:spacing w:before="0" w:after="0" w:line="150" w:lineRule="exact"/>
         <w:ind w:left="0" w:right="0" w:firstLine="0"/>
         <w:jc w:val="left"/>
